--- a/Documents/_Fall Docs/Team 4 - Software Quality Plan Template.docx
+++ b/Documents/_Fall Docs/Team 4 - Software Quality Plan Template.docx
@@ -63,596 +63,275 @@
         <w:t>Project Description</w:t>
       </w:r>
     </w:p>
-    <w:tbl>
-      <w:tblPr>
-        <w:tblStyle w:val="TipTable"/>
-        <w:tblW w:w="5000" w:type="pct"/>
-        <w:tblLook w:val="04A0" w:firstRow="1" w:lastRow="0" w:firstColumn="1" w:lastColumn="0" w:noHBand="0" w:noVBand="1"/>
-        <w:tblDescription w:val="Layout table"/>
-      </w:tblPr>
-      <w:tblGrid>
-        <w:gridCol w:w="577"/>
-        <w:gridCol w:w="8783"/>
-      </w:tblGrid>
-      <w:tr>
-        <w:tc>
-          <w:tcPr>
-            <w:cnfStyle w:val="001000000000" w:firstRow="0" w:lastRow="0" w:firstColumn="1" w:lastColumn="0" w:oddVBand="0" w:evenVBand="0" w:oddHBand="0" w:evenHBand="0" w:firstRowFirstColumn="0" w:firstRowLastColumn="0" w:lastRowFirstColumn="0" w:lastRowLastColumn="0"/>
-            <w:tcW w:w="308" w:type="pct"/>
-          </w:tcPr>
-          <w:p>
-            <w:r>
-              <w:rPr>
-                <w:noProof/>
-                <w:lang w:eastAsia="en-US"/>
-              </w:rPr>
-              <mc:AlternateContent>
-                <mc:Choice Requires="wpg">
-                  <w:drawing>
-                    <wp:inline distT="0" distB="0" distL="0" distR="0" wp14:anchorId="61C0031B" wp14:editId="1E441F6B">
-                      <wp:extent cx="141605" cy="141605"/>
-                      <wp:effectExtent l="0" t="0" r="0" b="0"/>
-                      <wp:docPr id="1" name="Group 5" descr="Tip icon"/>
-                      <wp:cNvGraphicFramePr/>
-                      <a:graphic xmlns:a="http://schemas.openxmlformats.org/drawingml/2006/main">
-                        <a:graphicData uri="http://schemas.microsoft.com/office/word/2010/wordprocessingGroup">
-                          <wpg:wgp>
-                            <wpg:cNvGrpSpPr/>
-                            <wpg:grpSpPr>
-                              <a:xfrm>
-                                <a:off x="0" y="0"/>
-                                <a:ext cx="141605" cy="141605"/>
-                                <a:chOff x="0" y="0"/>
-                                <a:chExt cx="141605" cy="141605"/>
-                              </a:xfrm>
-                            </wpg:grpSpPr>
-                            <wps:wsp>
-                              <wps:cNvPr id="2" name="Rectangle 2" descr="Blue rectangle"/>
-                              <wps:cNvSpPr>
-                                <a:spLocks noChangeArrowheads="1"/>
-                              </wps:cNvSpPr>
-                              <wps:spPr bwMode="auto">
-                                <a:xfrm>
-                                  <a:off x="0" y="0"/>
-                                  <a:ext cx="141605" cy="141605"/>
-                                </a:xfrm>
-                                <a:prstGeom prst="rect">
-                                  <a:avLst/>
-                                </a:prstGeom>
-                                <a:solidFill>
-                                  <a:schemeClr val="accent1">
-                                    <a:lumMod val="75000"/>
-                                  </a:schemeClr>
-                                </a:solidFill>
-                                <a:ln w="0">
-                                  <a:noFill/>
-                                  <a:prstDash val="solid"/>
-                                  <a:miter lim="800000"/>
-                                  <a:headEnd/>
-                                  <a:tailEnd/>
-                                </a:ln>
-                              </wps:spPr>
-                              <wps:bodyPr rot="0" vert="horz" wrap="square" lIns="91440" tIns="45720" rIns="91440" bIns="45720" anchor="t" anchorCtr="0" upright="1">
-                                <a:noAutofit/>
-                              </wps:bodyPr>
-                            </wps:wsp>
-                            <wps:wsp>
-                              <wps:cNvPr id="3" name="Freeform 61" descr="Information icon"/>
-                              <wps:cNvSpPr>
-                                <a:spLocks noEditPoints="1"/>
-                              </wps:cNvSpPr>
-                              <wps:spPr bwMode="auto">
-                                <a:xfrm>
-                                  <a:off x="58420" y="22225"/>
-                                  <a:ext cx="24765" cy="97155"/>
-                                </a:xfrm>
-                                <a:custGeom>
-                                  <a:avLst/>
-                                  <a:gdLst>
-                                    <a:gd name="T0" fmla="*/ 30 w 541"/>
-                                    <a:gd name="T1" fmla="*/ 791 h 2151"/>
-                                    <a:gd name="T2" fmla="*/ 511 w 541"/>
-                                    <a:gd name="T3" fmla="*/ 791 h 2151"/>
-                                    <a:gd name="T4" fmla="*/ 511 w 541"/>
-                                    <a:gd name="T5" fmla="*/ 2151 h 2151"/>
-                                    <a:gd name="T6" fmla="*/ 30 w 541"/>
-                                    <a:gd name="T7" fmla="*/ 2151 h 2151"/>
-                                    <a:gd name="T8" fmla="*/ 30 w 541"/>
-                                    <a:gd name="T9" fmla="*/ 791 h 2151"/>
-                                    <a:gd name="T10" fmla="*/ 271 w 541"/>
-                                    <a:gd name="T11" fmla="*/ 0 h 2151"/>
-                                    <a:gd name="T12" fmla="*/ 311 w 541"/>
-                                    <a:gd name="T13" fmla="*/ 3 h 2151"/>
-                                    <a:gd name="T14" fmla="*/ 349 w 541"/>
-                                    <a:gd name="T15" fmla="*/ 11 h 2151"/>
-                                    <a:gd name="T16" fmla="*/ 384 w 541"/>
-                                    <a:gd name="T17" fmla="*/ 26 h 2151"/>
-                                    <a:gd name="T18" fmla="*/ 418 w 541"/>
-                                    <a:gd name="T19" fmla="*/ 44 h 2151"/>
-                                    <a:gd name="T20" fmla="*/ 447 w 541"/>
-                                    <a:gd name="T21" fmla="*/ 66 h 2151"/>
-                                    <a:gd name="T22" fmla="*/ 475 w 541"/>
-                                    <a:gd name="T23" fmla="*/ 93 h 2151"/>
-                                    <a:gd name="T24" fmla="*/ 497 w 541"/>
-                                    <a:gd name="T25" fmla="*/ 123 h 2151"/>
-                                    <a:gd name="T26" fmla="*/ 516 w 541"/>
-                                    <a:gd name="T27" fmla="*/ 157 h 2151"/>
-                                    <a:gd name="T28" fmla="*/ 530 w 541"/>
-                                    <a:gd name="T29" fmla="*/ 193 h 2151"/>
-                                    <a:gd name="T30" fmla="*/ 538 w 541"/>
-                                    <a:gd name="T31" fmla="*/ 230 h 2151"/>
-                                    <a:gd name="T32" fmla="*/ 541 w 541"/>
-                                    <a:gd name="T33" fmla="*/ 270 h 2151"/>
-                                    <a:gd name="T34" fmla="*/ 538 w 541"/>
-                                    <a:gd name="T35" fmla="*/ 310 h 2151"/>
-                                    <a:gd name="T36" fmla="*/ 530 w 541"/>
-                                    <a:gd name="T37" fmla="*/ 347 h 2151"/>
-                                    <a:gd name="T38" fmla="*/ 516 w 541"/>
-                                    <a:gd name="T39" fmla="*/ 384 h 2151"/>
-                                    <a:gd name="T40" fmla="*/ 497 w 541"/>
-                                    <a:gd name="T41" fmla="*/ 417 h 2151"/>
-                                    <a:gd name="T42" fmla="*/ 475 w 541"/>
-                                    <a:gd name="T43" fmla="*/ 447 h 2151"/>
-                                    <a:gd name="T44" fmla="*/ 447 w 541"/>
-                                    <a:gd name="T45" fmla="*/ 474 h 2151"/>
-                                    <a:gd name="T46" fmla="*/ 418 w 541"/>
-                                    <a:gd name="T47" fmla="*/ 496 h 2151"/>
-                                    <a:gd name="T48" fmla="*/ 384 w 541"/>
-                                    <a:gd name="T49" fmla="*/ 515 h 2151"/>
-                                    <a:gd name="T50" fmla="*/ 349 w 541"/>
-                                    <a:gd name="T51" fmla="*/ 529 h 2151"/>
-                                    <a:gd name="T52" fmla="*/ 311 w 541"/>
-                                    <a:gd name="T53" fmla="*/ 538 h 2151"/>
-                                    <a:gd name="T54" fmla="*/ 271 w 541"/>
-                                    <a:gd name="T55" fmla="*/ 540 h 2151"/>
-                                    <a:gd name="T56" fmla="*/ 231 w 541"/>
-                                    <a:gd name="T57" fmla="*/ 538 h 2151"/>
-                                    <a:gd name="T58" fmla="*/ 193 w 541"/>
-                                    <a:gd name="T59" fmla="*/ 529 h 2151"/>
-                                    <a:gd name="T60" fmla="*/ 157 w 541"/>
-                                    <a:gd name="T61" fmla="*/ 515 h 2151"/>
-                                    <a:gd name="T62" fmla="*/ 125 w 541"/>
-                                    <a:gd name="T63" fmla="*/ 496 h 2151"/>
-                                    <a:gd name="T64" fmla="*/ 94 w 541"/>
-                                    <a:gd name="T65" fmla="*/ 474 h 2151"/>
-                                    <a:gd name="T66" fmla="*/ 68 w 541"/>
-                                    <a:gd name="T67" fmla="*/ 447 h 2151"/>
-                                    <a:gd name="T68" fmla="*/ 44 w 541"/>
-                                    <a:gd name="T69" fmla="*/ 417 h 2151"/>
-                                    <a:gd name="T70" fmla="*/ 26 w 541"/>
-                                    <a:gd name="T71" fmla="*/ 384 h 2151"/>
-                                    <a:gd name="T72" fmla="*/ 13 w 541"/>
-                                    <a:gd name="T73" fmla="*/ 347 h 2151"/>
-                                    <a:gd name="T74" fmla="*/ 3 w 541"/>
-                                    <a:gd name="T75" fmla="*/ 310 h 2151"/>
-                                    <a:gd name="T76" fmla="*/ 0 w 541"/>
-                                    <a:gd name="T77" fmla="*/ 270 h 2151"/>
-                                    <a:gd name="T78" fmla="*/ 3 w 541"/>
-                                    <a:gd name="T79" fmla="*/ 230 h 2151"/>
-                                    <a:gd name="T80" fmla="*/ 13 w 541"/>
-                                    <a:gd name="T81" fmla="*/ 193 h 2151"/>
-                                    <a:gd name="T82" fmla="*/ 26 w 541"/>
-                                    <a:gd name="T83" fmla="*/ 157 h 2151"/>
-                                    <a:gd name="T84" fmla="*/ 44 w 541"/>
-                                    <a:gd name="T85" fmla="*/ 123 h 2151"/>
-                                    <a:gd name="T86" fmla="*/ 68 w 541"/>
-                                    <a:gd name="T87" fmla="*/ 93 h 2151"/>
-                                    <a:gd name="T88" fmla="*/ 94 w 541"/>
-                                    <a:gd name="T89" fmla="*/ 66 h 2151"/>
-                                    <a:gd name="T90" fmla="*/ 125 w 541"/>
-                                    <a:gd name="T91" fmla="*/ 44 h 2151"/>
-                                    <a:gd name="T92" fmla="*/ 157 w 541"/>
-                                    <a:gd name="T93" fmla="*/ 26 h 2151"/>
-                                    <a:gd name="T94" fmla="*/ 193 w 541"/>
-                                    <a:gd name="T95" fmla="*/ 11 h 2151"/>
-                                    <a:gd name="T96" fmla="*/ 231 w 541"/>
-                                    <a:gd name="T97" fmla="*/ 3 h 2151"/>
-                                    <a:gd name="T98" fmla="*/ 271 w 541"/>
-                                    <a:gd name="T99" fmla="*/ 0 h 2151"/>
-                                  </a:gdLst>
-                                  <a:ahLst/>
-                                  <a:cxnLst>
-                                    <a:cxn ang="0">
-                                      <a:pos x="T0" y="T1"/>
-                                    </a:cxn>
-                                    <a:cxn ang="0">
-                                      <a:pos x="T2" y="T3"/>
-                                    </a:cxn>
-                                    <a:cxn ang="0">
-                                      <a:pos x="T4" y="T5"/>
-                                    </a:cxn>
-                                    <a:cxn ang="0">
-                                      <a:pos x="T6" y="T7"/>
-                                    </a:cxn>
-                                    <a:cxn ang="0">
-                                      <a:pos x="T8" y="T9"/>
-                                    </a:cxn>
-                                    <a:cxn ang="0">
-                                      <a:pos x="T10" y="T11"/>
-                                    </a:cxn>
-                                    <a:cxn ang="0">
-                                      <a:pos x="T12" y="T13"/>
-                                    </a:cxn>
-                                    <a:cxn ang="0">
-                                      <a:pos x="T14" y="T15"/>
-                                    </a:cxn>
-                                    <a:cxn ang="0">
-                                      <a:pos x="T16" y="T17"/>
-                                    </a:cxn>
-                                    <a:cxn ang="0">
-                                      <a:pos x="T18" y="T19"/>
-                                    </a:cxn>
-                                    <a:cxn ang="0">
-                                      <a:pos x="T20" y="T21"/>
-                                    </a:cxn>
-                                    <a:cxn ang="0">
-                                      <a:pos x="T22" y="T23"/>
-                                    </a:cxn>
-                                    <a:cxn ang="0">
-                                      <a:pos x="T24" y="T25"/>
-                                    </a:cxn>
-                                    <a:cxn ang="0">
-                                      <a:pos x="T26" y="T27"/>
-                                    </a:cxn>
-                                    <a:cxn ang="0">
-                                      <a:pos x="T28" y="T29"/>
-                                    </a:cxn>
-                                    <a:cxn ang="0">
-                                      <a:pos x="T30" y="T31"/>
-                                    </a:cxn>
-                                    <a:cxn ang="0">
-                                      <a:pos x="T32" y="T33"/>
-                                    </a:cxn>
-                                    <a:cxn ang="0">
-                                      <a:pos x="T34" y="T35"/>
-                                    </a:cxn>
-                                    <a:cxn ang="0">
-                                      <a:pos x="T36" y="T37"/>
-                                    </a:cxn>
-                                    <a:cxn ang="0">
-                                      <a:pos x="T38" y="T39"/>
-                                    </a:cxn>
-                                    <a:cxn ang="0">
-                                      <a:pos x="T40" y="T41"/>
-                                    </a:cxn>
-                                    <a:cxn ang="0">
-                                      <a:pos x="T42" y="T43"/>
-                                    </a:cxn>
-                                    <a:cxn ang="0">
-                                      <a:pos x="T44" y="T45"/>
-                                    </a:cxn>
-                                    <a:cxn ang="0">
-                                      <a:pos x="T46" y="T47"/>
-                                    </a:cxn>
-                                    <a:cxn ang="0">
-                                      <a:pos x="T48" y="T49"/>
-                                    </a:cxn>
-                                    <a:cxn ang="0">
-                                      <a:pos x="T50" y="T51"/>
-                                    </a:cxn>
-                                    <a:cxn ang="0">
-                                      <a:pos x="T52" y="T53"/>
-                                    </a:cxn>
-                                    <a:cxn ang="0">
-                                      <a:pos x="T54" y="T55"/>
-                                    </a:cxn>
-                                    <a:cxn ang="0">
-                                      <a:pos x="T56" y="T57"/>
-                                    </a:cxn>
-                                    <a:cxn ang="0">
-                                      <a:pos x="T58" y="T59"/>
-                                    </a:cxn>
-                                    <a:cxn ang="0">
-                                      <a:pos x="T60" y="T61"/>
-                                    </a:cxn>
-                                    <a:cxn ang="0">
-                                      <a:pos x="T62" y="T63"/>
-                                    </a:cxn>
-                                    <a:cxn ang="0">
-                                      <a:pos x="T64" y="T65"/>
-                                    </a:cxn>
-                                    <a:cxn ang="0">
-                                      <a:pos x="T66" y="T67"/>
-                                    </a:cxn>
-                                    <a:cxn ang="0">
-                                      <a:pos x="T68" y="T69"/>
-                                    </a:cxn>
-                                    <a:cxn ang="0">
-                                      <a:pos x="T70" y="T71"/>
-                                    </a:cxn>
-                                    <a:cxn ang="0">
-                                      <a:pos x="T72" y="T73"/>
-                                    </a:cxn>
-                                    <a:cxn ang="0">
-                                      <a:pos x="T74" y="T75"/>
-                                    </a:cxn>
-                                    <a:cxn ang="0">
-                                      <a:pos x="T76" y="T77"/>
-                                    </a:cxn>
-                                    <a:cxn ang="0">
-                                      <a:pos x="T78" y="T79"/>
-                                    </a:cxn>
-                                    <a:cxn ang="0">
-                                      <a:pos x="T80" y="T81"/>
-                                    </a:cxn>
-                                    <a:cxn ang="0">
-                                      <a:pos x="T82" y="T83"/>
-                                    </a:cxn>
-                                    <a:cxn ang="0">
-                                      <a:pos x="T84" y="T85"/>
-                                    </a:cxn>
-                                    <a:cxn ang="0">
-                                      <a:pos x="T86" y="T87"/>
-                                    </a:cxn>
-                                    <a:cxn ang="0">
-                                      <a:pos x="T88" y="T89"/>
-                                    </a:cxn>
-                                    <a:cxn ang="0">
-                                      <a:pos x="T90" y="T91"/>
-                                    </a:cxn>
-                                    <a:cxn ang="0">
-                                      <a:pos x="T92" y="T93"/>
-                                    </a:cxn>
-                                    <a:cxn ang="0">
-                                      <a:pos x="T94" y="T95"/>
-                                    </a:cxn>
-                                    <a:cxn ang="0">
-                                      <a:pos x="T96" y="T97"/>
-                                    </a:cxn>
-                                    <a:cxn ang="0">
-                                      <a:pos x="T98" y="T99"/>
-                                    </a:cxn>
-                                  </a:cxnLst>
-                                  <a:rect l="0" t="0" r="r" b="b"/>
-                                  <a:pathLst>
-                                    <a:path w="541" h="2151">
-                                      <a:moveTo>
-                                        <a:pt x="30" y="791"/>
-                                      </a:moveTo>
-                                      <a:lnTo>
-                                        <a:pt x="511" y="791"/>
-                                      </a:lnTo>
-                                      <a:lnTo>
-                                        <a:pt x="511" y="2151"/>
-                                      </a:lnTo>
-                                      <a:lnTo>
-                                        <a:pt x="30" y="2151"/>
-                                      </a:lnTo>
-                                      <a:lnTo>
-                                        <a:pt x="30" y="791"/>
-                                      </a:lnTo>
-                                      <a:close/>
-                                      <a:moveTo>
-                                        <a:pt x="271" y="0"/>
-                                      </a:moveTo>
-                                      <a:lnTo>
-                                        <a:pt x="311" y="3"/>
-                                      </a:lnTo>
-                                      <a:lnTo>
-                                        <a:pt x="349" y="11"/>
-                                      </a:lnTo>
-                                      <a:lnTo>
-                                        <a:pt x="384" y="26"/>
-                                      </a:lnTo>
-                                      <a:lnTo>
-                                        <a:pt x="418" y="44"/>
-                                      </a:lnTo>
-                                      <a:lnTo>
-                                        <a:pt x="447" y="66"/>
-                                      </a:lnTo>
-                                      <a:lnTo>
-                                        <a:pt x="475" y="93"/>
-                                      </a:lnTo>
-                                      <a:lnTo>
-                                        <a:pt x="497" y="123"/>
-                                      </a:lnTo>
-                                      <a:lnTo>
-                                        <a:pt x="516" y="157"/>
-                                      </a:lnTo>
-                                      <a:lnTo>
-                                        <a:pt x="530" y="193"/>
-                                      </a:lnTo>
-                                      <a:lnTo>
-                                        <a:pt x="538" y="230"/>
-                                      </a:lnTo>
-                                      <a:lnTo>
-                                        <a:pt x="541" y="270"/>
-                                      </a:lnTo>
-                                      <a:lnTo>
-                                        <a:pt x="538" y="310"/>
-                                      </a:lnTo>
-                                      <a:lnTo>
-                                        <a:pt x="530" y="347"/>
-                                      </a:lnTo>
-                                      <a:lnTo>
-                                        <a:pt x="516" y="384"/>
-                                      </a:lnTo>
-                                      <a:lnTo>
-                                        <a:pt x="497" y="417"/>
-                                      </a:lnTo>
-                                      <a:lnTo>
-                                        <a:pt x="475" y="447"/>
-                                      </a:lnTo>
-                                      <a:lnTo>
-                                        <a:pt x="447" y="474"/>
-                                      </a:lnTo>
-                                      <a:lnTo>
-                                        <a:pt x="418" y="496"/>
-                                      </a:lnTo>
-                                      <a:lnTo>
-                                        <a:pt x="384" y="515"/>
-                                      </a:lnTo>
-                                      <a:lnTo>
-                                        <a:pt x="349" y="529"/>
-                                      </a:lnTo>
-                                      <a:lnTo>
-                                        <a:pt x="311" y="538"/>
-                                      </a:lnTo>
-                                      <a:lnTo>
-                                        <a:pt x="271" y="540"/>
-                                      </a:lnTo>
-                                      <a:lnTo>
-                                        <a:pt x="231" y="538"/>
-                                      </a:lnTo>
-                                      <a:lnTo>
-                                        <a:pt x="193" y="529"/>
-                                      </a:lnTo>
-                                      <a:lnTo>
-                                        <a:pt x="157" y="515"/>
-                                      </a:lnTo>
-                                      <a:lnTo>
-                                        <a:pt x="125" y="496"/>
-                                      </a:lnTo>
-                                      <a:lnTo>
-                                        <a:pt x="94" y="474"/>
-                                      </a:lnTo>
-                                      <a:lnTo>
-                                        <a:pt x="68" y="447"/>
-                                      </a:lnTo>
-                                      <a:lnTo>
-                                        <a:pt x="44" y="417"/>
-                                      </a:lnTo>
-                                      <a:lnTo>
-                                        <a:pt x="26" y="384"/>
-                                      </a:lnTo>
-                                      <a:lnTo>
-                                        <a:pt x="13" y="347"/>
-                                      </a:lnTo>
-                                      <a:lnTo>
-                                        <a:pt x="3" y="310"/>
-                                      </a:lnTo>
-                                      <a:lnTo>
-                                        <a:pt x="0" y="270"/>
-                                      </a:lnTo>
-                                      <a:lnTo>
-                                        <a:pt x="3" y="230"/>
-                                      </a:lnTo>
-                                      <a:lnTo>
-                                        <a:pt x="13" y="193"/>
-                                      </a:lnTo>
-                                      <a:lnTo>
-                                        <a:pt x="26" y="157"/>
-                                      </a:lnTo>
-                                      <a:lnTo>
-                                        <a:pt x="44" y="123"/>
-                                      </a:lnTo>
-                                      <a:lnTo>
-                                        <a:pt x="68" y="93"/>
-                                      </a:lnTo>
-                                      <a:lnTo>
-                                        <a:pt x="94" y="66"/>
-                                      </a:lnTo>
-                                      <a:lnTo>
-                                        <a:pt x="125" y="44"/>
-                                      </a:lnTo>
-                                      <a:lnTo>
-                                        <a:pt x="157" y="26"/>
-                                      </a:lnTo>
-                                      <a:lnTo>
-                                        <a:pt x="193" y="11"/>
-                                      </a:lnTo>
-                                      <a:lnTo>
-                                        <a:pt x="231" y="3"/>
-                                      </a:lnTo>
-                                      <a:lnTo>
-                                        <a:pt x="271" y="0"/>
-                                      </a:lnTo>
-                                      <a:close/>
-                                    </a:path>
-                                  </a:pathLst>
-                                </a:custGeom>
-                                <a:solidFill>
-                                  <a:srgbClr val="FFFFFF"/>
-                                </a:solidFill>
-                                <a:ln w="0">
-                                  <a:noFill/>
-                                  <a:prstDash val="solid"/>
-                                  <a:round/>
-                                  <a:headEnd/>
-                                  <a:tailEnd/>
-                                </a:ln>
-                              </wps:spPr>
-                              <wps:bodyPr rot="0" vert="horz" wrap="square" lIns="91440" tIns="45720" rIns="91440" bIns="45720" anchor="t" anchorCtr="0" upright="1">
-                                <a:noAutofit/>
-                              </wps:bodyPr>
-                            </wps:wsp>
-                          </wpg:wgp>
-                        </a:graphicData>
-                      </a:graphic>
-                    </wp:inline>
-                  </w:drawing>
-                </mc:Choice>
-                <mc:Fallback>
-                  <w:pict>
-                    <v:group w14:anchorId="2D6B226D" id="Group 5" o:spid="_x0000_s1026" alt="Tip icon" style="width:11.15pt;height:11.15pt;mso-position-horizontal-relative:char;mso-position-vertical-relative:line" coordsize="141605,141605" o:gfxdata="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">
-                      <v:rect id="Rectangle 2" o:spid="_x0000_s1027" alt="Blue rectangle" style="position:absolute;width:141605;height:141605;visibility:visible;mso-wrap-style:square;v-text-anchor:top" o:gfxdata="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" fillcolor="#2e74b5 [2404]" stroked="f" strokeweight="0"/>
-                      <v:shape id="Freeform 61" o:spid="_x0000_s1028" alt="Information icon" style="position:absolute;left:58420;top:22225;width:24765;height:97155;visibility:visible;mso-wrap-style:square;v-text-anchor:top" coordsize="541,2151" o:gfxdata="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" path="m30,791r481,l511,2151r-481,l30,791xm271,r40,3l349,11r35,15l418,44r29,22l475,93r22,30l516,157r14,36l538,230r3,40l538,310r-8,37l516,384r-19,33l475,447r-28,27l418,496r-34,19l349,529r-38,9l271,540r-40,-2l193,529,157,515,125,496,94,474,68,447,44,417,26,384,13,347,3,310,,270,3,230,13,193,26,157,44,123,68,93,94,66,125,44,157,26,193,11,231,3,271,xe" stroked="f" strokeweight="0">
-                        <v:path arrowok="t" o:connecttype="custom" o:connectlocs="1373,35727;23392,35727;23392,97155;1373,97155;1373,35727;12405,0;14236,136;15976,497;17578,1174;19135,1987;20462,2981;21744,4201;22751,5556;23621,7091;24261,8717;24628,10388;24765,12195;24628,14002;24261,15673;23621,17344;22751,18835;21744,20190;20462,21409;19135,22403;17578,23261;15976,23894;14236,24300;12405,24390;10574,24300;8835,23894;7187,23261;5722,22403;4303,21409;3113,20190;2014,18835;1190,17344;595,15673;137,14002;0,12195;137,10388;595,8717;1190,7091;2014,5556;3113,4201;4303,2981;5722,1987;7187,1174;8835,497;10574,136;12405,0" o:connectangles="0,0,0,0,0,0,0,0,0,0,0,0,0,0,0,0,0,0,0,0,0,0,0,0,0,0,0,0,0,0,0,0,0,0,0,0,0,0,0,0,0,0,0,0,0,0,0,0,0,0"/>
-                        <o:lock v:ext="edit" verticies="t"/>
-                      </v:shape>
-                      <w10:anchorlock/>
-                    </v:group>
-                  </w:pict>
-                </mc:Fallback>
-              </mc:AlternateContent>
-            </w:r>
-          </w:p>
-        </w:tc>
-        <w:tc>
-          <w:tcPr>
-            <w:tcW w:w="4692" w:type="pct"/>
-          </w:tcPr>
-          <w:p>
-            <w:pPr>
-              <w:pStyle w:val="TipText"/>
-              <w:cnfStyle w:val="000000000000" w:firstRow="0" w:lastRow="0" w:firstColumn="0" w:lastColumn="0" w:oddVBand="0" w:evenVBand="0" w:oddHBand="0" w:evenHBand="0" w:firstRowFirstColumn="0" w:firstRowLastColumn="0" w:lastRowFirstColumn="0" w:lastRowLastColumn="0"/>
-            </w:pPr>
-            <w:sdt>
-              <w:sdtPr>
-                <w:alias w:val="Enter description:"/>
-                <w:tag w:val="Enter description:"/>
-                <w:id w:val="1686552080"/>
-                <w:placeholder>
-                  <w:docPart w:val="C2C6715AEC264141877E7AB07CAB9B90"/>
-                </w:placeholder>
-                <w:temporary/>
-                <w:showingPlcHdr/>
-                <w15:appearance w15:val="hidden"/>
-              </w:sdtPr>
-              <w:sdtContent>
-                <w:r>
-                  <w:t xml:space="preserve">Describe how this </w:t>
-                </w:r>
-                <w:r>
-                  <w:t>project</w:t>
-                </w:r>
-                <w:r>
-                  <w:t xml:space="preserve"> came about, who is involved, and the purpose.</w:t>
-                </w:r>
-              </w:sdtContent>
-            </w:sdt>
-          </w:p>
-          <w:p>
-            <w:pPr>
-              <w:pStyle w:val="TipText"/>
-              <w:cnfStyle w:val="000000000000" w:firstRow="0" w:lastRow="0" w:firstColumn="0" w:lastColumn="0" w:oddVBand="0" w:evenVBand="0" w:oddHBand="0" w:evenHBand="0" w:firstRowFirstColumn="0" w:firstRowLastColumn="0" w:lastRowFirstColumn="0" w:lastRowLastColumn="0"/>
-              <w:rPr>
-                <w:b/>
-                <w:bCs/>
-              </w:rPr>
-            </w:pPr>
-            <w:r>
-              <w:rPr>
-                <w:b/>
-                <w:bCs/>
-              </w:rPr>
-              <w:t>Please remove this blue box before submitting the assignment</w:t>
-            </w:r>
-          </w:p>
-        </w:tc>
-      </w:tr>
-    </w:tbl>
-    <w:p/>
+    <w:p>
+      <w:pPr>
+        <w:rPr>
+          <w:sz w:val="24"/>
+          <w:szCs w:val="24"/>
+        </w:rPr>
+      </w:pPr>
+      <w:r>
+        <w:rPr>
+          <w:sz w:val="24"/>
+          <w:szCs w:val="24"/>
+        </w:rPr>
+        <w:t xml:space="preserve">The Intelligent Bike Dash Cam (IBDC) project provides a mobile application for reviewing ride sessions and incident evidence received from a connected </w:t>
+      </w:r>
+      <w:r>
+        <w:rPr>
+          <w:sz w:val="24"/>
+          <w:szCs w:val="24"/>
+        </w:rPr>
+        <w:t xml:space="preserve">intelligent </w:t>
+      </w:r>
+      <w:r>
+        <w:rPr>
+          <w:sz w:val="24"/>
+          <w:szCs w:val="24"/>
+        </w:rPr>
+        <w:t>bike dash cam. Team 4</w:t>
+      </w:r>
+      <w:r>
+        <w:rPr>
+          <w:sz w:val="24"/>
+          <w:szCs w:val="24"/>
+        </w:rPr>
+        <w:t>, including Matthew Edlin, Colin Tugend, Jair Franco, and Christopher Paquin</w:t>
+      </w:r>
+      <w:r>
+        <w:rPr>
+          <w:sz w:val="24"/>
+          <w:szCs w:val="24"/>
+        </w:rPr>
+        <w:t xml:space="preserve"> </w:t>
+      </w:r>
+      <w:r>
+        <w:rPr>
+          <w:sz w:val="24"/>
+          <w:szCs w:val="24"/>
+        </w:rPr>
+        <w:t>are</w:t>
+      </w:r>
+      <w:r>
+        <w:rPr>
+          <w:sz w:val="24"/>
+          <w:szCs w:val="24"/>
+        </w:rPr>
+        <w:t xml:space="preserve"> developing the application workflow that connects to the device through Bluetooth Low Energy (BLE), retrieves event information and images, stores related records locally, </w:t>
+      </w:r>
+      <w:r>
+        <w:rPr>
+          <w:sz w:val="24"/>
+          <w:szCs w:val="24"/>
+        </w:rPr>
+        <w:t>and submits anonymous data to a server-based analytics platform for the Rob Dollar foundation who commissioned this application.</w:t>
+      </w:r>
+    </w:p>
+    <w:p>
+      <w:pPr>
+        <w:rPr>
+          <w:sz w:val="24"/>
+          <w:szCs w:val="24"/>
+        </w:rPr>
+      </w:pPr>
+      <w:r>
+        <w:rPr>
+          <w:sz w:val="24"/>
+          <w:szCs w:val="24"/>
+        </w:rPr>
+        <w:t>The objective is to give riders a dependable way to preserve</w:t>
+      </w:r>
+      <w:r>
+        <w:rPr>
+          <w:sz w:val="24"/>
+          <w:szCs w:val="24"/>
+        </w:rPr>
+        <w:t xml:space="preserve"> session and </w:t>
+      </w:r>
+      <w:r>
+        <w:rPr>
+          <w:sz w:val="24"/>
+          <w:szCs w:val="24"/>
+        </w:rPr>
+        <w:t xml:space="preserve">incident evidence </w:t>
+      </w:r>
+      <w:r>
+        <w:rPr>
+          <w:sz w:val="24"/>
+          <w:szCs w:val="24"/>
+        </w:rPr>
+        <w:t>for the Rob Dollar foundation to help make cycling safer in Arizona by informing the public and policy makers on trends.</w:t>
+      </w:r>
+      <w:r>
+        <w:rPr>
+          <w:sz w:val="24"/>
+          <w:szCs w:val="24"/>
+        </w:rPr>
+        <w:t xml:space="preserve"> This plan covers </w:t>
+      </w:r>
+      <w:r>
+        <w:rPr>
+          <w:sz w:val="24"/>
+          <w:szCs w:val="24"/>
+        </w:rPr>
+        <w:t>our</w:t>
+      </w:r>
+      <w:r>
+        <w:rPr>
+          <w:sz w:val="24"/>
+          <w:szCs w:val="24"/>
+        </w:rPr>
+        <w:t xml:space="preserve"> TypeScript and React Native application, its Expo dependencies, its local database</w:t>
+      </w:r>
+      <w:r>
+        <w:rPr>
+          <w:sz w:val="24"/>
+          <w:szCs w:val="24"/>
+        </w:rPr>
+        <w:t>,</w:t>
+      </w:r>
+      <w:r>
+        <w:rPr>
+          <w:sz w:val="24"/>
+          <w:szCs w:val="24"/>
+        </w:rPr>
+        <w:t xml:space="preserve"> and its interface with the </w:t>
+      </w:r>
+      <w:r>
+        <w:rPr>
+          <w:sz w:val="24"/>
+          <w:szCs w:val="24"/>
+        </w:rPr>
+        <w:t>IBDC device</w:t>
+      </w:r>
+      <w:r>
+        <w:rPr>
+          <w:sz w:val="24"/>
+          <w:szCs w:val="24"/>
+        </w:rPr>
+        <w:t>.</w:t>
+      </w:r>
+    </w:p>
+    <w:p>
+      <w:pPr>
+        <w:rPr>
+          <w:sz w:val="24"/>
+          <w:szCs w:val="24"/>
+        </w:rPr>
+      </w:pPr>
+      <w:r>
+        <w:rPr>
+          <w:sz w:val="24"/>
+          <w:szCs w:val="24"/>
+        </w:rPr>
+        <w:t>The IBDC</w:t>
+      </w:r>
+      <w:r>
+        <w:rPr>
+          <w:sz w:val="24"/>
+          <w:szCs w:val="24"/>
+        </w:rPr>
+        <w:t xml:space="preserve"> </w:t>
+      </w:r>
+      <w:r>
+        <w:rPr>
+          <w:sz w:val="24"/>
+          <w:szCs w:val="24"/>
+        </w:rPr>
+        <w:t xml:space="preserve">device and its </w:t>
+      </w:r>
+      <w:r>
+        <w:rPr>
+          <w:sz w:val="24"/>
+          <w:szCs w:val="24"/>
+        </w:rPr>
+        <w:t xml:space="preserve">firmware </w:t>
+      </w:r>
+      <w:r>
+        <w:rPr>
+          <w:sz w:val="24"/>
+          <w:szCs w:val="24"/>
+        </w:rPr>
+        <w:t>are external</w:t>
+      </w:r>
+      <w:r>
+        <w:rPr>
+          <w:sz w:val="24"/>
+          <w:szCs w:val="24"/>
+        </w:rPr>
+        <w:t xml:space="preserve"> dependenc</w:t>
+      </w:r>
+      <w:r>
+        <w:rPr>
+          <w:sz w:val="24"/>
+          <w:szCs w:val="24"/>
+        </w:rPr>
+        <w:t>ies</w:t>
+      </w:r>
+      <w:r>
+        <w:rPr>
+          <w:sz w:val="24"/>
+          <w:szCs w:val="24"/>
+        </w:rPr>
+        <w:t xml:space="preserve">. This plan verifies the behavior visible at </w:t>
+      </w:r>
+      <w:r>
+        <w:rPr>
+          <w:sz w:val="24"/>
+          <w:szCs w:val="24"/>
+        </w:rPr>
+        <w:t>our</w:t>
+      </w:r>
+      <w:r>
+        <w:rPr>
+          <w:sz w:val="24"/>
+          <w:szCs w:val="24"/>
+        </w:rPr>
+        <w:t xml:space="preserve"> interface</w:t>
+      </w:r>
+      <w:r>
+        <w:rPr>
+          <w:sz w:val="24"/>
+          <w:szCs w:val="24"/>
+        </w:rPr>
+        <w:t>.</w:t>
+      </w:r>
+      <w:r>
+        <w:rPr>
+          <w:sz w:val="24"/>
+          <w:szCs w:val="24"/>
+        </w:rPr>
+        <w:t xml:space="preserve"> </w:t>
+      </w:r>
+      <w:r>
+        <w:rPr>
+          <w:sz w:val="24"/>
+          <w:szCs w:val="24"/>
+        </w:rPr>
+        <w:t>I</w:t>
+      </w:r>
+      <w:r>
+        <w:rPr>
+          <w:sz w:val="24"/>
+          <w:szCs w:val="24"/>
+        </w:rPr>
+        <w:t xml:space="preserve">t does not </w:t>
+      </w:r>
+      <w:r>
+        <w:rPr>
+          <w:sz w:val="24"/>
+          <w:szCs w:val="24"/>
+        </w:rPr>
+        <w:t>define</w:t>
+      </w:r>
+      <w:r>
+        <w:rPr>
+          <w:sz w:val="24"/>
+          <w:szCs w:val="24"/>
+        </w:rPr>
+        <w:t xml:space="preserve"> camera detection accuracy or hardware reliability. </w:t>
+      </w:r>
+    </w:p>
     <w:p>
       <w:pPr>
         <w:pStyle w:val="Heading2"/>
@@ -676,1808 +355,1258 @@
         </w:sdtContent>
       </w:sdt>
     </w:p>
+    <w:p>
+      <w:pPr>
+        <w:spacing w:after="0"/>
+        <w:rPr>
+          <w:sz w:val="24"/>
+          <w:szCs w:val="24"/>
+        </w:rPr>
+      </w:pPr>
+      <w:r>
+        <w:rPr>
+          <w:sz w:val="24"/>
+          <w:szCs w:val="24"/>
+        </w:rPr>
+        <w:t>The following numbered requirements define the application</w:t>
+      </w:r>
+      <w:r>
+        <w:rPr>
+          <w:sz w:val="24"/>
+          <w:szCs w:val="24"/>
+        </w:rPr>
+        <w:t>’s</w:t>
+      </w:r>
+      <w:r>
+        <w:rPr>
+          <w:sz w:val="24"/>
+          <w:szCs w:val="24"/>
+        </w:rPr>
+        <w:t xml:space="preserve"> quality baseline. </w:t>
+      </w:r>
+      <w:r>
+        <w:rPr>
+          <w:sz w:val="24"/>
+          <w:szCs w:val="24"/>
+        </w:rPr>
+        <w:t xml:space="preserve">Requirements will be referred to as R# where # is where they appear on the list. </w:t>
+      </w:r>
+    </w:p>
+    <w:p>
+      <w:pPr>
+        <w:spacing w:after="0"/>
+        <w:rPr>
+          <w:sz w:val="24"/>
+          <w:szCs w:val="24"/>
+        </w:rPr>
+      </w:pPr>
+    </w:p>
+    <w:p>
+      <w:pPr>
+        <w:pStyle w:val="ListParagraph"/>
+        <w:numPr>
+          <w:ilvl w:val="0"/>
+          <w:numId w:val="18"/>
+        </w:numPr>
+        <w:spacing w:after="0"/>
+        <w:rPr>
+          <w:sz w:val="24"/>
+          <w:szCs w:val="24"/>
+        </w:rPr>
+      </w:pPr>
+      <w:r>
+        <w:rPr>
+          <w:sz w:val="24"/>
+          <w:szCs w:val="24"/>
+        </w:rPr>
+        <w:t>The application shall display the connection state reported by the BLE adapter.</w:t>
+      </w:r>
+    </w:p>
+    <w:p>
+      <w:pPr>
+        <w:pStyle w:val="ListParagraph"/>
+        <w:numPr>
+          <w:ilvl w:val="0"/>
+          <w:numId w:val="18"/>
+        </w:numPr>
+        <w:spacing w:after="0"/>
+        <w:rPr>
+          <w:sz w:val="24"/>
+          <w:szCs w:val="24"/>
+        </w:rPr>
+      </w:pPr>
+      <w:r>
+        <w:rPr>
+          <w:sz w:val="24"/>
+          <w:szCs w:val="24"/>
+        </w:rPr>
+        <w:t>The application shall display a</w:t>
+      </w:r>
+      <w:r>
+        <w:rPr>
+          <w:sz w:val="24"/>
+          <w:szCs w:val="24"/>
+        </w:rPr>
+        <w:t>n</w:t>
+      </w:r>
+      <w:r>
+        <w:rPr>
+          <w:sz w:val="24"/>
+          <w:szCs w:val="24"/>
+        </w:rPr>
+        <w:t xml:space="preserve"> error for an unsupported device protocol version.</w:t>
+      </w:r>
+    </w:p>
+    <w:p>
+      <w:pPr>
+        <w:pStyle w:val="ListParagraph"/>
+        <w:numPr>
+          <w:ilvl w:val="0"/>
+          <w:numId w:val="18"/>
+        </w:numPr>
+        <w:spacing w:after="0"/>
+        <w:rPr>
+          <w:sz w:val="24"/>
+          <w:szCs w:val="24"/>
+        </w:rPr>
+      </w:pPr>
+      <w:r>
+        <w:rPr>
+          <w:sz w:val="24"/>
+          <w:szCs w:val="24"/>
+        </w:rPr>
+        <w:t xml:space="preserve">The application shall </w:t>
+      </w:r>
+      <w:r>
+        <w:rPr>
+          <w:sz w:val="24"/>
+          <w:szCs w:val="24"/>
+        </w:rPr>
+        <w:t>translate</w:t>
+      </w:r>
+      <w:r>
+        <w:rPr>
+          <w:sz w:val="24"/>
+          <w:szCs w:val="24"/>
+        </w:rPr>
+        <w:t xml:space="preserve"> device status values received through the </w:t>
+      </w:r>
+      <w:proofErr w:type="spellStart"/>
+      <w:r>
+        <w:rPr>
+          <w:sz w:val="24"/>
+          <w:szCs w:val="24"/>
+        </w:rPr>
+        <w:t>protobuf</w:t>
+      </w:r>
+      <w:proofErr w:type="spellEnd"/>
+      <w:r>
+        <w:rPr>
+          <w:sz w:val="24"/>
+          <w:szCs w:val="24"/>
+        </w:rPr>
+        <w:t xml:space="preserve"> protocol.</w:t>
+      </w:r>
+    </w:p>
+    <w:p>
+      <w:pPr>
+        <w:pStyle w:val="ListParagraph"/>
+        <w:numPr>
+          <w:ilvl w:val="0"/>
+          <w:numId w:val="18"/>
+        </w:numPr>
+        <w:spacing w:after="0"/>
+        <w:rPr>
+          <w:sz w:val="24"/>
+          <w:szCs w:val="24"/>
+        </w:rPr>
+      </w:pPr>
+      <w:r>
+        <w:rPr>
+          <w:sz w:val="24"/>
+          <w:szCs w:val="24"/>
+        </w:rPr>
+        <w:t>The application shall recover pending events after reconnection.</w:t>
+      </w:r>
+    </w:p>
+    <w:p>
+      <w:pPr>
+        <w:pStyle w:val="ListParagraph"/>
+        <w:numPr>
+          <w:ilvl w:val="0"/>
+          <w:numId w:val="18"/>
+        </w:numPr>
+        <w:spacing w:after="0"/>
+        <w:rPr>
+          <w:sz w:val="24"/>
+          <w:szCs w:val="24"/>
+        </w:rPr>
+      </w:pPr>
+      <w:r>
+        <w:rPr>
+          <w:sz w:val="24"/>
+          <w:szCs w:val="24"/>
+        </w:rPr>
+        <w:t>The application shall associate every image with its originating event.</w:t>
+      </w:r>
+    </w:p>
+    <w:p>
+      <w:pPr>
+        <w:pStyle w:val="ListParagraph"/>
+        <w:numPr>
+          <w:ilvl w:val="0"/>
+          <w:numId w:val="18"/>
+        </w:numPr>
+        <w:spacing w:after="0"/>
+        <w:rPr>
+          <w:sz w:val="24"/>
+          <w:szCs w:val="24"/>
+        </w:rPr>
+      </w:pPr>
+      <w:r>
+        <w:rPr>
+          <w:sz w:val="24"/>
+          <w:szCs w:val="24"/>
+        </w:rPr>
+        <w:lastRenderedPageBreak/>
+        <w:t>The application shall accept an image as complete only after validating its metadata against the received payload.</w:t>
+      </w:r>
+    </w:p>
+    <w:p>
+      <w:pPr>
+        <w:pStyle w:val="ListParagraph"/>
+        <w:numPr>
+          <w:ilvl w:val="0"/>
+          <w:numId w:val="18"/>
+        </w:numPr>
+        <w:spacing w:after="0"/>
+        <w:rPr>
+          <w:sz w:val="24"/>
+          <w:szCs w:val="24"/>
+        </w:rPr>
+      </w:pPr>
+      <w:r>
+        <w:rPr>
+          <w:sz w:val="24"/>
+          <w:szCs w:val="24"/>
+        </w:rPr>
+        <w:t xml:space="preserve">The application shall resume an interrupted image transfer from the first missing </w:t>
+      </w:r>
+      <w:r>
+        <w:rPr>
+          <w:sz w:val="24"/>
+          <w:szCs w:val="24"/>
+        </w:rPr>
+        <w:t>chunk</w:t>
+      </w:r>
+      <w:r>
+        <w:rPr>
+          <w:sz w:val="24"/>
+          <w:szCs w:val="24"/>
+        </w:rPr>
+        <w:t>.</w:t>
+      </w:r>
+    </w:p>
+    <w:p>
+      <w:pPr>
+        <w:pStyle w:val="ListParagraph"/>
+        <w:numPr>
+          <w:ilvl w:val="0"/>
+          <w:numId w:val="18"/>
+        </w:numPr>
+        <w:spacing w:after="0"/>
+        <w:rPr>
+          <w:sz w:val="24"/>
+          <w:szCs w:val="24"/>
+        </w:rPr>
+      </w:pPr>
+      <w:r>
+        <w:rPr>
+          <w:sz w:val="24"/>
+          <w:szCs w:val="24"/>
+        </w:rPr>
+        <w:t xml:space="preserve">The application shall acknowledge an event only after its required evidence has been </w:t>
+      </w:r>
+      <w:r>
+        <w:rPr>
+          <w:sz w:val="24"/>
+          <w:szCs w:val="24"/>
+        </w:rPr>
+        <w:t>saved</w:t>
+      </w:r>
+      <w:r>
+        <w:rPr>
+          <w:sz w:val="24"/>
+          <w:szCs w:val="24"/>
+        </w:rPr>
+        <w:t xml:space="preserve"> following successful validation.</w:t>
+      </w:r>
+    </w:p>
+    <w:p>
+      <w:pPr>
+        <w:pStyle w:val="ListParagraph"/>
+        <w:numPr>
+          <w:ilvl w:val="0"/>
+          <w:numId w:val="18"/>
+        </w:numPr>
+        <w:spacing w:after="0"/>
+        <w:rPr>
+          <w:sz w:val="24"/>
+          <w:szCs w:val="24"/>
+        </w:rPr>
+      </w:pPr>
+      <w:r>
+        <w:rPr>
+          <w:sz w:val="24"/>
+          <w:szCs w:val="24"/>
+        </w:rPr>
+        <w:t xml:space="preserve">The application shall preserve valid </w:t>
+      </w:r>
+      <w:r>
+        <w:rPr>
+          <w:sz w:val="24"/>
+          <w:szCs w:val="24"/>
+        </w:rPr>
+        <w:t>incidents</w:t>
+      </w:r>
+      <w:r>
+        <w:rPr>
+          <w:sz w:val="24"/>
+          <w:szCs w:val="24"/>
+        </w:rPr>
+        <w:t xml:space="preserve"> </w:t>
+      </w:r>
+      <w:r>
+        <w:rPr>
+          <w:sz w:val="24"/>
+          <w:szCs w:val="24"/>
+        </w:rPr>
+        <w:t>within</w:t>
+      </w:r>
+      <w:r>
+        <w:rPr>
+          <w:sz w:val="24"/>
+          <w:szCs w:val="24"/>
+        </w:rPr>
+        <w:t xml:space="preserve"> </w:t>
+      </w:r>
+      <w:r>
+        <w:rPr>
+          <w:sz w:val="24"/>
+          <w:szCs w:val="24"/>
+        </w:rPr>
+        <w:t>ride session</w:t>
+      </w:r>
+      <w:r>
+        <w:rPr>
+          <w:sz w:val="24"/>
+          <w:szCs w:val="24"/>
+        </w:rPr>
+        <w:t xml:space="preserve"> records.</w:t>
+      </w:r>
+    </w:p>
+    <w:p>
+      <w:pPr>
+        <w:pStyle w:val="ListParagraph"/>
+        <w:numPr>
+          <w:ilvl w:val="0"/>
+          <w:numId w:val="18"/>
+        </w:numPr>
+        <w:spacing w:after="0"/>
+        <w:rPr>
+          <w:sz w:val="24"/>
+          <w:szCs w:val="24"/>
+        </w:rPr>
+      </w:pPr>
+      <w:r>
+        <w:rPr>
+          <w:sz w:val="24"/>
+          <w:szCs w:val="24"/>
+        </w:rPr>
+        <w:t>The application shall display ride history according to the selected filter</w:t>
+      </w:r>
+      <w:r>
+        <w:rPr>
+          <w:sz w:val="24"/>
+          <w:szCs w:val="24"/>
+        </w:rPr>
+        <w:t>s</w:t>
+      </w:r>
+      <w:r>
+        <w:rPr>
+          <w:sz w:val="24"/>
+          <w:szCs w:val="24"/>
+        </w:rPr>
+        <w:t>.</w:t>
+      </w:r>
+    </w:p>
+    <w:p>
+      <w:pPr>
+        <w:pStyle w:val="ListParagraph"/>
+        <w:numPr>
+          <w:ilvl w:val="0"/>
+          <w:numId w:val="18"/>
+        </w:numPr>
+        <w:spacing w:after="0"/>
+        <w:rPr>
+          <w:sz w:val="24"/>
+          <w:szCs w:val="24"/>
+        </w:rPr>
+      </w:pPr>
+      <w:r>
+        <w:rPr>
+          <w:sz w:val="24"/>
+          <w:szCs w:val="24"/>
+        </w:rPr>
+        <w:t>The application shall display ride history using the selected page size.</w:t>
+      </w:r>
+    </w:p>
+    <w:p>
+      <w:pPr>
+        <w:pStyle w:val="ListParagraph"/>
+        <w:numPr>
+          <w:ilvl w:val="0"/>
+          <w:numId w:val="18"/>
+        </w:numPr>
+        <w:spacing w:after="0"/>
+        <w:rPr>
+          <w:sz w:val="24"/>
+          <w:szCs w:val="24"/>
+        </w:rPr>
+      </w:pPr>
+      <w:r>
+        <w:rPr>
+          <w:sz w:val="24"/>
+          <w:szCs w:val="24"/>
+        </w:rPr>
+        <w:t xml:space="preserve">The application shall classify incident completeness using the required evidence fields defined </w:t>
+      </w:r>
+      <w:r>
+        <w:rPr>
+          <w:sz w:val="24"/>
+          <w:szCs w:val="24"/>
+        </w:rPr>
+        <w:t>below in the testing plan</w:t>
+      </w:r>
+      <w:r>
+        <w:rPr>
+          <w:sz w:val="24"/>
+          <w:szCs w:val="24"/>
+        </w:rPr>
+        <w:t>.</w:t>
+      </w:r>
+    </w:p>
+    <w:p>
+      <w:pPr>
+        <w:pStyle w:val="ListParagraph"/>
+        <w:numPr>
+          <w:ilvl w:val="0"/>
+          <w:numId w:val="18"/>
+        </w:numPr>
+        <w:spacing w:after="0"/>
+        <w:rPr>
+          <w:sz w:val="24"/>
+          <w:szCs w:val="24"/>
+        </w:rPr>
+      </w:pPr>
+      <w:r>
+        <w:rPr>
+          <w:sz w:val="24"/>
+          <w:szCs w:val="24"/>
+        </w:rPr>
+        <w:t xml:space="preserve">The application shall display saved incident </w:t>
+      </w:r>
+      <w:r>
+        <w:rPr>
+          <w:sz w:val="24"/>
+          <w:szCs w:val="24"/>
+        </w:rPr>
+        <w:t>changes</w:t>
+      </w:r>
+      <w:r>
+        <w:rPr>
+          <w:sz w:val="24"/>
+          <w:szCs w:val="24"/>
+        </w:rPr>
+        <w:t xml:space="preserve"> when the user returns to the </w:t>
+      </w:r>
+      <w:r>
+        <w:rPr>
+          <w:sz w:val="24"/>
+          <w:szCs w:val="24"/>
+        </w:rPr>
+        <w:t>ride session</w:t>
+      </w:r>
+      <w:r>
+        <w:rPr>
+          <w:sz w:val="24"/>
+          <w:szCs w:val="24"/>
+        </w:rPr>
+        <w:t xml:space="preserve"> screen.</w:t>
+      </w:r>
+    </w:p>
+    <w:p>
+      <w:pPr>
+        <w:pStyle w:val="ListParagraph"/>
+        <w:numPr>
+          <w:ilvl w:val="0"/>
+          <w:numId w:val="18"/>
+        </w:numPr>
+        <w:spacing w:after="0"/>
+        <w:rPr>
+          <w:sz w:val="24"/>
+          <w:szCs w:val="24"/>
+        </w:rPr>
+      </w:pPr>
+      <w:r>
+        <w:rPr>
+          <w:sz w:val="24"/>
+          <w:szCs w:val="24"/>
+        </w:rPr>
+        <w:t xml:space="preserve">The application shall export a readable PDF of one selected incident with the evidence fields defined </w:t>
+      </w:r>
+      <w:r>
+        <w:rPr>
+          <w:sz w:val="24"/>
+          <w:szCs w:val="24"/>
+        </w:rPr>
+        <w:t>below in the testing plan</w:t>
+      </w:r>
+      <w:r>
+        <w:rPr>
+          <w:sz w:val="24"/>
+          <w:szCs w:val="24"/>
+        </w:rPr>
+        <w:t>.</w:t>
+      </w:r>
+    </w:p>
+    <w:p>
+      <w:pPr>
+        <w:pStyle w:val="ListParagraph"/>
+        <w:numPr>
+          <w:ilvl w:val="0"/>
+          <w:numId w:val="18"/>
+        </w:numPr>
+        <w:spacing w:after="0"/>
+        <w:rPr>
+          <w:sz w:val="24"/>
+          <w:szCs w:val="24"/>
+        </w:rPr>
+      </w:pPr>
+      <w:r>
+        <w:rPr>
+          <w:sz w:val="24"/>
+          <w:szCs w:val="24"/>
+        </w:rPr>
+        <w:t xml:space="preserve">The application shall exchange device messages using the agreed </w:t>
+      </w:r>
+      <w:proofErr w:type="spellStart"/>
+      <w:r>
+        <w:rPr>
+          <w:sz w:val="24"/>
+          <w:szCs w:val="24"/>
+        </w:rPr>
+        <w:t>p</w:t>
+      </w:r>
+      <w:r>
+        <w:rPr>
+          <w:sz w:val="24"/>
+          <w:szCs w:val="24"/>
+        </w:rPr>
+        <w:t>rotobuf</w:t>
+      </w:r>
+      <w:proofErr w:type="spellEnd"/>
+      <w:r>
+        <w:rPr>
+          <w:sz w:val="24"/>
+          <w:szCs w:val="24"/>
+        </w:rPr>
+        <w:t xml:space="preserve"> schema.</w:t>
+      </w:r>
+    </w:p>
+    <w:p>
+      <w:pPr>
+        <w:pStyle w:val="ListParagraph"/>
+        <w:numPr>
+          <w:ilvl w:val="0"/>
+          <w:numId w:val="18"/>
+        </w:numPr>
+        <w:spacing w:after="0"/>
+        <w:rPr>
+          <w:sz w:val="24"/>
+          <w:szCs w:val="24"/>
+        </w:rPr>
+      </w:pPr>
+      <w:r>
+        <w:rPr>
+          <w:sz w:val="24"/>
+          <w:szCs w:val="24"/>
+        </w:rPr>
+        <w:t>The application shall transmit data to a server as defined by the forthcoming agreement with an outside team.</w:t>
+      </w:r>
+    </w:p>
+    <w:p>
+      <w:pPr>
+        <w:pStyle w:val="Heading2"/>
+      </w:pPr>
+      <w:r>
+        <w:t>Quality Metrics</w:t>
+      </w:r>
+    </w:p>
+    <w:p>
+      <w:pPr>
+        <w:rPr>
+          <w:sz w:val="24"/>
+          <w:szCs w:val="24"/>
+        </w:rPr>
+      </w:pPr>
+      <w:r>
+        <w:rPr>
+          <w:sz w:val="24"/>
+          <w:szCs w:val="24"/>
+        </w:rPr>
+        <w:t>This section describes the quality metrics used to evaluate the IBDC application. Each metric identifies what will be measured, the target for acceptance, and the related requirements and tests. These metrics cover correct operation, reliability, performance, and ease of use.</w:t>
+      </w:r>
+    </w:p>
     <w:tbl>
       <w:tblPr>
-        <w:tblStyle w:val="TipTable"/>
-        <w:tblW w:w="5000" w:type="pct"/>
+        <w:tblStyle w:val="TableGrid"/>
+        <w:tblW w:w="0" w:type="auto"/>
         <w:tblLook w:val="04A0" w:firstRow="1" w:lastRow="0" w:firstColumn="1" w:lastColumn="0" w:noHBand="0" w:noVBand="1"/>
-        <w:tblDescription w:val="Layout table"/>
       </w:tblPr>
       <w:tblGrid>
-        <w:gridCol w:w="577"/>
-        <w:gridCol w:w="8783"/>
+        <w:gridCol w:w="923"/>
+        <w:gridCol w:w="3212"/>
+        <w:gridCol w:w="3780"/>
+        <w:gridCol w:w="1435"/>
       </w:tblGrid>
       <w:tr>
         <w:tc>
           <w:tcPr>
-            <w:cnfStyle w:val="001000000000" w:firstRow="0" w:lastRow="0" w:firstColumn="1" w:lastColumn="0" w:oddVBand="0" w:evenVBand="0" w:oddHBand="0" w:evenHBand="0" w:firstRowFirstColumn="0" w:firstRowLastColumn="0" w:lastRowFirstColumn="0" w:lastRowLastColumn="0"/>
-            <w:tcW w:w="308" w:type="pct"/>
+            <w:tcW w:w="923" w:type="dxa"/>
           </w:tcPr>
           <w:p>
+            <w:pPr>
+              <w:jc w:val="center"/>
+              <w:rPr>
+                <w:rFonts w:cstheme="minorHAnsi"/>
+                <w:b/>
+                <w:bCs/>
+                <w:sz w:val="24"/>
+                <w:szCs w:val="24"/>
+              </w:rPr>
+            </w:pPr>
             <w:r>
               <w:rPr>
-                <w:noProof/>
-                <w:lang w:eastAsia="en-US"/>
+                <w:rFonts w:cstheme="minorHAnsi"/>
+                <w:b/>
+                <w:bCs/>
+                <w:sz w:val="24"/>
+                <w:szCs w:val="24"/>
               </w:rPr>
-              <mc:AlternateContent>
-                <mc:Choice Requires="wpg">
-                  <w:drawing>
-                    <wp:inline distT="0" distB="0" distL="0" distR="0" wp14:anchorId="4390CE06" wp14:editId="253CA5AE">
-                      <wp:extent cx="141605" cy="141605"/>
-                      <wp:effectExtent l="0" t="0" r="0" b="0"/>
-                      <wp:docPr id="4" name="Group 5" descr="Tip icon"/>
-                      <wp:cNvGraphicFramePr/>
-                      <a:graphic xmlns:a="http://schemas.openxmlformats.org/drawingml/2006/main">
-                        <a:graphicData uri="http://schemas.microsoft.com/office/word/2010/wordprocessingGroup">
-                          <wpg:wgp>
-                            <wpg:cNvGrpSpPr/>
-                            <wpg:grpSpPr>
-                              <a:xfrm>
-                                <a:off x="0" y="0"/>
-                                <a:ext cx="141605" cy="141605"/>
-                                <a:chOff x="0" y="0"/>
-                                <a:chExt cx="141605" cy="141605"/>
-                              </a:xfrm>
-                            </wpg:grpSpPr>
-                            <wps:wsp>
-                              <wps:cNvPr id="5" name="Rectangle 5" descr="Blue rectangle"/>
-                              <wps:cNvSpPr>
-                                <a:spLocks noChangeArrowheads="1"/>
-                              </wps:cNvSpPr>
-                              <wps:spPr bwMode="auto">
-                                <a:xfrm>
-                                  <a:off x="0" y="0"/>
-                                  <a:ext cx="141605" cy="141605"/>
-                                </a:xfrm>
-                                <a:prstGeom prst="rect">
-                                  <a:avLst/>
-                                </a:prstGeom>
-                                <a:solidFill>
-                                  <a:schemeClr val="accent1">
-                                    <a:lumMod val="75000"/>
-                                  </a:schemeClr>
-                                </a:solidFill>
-                                <a:ln w="0">
-                                  <a:noFill/>
-                                  <a:prstDash val="solid"/>
-                                  <a:miter lim="800000"/>
-                                  <a:headEnd/>
-                                  <a:tailEnd/>
-                                </a:ln>
-                              </wps:spPr>
-                              <wps:bodyPr rot="0" vert="horz" wrap="square" lIns="91440" tIns="45720" rIns="91440" bIns="45720" anchor="t" anchorCtr="0" upright="1">
-                                <a:noAutofit/>
-                              </wps:bodyPr>
-                            </wps:wsp>
-                            <wps:wsp>
-                              <wps:cNvPr id="6" name="Freeform 61" descr="Information icon"/>
-                              <wps:cNvSpPr>
-                                <a:spLocks noEditPoints="1"/>
-                              </wps:cNvSpPr>
-                              <wps:spPr bwMode="auto">
-                                <a:xfrm>
-                                  <a:off x="58420" y="22225"/>
-                                  <a:ext cx="24765" cy="97155"/>
-                                </a:xfrm>
-                                <a:custGeom>
-                                  <a:avLst/>
-                                  <a:gdLst>
-                                    <a:gd name="T0" fmla="*/ 30 w 541"/>
-                                    <a:gd name="T1" fmla="*/ 791 h 2151"/>
-                                    <a:gd name="T2" fmla="*/ 511 w 541"/>
-                                    <a:gd name="T3" fmla="*/ 791 h 2151"/>
-                                    <a:gd name="T4" fmla="*/ 511 w 541"/>
-                                    <a:gd name="T5" fmla="*/ 2151 h 2151"/>
-                                    <a:gd name="T6" fmla="*/ 30 w 541"/>
-                                    <a:gd name="T7" fmla="*/ 2151 h 2151"/>
-                                    <a:gd name="T8" fmla="*/ 30 w 541"/>
-                                    <a:gd name="T9" fmla="*/ 791 h 2151"/>
-                                    <a:gd name="T10" fmla="*/ 271 w 541"/>
-                                    <a:gd name="T11" fmla="*/ 0 h 2151"/>
-                                    <a:gd name="T12" fmla="*/ 311 w 541"/>
-                                    <a:gd name="T13" fmla="*/ 3 h 2151"/>
-                                    <a:gd name="T14" fmla="*/ 349 w 541"/>
-                                    <a:gd name="T15" fmla="*/ 11 h 2151"/>
-                                    <a:gd name="T16" fmla="*/ 384 w 541"/>
-                                    <a:gd name="T17" fmla="*/ 26 h 2151"/>
-                                    <a:gd name="T18" fmla="*/ 418 w 541"/>
-                                    <a:gd name="T19" fmla="*/ 44 h 2151"/>
-                                    <a:gd name="T20" fmla="*/ 447 w 541"/>
-                                    <a:gd name="T21" fmla="*/ 66 h 2151"/>
-                                    <a:gd name="T22" fmla="*/ 475 w 541"/>
-                                    <a:gd name="T23" fmla="*/ 93 h 2151"/>
-                                    <a:gd name="T24" fmla="*/ 497 w 541"/>
-                                    <a:gd name="T25" fmla="*/ 123 h 2151"/>
-                                    <a:gd name="T26" fmla="*/ 516 w 541"/>
-                                    <a:gd name="T27" fmla="*/ 157 h 2151"/>
-                                    <a:gd name="T28" fmla="*/ 530 w 541"/>
-                                    <a:gd name="T29" fmla="*/ 193 h 2151"/>
-                                    <a:gd name="T30" fmla="*/ 538 w 541"/>
-                                    <a:gd name="T31" fmla="*/ 230 h 2151"/>
-                                    <a:gd name="T32" fmla="*/ 541 w 541"/>
-                                    <a:gd name="T33" fmla="*/ 270 h 2151"/>
-                                    <a:gd name="T34" fmla="*/ 538 w 541"/>
-                                    <a:gd name="T35" fmla="*/ 310 h 2151"/>
-                                    <a:gd name="T36" fmla="*/ 530 w 541"/>
-                                    <a:gd name="T37" fmla="*/ 347 h 2151"/>
-                                    <a:gd name="T38" fmla="*/ 516 w 541"/>
-                                    <a:gd name="T39" fmla="*/ 384 h 2151"/>
-                                    <a:gd name="T40" fmla="*/ 497 w 541"/>
-                                    <a:gd name="T41" fmla="*/ 417 h 2151"/>
-                                    <a:gd name="T42" fmla="*/ 475 w 541"/>
-                                    <a:gd name="T43" fmla="*/ 447 h 2151"/>
-                                    <a:gd name="T44" fmla="*/ 447 w 541"/>
-                                    <a:gd name="T45" fmla="*/ 474 h 2151"/>
-                                    <a:gd name="T46" fmla="*/ 418 w 541"/>
-                                    <a:gd name="T47" fmla="*/ 496 h 2151"/>
-                                    <a:gd name="T48" fmla="*/ 384 w 541"/>
-                                    <a:gd name="T49" fmla="*/ 515 h 2151"/>
-                                    <a:gd name="T50" fmla="*/ 349 w 541"/>
-                                    <a:gd name="T51" fmla="*/ 529 h 2151"/>
-                                    <a:gd name="T52" fmla="*/ 311 w 541"/>
-                                    <a:gd name="T53" fmla="*/ 538 h 2151"/>
-                                    <a:gd name="T54" fmla="*/ 271 w 541"/>
-                                    <a:gd name="T55" fmla="*/ 540 h 2151"/>
-                                    <a:gd name="T56" fmla="*/ 231 w 541"/>
-                                    <a:gd name="T57" fmla="*/ 538 h 2151"/>
-                                    <a:gd name="T58" fmla="*/ 193 w 541"/>
-                                    <a:gd name="T59" fmla="*/ 529 h 2151"/>
-                                    <a:gd name="T60" fmla="*/ 157 w 541"/>
-                                    <a:gd name="T61" fmla="*/ 515 h 2151"/>
-                                    <a:gd name="T62" fmla="*/ 125 w 541"/>
-                                    <a:gd name="T63" fmla="*/ 496 h 2151"/>
-                                    <a:gd name="T64" fmla="*/ 94 w 541"/>
-                                    <a:gd name="T65" fmla="*/ 474 h 2151"/>
-                                    <a:gd name="T66" fmla="*/ 68 w 541"/>
-                                    <a:gd name="T67" fmla="*/ 447 h 2151"/>
-                                    <a:gd name="T68" fmla="*/ 44 w 541"/>
-                                    <a:gd name="T69" fmla="*/ 417 h 2151"/>
-                                    <a:gd name="T70" fmla="*/ 26 w 541"/>
-                                    <a:gd name="T71" fmla="*/ 384 h 2151"/>
-                                    <a:gd name="T72" fmla="*/ 13 w 541"/>
-                                    <a:gd name="T73" fmla="*/ 347 h 2151"/>
-                                    <a:gd name="T74" fmla="*/ 3 w 541"/>
-                                    <a:gd name="T75" fmla="*/ 310 h 2151"/>
-                                    <a:gd name="T76" fmla="*/ 0 w 541"/>
-                                    <a:gd name="T77" fmla="*/ 270 h 2151"/>
-                                    <a:gd name="T78" fmla="*/ 3 w 541"/>
-                                    <a:gd name="T79" fmla="*/ 230 h 2151"/>
-                                    <a:gd name="T80" fmla="*/ 13 w 541"/>
-                                    <a:gd name="T81" fmla="*/ 193 h 2151"/>
-                                    <a:gd name="T82" fmla="*/ 26 w 541"/>
-                                    <a:gd name="T83" fmla="*/ 157 h 2151"/>
-                                    <a:gd name="T84" fmla="*/ 44 w 541"/>
-                                    <a:gd name="T85" fmla="*/ 123 h 2151"/>
-                                    <a:gd name="T86" fmla="*/ 68 w 541"/>
-                                    <a:gd name="T87" fmla="*/ 93 h 2151"/>
-                                    <a:gd name="T88" fmla="*/ 94 w 541"/>
-                                    <a:gd name="T89" fmla="*/ 66 h 2151"/>
-                                    <a:gd name="T90" fmla="*/ 125 w 541"/>
-                                    <a:gd name="T91" fmla="*/ 44 h 2151"/>
-                                    <a:gd name="T92" fmla="*/ 157 w 541"/>
-                                    <a:gd name="T93" fmla="*/ 26 h 2151"/>
-                                    <a:gd name="T94" fmla="*/ 193 w 541"/>
-                                    <a:gd name="T95" fmla="*/ 11 h 2151"/>
-                                    <a:gd name="T96" fmla="*/ 231 w 541"/>
-                                    <a:gd name="T97" fmla="*/ 3 h 2151"/>
-                                    <a:gd name="T98" fmla="*/ 271 w 541"/>
-                                    <a:gd name="T99" fmla="*/ 0 h 2151"/>
-                                  </a:gdLst>
-                                  <a:ahLst/>
-                                  <a:cxnLst>
-                                    <a:cxn ang="0">
-                                      <a:pos x="T0" y="T1"/>
-                                    </a:cxn>
-                                    <a:cxn ang="0">
-                                      <a:pos x="T2" y="T3"/>
-                                    </a:cxn>
-                                    <a:cxn ang="0">
-                                      <a:pos x="T4" y="T5"/>
-                                    </a:cxn>
-                                    <a:cxn ang="0">
-                                      <a:pos x="T6" y="T7"/>
-                                    </a:cxn>
-                                    <a:cxn ang="0">
-                                      <a:pos x="T8" y="T9"/>
-                                    </a:cxn>
-                                    <a:cxn ang="0">
-                                      <a:pos x="T10" y="T11"/>
-                                    </a:cxn>
-                                    <a:cxn ang="0">
-                                      <a:pos x="T12" y="T13"/>
-                                    </a:cxn>
-                                    <a:cxn ang="0">
-                                      <a:pos x="T14" y="T15"/>
-                                    </a:cxn>
-                                    <a:cxn ang="0">
-                                      <a:pos x="T16" y="T17"/>
-                                    </a:cxn>
-                                    <a:cxn ang="0">
-                                      <a:pos x="T18" y="T19"/>
-                                    </a:cxn>
-                                    <a:cxn ang="0">
-                                      <a:pos x="T20" y="T21"/>
-                                    </a:cxn>
-                                    <a:cxn ang="0">
-                                      <a:pos x="T22" y="T23"/>
-                                    </a:cxn>
-                                    <a:cxn ang="0">
-                                      <a:pos x="T24" y="T25"/>
-                                    </a:cxn>
-                                    <a:cxn ang="0">
-                                      <a:pos x="T26" y="T27"/>
-                                    </a:cxn>
-                                    <a:cxn ang="0">
-                                      <a:pos x="T28" y="T29"/>
-                                    </a:cxn>
-                                    <a:cxn ang="0">
-                                      <a:pos x="T30" y="T31"/>
-                                    </a:cxn>
-                                    <a:cxn ang="0">
-                                      <a:pos x="T32" y="T33"/>
-                                    </a:cxn>
-                                    <a:cxn ang="0">
-                                      <a:pos x="T34" y="T35"/>
-                                    </a:cxn>
-                                    <a:cxn ang="0">
-                                      <a:pos x="T36" y="T37"/>
-                                    </a:cxn>
-                                    <a:cxn ang="0">
-                                      <a:pos x="T38" y="T39"/>
-                                    </a:cxn>
-                                    <a:cxn ang="0">
-                                      <a:pos x="T40" y="T41"/>
-                                    </a:cxn>
-                                    <a:cxn ang="0">
-                                      <a:pos x="T42" y="T43"/>
-                                    </a:cxn>
-                                    <a:cxn ang="0">
-                                      <a:pos x="T44" y="T45"/>
-                                    </a:cxn>
-                                    <a:cxn ang="0">
-                                      <a:pos x="T46" y="T47"/>
-                                    </a:cxn>
-                                    <a:cxn ang="0">
-                                      <a:pos x="T48" y="T49"/>
-                                    </a:cxn>
-                                    <a:cxn ang="0">
-                                      <a:pos x="T50" y="T51"/>
-                                    </a:cxn>
-                                    <a:cxn ang="0">
-                                      <a:pos x="T52" y="T53"/>
-                                    </a:cxn>
-                                    <a:cxn ang="0">
-                                      <a:pos x="T54" y="T55"/>
-                                    </a:cxn>
-                                    <a:cxn ang="0">
-                                      <a:pos x="T56" y="T57"/>
-                                    </a:cxn>
-                                    <a:cxn ang="0">
-                                      <a:pos x="T58" y="T59"/>
-                                    </a:cxn>
-                                    <a:cxn ang="0">
-                                      <a:pos x="T60" y="T61"/>
-                                    </a:cxn>
-                                    <a:cxn ang="0">
-                                      <a:pos x="T62" y="T63"/>
-                                    </a:cxn>
-                                    <a:cxn ang="0">
-                                      <a:pos x="T64" y="T65"/>
-                                    </a:cxn>
-                                    <a:cxn ang="0">
-                                      <a:pos x="T66" y="T67"/>
-                                    </a:cxn>
-                                    <a:cxn ang="0">
-                                      <a:pos x="T68" y="T69"/>
-                                    </a:cxn>
-                                    <a:cxn ang="0">
-                                      <a:pos x="T70" y="T71"/>
-                                    </a:cxn>
-                                    <a:cxn ang="0">
-                                      <a:pos x="T72" y="T73"/>
-                                    </a:cxn>
-                                    <a:cxn ang="0">
-                                      <a:pos x="T74" y="T75"/>
-                                    </a:cxn>
-                                    <a:cxn ang="0">
-                                      <a:pos x="T76" y="T77"/>
-                                    </a:cxn>
-                                    <a:cxn ang="0">
-                                      <a:pos x="T78" y="T79"/>
-                                    </a:cxn>
-                                    <a:cxn ang="0">
-                                      <a:pos x="T80" y="T81"/>
-                                    </a:cxn>
-                                    <a:cxn ang="0">
-                                      <a:pos x="T82" y="T83"/>
-                                    </a:cxn>
-                                    <a:cxn ang="0">
-                                      <a:pos x="T84" y="T85"/>
-                                    </a:cxn>
-                                    <a:cxn ang="0">
-                                      <a:pos x="T86" y="T87"/>
-                                    </a:cxn>
-                                    <a:cxn ang="0">
-                                      <a:pos x="T88" y="T89"/>
-                                    </a:cxn>
-                                    <a:cxn ang="0">
-                                      <a:pos x="T90" y="T91"/>
-                                    </a:cxn>
-                                    <a:cxn ang="0">
-                                      <a:pos x="T92" y="T93"/>
-                                    </a:cxn>
-                                    <a:cxn ang="0">
-                                      <a:pos x="T94" y="T95"/>
-                                    </a:cxn>
-                                    <a:cxn ang="0">
-                                      <a:pos x="T96" y="T97"/>
-                                    </a:cxn>
-                                    <a:cxn ang="0">
-                                      <a:pos x="T98" y="T99"/>
-                                    </a:cxn>
-                                  </a:cxnLst>
-                                  <a:rect l="0" t="0" r="r" b="b"/>
-                                  <a:pathLst>
-                                    <a:path w="541" h="2151">
-                                      <a:moveTo>
-                                        <a:pt x="30" y="791"/>
-                                      </a:moveTo>
-                                      <a:lnTo>
-                                        <a:pt x="511" y="791"/>
-                                      </a:lnTo>
-                                      <a:lnTo>
-                                        <a:pt x="511" y="2151"/>
-                                      </a:lnTo>
-                                      <a:lnTo>
-                                        <a:pt x="30" y="2151"/>
-                                      </a:lnTo>
-                                      <a:lnTo>
-                                        <a:pt x="30" y="791"/>
-                                      </a:lnTo>
-                                      <a:close/>
-                                      <a:moveTo>
-                                        <a:pt x="271" y="0"/>
-                                      </a:moveTo>
-                                      <a:lnTo>
-                                        <a:pt x="311" y="3"/>
-                                      </a:lnTo>
-                                      <a:lnTo>
-                                        <a:pt x="349" y="11"/>
-                                      </a:lnTo>
-                                      <a:lnTo>
-                                        <a:pt x="384" y="26"/>
-                                      </a:lnTo>
-                                      <a:lnTo>
-                                        <a:pt x="418" y="44"/>
-                                      </a:lnTo>
-                                      <a:lnTo>
-                                        <a:pt x="447" y="66"/>
-                                      </a:lnTo>
-                                      <a:lnTo>
-                                        <a:pt x="475" y="93"/>
-                                      </a:lnTo>
-                                      <a:lnTo>
-                                        <a:pt x="497" y="123"/>
-                                      </a:lnTo>
-                                      <a:lnTo>
-                                        <a:pt x="516" y="157"/>
-                                      </a:lnTo>
-                                      <a:lnTo>
-                                        <a:pt x="530" y="193"/>
-                                      </a:lnTo>
-                                      <a:lnTo>
-                                        <a:pt x="538" y="230"/>
-                                      </a:lnTo>
-                                      <a:lnTo>
-                                        <a:pt x="541" y="270"/>
-                                      </a:lnTo>
-                                      <a:lnTo>
-                                        <a:pt x="538" y="310"/>
-                                      </a:lnTo>
-                                      <a:lnTo>
-                                        <a:pt x="530" y="347"/>
-                                      </a:lnTo>
-                                      <a:lnTo>
-                                        <a:pt x="516" y="384"/>
-                                      </a:lnTo>
-                                      <a:lnTo>
-                                        <a:pt x="497" y="417"/>
-                                      </a:lnTo>
-                                      <a:lnTo>
-                                        <a:pt x="475" y="447"/>
-                                      </a:lnTo>
-                                      <a:lnTo>
-                                        <a:pt x="447" y="474"/>
-                                      </a:lnTo>
-                                      <a:lnTo>
-                                        <a:pt x="418" y="496"/>
-                                      </a:lnTo>
-                                      <a:lnTo>
-                                        <a:pt x="384" y="515"/>
-                                      </a:lnTo>
-                                      <a:lnTo>
-                                        <a:pt x="349" y="529"/>
-                                      </a:lnTo>
-                                      <a:lnTo>
-                                        <a:pt x="311" y="538"/>
-                                      </a:lnTo>
-                                      <a:lnTo>
-                                        <a:pt x="271" y="540"/>
-                                      </a:lnTo>
-                                      <a:lnTo>
-                                        <a:pt x="231" y="538"/>
-                                      </a:lnTo>
-                                      <a:lnTo>
-                                        <a:pt x="193" y="529"/>
-                                      </a:lnTo>
-                                      <a:lnTo>
-                                        <a:pt x="157" y="515"/>
-                                      </a:lnTo>
-                                      <a:lnTo>
-                                        <a:pt x="125" y="496"/>
-                                      </a:lnTo>
-                                      <a:lnTo>
-                                        <a:pt x="94" y="474"/>
-                                      </a:lnTo>
-                                      <a:lnTo>
-                                        <a:pt x="68" y="447"/>
-                                      </a:lnTo>
-                                      <a:lnTo>
-                                        <a:pt x="44" y="417"/>
-                                      </a:lnTo>
-                                      <a:lnTo>
-                                        <a:pt x="26" y="384"/>
-                                      </a:lnTo>
-                                      <a:lnTo>
-                                        <a:pt x="13" y="347"/>
-                                      </a:lnTo>
-                                      <a:lnTo>
-                                        <a:pt x="3" y="310"/>
-                                      </a:lnTo>
-                                      <a:lnTo>
-                                        <a:pt x="0" y="270"/>
-                                      </a:lnTo>
-                                      <a:lnTo>
-                                        <a:pt x="3" y="230"/>
-                                      </a:lnTo>
-                                      <a:lnTo>
-                                        <a:pt x="13" y="193"/>
-                                      </a:lnTo>
-                                      <a:lnTo>
-                                        <a:pt x="26" y="157"/>
-                                      </a:lnTo>
-                                      <a:lnTo>
-                                        <a:pt x="44" y="123"/>
-                                      </a:lnTo>
-                                      <a:lnTo>
-                                        <a:pt x="68" y="93"/>
-                                      </a:lnTo>
-                                      <a:lnTo>
-                                        <a:pt x="94" y="66"/>
-                                      </a:lnTo>
-                                      <a:lnTo>
-                                        <a:pt x="125" y="44"/>
-                                      </a:lnTo>
-                                      <a:lnTo>
-                                        <a:pt x="157" y="26"/>
-                                      </a:lnTo>
-                                      <a:lnTo>
-                                        <a:pt x="193" y="11"/>
-                                      </a:lnTo>
-                                      <a:lnTo>
-                                        <a:pt x="231" y="3"/>
-                                      </a:lnTo>
-                                      <a:lnTo>
-                                        <a:pt x="271" y="0"/>
-                                      </a:lnTo>
-                                      <a:close/>
-                                    </a:path>
-                                  </a:pathLst>
-                                </a:custGeom>
-                                <a:solidFill>
-                                  <a:srgbClr val="FFFFFF"/>
-                                </a:solidFill>
-                                <a:ln w="0">
-                                  <a:noFill/>
-                                  <a:prstDash val="solid"/>
-                                  <a:round/>
-                                  <a:headEnd/>
-                                  <a:tailEnd/>
-                                </a:ln>
-                              </wps:spPr>
-                              <wps:bodyPr rot="0" vert="horz" wrap="square" lIns="91440" tIns="45720" rIns="91440" bIns="45720" anchor="t" anchorCtr="0" upright="1">
-                                <a:noAutofit/>
-                              </wps:bodyPr>
-                            </wps:wsp>
-                          </wpg:wgp>
-                        </a:graphicData>
-                      </a:graphic>
-                    </wp:inline>
-                  </w:drawing>
-                </mc:Choice>
-                <mc:Fallback>
-                  <w:pict>
-                    <v:group w14:anchorId="113D1B2C" id="Group 5" o:spid="_x0000_s1026" alt="Tip icon" style="width:11.15pt;height:11.15pt;mso-position-horizontal-relative:char;mso-position-vertical-relative:line" coordsize="141605,141605" o:gfxdata="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">
-                      <v:rect id="Rectangle 5" o:spid="_x0000_s1027" alt="Blue rectangle" style="position:absolute;width:141605;height:141605;visibility:visible;mso-wrap-style:square;v-text-anchor:top" o:gfxdata="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" fillcolor="#2e74b5 [2404]" stroked="f" strokeweight="0"/>
-                      <v:shape id="Freeform 61" o:spid="_x0000_s1028" alt="Information icon" style="position:absolute;left:58420;top:22225;width:24765;height:97155;visibility:visible;mso-wrap-style:square;v-text-anchor:top" coordsize="541,2151" o:gfxdata="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" path="m30,791r481,l511,2151r-481,l30,791xm271,r40,3l349,11r35,15l418,44r29,22l475,93r22,30l516,157r14,36l538,230r3,40l538,310r-8,37l516,384r-19,33l475,447r-28,27l418,496r-34,19l349,529r-38,9l271,540r-40,-2l193,529,157,515,125,496,94,474,68,447,44,417,26,384,13,347,3,310,,270,3,230,13,193,26,157,44,123,68,93,94,66,125,44,157,26,193,11,231,3,271,xe" stroked="f" strokeweight="0">
-                        <v:path arrowok="t" o:connecttype="custom" o:connectlocs="1373,35727;23392,35727;23392,97155;1373,97155;1373,35727;12405,0;14236,136;15976,497;17578,1174;19135,1987;20462,2981;21744,4201;22751,5556;23621,7091;24261,8717;24628,10388;24765,12195;24628,14002;24261,15673;23621,17344;22751,18835;21744,20190;20462,21409;19135,22403;17578,23261;15976,23894;14236,24300;12405,24390;10574,24300;8835,23894;7187,23261;5722,22403;4303,21409;3113,20190;2014,18835;1190,17344;595,15673;137,14002;0,12195;137,10388;595,8717;1190,7091;2014,5556;3113,4201;4303,2981;5722,1987;7187,1174;8835,497;10574,136;12405,0" o:connectangles="0,0,0,0,0,0,0,0,0,0,0,0,0,0,0,0,0,0,0,0,0,0,0,0,0,0,0,0,0,0,0,0,0,0,0,0,0,0,0,0,0,0,0,0,0,0,0,0,0,0"/>
-                        <o:lock v:ext="edit" verticies="t"/>
-                      </v:shape>
-                      <w10:anchorlock/>
-                    </v:group>
-                  </w:pict>
-                </mc:Fallback>
-              </mc:AlternateContent>
+              <w:t>Metric</w:t>
             </w:r>
           </w:p>
         </w:tc>
         <w:tc>
           <w:tcPr>
-            <w:tcW w:w="4692" w:type="pct"/>
+            <w:tcW w:w="3212" w:type="dxa"/>
           </w:tcPr>
           <w:p>
             <w:pPr>
-              <w:pStyle w:val="TipText"/>
-              <w:cnfStyle w:val="000000000000" w:firstRow="0" w:lastRow="0" w:firstColumn="0" w:lastColumn="0" w:oddVBand="0" w:evenVBand="0" w:oddHBand="0" w:evenHBand="0" w:firstRowFirstColumn="0" w:firstRowLastColumn="0" w:lastRowFirstColumn="0" w:lastRowLastColumn="0"/>
-            </w:pPr>
-            <w:r>
-              <w:t>Describe the high-level requirements of the project.</w:t>
-            </w:r>
-            <w:r>
-              <w:t xml:space="preserve">  You must have a lead-in paragraph and a numbered list of requirements.  The requirements should be stated as “shall” statements, not include the conjunction “and” (this normally signifies that there are two requirements instead of one), and be stated in the positive (shall, versus shall not).</w:t>
-            </w:r>
-            <w:r>
-              <w:t xml:space="preserve">  All requirements must be testable.</w:t>
-            </w:r>
-          </w:p>
-          <w:p>
-            <w:pPr>
-              <w:pStyle w:val="TipText"/>
-              <w:cnfStyle w:val="000000000000" w:firstRow="0" w:lastRow="0" w:firstColumn="0" w:lastColumn="0" w:oddVBand="0" w:evenVBand="0" w:oddHBand="0" w:evenHBand="0" w:firstRowFirstColumn="0" w:firstRowLastColumn="0" w:lastRowFirstColumn="0" w:lastRowLastColumn="0"/>
+              <w:jc w:val="center"/>
               <w:rPr>
+                <w:rFonts w:cstheme="minorHAnsi"/>
                 <w:b/>
                 <w:bCs/>
+                <w:sz w:val="24"/>
+                <w:szCs w:val="24"/>
               </w:rPr>
             </w:pPr>
             <w:r>
               <w:rPr>
+                <w:rFonts w:cstheme="minorHAnsi"/>
                 <w:b/>
                 <w:bCs/>
+                <w:sz w:val="24"/>
+                <w:szCs w:val="24"/>
               </w:rPr>
-              <w:t>Please remove this blue box before submitting the assignment</w:t>
-            </w:r>
-          </w:p>
-        </w:tc>
-      </w:tr>
-    </w:tbl>
-    <w:p/>
-    <w:p>
-      <w:pPr>
-        <w:pStyle w:val="Heading2"/>
-      </w:pPr>
-      <w:r>
-        <w:t>Quality Metrics</w:t>
-      </w:r>
-    </w:p>
-    <w:tbl>
-      <w:tblPr>
-        <w:tblStyle w:val="TipTable"/>
-        <w:tblW w:w="5000" w:type="pct"/>
-        <w:tblLook w:val="04A0" w:firstRow="1" w:lastRow="0" w:firstColumn="1" w:lastColumn="0" w:noHBand="0" w:noVBand="1"/>
-        <w:tblDescription w:val="Layout table"/>
-      </w:tblPr>
-      <w:tblGrid>
-        <w:gridCol w:w="577"/>
-        <w:gridCol w:w="8783"/>
-      </w:tblGrid>
-      <w:tr>
-        <w:tc>
-          <w:tcPr>
-            <w:cnfStyle w:val="001000000000" w:firstRow="0" w:lastRow="0" w:firstColumn="1" w:lastColumn="0" w:oddVBand="0" w:evenVBand="0" w:oddHBand="0" w:evenHBand="0" w:firstRowFirstColumn="0" w:firstRowLastColumn="0" w:lastRowFirstColumn="0" w:lastRowLastColumn="0"/>
-            <w:tcW w:w="308" w:type="pct"/>
-          </w:tcPr>
-          <w:p>
-            <w:r>
-              <w:rPr>
-                <w:noProof/>
-                <w:lang w:eastAsia="en-US"/>
-              </w:rPr>
-              <mc:AlternateContent>
-                <mc:Choice Requires="wpg">
-                  <w:drawing>
-                    <wp:inline distT="0" distB="0" distL="0" distR="0" wp14:anchorId="0B969FE7" wp14:editId="2C812315">
-                      <wp:extent cx="141605" cy="141605"/>
-                      <wp:effectExtent l="0" t="0" r="0" b="0"/>
-                      <wp:docPr id="7" name="Group 5" descr="Tip icon"/>
-                      <wp:cNvGraphicFramePr/>
-                      <a:graphic xmlns:a="http://schemas.openxmlformats.org/drawingml/2006/main">
-                        <a:graphicData uri="http://schemas.microsoft.com/office/word/2010/wordprocessingGroup">
-                          <wpg:wgp>
-                            <wpg:cNvGrpSpPr/>
-                            <wpg:grpSpPr>
-                              <a:xfrm>
-                                <a:off x="0" y="0"/>
-                                <a:ext cx="141605" cy="141605"/>
-                                <a:chOff x="0" y="0"/>
-                                <a:chExt cx="141605" cy="141605"/>
-                              </a:xfrm>
-                            </wpg:grpSpPr>
-                            <wps:wsp>
-                              <wps:cNvPr id="8" name="Rectangle 8" descr="Blue rectangle"/>
-                              <wps:cNvSpPr>
-                                <a:spLocks noChangeArrowheads="1"/>
-                              </wps:cNvSpPr>
-                              <wps:spPr bwMode="auto">
-                                <a:xfrm>
-                                  <a:off x="0" y="0"/>
-                                  <a:ext cx="141605" cy="141605"/>
-                                </a:xfrm>
-                                <a:prstGeom prst="rect">
-                                  <a:avLst/>
-                                </a:prstGeom>
-                                <a:solidFill>
-                                  <a:schemeClr val="accent1">
-                                    <a:lumMod val="75000"/>
-                                  </a:schemeClr>
-                                </a:solidFill>
-                                <a:ln w="0">
-                                  <a:noFill/>
-                                  <a:prstDash val="solid"/>
-                                  <a:miter lim="800000"/>
-                                  <a:headEnd/>
-                                  <a:tailEnd/>
-                                </a:ln>
-                              </wps:spPr>
-                              <wps:bodyPr rot="0" vert="horz" wrap="square" lIns="91440" tIns="45720" rIns="91440" bIns="45720" anchor="t" anchorCtr="0" upright="1">
-                                <a:noAutofit/>
-                              </wps:bodyPr>
-                            </wps:wsp>
-                            <wps:wsp>
-                              <wps:cNvPr id="9" name="Freeform 61" descr="Information icon"/>
-                              <wps:cNvSpPr>
-                                <a:spLocks noEditPoints="1"/>
-                              </wps:cNvSpPr>
-                              <wps:spPr bwMode="auto">
-                                <a:xfrm>
-                                  <a:off x="58420" y="22225"/>
-                                  <a:ext cx="24765" cy="97155"/>
-                                </a:xfrm>
-                                <a:custGeom>
-                                  <a:avLst/>
-                                  <a:gdLst>
-                                    <a:gd name="T0" fmla="*/ 30 w 541"/>
-                                    <a:gd name="T1" fmla="*/ 791 h 2151"/>
-                                    <a:gd name="T2" fmla="*/ 511 w 541"/>
-                                    <a:gd name="T3" fmla="*/ 791 h 2151"/>
-                                    <a:gd name="T4" fmla="*/ 511 w 541"/>
-                                    <a:gd name="T5" fmla="*/ 2151 h 2151"/>
-                                    <a:gd name="T6" fmla="*/ 30 w 541"/>
-                                    <a:gd name="T7" fmla="*/ 2151 h 2151"/>
-                                    <a:gd name="T8" fmla="*/ 30 w 541"/>
-                                    <a:gd name="T9" fmla="*/ 791 h 2151"/>
-                                    <a:gd name="T10" fmla="*/ 271 w 541"/>
-                                    <a:gd name="T11" fmla="*/ 0 h 2151"/>
-                                    <a:gd name="T12" fmla="*/ 311 w 541"/>
-                                    <a:gd name="T13" fmla="*/ 3 h 2151"/>
-                                    <a:gd name="T14" fmla="*/ 349 w 541"/>
-                                    <a:gd name="T15" fmla="*/ 11 h 2151"/>
-                                    <a:gd name="T16" fmla="*/ 384 w 541"/>
-                                    <a:gd name="T17" fmla="*/ 26 h 2151"/>
-                                    <a:gd name="T18" fmla="*/ 418 w 541"/>
-                                    <a:gd name="T19" fmla="*/ 44 h 2151"/>
-                                    <a:gd name="T20" fmla="*/ 447 w 541"/>
-                                    <a:gd name="T21" fmla="*/ 66 h 2151"/>
-                                    <a:gd name="T22" fmla="*/ 475 w 541"/>
-                                    <a:gd name="T23" fmla="*/ 93 h 2151"/>
-                                    <a:gd name="T24" fmla="*/ 497 w 541"/>
-                                    <a:gd name="T25" fmla="*/ 123 h 2151"/>
-                                    <a:gd name="T26" fmla="*/ 516 w 541"/>
-                                    <a:gd name="T27" fmla="*/ 157 h 2151"/>
-                                    <a:gd name="T28" fmla="*/ 530 w 541"/>
-                                    <a:gd name="T29" fmla="*/ 193 h 2151"/>
-                                    <a:gd name="T30" fmla="*/ 538 w 541"/>
-                                    <a:gd name="T31" fmla="*/ 230 h 2151"/>
-                                    <a:gd name="T32" fmla="*/ 541 w 541"/>
-                                    <a:gd name="T33" fmla="*/ 270 h 2151"/>
-                                    <a:gd name="T34" fmla="*/ 538 w 541"/>
-                                    <a:gd name="T35" fmla="*/ 310 h 2151"/>
-                                    <a:gd name="T36" fmla="*/ 530 w 541"/>
-                                    <a:gd name="T37" fmla="*/ 347 h 2151"/>
-                                    <a:gd name="T38" fmla="*/ 516 w 541"/>
-                                    <a:gd name="T39" fmla="*/ 384 h 2151"/>
-                                    <a:gd name="T40" fmla="*/ 497 w 541"/>
-                                    <a:gd name="T41" fmla="*/ 417 h 2151"/>
-                                    <a:gd name="T42" fmla="*/ 475 w 541"/>
-                                    <a:gd name="T43" fmla="*/ 447 h 2151"/>
-                                    <a:gd name="T44" fmla="*/ 447 w 541"/>
-                                    <a:gd name="T45" fmla="*/ 474 h 2151"/>
-                                    <a:gd name="T46" fmla="*/ 418 w 541"/>
-                                    <a:gd name="T47" fmla="*/ 496 h 2151"/>
-                                    <a:gd name="T48" fmla="*/ 384 w 541"/>
-                                    <a:gd name="T49" fmla="*/ 515 h 2151"/>
-                                    <a:gd name="T50" fmla="*/ 349 w 541"/>
-                                    <a:gd name="T51" fmla="*/ 529 h 2151"/>
-                                    <a:gd name="T52" fmla="*/ 311 w 541"/>
-                                    <a:gd name="T53" fmla="*/ 538 h 2151"/>
-                                    <a:gd name="T54" fmla="*/ 271 w 541"/>
-                                    <a:gd name="T55" fmla="*/ 540 h 2151"/>
-                                    <a:gd name="T56" fmla="*/ 231 w 541"/>
-                                    <a:gd name="T57" fmla="*/ 538 h 2151"/>
-                                    <a:gd name="T58" fmla="*/ 193 w 541"/>
-                                    <a:gd name="T59" fmla="*/ 529 h 2151"/>
-                                    <a:gd name="T60" fmla="*/ 157 w 541"/>
-                                    <a:gd name="T61" fmla="*/ 515 h 2151"/>
-                                    <a:gd name="T62" fmla="*/ 125 w 541"/>
-                                    <a:gd name="T63" fmla="*/ 496 h 2151"/>
-                                    <a:gd name="T64" fmla="*/ 94 w 541"/>
-                                    <a:gd name="T65" fmla="*/ 474 h 2151"/>
-                                    <a:gd name="T66" fmla="*/ 68 w 541"/>
-                                    <a:gd name="T67" fmla="*/ 447 h 2151"/>
-                                    <a:gd name="T68" fmla="*/ 44 w 541"/>
-                                    <a:gd name="T69" fmla="*/ 417 h 2151"/>
-                                    <a:gd name="T70" fmla="*/ 26 w 541"/>
-                                    <a:gd name="T71" fmla="*/ 384 h 2151"/>
-                                    <a:gd name="T72" fmla="*/ 13 w 541"/>
-                                    <a:gd name="T73" fmla="*/ 347 h 2151"/>
-                                    <a:gd name="T74" fmla="*/ 3 w 541"/>
-                                    <a:gd name="T75" fmla="*/ 310 h 2151"/>
-                                    <a:gd name="T76" fmla="*/ 0 w 541"/>
-                                    <a:gd name="T77" fmla="*/ 270 h 2151"/>
-                                    <a:gd name="T78" fmla="*/ 3 w 541"/>
-                                    <a:gd name="T79" fmla="*/ 230 h 2151"/>
-                                    <a:gd name="T80" fmla="*/ 13 w 541"/>
-                                    <a:gd name="T81" fmla="*/ 193 h 2151"/>
-                                    <a:gd name="T82" fmla="*/ 26 w 541"/>
-                                    <a:gd name="T83" fmla="*/ 157 h 2151"/>
-                                    <a:gd name="T84" fmla="*/ 44 w 541"/>
-                                    <a:gd name="T85" fmla="*/ 123 h 2151"/>
-                                    <a:gd name="T86" fmla="*/ 68 w 541"/>
-                                    <a:gd name="T87" fmla="*/ 93 h 2151"/>
-                                    <a:gd name="T88" fmla="*/ 94 w 541"/>
-                                    <a:gd name="T89" fmla="*/ 66 h 2151"/>
-                                    <a:gd name="T90" fmla="*/ 125 w 541"/>
-                                    <a:gd name="T91" fmla="*/ 44 h 2151"/>
-                                    <a:gd name="T92" fmla="*/ 157 w 541"/>
-                                    <a:gd name="T93" fmla="*/ 26 h 2151"/>
-                                    <a:gd name="T94" fmla="*/ 193 w 541"/>
-                                    <a:gd name="T95" fmla="*/ 11 h 2151"/>
-                                    <a:gd name="T96" fmla="*/ 231 w 541"/>
-                                    <a:gd name="T97" fmla="*/ 3 h 2151"/>
-                                    <a:gd name="T98" fmla="*/ 271 w 541"/>
-                                    <a:gd name="T99" fmla="*/ 0 h 2151"/>
-                                  </a:gdLst>
-                                  <a:ahLst/>
-                                  <a:cxnLst>
-                                    <a:cxn ang="0">
-                                      <a:pos x="T0" y="T1"/>
-                                    </a:cxn>
-                                    <a:cxn ang="0">
-                                      <a:pos x="T2" y="T3"/>
-                                    </a:cxn>
-                                    <a:cxn ang="0">
-                                      <a:pos x="T4" y="T5"/>
-                                    </a:cxn>
-                                    <a:cxn ang="0">
-                                      <a:pos x="T6" y="T7"/>
-                                    </a:cxn>
-                                    <a:cxn ang="0">
-                                      <a:pos x="T8" y="T9"/>
-                                    </a:cxn>
-                                    <a:cxn ang="0">
-                                      <a:pos x="T10" y="T11"/>
-                                    </a:cxn>
-                                    <a:cxn ang="0">
-                                      <a:pos x="T12" y="T13"/>
-                                    </a:cxn>
-                                    <a:cxn ang="0">
-                                      <a:pos x="T14" y="T15"/>
-                                    </a:cxn>
-                                    <a:cxn ang="0">
-                                      <a:pos x="T16" y="T17"/>
-                                    </a:cxn>
-                                    <a:cxn ang="0">
-                                      <a:pos x="T18" y="T19"/>
-                                    </a:cxn>
-                                    <a:cxn ang="0">
-                                      <a:pos x="T20" y="T21"/>
-                                    </a:cxn>
-                                    <a:cxn ang="0">
-                                      <a:pos x="T22" y="T23"/>
-                                    </a:cxn>
-                                    <a:cxn ang="0">
-                                      <a:pos x="T24" y="T25"/>
-                                    </a:cxn>
-                                    <a:cxn ang="0">
-                                      <a:pos x="T26" y="T27"/>
-                                    </a:cxn>
-                                    <a:cxn ang="0">
-                                      <a:pos x="T28" y="T29"/>
-                                    </a:cxn>
-                                    <a:cxn ang="0">
-                                      <a:pos x="T30" y="T31"/>
-                                    </a:cxn>
-                                    <a:cxn ang="0">
-                                      <a:pos x="T32" y="T33"/>
-                                    </a:cxn>
-                                    <a:cxn ang="0">
-                                      <a:pos x="T34" y="T35"/>
-                                    </a:cxn>
-                                    <a:cxn ang="0">
-                                      <a:pos x="T36" y="T37"/>
-                                    </a:cxn>
-                                    <a:cxn ang="0">
-                                      <a:pos x="T38" y="T39"/>
-                                    </a:cxn>
-                                    <a:cxn ang="0">
-                                      <a:pos x="T40" y="T41"/>
-                                    </a:cxn>
-                                    <a:cxn ang="0">
-                                      <a:pos x="T42" y="T43"/>
-                                    </a:cxn>
-                                    <a:cxn ang="0">
-                                      <a:pos x="T44" y="T45"/>
-                                    </a:cxn>
-                                    <a:cxn ang="0">
-                                      <a:pos x="T46" y="T47"/>
-                                    </a:cxn>
-                                    <a:cxn ang="0">
-                                      <a:pos x="T48" y="T49"/>
-                                    </a:cxn>
-                                    <a:cxn ang="0">
-                                      <a:pos x="T50" y="T51"/>
-                                    </a:cxn>
-                                    <a:cxn ang="0">
-                                      <a:pos x="T52" y="T53"/>
-                                    </a:cxn>
-                                    <a:cxn ang="0">
-                                      <a:pos x="T54" y="T55"/>
-                                    </a:cxn>
-                                    <a:cxn ang="0">
-                                      <a:pos x="T56" y="T57"/>
-                                    </a:cxn>
-                                    <a:cxn ang="0">
-                                      <a:pos x="T58" y="T59"/>
-                                    </a:cxn>
-                                    <a:cxn ang="0">
-                                      <a:pos x="T60" y="T61"/>
-                                    </a:cxn>
-                                    <a:cxn ang="0">
-                                      <a:pos x="T62" y="T63"/>
-                                    </a:cxn>
-                                    <a:cxn ang="0">
-                                      <a:pos x="T64" y="T65"/>
-                                    </a:cxn>
-                                    <a:cxn ang="0">
-                                      <a:pos x="T66" y="T67"/>
-                                    </a:cxn>
-                                    <a:cxn ang="0">
-                                      <a:pos x="T68" y="T69"/>
-                                    </a:cxn>
-                                    <a:cxn ang="0">
-                                      <a:pos x="T70" y="T71"/>
-                                    </a:cxn>
-                                    <a:cxn ang="0">
-                                      <a:pos x="T72" y="T73"/>
-                                    </a:cxn>
-                                    <a:cxn ang="0">
-                                      <a:pos x="T74" y="T75"/>
-                                    </a:cxn>
-                                    <a:cxn ang="0">
-                                      <a:pos x="T76" y="T77"/>
-                                    </a:cxn>
-                                    <a:cxn ang="0">
-                                      <a:pos x="T78" y="T79"/>
-                                    </a:cxn>
-                                    <a:cxn ang="0">
-                                      <a:pos x="T80" y="T81"/>
-                                    </a:cxn>
-                                    <a:cxn ang="0">
-                                      <a:pos x="T82" y="T83"/>
-                                    </a:cxn>
-                                    <a:cxn ang="0">
-                                      <a:pos x="T84" y="T85"/>
-                                    </a:cxn>
-                                    <a:cxn ang="0">
-                                      <a:pos x="T86" y="T87"/>
-                                    </a:cxn>
-                                    <a:cxn ang="0">
-                                      <a:pos x="T88" y="T89"/>
-                                    </a:cxn>
-                                    <a:cxn ang="0">
-                                      <a:pos x="T90" y="T91"/>
-                                    </a:cxn>
-                                    <a:cxn ang="0">
-                                      <a:pos x="T92" y="T93"/>
-                                    </a:cxn>
-                                    <a:cxn ang="0">
-                                      <a:pos x="T94" y="T95"/>
-                                    </a:cxn>
-                                    <a:cxn ang="0">
-                                      <a:pos x="T96" y="T97"/>
-                                    </a:cxn>
-                                    <a:cxn ang="0">
-                                      <a:pos x="T98" y="T99"/>
-                                    </a:cxn>
-                                  </a:cxnLst>
-                                  <a:rect l="0" t="0" r="r" b="b"/>
-                                  <a:pathLst>
-                                    <a:path w="541" h="2151">
-                                      <a:moveTo>
-                                        <a:pt x="30" y="791"/>
-                                      </a:moveTo>
-                                      <a:lnTo>
-                                        <a:pt x="511" y="791"/>
-                                      </a:lnTo>
-                                      <a:lnTo>
-                                        <a:pt x="511" y="2151"/>
-                                      </a:lnTo>
-                                      <a:lnTo>
-                                        <a:pt x="30" y="2151"/>
-                                      </a:lnTo>
-                                      <a:lnTo>
-                                        <a:pt x="30" y="791"/>
-                                      </a:lnTo>
-                                      <a:close/>
-                                      <a:moveTo>
-                                        <a:pt x="271" y="0"/>
-                                      </a:moveTo>
-                                      <a:lnTo>
-                                        <a:pt x="311" y="3"/>
-                                      </a:lnTo>
-                                      <a:lnTo>
-                                        <a:pt x="349" y="11"/>
-                                      </a:lnTo>
-                                      <a:lnTo>
-                                        <a:pt x="384" y="26"/>
-                                      </a:lnTo>
-                                      <a:lnTo>
-                                        <a:pt x="418" y="44"/>
-                                      </a:lnTo>
-                                      <a:lnTo>
-                                        <a:pt x="447" y="66"/>
-                                      </a:lnTo>
-                                      <a:lnTo>
-                                        <a:pt x="475" y="93"/>
-                                      </a:lnTo>
-                                      <a:lnTo>
-                                        <a:pt x="497" y="123"/>
-                                      </a:lnTo>
-                                      <a:lnTo>
-                                        <a:pt x="516" y="157"/>
-                                      </a:lnTo>
-                                      <a:lnTo>
-                                        <a:pt x="530" y="193"/>
-                                      </a:lnTo>
-                                      <a:lnTo>
-                                        <a:pt x="538" y="230"/>
-                                      </a:lnTo>
-                                      <a:lnTo>
-                                        <a:pt x="541" y="270"/>
-                                      </a:lnTo>
-                                      <a:lnTo>
-                                        <a:pt x="538" y="310"/>
-                                      </a:lnTo>
-                                      <a:lnTo>
-                                        <a:pt x="530" y="347"/>
-                                      </a:lnTo>
-                                      <a:lnTo>
-                                        <a:pt x="516" y="384"/>
-                                      </a:lnTo>
-                                      <a:lnTo>
-                                        <a:pt x="497" y="417"/>
-                                      </a:lnTo>
-                                      <a:lnTo>
-                                        <a:pt x="475" y="447"/>
-                                      </a:lnTo>
-                                      <a:lnTo>
-                                        <a:pt x="447" y="474"/>
-                                      </a:lnTo>
-                                      <a:lnTo>
-                                        <a:pt x="418" y="496"/>
-                                      </a:lnTo>
-                                      <a:lnTo>
-                                        <a:pt x="384" y="515"/>
-                                      </a:lnTo>
-                                      <a:lnTo>
-                                        <a:pt x="349" y="529"/>
-                                      </a:lnTo>
-                                      <a:lnTo>
-                                        <a:pt x="311" y="538"/>
-                                      </a:lnTo>
-                                      <a:lnTo>
-                                        <a:pt x="271" y="540"/>
-                                      </a:lnTo>
-                                      <a:lnTo>
-                                        <a:pt x="231" y="538"/>
-                                      </a:lnTo>
-                                      <a:lnTo>
-                                        <a:pt x="193" y="529"/>
-                                      </a:lnTo>
-                                      <a:lnTo>
-                                        <a:pt x="157" y="515"/>
-                                      </a:lnTo>
-                                      <a:lnTo>
-                                        <a:pt x="125" y="496"/>
-                                      </a:lnTo>
-                                      <a:lnTo>
-                                        <a:pt x="94" y="474"/>
-                                      </a:lnTo>
-                                      <a:lnTo>
-                                        <a:pt x="68" y="447"/>
-                                      </a:lnTo>
-                                      <a:lnTo>
-                                        <a:pt x="44" y="417"/>
-                                      </a:lnTo>
-                                      <a:lnTo>
-                                        <a:pt x="26" y="384"/>
-                                      </a:lnTo>
-                                      <a:lnTo>
-                                        <a:pt x="13" y="347"/>
-                                      </a:lnTo>
-                                      <a:lnTo>
-                                        <a:pt x="3" y="310"/>
-                                      </a:lnTo>
-                                      <a:lnTo>
-                                        <a:pt x="0" y="270"/>
-                                      </a:lnTo>
-                                      <a:lnTo>
-                                        <a:pt x="3" y="230"/>
-                                      </a:lnTo>
-                                      <a:lnTo>
-                                        <a:pt x="13" y="193"/>
-                                      </a:lnTo>
-                                      <a:lnTo>
-                                        <a:pt x="26" y="157"/>
-                                      </a:lnTo>
-                                      <a:lnTo>
-                                        <a:pt x="44" y="123"/>
-                                      </a:lnTo>
-                                      <a:lnTo>
-                                        <a:pt x="68" y="93"/>
-                                      </a:lnTo>
-                                      <a:lnTo>
-                                        <a:pt x="94" y="66"/>
-                                      </a:lnTo>
-                                      <a:lnTo>
-                                        <a:pt x="125" y="44"/>
-                                      </a:lnTo>
-                                      <a:lnTo>
-                                        <a:pt x="157" y="26"/>
-                                      </a:lnTo>
-                                      <a:lnTo>
-                                        <a:pt x="193" y="11"/>
-                                      </a:lnTo>
-                                      <a:lnTo>
-                                        <a:pt x="231" y="3"/>
-                                      </a:lnTo>
-                                      <a:lnTo>
-                                        <a:pt x="271" y="0"/>
-                                      </a:lnTo>
-                                      <a:close/>
-                                    </a:path>
-                                  </a:pathLst>
-                                </a:custGeom>
-                                <a:solidFill>
-                                  <a:srgbClr val="FFFFFF"/>
-                                </a:solidFill>
-                                <a:ln w="0">
-                                  <a:noFill/>
-                                  <a:prstDash val="solid"/>
-                                  <a:round/>
-                                  <a:headEnd/>
-                                  <a:tailEnd/>
-                                </a:ln>
-                              </wps:spPr>
-                              <wps:bodyPr rot="0" vert="horz" wrap="square" lIns="91440" tIns="45720" rIns="91440" bIns="45720" anchor="t" anchorCtr="0" upright="1">
-                                <a:noAutofit/>
-                              </wps:bodyPr>
-                            </wps:wsp>
-                          </wpg:wgp>
-                        </a:graphicData>
-                      </a:graphic>
-                    </wp:inline>
-                  </w:drawing>
-                </mc:Choice>
-                <mc:Fallback>
-                  <w:pict>
-                    <v:group w14:anchorId="0B124C21" id="Group 5" o:spid="_x0000_s1026" alt="Tip icon" style="width:11.15pt;height:11.15pt;mso-position-horizontal-relative:char;mso-position-vertical-relative:line" coordsize="141605,141605" o:gfxdata="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">
-                      <v:rect id="Rectangle 8" o:spid="_x0000_s1027" alt="Blue rectangle" style="position:absolute;width:141605;height:141605;visibility:visible;mso-wrap-style:square;v-text-anchor:top" o:gfxdata="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" fillcolor="#2e74b5 [2404]" stroked="f" strokeweight="0"/>
-                      <v:shape id="Freeform 61" o:spid="_x0000_s1028" alt="Information icon" style="position:absolute;left:58420;top:22225;width:24765;height:97155;visibility:visible;mso-wrap-style:square;v-text-anchor:top" coordsize="541,2151" o:gfxdata="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" path="m30,791r481,l511,2151r-481,l30,791xm271,r40,3l349,11r35,15l418,44r29,22l475,93r22,30l516,157r14,36l538,230r3,40l538,310r-8,37l516,384r-19,33l475,447r-28,27l418,496r-34,19l349,529r-38,9l271,540r-40,-2l193,529,157,515,125,496,94,474,68,447,44,417,26,384,13,347,3,310,,270,3,230,13,193,26,157,44,123,68,93,94,66,125,44,157,26,193,11,231,3,271,xe" stroked="f" strokeweight="0">
-                        <v:path arrowok="t" o:connecttype="custom" o:connectlocs="1373,35727;23392,35727;23392,97155;1373,97155;1373,35727;12405,0;14236,136;15976,497;17578,1174;19135,1987;20462,2981;21744,4201;22751,5556;23621,7091;24261,8717;24628,10388;24765,12195;24628,14002;24261,15673;23621,17344;22751,18835;21744,20190;20462,21409;19135,22403;17578,23261;15976,23894;14236,24300;12405,24390;10574,24300;8835,23894;7187,23261;5722,22403;4303,21409;3113,20190;2014,18835;1190,17344;595,15673;137,14002;0,12195;137,10388;595,8717;1190,7091;2014,5556;3113,4201;4303,2981;5722,1987;7187,1174;8835,497;10574,136;12405,0" o:connectangles="0,0,0,0,0,0,0,0,0,0,0,0,0,0,0,0,0,0,0,0,0,0,0,0,0,0,0,0,0,0,0,0,0,0,0,0,0,0,0,0,0,0,0,0,0,0,0,0,0,0"/>
-                        <o:lock v:ext="edit" verticies="t"/>
-                      </v:shape>
-                      <w10:anchorlock/>
-                    </v:group>
-                  </w:pict>
-                </mc:Fallback>
-              </mc:AlternateContent>
+              <w:t>Description</w:t>
             </w:r>
           </w:p>
         </w:tc>
         <w:tc>
           <w:tcPr>
-            <w:tcW w:w="4692" w:type="pct"/>
+            <w:tcW w:w="3780" w:type="dxa"/>
           </w:tcPr>
           <w:p>
             <w:pPr>
-              <w:pStyle w:val="TipText"/>
-              <w:cnfStyle w:val="000000000000" w:firstRow="0" w:lastRow="0" w:firstColumn="0" w:lastColumn="0" w:oddVBand="0" w:evenVBand="0" w:oddHBand="0" w:evenHBand="0" w:firstRowFirstColumn="0" w:firstRowLastColumn="0" w:lastRowFirstColumn="0" w:lastRowLastColumn="0"/>
-            </w:pPr>
-            <w:r>
-              <w:t>Describe the quality metrics and targets for this project.  A recommended best practice is to include a table that includes each metric, the metric description, and the target (or acceptance level) for the metric.  Traceability from each metric to the high-level requirements must also be established.</w:t>
-            </w:r>
-            <w:r>
-              <w:t xml:space="preserve">  </w:t>
-            </w:r>
-          </w:p>
-          <w:p>
-            <w:pPr>
-              <w:pStyle w:val="TipText"/>
-              <w:cnfStyle w:val="000000000000" w:firstRow="0" w:lastRow="0" w:firstColumn="0" w:lastColumn="0" w:oddVBand="0" w:evenVBand="0" w:oddHBand="0" w:evenHBand="0" w:firstRowFirstColumn="0" w:firstRowLastColumn="0" w:lastRowFirstColumn="0" w:lastRowLastColumn="0"/>
-            </w:pPr>
-            <w:r>
-              <w:t>Note, if this section is addressed by a table, there should also be a lead-in paragraph to the section.</w:t>
-            </w:r>
-          </w:p>
-          <w:p>
-            <w:pPr>
-              <w:pStyle w:val="TipText"/>
-              <w:cnfStyle w:val="000000000000" w:firstRow="0" w:lastRow="0" w:firstColumn="0" w:lastColumn="0" w:oddVBand="0" w:evenVBand="0" w:oddHBand="0" w:evenHBand="0" w:firstRowFirstColumn="0" w:firstRowLastColumn="0" w:lastRowFirstColumn="0" w:lastRowLastColumn="0"/>
+              <w:jc w:val="center"/>
               <w:rPr>
+                <w:rFonts w:cstheme="minorHAnsi"/>
                 <w:b/>
                 <w:bCs/>
+                <w:sz w:val="24"/>
+                <w:szCs w:val="24"/>
               </w:rPr>
             </w:pPr>
             <w:r>
               <w:rPr>
+                <w:rFonts w:cstheme="minorHAnsi"/>
                 <w:b/>
                 <w:bCs/>
+                <w:sz w:val="24"/>
+                <w:szCs w:val="24"/>
               </w:rPr>
-              <w:t xml:space="preserve">Please remove this blue box before submitting the assignment </w:t>
-            </w:r>
-          </w:p>
-        </w:tc>
-      </w:tr>
-    </w:tbl>
-    <w:p/>
-    <w:p>
-      <w:pPr>
-        <w:pStyle w:val="Heading2"/>
-      </w:pPr>
-      <w:r>
-        <w:t>Testing Plan</w:t>
-      </w:r>
-    </w:p>
-    <w:tbl>
-      <w:tblPr>
-        <w:tblStyle w:val="TipTable"/>
-        <w:tblW w:w="5000" w:type="pct"/>
-        <w:tblLook w:val="04A0" w:firstRow="1" w:lastRow="0" w:firstColumn="1" w:lastColumn="0" w:noHBand="0" w:noVBand="1"/>
-        <w:tblDescription w:val="Layout table"/>
-      </w:tblPr>
-      <w:tblGrid>
-        <w:gridCol w:w="577"/>
-        <w:gridCol w:w="8783"/>
-      </w:tblGrid>
-      <w:tr>
-        <w:tc>
-          <w:tcPr>
-            <w:cnfStyle w:val="001000000000" w:firstRow="0" w:lastRow="0" w:firstColumn="1" w:lastColumn="0" w:oddVBand="0" w:evenVBand="0" w:oddHBand="0" w:evenHBand="0" w:firstRowFirstColumn="0" w:firstRowLastColumn="0" w:lastRowFirstColumn="0" w:lastRowLastColumn="0"/>
-            <w:tcW w:w="308" w:type="pct"/>
-          </w:tcPr>
-          <w:p>
-            <w:r>
-              <w:rPr>
-                <w:noProof/>
-                <w:lang w:eastAsia="en-US"/>
-              </w:rPr>
-              <mc:AlternateContent>
-                <mc:Choice Requires="wpg">
-                  <w:drawing>
-                    <wp:inline distT="0" distB="0" distL="0" distR="0" wp14:anchorId="5C26D843" wp14:editId="5943750E">
-                      <wp:extent cx="141605" cy="141605"/>
-                      <wp:effectExtent l="0" t="0" r="0" b="0"/>
-                      <wp:docPr id="59" name="Group 5" descr="Tip icon"/>
-                      <wp:cNvGraphicFramePr/>
-                      <a:graphic xmlns:a="http://schemas.openxmlformats.org/drawingml/2006/main">
-                        <a:graphicData uri="http://schemas.microsoft.com/office/word/2010/wordprocessingGroup">
-                          <wpg:wgp>
-                            <wpg:cNvGrpSpPr/>
-                            <wpg:grpSpPr>
-                              <a:xfrm>
-                                <a:off x="0" y="0"/>
-                                <a:ext cx="141605" cy="141605"/>
-                                <a:chOff x="0" y="0"/>
-                                <a:chExt cx="141605" cy="141605"/>
-                              </a:xfrm>
-                            </wpg:grpSpPr>
-                            <wps:wsp>
-                              <wps:cNvPr id="60" name="Rectangle 60" descr="Blue rectangle"/>
-                              <wps:cNvSpPr>
-                                <a:spLocks noChangeArrowheads="1"/>
-                              </wps:cNvSpPr>
-                              <wps:spPr bwMode="auto">
-                                <a:xfrm>
-                                  <a:off x="0" y="0"/>
-                                  <a:ext cx="141605" cy="141605"/>
-                                </a:xfrm>
-                                <a:prstGeom prst="rect">
-                                  <a:avLst/>
-                                </a:prstGeom>
-                                <a:solidFill>
-                                  <a:schemeClr val="accent1">
-                                    <a:lumMod val="75000"/>
-                                  </a:schemeClr>
-                                </a:solidFill>
-                                <a:ln w="0">
-                                  <a:noFill/>
-                                  <a:prstDash val="solid"/>
-                                  <a:miter lim="800000"/>
-                                  <a:headEnd/>
-                                  <a:tailEnd/>
-                                </a:ln>
-                              </wps:spPr>
-                              <wps:bodyPr rot="0" vert="horz" wrap="square" lIns="91440" tIns="45720" rIns="91440" bIns="45720" anchor="t" anchorCtr="0" upright="1">
-                                <a:noAutofit/>
-                              </wps:bodyPr>
-                            </wps:wsp>
-                            <wps:wsp>
-                              <wps:cNvPr id="61" name="Freeform 61" descr="Information icon"/>
-                              <wps:cNvSpPr>
-                                <a:spLocks noEditPoints="1"/>
-                              </wps:cNvSpPr>
-                              <wps:spPr bwMode="auto">
-                                <a:xfrm>
-                                  <a:off x="58420" y="22225"/>
-                                  <a:ext cx="24765" cy="97155"/>
-                                </a:xfrm>
-                                <a:custGeom>
-                                  <a:avLst/>
-                                  <a:gdLst>
-                                    <a:gd name="T0" fmla="*/ 30 w 541"/>
-                                    <a:gd name="T1" fmla="*/ 791 h 2151"/>
-                                    <a:gd name="T2" fmla="*/ 511 w 541"/>
-                                    <a:gd name="T3" fmla="*/ 791 h 2151"/>
-                                    <a:gd name="T4" fmla="*/ 511 w 541"/>
-                                    <a:gd name="T5" fmla="*/ 2151 h 2151"/>
-                                    <a:gd name="T6" fmla="*/ 30 w 541"/>
-                                    <a:gd name="T7" fmla="*/ 2151 h 2151"/>
-                                    <a:gd name="T8" fmla="*/ 30 w 541"/>
-                                    <a:gd name="T9" fmla="*/ 791 h 2151"/>
-                                    <a:gd name="T10" fmla="*/ 271 w 541"/>
-                                    <a:gd name="T11" fmla="*/ 0 h 2151"/>
-                                    <a:gd name="T12" fmla="*/ 311 w 541"/>
-                                    <a:gd name="T13" fmla="*/ 3 h 2151"/>
-                                    <a:gd name="T14" fmla="*/ 349 w 541"/>
-                                    <a:gd name="T15" fmla="*/ 11 h 2151"/>
-                                    <a:gd name="T16" fmla="*/ 384 w 541"/>
-                                    <a:gd name="T17" fmla="*/ 26 h 2151"/>
-                                    <a:gd name="T18" fmla="*/ 418 w 541"/>
-                                    <a:gd name="T19" fmla="*/ 44 h 2151"/>
-                                    <a:gd name="T20" fmla="*/ 447 w 541"/>
-                                    <a:gd name="T21" fmla="*/ 66 h 2151"/>
-                                    <a:gd name="T22" fmla="*/ 475 w 541"/>
-                                    <a:gd name="T23" fmla="*/ 93 h 2151"/>
-                                    <a:gd name="T24" fmla="*/ 497 w 541"/>
-                                    <a:gd name="T25" fmla="*/ 123 h 2151"/>
-                                    <a:gd name="T26" fmla="*/ 516 w 541"/>
-                                    <a:gd name="T27" fmla="*/ 157 h 2151"/>
-                                    <a:gd name="T28" fmla="*/ 530 w 541"/>
-                                    <a:gd name="T29" fmla="*/ 193 h 2151"/>
-                                    <a:gd name="T30" fmla="*/ 538 w 541"/>
-                                    <a:gd name="T31" fmla="*/ 230 h 2151"/>
-                                    <a:gd name="T32" fmla="*/ 541 w 541"/>
-                                    <a:gd name="T33" fmla="*/ 270 h 2151"/>
-                                    <a:gd name="T34" fmla="*/ 538 w 541"/>
-                                    <a:gd name="T35" fmla="*/ 310 h 2151"/>
-                                    <a:gd name="T36" fmla="*/ 530 w 541"/>
-                                    <a:gd name="T37" fmla="*/ 347 h 2151"/>
-                                    <a:gd name="T38" fmla="*/ 516 w 541"/>
-                                    <a:gd name="T39" fmla="*/ 384 h 2151"/>
-                                    <a:gd name="T40" fmla="*/ 497 w 541"/>
-                                    <a:gd name="T41" fmla="*/ 417 h 2151"/>
-                                    <a:gd name="T42" fmla="*/ 475 w 541"/>
-                                    <a:gd name="T43" fmla="*/ 447 h 2151"/>
-                                    <a:gd name="T44" fmla="*/ 447 w 541"/>
-                                    <a:gd name="T45" fmla="*/ 474 h 2151"/>
-                                    <a:gd name="T46" fmla="*/ 418 w 541"/>
-                                    <a:gd name="T47" fmla="*/ 496 h 2151"/>
-                                    <a:gd name="T48" fmla="*/ 384 w 541"/>
-                                    <a:gd name="T49" fmla="*/ 515 h 2151"/>
-                                    <a:gd name="T50" fmla="*/ 349 w 541"/>
-                                    <a:gd name="T51" fmla="*/ 529 h 2151"/>
-                                    <a:gd name="T52" fmla="*/ 311 w 541"/>
-                                    <a:gd name="T53" fmla="*/ 538 h 2151"/>
-                                    <a:gd name="T54" fmla="*/ 271 w 541"/>
-                                    <a:gd name="T55" fmla="*/ 540 h 2151"/>
-                                    <a:gd name="T56" fmla="*/ 231 w 541"/>
-                                    <a:gd name="T57" fmla="*/ 538 h 2151"/>
-                                    <a:gd name="T58" fmla="*/ 193 w 541"/>
-                                    <a:gd name="T59" fmla="*/ 529 h 2151"/>
-                                    <a:gd name="T60" fmla="*/ 157 w 541"/>
-                                    <a:gd name="T61" fmla="*/ 515 h 2151"/>
-                                    <a:gd name="T62" fmla="*/ 125 w 541"/>
-                                    <a:gd name="T63" fmla="*/ 496 h 2151"/>
-                                    <a:gd name="T64" fmla="*/ 94 w 541"/>
-                                    <a:gd name="T65" fmla="*/ 474 h 2151"/>
-                                    <a:gd name="T66" fmla="*/ 68 w 541"/>
-                                    <a:gd name="T67" fmla="*/ 447 h 2151"/>
-                                    <a:gd name="T68" fmla="*/ 44 w 541"/>
-                                    <a:gd name="T69" fmla="*/ 417 h 2151"/>
-                                    <a:gd name="T70" fmla="*/ 26 w 541"/>
-                                    <a:gd name="T71" fmla="*/ 384 h 2151"/>
-                                    <a:gd name="T72" fmla="*/ 13 w 541"/>
-                                    <a:gd name="T73" fmla="*/ 347 h 2151"/>
-                                    <a:gd name="T74" fmla="*/ 3 w 541"/>
-                                    <a:gd name="T75" fmla="*/ 310 h 2151"/>
-                                    <a:gd name="T76" fmla="*/ 0 w 541"/>
-                                    <a:gd name="T77" fmla="*/ 270 h 2151"/>
-                                    <a:gd name="T78" fmla="*/ 3 w 541"/>
-                                    <a:gd name="T79" fmla="*/ 230 h 2151"/>
-                                    <a:gd name="T80" fmla="*/ 13 w 541"/>
-                                    <a:gd name="T81" fmla="*/ 193 h 2151"/>
-                                    <a:gd name="T82" fmla="*/ 26 w 541"/>
-                                    <a:gd name="T83" fmla="*/ 157 h 2151"/>
-                                    <a:gd name="T84" fmla="*/ 44 w 541"/>
-                                    <a:gd name="T85" fmla="*/ 123 h 2151"/>
-                                    <a:gd name="T86" fmla="*/ 68 w 541"/>
-                                    <a:gd name="T87" fmla="*/ 93 h 2151"/>
-                                    <a:gd name="T88" fmla="*/ 94 w 541"/>
-                                    <a:gd name="T89" fmla="*/ 66 h 2151"/>
-                                    <a:gd name="T90" fmla="*/ 125 w 541"/>
-                                    <a:gd name="T91" fmla="*/ 44 h 2151"/>
-                                    <a:gd name="T92" fmla="*/ 157 w 541"/>
-                                    <a:gd name="T93" fmla="*/ 26 h 2151"/>
-                                    <a:gd name="T94" fmla="*/ 193 w 541"/>
-                                    <a:gd name="T95" fmla="*/ 11 h 2151"/>
-                                    <a:gd name="T96" fmla="*/ 231 w 541"/>
-                                    <a:gd name="T97" fmla="*/ 3 h 2151"/>
-                                    <a:gd name="T98" fmla="*/ 271 w 541"/>
-                                    <a:gd name="T99" fmla="*/ 0 h 2151"/>
-                                  </a:gdLst>
-                                  <a:ahLst/>
-                                  <a:cxnLst>
-                                    <a:cxn ang="0">
-                                      <a:pos x="T0" y="T1"/>
-                                    </a:cxn>
-                                    <a:cxn ang="0">
-                                      <a:pos x="T2" y="T3"/>
-                                    </a:cxn>
-                                    <a:cxn ang="0">
-                                      <a:pos x="T4" y="T5"/>
-                                    </a:cxn>
-                                    <a:cxn ang="0">
-                                      <a:pos x="T6" y="T7"/>
-                                    </a:cxn>
-                                    <a:cxn ang="0">
-                                      <a:pos x="T8" y="T9"/>
-                                    </a:cxn>
-                                    <a:cxn ang="0">
-                                      <a:pos x="T10" y="T11"/>
-                                    </a:cxn>
-                                    <a:cxn ang="0">
-                                      <a:pos x="T12" y="T13"/>
-                                    </a:cxn>
-                                    <a:cxn ang="0">
-                                      <a:pos x="T14" y="T15"/>
-                                    </a:cxn>
-                                    <a:cxn ang="0">
-                                      <a:pos x="T16" y="T17"/>
-                                    </a:cxn>
-                                    <a:cxn ang="0">
-                                      <a:pos x="T18" y="T19"/>
-                                    </a:cxn>
-                                    <a:cxn ang="0">
-                                      <a:pos x="T20" y="T21"/>
-                                    </a:cxn>
-                                    <a:cxn ang="0">
-                                      <a:pos x="T22" y="T23"/>
-                                    </a:cxn>
-                                    <a:cxn ang="0">
-                                      <a:pos x="T24" y="T25"/>
-                                    </a:cxn>
-                                    <a:cxn ang="0">
-                                      <a:pos x="T26" y="T27"/>
-                                    </a:cxn>
-                                    <a:cxn ang="0">
-                                      <a:pos x="T28" y="T29"/>
-                                    </a:cxn>
-                                    <a:cxn ang="0">
-                                      <a:pos x="T30" y="T31"/>
-                                    </a:cxn>
-                                    <a:cxn ang="0">
-                                      <a:pos x="T32" y="T33"/>
-                                    </a:cxn>
-                                    <a:cxn ang="0">
-                                      <a:pos x="T34" y="T35"/>
-                                    </a:cxn>
-                                    <a:cxn ang="0">
-                                      <a:pos x="T36" y="T37"/>
-                                    </a:cxn>
-                                    <a:cxn ang="0">
-                                      <a:pos x="T38" y="T39"/>
-                                    </a:cxn>
-                                    <a:cxn ang="0">
-                                      <a:pos x="T40" y="T41"/>
-                                    </a:cxn>
-                                    <a:cxn ang="0">
-                                      <a:pos x="T42" y="T43"/>
-                                    </a:cxn>
-                                    <a:cxn ang="0">
-                                      <a:pos x="T44" y="T45"/>
-                                    </a:cxn>
-                                    <a:cxn ang="0">
-                                      <a:pos x="T46" y="T47"/>
-                                    </a:cxn>
-                                    <a:cxn ang="0">
-                                      <a:pos x="T48" y="T49"/>
-                                    </a:cxn>
-                                    <a:cxn ang="0">
-                                      <a:pos x="T50" y="T51"/>
-                                    </a:cxn>
-                                    <a:cxn ang="0">
-                                      <a:pos x="T52" y="T53"/>
-                                    </a:cxn>
-                                    <a:cxn ang="0">
-                                      <a:pos x="T54" y="T55"/>
-                                    </a:cxn>
-                                    <a:cxn ang="0">
-                                      <a:pos x="T56" y="T57"/>
-                                    </a:cxn>
-                                    <a:cxn ang="0">
-                                      <a:pos x="T58" y="T59"/>
-                                    </a:cxn>
-                                    <a:cxn ang="0">
-                                      <a:pos x="T60" y="T61"/>
-                                    </a:cxn>
-                                    <a:cxn ang="0">
-                                      <a:pos x="T62" y="T63"/>
-                                    </a:cxn>
-                                    <a:cxn ang="0">
-                                      <a:pos x="T64" y="T65"/>
-                                    </a:cxn>
-                                    <a:cxn ang="0">
-                                      <a:pos x="T66" y="T67"/>
-                                    </a:cxn>
-                                    <a:cxn ang="0">
-                                      <a:pos x="T68" y="T69"/>
-                                    </a:cxn>
-                                    <a:cxn ang="0">
-                                      <a:pos x="T70" y="T71"/>
-                                    </a:cxn>
-                                    <a:cxn ang="0">
-                                      <a:pos x="T72" y="T73"/>
-                                    </a:cxn>
-                                    <a:cxn ang="0">
-                                      <a:pos x="T74" y="T75"/>
-                                    </a:cxn>
-                                    <a:cxn ang="0">
-                                      <a:pos x="T76" y="T77"/>
-                                    </a:cxn>
-                                    <a:cxn ang="0">
-                                      <a:pos x="T78" y="T79"/>
-                                    </a:cxn>
-                                    <a:cxn ang="0">
-                                      <a:pos x="T80" y="T81"/>
-                                    </a:cxn>
-                                    <a:cxn ang="0">
-                                      <a:pos x="T82" y="T83"/>
-                                    </a:cxn>
-                                    <a:cxn ang="0">
-                                      <a:pos x="T84" y="T85"/>
-                                    </a:cxn>
-                                    <a:cxn ang="0">
-                                      <a:pos x="T86" y="T87"/>
-                                    </a:cxn>
-                                    <a:cxn ang="0">
-                                      <a:pos x="T88" y="T89"/>
-                                    </a:cxn>
-                                    <a:cxn ang="0">
-                                      <a:pos x="T90" y="T91"/>
-                                    </a:cxn>
-                                    <a:cxn ang="0">
-                                      <a:pos x="T92" y="T93"/>
-                                    </a:cxn>
-                                    <a:cxn ang="0">
-                                      <a:pos x="T94" y="T95"/>
-                                    </a:cxn>
-                                    <a:cxn ang="0">
-                                      <a:pos x="T96" y="T97"/>
-                                    </a:cxn>
-                                    <a:cxn ang="0">
-                                      <a:pos x="T98" y="T99"/>
-                                    </a:cxn>
-                                  </a:cxnLst>
-                                  <a:rect l="0" t="0" r="r" b="b"/>
-                                  <a:pathLst>
-                                    <a:path w="541" h="2151">
-                                      <a:moveTo>
-                                        <a:pt x="30" y="791"/>
-                                      </a:moveTo>
-                                      <a:lnTo>
-                                        <a:pt x="511" y="791"/>
-                                      </a:lnTo>
-                                      <a:lnTo>
-                                        <a:pt x="511" y="2151"/>
-                                      </a:lnTo>
-                                      <a:lnTo>
-                                        <a:pt x="30" y="2151"/>
-                                      </a:lnTo>
-                                      <a:lnTo>
-                                        <a:pt x="30" y="791"/>
-                                      </a:lnTo>
-                                      <a:close/>
-                                      <a:moveTo>
-                                        <a:pt x="271" y="0"/>
-                                      </a:moveTo>
-                                      <a:lnTo>
-                                        <a:pt x="311" y="3"/>
-                                      </a:lnTo>
-                                      <a:lnTo>
-                                        <a:pt x="349" y="11"/>
-                                      </a:lnTo>
-                                      <a:lnTo>
-                                        <a:pt x="384" y="26"/>
-                                      </a:lnTo>
-                                      <a:lnTo>
-                                        <a:pt x="418" y="44"/>
-                                      </a:lnTo>
-                                      <a:lnTo>
-                                        <a:pt x="447" y="66"/>
-                                      </a:lnTo>
-                                      <a:lnTo>
-                                        <a:pt x="475" y="93"/>
-                                      </a:lnTo>
-                                      <a:lnTo>
-                                        <a:pt x="497" y="123"/>
-                                      </a:lnTo>
-                                      <a:lnTo>
-                                        <a:pt x="516" y="157"/>
-                                      </a:lnTo>
-                                      <a:lnTo>
-                                        <a:pt x="530" y="193"/>
-                                      </a:lnTo>
-                                      <a:lnTo>
-                                        <a:pt x="538" y="230"/>
-                                      </a:lnTo>
-                                      <a:lnTo>
-                                        <a:pt x="541" y="270"/>
-                                      </a:lnTo>
-                                      <a:lnTo>
-                                        <a:pt x="538" y="310"/>
-                                      </a:lnTo>
-                                      <a:lnTo>
-                                        <a:pt x="530" y="347"/>
-                                      </a:lnTo>
-                                      <a:lnTo>
-                                        <a:pt x="516" y="384"/>
-                                      </a:lnTo>
-                                      <a:lnTo>
-                                        <a:pt x="497" y="417"/>
-                                      </a:lnTo>
-                                      <a:lnTo>
-                                        <a:pt x="475" y="447"/>
-                                      </a:lnTo>
-                                      <a:lnTo>
-                                        <a:pt x="447" y="474"/>
-                                      </a:lnTo>
-                                      <a:lnTo>
-                                        <a:pt x="418" y="496"/>
-                                      </a:lnTo>
-                                      <a:lnTo>
-                                        <a:pt x="384" y="515"/>
-                                      </a:lnTo>
-                                      <a:lnTo>
-                                        <a:pt x="349" y="529"/>
-                                      </a:lnTo>
-                                      <a:lnTo>
-                                        <a:pt x="311" y="538"/>
-                                      </a:lnTo>
-                                      <a:lnTo>
-                                        <a:pt x="271" y="540"/>
-                                      </a:lnTo>
-                                      <a:lnTo>
-                                        <a:pt x="231" y="538"/>
-                                      </a:lnTo>
-                                      <a:lnTo>
-                                        <a:pt x="193" y="529"/>
-                                      </a:lnTo>
-                                      <a:lnTo>
-                                        <a:pt x="157" y="515"/>
-                                      </a:lnTo>
-                                      <a:lnTo>
-                                        <a:pt x="125" y="496"/>
-                                      </a:lnTo>
-                                      <a:lnTo>
-                                        <a:pt x="94" y="474"/>
-                                      </a:lnTo>
-                                      <a:lnTo>
-                                        <a:pt x="68" y="447"/>
-                                      </a:lnTo>
-                                      <a:lnTo>
-                                        <a:pt x="44" y="417"/>
-                                      </a:lnTo>
-                                      <a:lnTo>
-                                        <a:pt x="26" y="384"/>
-                                      </a:lnTo>
-                                      <a:lnTo>
-                                        <a:pt x="13" y="347"/>
-                                      </a:lnTo>
-                                      <a:lnTo>
-                                        <a:pt x="3" y="310"/>
-                                      </a:lnTo>
-                                      <a:lnTo>
-                                        <a:pt x="0" y="270"/>
-                                      </a:lnTo>
-                                      <a:lnTo>
-                                        <a:pt x="3" y="230"/>
-                                      </a:lnTo>
-                                      <a:lnTo>
-                                        <a:pt x="13" y="193"/>
-                                      </a:lnTo>
-                                      <a:lnTo>
-                                        <a:pt x="26" y="157"/>
-                                      </a:lnTo>
-                                      <a:lnTo>
-                                        <a:pt x="44" y="123"/>
-                                      </a:lnTo>
-                                      <a:lnTo>
-                                        <a:pt x="68" y="93"/>
-                                      </a:lnTo>
-                                      <a:lnTo>
-                                        <a:pt x="94" y="66"/>
-                                      </a:lnTo>
-                                      <a:lnTo>
-                                        <a:pt x="125" y="44"/>
-                                      </a:lnTo>
-                                      <a:lnTo>
-                                        <a:pt x="157" y="26"/>
-                                      </a:lnTo>
-                                      <a:lnTo>
-                                        <a:pt x="193" y="11"/>
-                                      </a:lnTo>
-                                      <a:lnTo>
-                                        <a:pt x="231" y="3"/>
-                                      </a:lnTo>
-                                      <a:lnTo>
-                                        <a:pt x="271" y="0"/>
-                                      </a:lnTo>
-                                      <a:close/>
-                                    </a:path>
-                                  </a:pathLst>
-                                </a:custGeom>
-                                <a:solidFill>
-                                  <a:srgbClr val="FFFFFF"/>
-                                </a:solidFill>
-                                <a:ln w="0">
-                                  <a:noFill/>
-                                  <a:prstDash val="solid"/>
-                                  <a:round/>
-                                  <a:headEnd/>
-                                  <a:tailEnd/>
-                                </a:ln>
-                              </wps:spPr>
-                              <wps:bodyPr rot="0" vert="horz" wrap="square" lIns="91440" tIns="45720" rIns="91440" bIns="45720" anchor="t" anchorCtr="0" upright="1">
-                                <a:noAutofit/>
-                              </wps:bodyPr>
-                            </wps:wsp>
-                          </wpg:wgp>
-                        </a:graphicData>
-                      </a:graphic>
-                    </wp:inline>
-                  </w:drawing>
-                </mc:Choice>
-                <mc:Fallback>
-                  <w:pict>
-                    <v:group w14:anchorId="0C0144EA" id="Group 5" o:spid="_x0000_s1026" alt="Tip icon" style="width:11.15pt;height:11.15pt;mso-position-horizontal-relative:char;mso-position-vertical-relative:line" coordsize="141605,141605" o:gfxdata="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">
-                      <v:rect id="Rectangle 60" o:spid="_x0000_s1027" alt="Blue rectangle" style="position:absolute;width:141605;height:141605;visibility:visible;mso-wrap-style:square;v-text-anchor:top" o:gfxdata="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" fillcolor="#2e74b5 [2404]" stroked="f" strokeweight="0"/>
-                      <v:shape id="Freeform 61" o:spid="_x0000_s1028" alt="Information icon" style="position:absolute;left:58420;top:22225;width:24765;height:97155;visibility:visible;mso-wrap-style:square;v-text-anchor:top" coordsize="541,2151" o:gfxdata="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" path="m30,791r481,l511,2151r-481,l30,791xm271,r40,3l349,11r35,15l418,44r29,22l475,93r22,30l516,157r14,36l538,230r3,40l538,310r-8,37l516,384r-19,33l475,447r-28,27l418,496r-34,19l349,529r-38,9l271,540r-40,-2l193,529,157,515,125,496,94,474,68,447,44,417,26,384,13,347,3,310,,270,3,230,13,193,26,157,44,123,68,93,94,66,125,44,157,26,193,11,231,3,271,xe" stroked="f" strokeweight="0">
-                        <v:path arrowok="t" o:connecttype="custom" o:connectlocs="1373,35727;23392,35727;23392,97155;1373,97155;1373,35727;12405,0;14236,136;15976,497;17578,1174;19135,1987;20462,2981;21744,4201;22751,5556;23621,7091;24261,8717;24628,10388;24765,12195;24628,14002;24261,15673;23621,17344;22751,18835;21744,20190;20462,21409;19135,22403;17578,23261;15976,23894;14236,24300;12405,24390;10574,24300;8835,23894;7187,23261;5722,22403;4303,21409;3113,20190;2014,18835;1190,17344;595,15673;137,14002;0,12195;137,10388;595,8717;1190,7091;2014,5556;3113,4201;4303,2981;5722,1987;7187,1174;8835,497;10574,136;12405,0" o:connectangles="0,0,0,0,0,0,0,0,0,0,0,0,0,0,0,0,0,0,0,0,0,0,0,0,0,0,0,0,0,0,0,0,0,0,0,0,0,0,0,0,0,0,0,0,0,0,0,0,0,0"/>
-                        <o:lock v:ext="edit" verticies="t"/>
-                      </v:shape>
-                      <w10:anchorlock/>
-                    </v:group>
-                  </w:pict>
-                </mc:Fallback>
-              </mc:AlternateContent>
+              <w:t>Acceptance Target</w:t>
             </w:r>
           </w:p>
         </w:tc>
         <w:tc>
           <w:tcPr>
-            <w:tcW w:w="4692" w:type="pct"/>
+            <w:tcW w:w="1435" w:type="dxa"/>
           </w:tcPr>
           <w:p>
             <w:pPr>
-              <w:pStyle w:val="TipText"/>
-              <w:cnfStyle w:val="000000000000" w:firstRow="0" w:lastRow="0" w:firstColumn="0" w:lastColumn="0" w:oddVBand="0" w:evenVBand="0" w:oddHBand="0" w:evenHBand="0" w:firstRowFirstColumn="0" w:firstRowLastColumn="0" w:lastRowFirstColumn="0" w:lastRowLastColumn="0"/>
-            </w:pPr>
-            <w:r>
-              <w:t>Include a lead in paragraph that discusses your overall test strategy.  For</w:t>
-            </w:r>
-            <w:r>
-              <w:t xml:space="preserve"> each quality metric defined, describe the test(s) that will be run to verify that the quality metric is met.  For each test, you must specify:</w:t>
-            </w:r>
-          </w:p>
-          <w:p>
-            <w:pPr>
-              <w:pStyle w:val="TipText"/>
-              <w:numPr>
-                <w:ilvl w:val="0"/>
-                <w:numId w:val="16"/>
-              </w:numPr>
-              <w:cnfStyle w:val="000000000000" w:firstRow="0" w:lastRow="0" w:firstColumn="0" w:lastColumn="0" w:oddVBand="0" w:evenVBand="0" w:oddHBand="0" w:evenHBand="0" w:firstRowFirstColumn="0" w:firstRowLastColumn="0" w:lastRowFirstColumn="0" w:lastRowLastColumn="0"/>
-            </w:pPr>
-            <w:r>
-              <w:t>A description of the test</w:t>
-            </w:r>
-          </w:p>
-          <w:p>
-            <w:pPr>
-              <w:pStyle w:val="TipText"/>
-              <w:numPr>
-                <w:ilvl w:val="0"/>
-                <w:numId w:val="16"/>
-              </w:numPr>
-              <w:cnfStyle w:val="000000000000" w:firstRow="0" w:lastRow="0" w:firstColumn="0" w:lastColumn="0" w:oddVBand="0" w:evenVBand="0" w:oddHBand="0" w:evenHBand="0" w:firstRowFirstColumn="0" w:firstRowLastColumn="0" w:lastRowFirstColumn="0" w:lastRowLastColumn="0"/>
-            </w:pPr>
-            <w:r>
-              <w:t>To which metric does the test apply</w:t>
-            </w:r>
-          </w:p>
-          <w:p>
-            <w:pPr>
-              <w:pStyle w:val="TipText"/>
-              <w:numPr>
-                <w:ilvl w:val="0"/>
-                <w:numId w:val="16"/>
-              </w:numPr>
-              <w:cnfStyle w:val="000000000000" w:firstRow="0" w:lastRow="0" w:firstColumn="0" w:lastColumn="0" w:oddVBand="0" w:evenVBand="0" w:oddHBand="0" w:evenHBand="0" w:firstRowFirstColumn="0" w:firstRowLastColumn="0" w:lastRowFirstColumn="0" w:lastRowLastColumn="0"/>
-            </w:pPr>
-            <w:r>
-              <w:t>Why the test was selected</w:t>
-            </w:r>
-          </w:p>
-          <w:p>
-            <w:pPr>
-              <w:pStyle w:val="TipText"/>
-              <w:cnfStyle w:val="000000000000" w:firstRow="0" w:lastRow="0" w:firstColumn="0" w:lastColumn="0" w:oddVBand="0" w:evenVBand="0" w:oddHBand="0" w:evenHBand="0" w:firstRowFirstColumn="0" w:firstRowLastColumn="0" w:lastRowFirstColumn="0" w:lastRowLastColumn="0"/>
-            </w:pPr>
-            <w:r>
-              <w:t>A recommended best practice for this section would cover each test in a uniform way (identical sub-headings, or table format).  If subheadings or tables are used, there should be a lead-in paragraph before the sub-heading or table.</w:t>
-            </w:r>
-          </w:p>
-          <w:p>
-            <w:pPr>
-              <w:pStyle w:val="TipText"/>
-              <w:cnfStyle w:val="000000000000" w:firstRow="0" w:lastRow="0" w:firstColumn="0" w:lastColumn="0" w:oddVBand="0" w:evenVBand="0" w:oddHBand="0" w:evenHBand="0" w:firstRowFirstColumn="0" w:firstRowLastColumn="0" w:lastRowFirstColumn="0" w:lastRowLastColumn="0"/>
-            </w:pPr>
-            <w:r>
-              <w:lastRenderedPageBreak/>
-              <w:t>Note: in some cases, it may be easier to verify requirements with negative testing.</w:t>
-            </w:r>
-          </w:p>
-          <w:p>
-            <w:pPr>
-              <w:pStyle w:val="TipText"/>
-              <w:cnfStyle w:val="000000000000" w:firstRow="0" w:lastRow="0" w:firstColumn="0" w:lastColumn="0" w:oddVBand="0" w:evenVBand="0" w:oddHBand="0" w:evenHBand="0" w:firstRowFirstColumn="0" w:firstRowLastColumn="0" w:lastRowFirstColumn="0" w:lastRowLastColumn="0"/>
+              <w:jc w:val="center"/>
               <w:rPr>
+                <w:rFonts w:cstheme="minorHAnsi"/>
                 <w:b/>
                 <w:bCs/>
+                <w:sz w:val="24"/>
+                <w:szCs w:val="24"/>
               </w:rPr>
             </w:pPr>
             <w:r>
               <w:rPr>
+                <w:rFonts w:cstheme="minorHAnsi"/>
                 <w:b/>
                 <w:bCs/>
+                <w:sz w:val="24"/>
+                <w:szCs w:val="24"/>
               </w:rPr>
-              <w:t>Please remove this blue box before submitting the assignment</w:t>
+              <w:t>Trace</w:t>
             </w:r>
           </w:p>
         </w:tc>
       </w:tr>
+      <w:tr>
+        <w:tc>
+          <w:tcPr>
+            <w:tcW w:w="923" w:type="dxa"/>
+          </w:tcPr>
+          <w:p>
+            <w:pPr>
+              <w:rPr>
+                <w:rFonts w:cstheme="minorHAnsi"/>
+                <w:sz w:val="24"/>
+                <w:szCs w:val="24"/>
+              </w:rPr>
+            </w:pPr>
+          </w:p>
+        </w:tc>
+        <w:tc>
+          <w:tcPr>
+            <w:tcW w:w="3212" w:type="dxa"/>
+          </w:tcPr>
+          <w:p>
+            <w:pPr>
+              <w:rPr>
+                <w:rFonts w:cstheme="minorHAnsi"/>
+                <w:sz w:val="24"/>
+                <w:szCs w:val="24"/>
+              </w:rPr>
+            </w:pPr>
+          </w:p>
+        </w:tc>
+        <w:tc>
+          <w:tcPr>
+            <w:tcW w:w="3780" w:type="dxa"/>
+          </w:tcPr>
+          <w:p>
+            <w:pPr>
+              <w:rPr>
+                <w:rFonts w:cstheme="minorHAnsi"/>
+                <w:sz w:val="24"/>
+                <w:szCs w:val="24"/>
+              </w:rPr>
+            </w:pPr>
+          </w:p>
+        </w:tc>
+        <w:tc>
+          <w:tcPr>
+            <w:tcW w:w="1435" w:type="dxa"/>
+          </w:tcPr>
+          <w:p>
+            <w:pPr>
+              <w:rPr>
+                <w:rFonts w:cstheme="minorHAnsi"/>
+                <w:sz w:val="24"/>
+                <w:szCs w:val="24"/>
+              </w:rPr>
+            </w:pPr>
+          </w:p>
+        </w:tc>
+      </w:tr>
+      <w:tr>
+        <w:tc>
+          <w:tcPr>
+            <w:tcW w:w="923" w:type="dxa"/>
+          </w:tcPr>
+          <w:p>
+            <w:pPr>
+              <w:rPr>
+                <w:rFonts w:cstheme="minorHAnsi"/>
+                <w:sz w:val="24"/>
+                <w:szCs w:val="24"/>
+              </w:rPr>
+            </w:pPr>
+          </w:p>
+        </w:tc>
+        <w:tc>
+          <w:tcPr>
+            <w:tcW w:w="3212" w:type="dxa"/>
+          </w:tcPr>
+          <w:p>
+            <w:pPr>
+              <w:rPr>
+                <w:rFonts w:cstheme="minorHAnsi"/>
+                <w:sz w:val="24"/>
+                <w:szCs w:val="24"/>
+              </w:rPr>
+            </w:pPr>
+          </w:p>
+        </w:tc>
+        <w:tc>
+          <w:tcPr>
+            <w:tcW w:w="3780" w:type="dxa"/>
+          </w:tcPr>
+          <w:p>
+            <w:pPr>
+              <w:rPr>
+                <w:rFonts w:cstheme="minorHAnsi"/>
+                <w:sz w:val="24"/>
+                <w:szCs w:val="24"/>
+              </w:rPr>
+            </w:pPr>
+          </w:p>
+        </w:tc>
+        <w:tc>
+          <w:tcPr>
+            <w:tcW w:w="1435" w:type="dxa"/>
+          </w:tcPr>
+          <w:p>
+            <w:pPr>
+              <w:rPr>
+                <w:rFonts w:cstheme="minorHAnsi"/>
+                <w:sz w:val="24"/>
+                <w:szCs w:val="24"/>
+              </w:rPr>
+            </w:pPr>
+          </w:p>
+        </w:tc>
+      </w:tr>
+      <w:tr>
+        <w:tc>
+          <w:tcPr>
+            <w:tcW w:w="923" w:type="dxa"/>
+          </w:tcPr>
+          <w:p>
+            <w:pPr>
+              <w:rPr>
+                <w:rFonts w:cstheme="minorHAnsi"/>
+                <w:sz w:val="24"/>
+                <w:szCs w:val="24"/>
+              </w:rPr>
+            </w:pPr>
+          </w:p>
+        </w:tc>
+        <w:tc>
+          <w:tcPr>
+            <w:tcW w:w="3212" w:type="dxa"/>
+          </w:tcPr>
+          <w:p>
+            <w:pPr>
+              <w:rPr>
+                <w:rFonts w:cstheme="minorHAnsi"/>
+                <w:sz w:val="24"/>
+                <w:szCs w:val="24"/>
+              </w:rPr>
+            </w:pPr>
+          </w:p>
+        </w:tc>
+        <w:tc>
+          <w:tcPr>
+            <w:tcW w:w="3780" w:type="dxa"/>
+          </w:tcPr>
+          <w:p>
+            <w:pPr>
+              <w:rPr>
+                <w:rFonts w:cstheme="minorHAnsi"/>
+                <w:sz w:val="24"/>
+                <w:szCs w:val="24"/>
+              </w:rPr>
+            </w:pPr>
+          </w:p>
+        </w:tc>
+        <w:tc>
+          <w:tcPr>
+            <w:tcW w:w="1435" w:type="dxa"/>
+          </w:tcPr>
+          <w:p>
+            <w:pPr>
+              <w:rPr>
+                <w:rFonts w:cstheme="minorHAnsi"/>
+                <w:sz w:val="24"/>
+                <w:szCs w:val="24"/>
+              </w:rPr>
+            </w:pPr>
+          </w:p>
+        </w:tc>
+      </w:tr>
     </w:tbl>
-    <w:p/>
+    <w:p>
+      <w:pPr>
+        <w:rPr>
+          <w:rFonts w:cstheme="minorHAnsi"/>
+          <w:sz w:val="24"/>
+          <w:szCs w:val="24"/>
+        </w:rPr>
+      </w:pPr>
+    </w:p>
+    <w:p>
+      <w:pPr>
+        <w:rPr>
+          <w:rFonts w:cstheme="minorHAnsi"/>
+          <w:sz w:val="24"/>
+          <w:szCs w:val="24"/>
+        </w:rPr>
+      </w:pPr>
+      <w:r>
+        <w:rPr>
+          <w:rFonts w:cstheme="minorHAnsi"/>
+          <w:sz w:val="24"/>
+          <w:szCs w:val="24"/>
+        </w:rPr>
+        <w:t xml:space="preserve">Rules: Environment testing is done in (native, </w:t>
+      </w:r>
+      <w:proofErr w:type="spellStart"/>
+      <w:r>
+        <w:rPr>
+          <w:rFonts w:cstheme="minorHAnsi"/>
+          <w:sz w:val="24"/>
+          <w:szCs w:val="24"/>
+        </w:rPr>
+        <w:t>etc</w:t>
+      </w:r>
+      <w:proofErr w:type="spellEnd"/>
+      <w:r>
+        <w:rPr>
+          <w:rFonts w:cstheme="minorHAnsi"/>
+          <w:sz w:val="24"/>
+          <w:szCs w:val="24"/>
+        </w:rPr>
+        <w:t xml:space="preserve">) and </w:t>
+      </w:r>
+      <w:proofErr w:type="spellStart"/>
+      <w:r>
+        <w:rPr>
+          <w:rFonts w:cstheme="minorHAnsi"/>
+          <w:sz w:val="24"/>
+          <w:szCs w:val="24"/>
+        </w:rPr>
+        <w:t>ios</w:t>
+      </w:r>
+      <w:proofErr w:type="spellEnd"/>
+      <w:r>
+        <w:rPr>
+          <w:rFonts w:cstheme="minorHAnsi"/>
+          <w:sz w:val="24"/>
+          <w:szCs w:val="24"/>
+        </w:rPr>
+        <w:t>/android</w:t>
+      </w:r>
+    </w:p>
+    <w:p>
+      <w:pPr>
+        <w:pStyle w:val="Heading2"/>
+      </w:pPr>
+      <w:r>
+        <w:t>Testing Plan</w:t>
+      </w:r>
+    </w:p>
+    <w:p>
+      <w:pPr>
+        <w:rPr>
+          <w:sz w:val="24"/>
+          <w:szCs w:val="24"/>
+        </w:rPr>
+      </w:pPr>
+      <w:r>
+        <w:rPr>
+          <w:sz w:val="24"/>
+          <w:szCs w:val="24"/>
+        </w:rPr>
+        <w:t>How are tests created JEST/native/</w:t>
+      </w:r>
+      <w:proofErr w:type="spellStart"/>
+      <w:r>
+        <w:rPr>
+          <w:sz w:val="24"/>
+          <w:szCs w:val="24"/>
+        </w:rPr>
+        <w:t>db</w:t>
+      </w:r>
+      <w:proofErr w:type="spellEnd"/>
+    </w:p>
+    <w:p>
+      <w:pPr>
+        <w:rPr>
+          <w:sz w:val="24"/>
+          <w:szCs w:val="24"/>
+        </w:rPr>
+      </w:pPr>
+    </w:p>
+    <w:p>
+      <w:pPr>
+        <w:rPr>
+          <w:sz w:val="24"/>
+          <w:szCs w:val="24"/>
+        </w:rPr>
+      </w:pPr>
+      <w:r>
+        <w:rPr>
+          <w:sz w:val="24"/>
+          <w:szCs w:val="24"/>
+        </w:rPr>
+        <w:t>Session/incident rules</w:t>
+      </w:r>
+    </w:p>
+    <w:p>
+      <w:pPr>
+        <w:rPr>
+          <w:sz w:val="24"/>
+          <w:szCs w:val="24"/>
+        </w:rPr>
+      </w:pPr>
+    </w:p>
+    <w:p>
+      <w:pPr>
+        <w:rPr>
+          <w:sz w:val="24"/>
+          <w:szCs w:val="24"/>
+        </w:rPr>
+      </w:pPr>
+      <w:r>
+        <w:rPr>
+          <w:sz w:val="24"/>
+          <w:szCs w:val="24"/>
+        </w:rPr>
+        <w:t>Data retention</w:t>
+      </w:r>
+    </w:p>
+    <w:p>
+      <w:pPr>
+        <w:rPr>
+          <w:sz w:val="24"/>
+          <w:szCs w:val="24"/>
+        </w:rPr>
+      </w:pPr>
+    </w:p>
+    <w:p>
+      <w:pPr>
+        <w:rPr>
+          <w:sz w:val="24"/>
+          <w:szCs w:val="24"/>
+        </w:rPr>
+      </w:pPr>
+      <w:r>
+        <w:rPr>
+          <w:sz w:val="24"/>
+          <w:szCs w:val="24"/>
+        </w:rPr>
+        <w:t>Interfaces</w:t>
+      </w:r>
+    </w:p>
+    <w:p>
+      <w:pPr>
+        <w:rPr>
+          <w:sz w:val="24"/>
+          <w:szCs w:val="24"/>
+        </w:rPr>
+      </w:pPr>
+    </w:p>
+    <w:p>
+      <w:pPr>
+        <w:rPr>
+          <w:sz w:val="24"/>
+          <w:szCs w:val="24"/>
+        </w:rPr>
+      </w:pPr>
+      <w:proofErr w:type="spellStart"/>
+      <w:r>
+        <w:rPr>
+          <w:sz w:val="24"/>
+          <w:szCs w:val="24"/>
+        </w:rPr>
+        <w:t>Protobuf</w:t>
+      </w:r>
+      <w:proofErr w:type="spellEnd"/>
+    </w:p>
+    <w:p>
+      <w:pPr>
+        <w:rPr>
+          <w:sz w:val="24"/>
+          <w:szCs w:val="24"/>
+        </w:rPr>
+      </w:pPr>
+    </w:p>
+    <w:p>
+      <w:pPr>
+        <w:rPr>
+          <w:sz w:val="24"/>
+          <w:szCs w:val="24"/>
+        </w:rPr>
+      </w:pPr>
+      <w:r>
+        <w:rPr>
+          <w:sz w:val="24"/>
+          <w:szCs w:val="24"/>
+        </w:rPr>
+        <w:t>UI testing</w:t>
+      </w:r>
+    </w:p>
+    <w:p>
+      <w:pPr>
+        <w:rPr>
+          <w:sz w:val="24"/>
+          <w:szCs w:val="24"/>
+        </w:rPr>
+      </w:pPr>
+    </w:p>
+    <w:p>
+      <w:pPr>
+        <w:rPr>
+          <w:sz w:val="24"/>
+          <w:szCs w:val="24"/>
+        </w:rPr>
+      </w:pPr>
+      <w:r>
+        <w:rPr>
+          <w:sz w:val="24"/>
+          <w:szCs w:val="24"/>
+        </w:rPr>
+        <w:t>BLE</w:t>
+      </w:r>
+    </w:p>
+    <w:p>
+      <w:pPr>
+        <w:rPr>
+          <w:sz w:val="24"/>
+          <w:szCs w:val="24"/>
+        </w:rPr>
+      </w:pPr>
+    </w:p>
+    <w:p>
+      <w:pPr>
+        <w:rPr>
+          <w:sz w:val="24"/>
+          <w:szCs w:val="24"/>
+        </w:rPr>
+      </w:pPr>
+      <w:r>
+        <w:rPr>
+          <w:sz w:val="24"/>
+          <w:szCs w:val="24"/>
+        </w:rPr>
+        <w:t xml:space="preserve">Human </w:t>
+      </w:r>
+      <w:proofErr w:type="spellStart"/>
+      <w:r>
+        <w:rPr>
+          <w:sz w:val="24"/>
+          <w:szCs w:val="24"/>
+        </w:rPr>
+        <w:t>ux</w:t>
+      </w:r>
+      <w:proofErr w:type="spellEnd"/>
+      <w:r>
+        <w:rPr>
+          <w:sz w:val="24"/>
+          <w:szCs w:val="24"/>
+        </w:rPr>
+        <w:t xml:space="preserve"> testing</w:t>
+      </w:r>
+    </w:p>
+    <w:p>
+      <w:pPr>
+        <w:rPr>
+          <w:sz w:val="24"/>
+          <w:szCs w:val="24"/>
+        </w:rPr>
+      </w:pPr>
+    </w:p>
+    <w:p>
+      <w:pPr>
+        <w:rPr>
+          <w:sz w:val="24"/>
+          <w:szCs w:val="24"/>
+        </w:rPr>
+      </w:pPr>
+      <w:r>
+        <w:rPr>
+          <w:sz w:val="24"/>
+          <w:szCs w:val="24"/>
+        </w:rPr>
+        <w:t>Exports</w:t>
+      </w:r>
+    </w:p>
+    <w:p>
+      <w:pPr>
+        <w:rPr>
+          <w:sz w:val="24"/>
+          <w:szCs w:val="24"/>
+        </w:rPr>
+      </w:pPr>
+    </w:p>
+    <w:p>
+      <w:pPr>
+        <w:rPr>
+          <w:sz w:val="24"/>
+          <w:szCs w:val="24"/>
+        </w:rPr>
+      </w:pPr>
+      <w:r>
+        <w:rPr>
+          <w:sz w:val="24"/>
+          <w:szCs w:val="24"/>
+        </w:rPr>
+        <w:t>Long term testing</w:t>
+      </w:r>
+    </w:p>
+    <w:p>
+      <w:pPr>
+        <w:rPr>
+          <w:sz w:val="24"/>
+          <w:szCs w:val="24"/>
+        </w:rPr>
+      </w:pPr>
+    </w:p>
+    <w:p>
+      <w:pPr>
+        <w:rPr>
+          <w:sz w:val="24"/>
+          <w:szCs w:val="24"/>
+        </w:rPr>
+      </w:pPr>
+      <w:r>
+        <w:rPr>
+          <w:sz w:val="24"/>
+          <w:szCs w:val="24"/>
+        </w:rPr>
+        <w:t>documentation</w:t>
+      </w:r>
+    </w:p>
     <w:sectPr>
       <w:footerReference w:type="default" r:id="rId8"/>
       <w:pgSz w:w="12240" w:h="15840" w:code="1"/>
@@ -2845,6 +1974,92 @@
     </w:lvl>
   </w:abstractNum>
   <w:abstractNum w:abstractNumId="11" w15:restartNumberingAfterBreak="0">
+    <w:nsid w:val="1247657B"/>
+    <w:multiLevelType w:val="hybridMultilevel"/>
+    <w:tmpl w:val="FA86AA8C"/>
+    <w:lvl w:ilvl="0" w:tplc="04090011">
+      <w:start w:val="1"/>
+      <w:numFmt w:val="decimal"/>
+      <w:lvlText w:val="%1)"/>
+      <w:lvlJc w:val="left"/>
+      <w:pPr>
+        <w:ind w:left="720" w:hanging="360"/>
+      </w:pPr>
+    </w:lvl>
+    <w:lvl w:ilvl="1" w:tplc="04090019" w:tentative="1">
+      <w:start w:val="1"/>
+      <w:numFmt w:val="lowerLetter"/>
+      <w:lvlText w:val="%2."/>
+      <w:lvlJc w:val="left"/>
+      <w:pPr>
+        <w:ind w:left="1440" w:hanging="360"/>
+      </w:pPr>
+    </w:lvl>
+    <w:lvl w:ilvl="2" w:tplc="0409001B" w:tentative="1">
+      <w:start w:val="1"/>
+      <w:numFmt w:val="lowerRoman"/>
+      <w:lvlText w:val="%3."/>
+      <w:lvlJc w:val="right"/>
+      <w:pPr>
+        <w:ind w:left="2160" w:hanging="180"/>
+      </w:pPr>
+    </w:lvl>
+    <w:lvl w:ilvl="3" w:tplc="0409000F" w:tentative="1">
+      <w:start w:val="1"/>
+      <w:numFmt w:val="decimal"/>
+      <w:lvlText w:val="%4."/>
+      <w:lvlJc w:val="left"/>
+      <w:pPr>
+        <w:ind w:left="2880" w:hanging="360"/>
+      </w:pPr>
+    </w:lvl>
+    <w:lvl w:ilvl="4" w:tplc="04090019" w:tentative="1">
+      <w:start w:val="1"/>
+      <w:numFmt w:val="lowerLetter"/>
+      <w:lvlText w:val="%5."/>
+      <w:lvlJc w:val="left"/>
+      <w:pPr>
+        <w:ind w:left="3600" w:hanging="360"/>
+      </w:pPr>
+    </w:lvl>
+    <w:lvl w:ilvl="5" w:tplc="0409001B" w:tentative="1">
+      <w:start w:val="1"/>
+      <w:numFmt w:val="lowerRoman"/>
+      <w:lvlText w:val="%6."/>
+      <w:lvlJc w:val="right"/>
+      <w:pPr>
+        <w:ind w:left="4320" w:hanging="180"/>
+      </w:pPr>
+    </w:lvl>
+    <w:lvl w:ilvl="6" w:tplc="0409000F" w:tentative="1">
+      <w:start w:val="1"/>
+      <w:numFmt w:val="decimal"/>
+      <w:lvlText w:val="%7."/>
+      <w:lvlJc w:val="left"/>
+      <w:pPr>
+        <w:ind w:left="5040" w:hanging="360"/>
+      </w:pPr>
+    </w:lvl>
+    <w:lvl w:ilvl="7" w:tplc="04090019" w:tentative="1">
+      <w:start w:val="1"/>
+      <w:numFmt w:val="lowerLetter"/>
+      <w:lvlText w:val="%8."/>
+      <w:lvlJc w:val="left"/>
+      <w:pPr>
+        <w:ind w:left="5760" w:hanging="360"/>
+      </w:pPr>
+    </w:lvl>
+    <w:lvl w:ilvl="8" w:tplc="0409001B" w:tentative="1">
+      <w:start w:val="1"/>
+      <w:numFmt w:val="lowerRoman"/>
+      <w:lvlText w:val="%9."/>
+      <w:lvlJc w:val="right"/>
+      <w:pPr>
+        <w:ind w:left="6480" w:hanging="180"/>
+      </w:pPr>
+    </w:lvl>
+  </w:abstractNum>
+  <w:abstractNum w:abstractNumId="12" w15:restartNumberingAfterBreak="0">
     <w:nsid w:val="1EEF6503"/>
     <w:multiLevelType w:val="hybridMultilevel"/>
     <w:tmpl w:val="450671B6"/>
@@ -2933,7 +2148,7 @@
       </w:pPr>
     </w:lvl>
   </w:abstractNum>
-  <w:abstractNum w:abstractNumId="12" w15:restartNumberingAfterBreak="0">
+  <w:abstractNum w:abstractNumId="13" w15:restartNumberingAfterBreak="0">
     <w:nsid w:val="4F787987"/>
     <w:multiLevelType w:val="multilevel"/>
     <w:tmpl w:val="DBDC0512"/>
@@ -3059,7 +2274,93 @@
       </w:rPr>
     </w:lvl>
   </w:abstractNum>
-  <w:abstractNum w:abstractNumId="13" w15:restartNumberingAfterBreak="0">
+  <w:abstractNum w:abstractNumId="14" w15:restartNumberingAfterBreak="0">
+    <w:nsid w:val="5A0A6BBD"/>
+    <w:multiLevelType w:val="hybridMultilevel"/>
+    <w:tmpl w:val="F91EB3E0"/>
+    <w:lvl w:ilvl="0" w:tplc="04090011">
+      <w:start w:val="1"/>
+      <w:numFmt w:val="decimal"/>
+      <w:lvlText w:val="%1)"/>
+      <w:lvlJc w:val="left"/>
+      <w:pPr>
+        <w:ind w:left="720" w:hanging="360"/>
+      </w:pPr>
+    </w:lvl>
+    <w:lvl w:ilvl="1" w:tplc="04090019" w:tentative="1">
+      <w:start w:val="1"/>
+      <w:numFmt w:val="lowerLetter"/>
+      <w:lvlText w:val="%2."/>
+      <w:lvlJc w:val="left"/>
+      <w:pPr>
+        <w:ind w:left="1440" w:hanging="360"/>
+      </w:pPr>
+    </w:lvl>
+    <w:lvl w:ilvl="2" w:tplc="0409001B" w:tentative="1">
+      <w:start w:val="1"/>
+      <w:numFmt w:val="lowerRoman"/>
+      <w:lvlText w:val="%3."/>
+      <w:lvlJc w:val="right"/>
+      <w:pPr>
+        <w:ind w:left="2160" w:hanging="180"/>
+      </w:pPr>
+    </w:lvl>
+    <w:lvl w:ilvl="3" w:tplc="0409000F" w:tentative="1">
+      <w:start w:val="1"/>
+      <w:numFmt w:val="decimal"/>
+      <w:lvlText w:val="%4."/>
+      <w:lvlJc w:val="left"/>
+      <w:pPr>
+        <w:ind w:left="2880" w:hanging="360"/>
+      </w:pPr>
+    </w:lvl>
+    <w:lvl w:ilvl="4" w:tplc="04090019" w:tentative="1">
+      <w:start w:val="1"/>
+      <w:numFmt w:val="lowerLetter"/>
+      <w:lvlText w:val="%5."/>
+      <w:lvlJc w:val="left"/>
+      <w:pPr>
+        <w:ind w:left="3600" w:hanging="360"/>
+      </w:pPr>
+    </w:lvl>
+    <w:lvl w:ilvl="5" w:tplc="0409001B" w:tentative="1">
+      <w:start w:val="1"/>
+      <w:numFmt w:val="lowerRoman"/>
+      <w:lvlText w:val="%6."/>
+      <w:lvlJc w:val="right"/>
+      <w:pPr>
+        <w:ind w:left="4320" w:hanging="180"/>
+      </w:pPr>
+    </w:lvl>
+    <w:lvl w:ilvl="6" w:tplc="0409000F" w:tentative="1">
+      <w:start w:val="1"/>
+      <w:numFmt w:val="decimal"/>
+      <w:lvlText w:val="%7."/>
+      <w:lvlJc w:val="left"/>
+      <w:pPr>
+        <w:ind w:left="5040" w:hanging="360"/>
+      </w:pPr>
+    </w:lvl>
+    <w:lvl w:ilvl="7" w:tplc="04090019" w:tentative="1">
+      <w:start w:val="1"/>
+      <w:numFmt w:val="lowerLetter"/>
+      <w:lvlText w:val="%8."/>
+      <w:lvlJc w:val="left"/>
+      <w:pPr>
+        <w:ind w:left="5760" w:hanging="360"/>
+      </w:pPr>
+    </w:lvl>
+    <w:lvl w:ilvl="8" w:tplc="0409001B" w:tentative="1">
+      <w:start w:val="1"/>
+      <w:numFmt w:val="lowerRoman"/>
+      <w:lvlText w:val="%9."/>
+      <w:lvlJc w:val="right"/>
+      <w:pPr>
+        <w:ind w:left="6480" w:hanging="180"/>
+      </w:pPr>
+    </w:lvl>
+  </w:abstractNum>
+  <w:abstractNum w:abstractNumId="15" w15:restartNumberingAfterBreak="0">
     <w:nsid w:val="657E5D71"/>
     <w:multiLevelType w:val="multilevel"/>
     <w:tmpl w:val="5F92E4C4"/>
@@ -3189,10 +2490,10 @@
     <w:abstractNumId w:val="9"/>
   </w:num>
   <w:num w:numId="2" w16cid:durableId="1763987762">
-    <w:abstractNumId w:val="13"/>
+    <w:abstractNumId w:val="15"/>
   </w:num>
   <w:num w:numId="3" w16cid:durableId="517618477">
-    <w:abstractNumId w:val="13"/>
+    <w:abstractNumId w:val="15"/>
     <w:lvlOverride w:ilvl="0">
       <w:startOverride w:val="1"/>
     </w:lvlOverride>
@@ -3228,7 +2529,7 @@
     <w:abstractNumId w:val="0"/>
   </w:num>
   <w:num w:numId="14" w16cid:durableId="1514800138">
-    <w:abstractNumId w:val="13"/>
+    <w:abstractNumId w:val="15"/>
     <w:lvlOverride w:ilvl="0">
       <w:startOverride w:val="1"/>
     </w:lvlOverride>
@@ -3258,10 +2559,16 @@
     </w:lvlOverride>
   </w:num>
   <w:num w:numId="15" w16cid:durableId="1682514081">
+    <w:abstractNumId w:val="13"/>
+  </w:num>
+  <w:num w:numId="16" w16cid:durableId="548107491">
     <w:abstractNumId w:val="12"/>
   </w:num>
-  <w:num w:numId="16" w16cid:durableId="548107491">
+  <w:num w:numId="17" w16cid:durableId="659306716">
     <w:abstractNumId w:val="11"/>
+  </w:num>
+  <w:num w:numId="18" w16cid:durableId="178083457">
+    <w:abstractNumId w:val="14"/>
   </w:num>
 </w:numbering>
 </file>
@@ -4476,6 +3783,18 @@
       </w:tcPr>
     </w:tblStylePr>
   </w:style>
+  <w:style w:type="paragraph" w:styleId="ListParagraph">
+    <w:name w:val="List Paragraph"/>
+    <w:basedOn w:val="Normal"/>
+    <w:uiPriority w:val="34"/>
+    <w:unhideWhenUsed/>
+    <w:qFormat/>
+    <w:rsid w:val="00AF0982"/>
+    <w:pPr>
+      <w:ind w:left="720"/>
+      <w:contextualSpacing/>
+    </w:pPr>
+  </w:style>
 </w:styles>
 </file>
 
@@ -4504,38 +3823,6 @@
           </w:pPr>
           <w:r>
             <w:t>Overview</w:t>
-          </w:r>
-        </w:p>
-      </w:docPartBody>
-    </w:docPart>
-    <w:docPart>
-      <w:docPartPr>
-        <w:name w:val="C2C6715AEC264141877E7AB07CAB9B90"/>
-        <w:category>
-          <w:name w:val="General"/>
-          <w:gallery w:val="placeholder"/>
-        </w:category>
-        <w:types>
-          <w:type w:val="bbPlcHdr"/>
-        </w:types>
-        <w:behaviors>
-          <w:behavior w:val="content"/>
-        </w:behaviors>
-        <w:guid w:val="{5845B2F1-CFBF-4C3D-AE0F-AE7444EC2462}"/>
-      </w:docPartPr>
-      <w:docPartBody>
-        <w:p>
-          <w:pPr>
-            <w:pStyle w:val="C2C6715AEC264141877E7AB07CAB9B90"/>
-          </w:pPr>
-          <w:r>
-            <w:t xml:space="preserve">Describe how this </w:t>
-          </w:r>
-          <w:r>
-            <w:t>project</w:t>
-          </w:r>
-          <w:r>
-            <w:t xml:space="preserve"> came about, who is involved, and the purpose.</w:t>
           </w:r>
         </w:p>
       </w:docPartBody>
@@ -4650,7 +3937,9 @@
     <w:rsid w:val="005F0BB5"/>
     <w:rsid w:val="008F0D49"/>
     <w:rsid w:val="00B61F4A"/>
+    <w:rsid w:val="00B633F8"/>
     <w:rsid w:val="00CD724A"/>
+    <w:rsid w:val="00DA0536"/>
   </w:rsids>
   <m:mathPr>
     <m:mathFont m:val="Cambria Math"/>
@@ -5099,9 +4388,6 @@
     <w:semiHidden/>
     <w:unhideWhenUsed/>
   </w:style>
-  <w:style w:type="paragraph" w:customStyle="1" w:styleId="54A667DC34B84781B0456397FEAA4605">
-    <w:name w:val="54A667DC34B84781B0456397FEAA4605"/>
-  </w:style>
   <w:style w:type="paragraph" w:customStyle="1" w:styleId="0BC5B1FD3BDF437183DECAE953444D69">
     <w:name w:val="0BC5B1FD3BDF437183DECAE953444D69"/>
   </w:style>

--- a/Documents/_Fall Docs/Team 4 - Software Quality Plan Template.docx
+++ b/Documents/_Fall Docs/Team 4 - Software Quality Plan Template.docx
@@ -75,56 +75,7 @@
           <w:sz w:val="24"/>
           <w:szCs w:val="24"/>
         </w:rPr>
-        <w:t xml:space="preserve">The Intelligent Bike Dash Cam (IBDC) project provides a mobile application for reviewing ride sessions and incident evidence received from a connected </w:t>
-      </w:r>
-      <w:r>
-        <w:rPr>
-          <w:sz w:val="24"/>
-          <w:szCs w:val="24"/>
-        </w:rPr>
-        <w:t xml:space="preserve">intelligent </w:t>
-      </w:r>
-      <w:r>
-        <w:rPr>
-          <w:sz w:val="24"/>
-          <w:szCs w:val="24"/>
-        </w:rPr>
-        <w:t>bike dash cam. Team 4</w:t>
-      </w:r>
-      <w:r>
-        <w:rPr>
-          <w:sz w:val="24"/>
-          <w:szCs w:val="24"/>
-        </w:rPr>
-        <w:t>, including Matthew Edlin, Colin Tugend, Jair Franco, and Christopher Paquin</w:t>
-      </w:r>
-      <w:r>
-        <w:rPr>
-          <w:sz w:val="24"/>
-          <w:szCs w:val="24"/>
-        </w:rPr>
-        <w:t xml:space="preserve"> </w:t>
-      </w:r>
-      <w:r>
-        <w:rPr>
-          <w:sz w:val="24"/>
-          <w:szCs w:val="24"/>
-        </w:rPr>
-        <w:t>are</w:t>
-      </w:r>
-      <w:r>
-        <w:rPr>
-          <w:sz w:val="24"/>
-          <w:szCs w:val="24"/>
-        </w:rPr>
-        <w:t xml:space="preserve"> developing the application workflow that connects to the device through Bluetooth Low Energy (BLE), retrieves event information and images, stores related records locally, </w:t>
-      </w:r>
-      <w:r>
-        <w:rPr>
-          <w:sz w:val="24"/>
-          <w:szCs w:val="24"/>
-        </w:rPr>
-        <w:t>and submits anonymous data to a server-based analytics platform for the Rob Dollar foundation who commissioned this application.</w:t>
+        <w:t>The Intelligent Bike Dash Cam (IBDC) project provides a mobile application for reviewing ride sessions and incident evidence received from a connected intelligent bike dash cam. Team 4, including Matthew Edlin, Colin Tugend, Jair Franco, and Christopher Paquin are developing the application workflow that connects to the device through Bluetooth Low Energy (BLE), retrieves event information and images, stores related records locally, and submits anonymous data to a server-based analytics platform for the Rob Dollar foundation who commissioned this application.</w:t>
       </w:r>
     </w:p>
     <w:p>
@@ -491,7 +442,6 @@
         </w:rPr>
         <w:t xml:space="preserve"> device status values received through the </w:t>
       </w:r>
-      <w:proofErr w:type="spellStart"/>
       <w:r>
         <w:rPr>
           <w:sz w:val="24"/>
@@ -499,7 +449,6 @@
         </w:rPr>
         <w:t>protobuf</w:t>
       </w:r>
-      <w:proofErr w:type="spellEnd"/>
       <w:r>
         <w:rPr>
           <w:sz w:val="24"/>
@@ -900,7 +849,6 @@
         </w:rPr>
         <w:t xml:space="preserve">The application shall exchange device messages using the agreed </w:t>
       </w:r>
-      <w:proofErr w:type="spellStart"/>
       <w:r>
         <w:rPr>
           <w:sz w:val="24"/>
@@ -913,15 +861,7 @@
           <w:sz w:val="24"/>
           <w:szCs w:val="24"/>
         </w:rPr>
-        <w:t>rotobuf</w:t>
-      </w:r>
-      <w:proofErr w:type="spellEnd"/>
-      <w:r>
-        <w:rPr>
-          <w:sz w:val="24"/>
-          <w:szCs w:val="24"/>
-        </w:rPr>
-        <w:t xml:space="preserve"> schema.</w:t>
+        <w:t>rotobuf schema.</w:t>
       </w:r>
     </w:p>
     <w:p>
@@ -976,9 +916,9 @@
       </w:tblPr>
       <w:tblGrid>
         <w:gridCol w:w="923"/>
-        <w:gridCol w:w="3212"/>
-        <w:gridCol w:w="3780"/>
-        <w:gridCol w:w="1435"/>
+        <w:gridCol w:w="4022"/>
+        <w:gridCol w:w="3240"/>
+        <w:gridCol w:w="1165"/>
       </w:tblGrid>
       <w:tr>
         <w:tc>
@@ -1010,7 +950,7 @@
         </w:tc>
         <w:tc>
           <w:tcPr>
-            <w:tcW w:w="3212" w:type="dxa"/>
+            <w:tcW w:w="4022" w:type="dxa"/>
           </w:tcPr>
           <w:p>
             <w:pPr>
@@ -1037,7 +977,7 @@
         </w:tc>
         <w:tc>
           <w:tcPr>
-            <w:tcW w:w="3780" w:type="dxa"/>
+            <w:tcW w:w="3240" w:type="dxa"/>
           </w:tcPr>
           <w:p>
             <w:pPr>
@@ -1064,7 +1004,7 @@
         </w:tc>
         <w:tc>
           <w:tcPr>
-            <w:tcW w:w="1435" w:type="dxa"/>
+            <w:tcW w:w="1165" w:type="dxa"/>
           </w:tcPr>
           <w:p>
             <w:pPr>
@@ -1085,7 +1025,7 @@
                 <w:sz w:val="24"/>
                 <w:szCs w:val="24"/>
               </w:rPr>
-              <w:t>Trace</w:t>
+              <w:t>Related Req(s)</w:t>
             </w:r>
           </w:p>
         </w:tc>
@@ -1103,11 +1043,19 @@
                 <w:szCs w:val="24"/>
               </w:rPr>
             </w:pPr>
+            <w:r>
+              <w:rPr>
+                <w:rFonts w:cstheme="minorHAnsi"/>
+                <w:sz w:val="24"/>
+                <w:szCs w:val="24"/>
+              </w:rPr>
+              <w:t>M1</w:t>
+            </w:r>
           </w:p>
         </w:tc>
         <w:tc>
           <w:tcPr>
-            <w:tcW w:w="3212" w:type="dxa"/>
+            <w:tcW w:w="4022" w:type="dxa"/>
           </w:tcPr>
           <w:p>
             <w:pPr>
@@ -1117,11 +1065,19 @@
                 <w:szCs w:val="24"/>
               </w:rPr>
             </w:pPr>
+            <w:r>
+              <w:rPr>
+                <w:rFonts w:cstheme="minorHAnsi"/>
+                <w:sz w:val="24"/>
+                <w:szCs w:val="24"/>
+              </w:rPr>
+              <w:t>Measures whether the application displays the correct connection state, identifies unsupported protocol versions, and retrieves pending events after reconnecting.</w:t>
+            </w:r>
           </w:p>
         </w:tc>
         <w:tc>
           <w:tcPr>
-            <w:tcW w:w="3780" w:type="dxa"/>
+            <w:tcW w:w="3240" w:type="dxa"/>
           </w:tcPr>
           <w:p>
             <w:pPr>
@@ -1131,12 +1087,735 @@
                 <w:szCs w:val="24"/>
               </w:rPr>
             </w:pPr>
+            <w:r>
+              <w:rPr>
+                <w:rFonts w:cstheme="minorHAnsi"/>
+                <w:sz w:val="24"/>
+                <w:szCs w:val="24"/>
+              </w:rPr>
+              <w:t>100% of connection, compatibility, and pending-event recovery tests pass.</w:t>
+            </w:r>
           </w:p>
         </w:tc>
         <w:tc>
           <w:tcPr>
-            <w:tcW w:w="1435" w:type="dxa"/>
+            <w:tcW w:w="1165" w:type="dxa"/>
           </w:tcPr>
+          <w:p>
+            <w:pPr>
+              <w:rPr>
+                <w:rFonts w:cstheme="minorHAnsi"/>
+                <w:sz w:val="24"/>
+                <w:szCs w:val="24"/>
+              </w:rPr>
+            </w:pPr>
+            <w:r>
+              <w:rPr>
+                <w:rFonts w:cstheme="minorHAnsi"/>
+                <w:sz w:val="24"/>
+                <w:szCs w:val="24"/>
+              </w:rPr>
+              <w:t>R1, R2, R4</w:t>
+            </w:r>
+          </w:p>
+        </w:tc>
+      </w:tr>
+      <w:tr>
+        <w:tc>
+          <w:tcPr>
+            <w:tcW w:w="923" w:type="dxa"/>
+          </w:tcPr>
+          <w:p>
+            <w:pPr>
+              <w:rPr>
+                <w:rFonts w:cstheme="minorHAnsi"/>
+                <w:sz w:val="24"/>
+                <w:szCs w:val="24"/>
+              </w:rPr>
+            </w:pPr>
+            <w:r>
+              <w:rPr>
+                <w:rFonts w:cstheme="minorHAnsi"/>
+                <w:sz w:val="24"/>
+                <w:szCs w:val="24"/>
+              </w:rPr>
+              <w:t>M2</w:t>
+            </w:r>
+          </w:p>
+        </w:tc>
+        <w:tc>
+          <w:tcPr>
+            <w:tcW w:w="4022" w:type="dxa"/>
+          </w:tcPr>
+          <w:p>
+            <w:pPr>
+              <w:rPr>
+                <w:rFonts w:cstheme="minorHAnsi"/>
+                <w:sz w:val="24"/>
+                <w:szCs w:val="24"/>
+              </w:rPr>
+            </w:pPr>
+            <w:r>
+              <w:rPr>
+                <w:rFonts w:cstheme="minorHAnsi"/>
+                <w:sz w:val="24"/>
+                <w:szCs w:val="24"/>
+              </w:rPr>
+              <w:t>Measures whether device messages follow the agreed protobuf schema and device status values are translated correctly.</w:t>
+            </w:r>
+          </w:p>
+        </w:tc>
+        <w:tc>
+          <w:tcPr>
+            <w:tcW w:w="3240" w:type="dxa"/>
+          </w:tcPr>
+          <w:p>
+            <w:pPr>
+              <w:rPr>
+                <w:rFonts w:cstheme="minorHAnsi"/>
+                <w:sz w:val="24"/>
+                <w:szCs w:val="24"/>
+              </w:rPr>
+            </w:pPr>
+            <w:r>
+              <w:rPr>
+                <w:rFonts w:cstheme="minorHAnsi"/>
+                <w:sz w:val="24"/>
+                <w:szCs w:val="24"/>
+              </w:rPr>
+              <w:t>100% of protocol tests pass. Translated status values match the expected values in the test messages.</w:t>
+            </w:r>
+          </w:p>
+        </w:tc>
+        <w:tc>
+          <w:tcPr>
+            <w:tcW w:w="1165" w:type="dxa"/>
+          </w:tcPr>
+          <w:p>
+            <w:pPr>
+              <w:rPr>
+                <w:rFonts w:cstheme="minorHAnsi"/>
+                <w:sz w:val="24"/>
+                <w:szCs w:val="24"/>
+              </w:rPr>
+            </w:pPr>
+            <w:r>
+              <w:rPr>
+                <w:rFonts w:cstheme="minorHAnsi"/>
+                <w:sz w:val="24"/>
+                <w:szCs w:val="24"/>
+              </w:rPr>
+              <w:t>R3, R15</w:t>
+            </w:r>
+          </w:p>
+        </w:tc>
+      </w:tr>
+      <w:tr>
+        <w:tc>
+          <w:tcPr>
+            <w:tcW w:w="923" w:type="dxa"/>
+          </w:tcPr>
+          <w:p>
+            <w:pPr>
+              <w:rPr>
+                <w:rFonts w:cstheme="minorHAnsi"/>
+                <w:sz w:val="24"/>
+                <w:szCs w:val="24"/>
+              </w:rPr>
+            </w:pPr>
+            <w:r>
+              <w:rPr>
+                <w:rFonts w:cstheme="minorHAnsi"/>
+                <w:sz w:val="24"/>
+                <w:szCs w:val="24"/>
+              </w:rPr>
+              <w:t>M3</w:t>
+            </w:r>
+          </w:p>
+        </w:tc>
+        <w:tc>
+          <w:tcPr>
+            <w:tcW w:w="4022" w:type="dxa"/>
+          </w:tcPr>
+          <w:p>
+            <w:pPr>
+              <w:rPr>
+                <w:rFonts w:cstheme="minorHAnsi"/>
+                <w:sz w:val="24"/>
+                <w:szCs w:val="24"/>
+              </w:rPr>
+            </w:pPr>
+            <w:r>
+              <w:rPr>
+                <w:rFonts w:cstheme="minorHAnsi"/>
+                <w:sz w:val="24"/>
+                <w:szCs w:val="24"/>
+              </w:rPr>
+              <w:t xml:space="preserve">Measures whether images are assigned to the correct event, validated before completion, and </w:t>
+            </w:r>
+            <w:r>
+              <w:rPr>
+                <w:rFonts w:cstheme="minorHAnsi"/>
+                <w:sz w:val="24"/>
+                <w:szCs w:val="24"/>
+              </w:rPr>
+              <w:lastRenderedPageBreak/>
+              <w:t>resumed from the first missing chunk after interruption.</w:t>
+            </w:r>
+          </w:p>
+        </w:tc>
+        <w:tc>
+          <w:tcPr>
+            <w:tcW w:w="3240" w:type="dxa"/>
+          </w:tcPr>
+          <w:p>
+            <w:pPr>
+              <w:rPr>
+                <w:rFonts w:cstheme="minorHAnsi"/>
+                <w:sz w:val="24"/>
+                <w:szCs w:val="24"/>
+              </w:rPr>
+            </w:pPr>
+            <w:r>
+              <w:rPr>
+                <w:rFonts w:cstheme="minorHAnsi"/>
+                <w:sz w:val="24"/>
+                <w:szCs w:val="24"/>
+              </w:rPr>
+              <w:lastRenderedPageBreak/>
+              <w:t xml:space="preserve">100% of image transfer tests pass. No incomplete or invalid image is marked complete. Resumed images </w:t>
+            </w:r>
+            <w:r>
+              <w:rPr>
+                <w:rFonts w:cstheme="minorHAnsi"/>
+                <w:sz w:val="24"/>
+                <w:szCs w:val="24"/>
+              </w:rPr>
+              <w:lastRenderedPageBreak/>
+              <w:t>match the original test images.</w:t>
+            </w:r>
+          </w:p>
+        </w:tc>
+        <w:tc>
+          <w:tcPr>
+            <w:tcW w:w="1165" w:type="dxa"/>
+          </w:tcPr>
+          <w:p>
+            <w:pPr>
+              <w:rPr>
+                <w:rFonts w:cstheme="minorHAnsi"/>
+                <w:sz w:val="24"/>
+                <w:szCs w:val="24"/>
+              </w:rPr>
+            </w:pPr>
+            <w:r>
+              <w:rPr>
+                <w:rFonts w:cstheme="minorHAnsi"/>
+                <w:sz w:val="24"/>
+                <w:szCs w:val="24"/>
+              </w:rPr>
+              <w:lastRenderedPageBreak/>
+              <w:t>R5, R6, R7</w:t>
+            </w:r>
+          </w:p>
+        </w:tc>
+      </w:tr>
+      <w:tr>
+        <w:tc>
+          <w:tcPr>
+            <w:tcW w:w="923" w:type="dxa"/>
+          </w:tcPr>
+          <w:p>
+            <w:pPr>
+              <w:rPr>
+                <w:rFonts w:cstheme="minorHAnsi"/>
+                <w:sz w:val="24"/>
+                <w:szCs w:val="24"/>
+              </w:rPr>
+            </w:pPr>
+            <w:r>
+              <w:rPr>
+                <w:rFonts w:cstheme="minorHAnsi"/>
+                <w:sz w:val="24"/>
+                <w:szCs w:val="24"/>
+              </w:rPr>
+              <w:t>M4</w:t>
+            </w:r>
+          </w:p>
+        </w:tc>
+        <w:tc>
+          <w:tcPr>
+            <w:tcW w:w="4022" w:type="dxa"/>
+          </w:tcPr>
+          <w:p>
+            <w:pPr>
+              <w:rPr>
+                <w:rFonts w:cstheme="minorHAnsi"/>
+                <w:sz w:val="24"/>
+                <w:szCs w:val="24"/>
+              </w:rPr>
+            </w:pPr>
+            <w:r>
+              <w:rPr>
+                <w:rFonts w:cstheme="minorHAnsi"/>
+                <w:sz w:val="24"/>
+                <w:szCs w:val="24"/>
+              </w:rPr>
+              <w:t>Measures whether event acknowledgment occurs only after the required evidence has been validated and saved.</w:t>
+            </w:r>
+          </w:p>
+        </w:tc>
+        <w:tc>
+          <w:tcPr>
+            <w:tcW w:w="3240" w:type="dxa"/>
+          </w:tcPr>
+          <w:p>
+            <w:pPr>
+              <w:rPr>
+                <w:rFonts w:cstheme="minorHAnsi"/>
+                <w:sz w:val="24"/>
+                <w:szCs w:val="24"/>
+              </w:rPr>
+            </w:pPr>
+            <w:r>
+              <w:rPr>
+                <w:rFonts w:cstheme="minorHAnsi"/>
+                <w:sz w:val="24"/>
+                <w:szCs w:val="24"/>
+              </w:rPr>
+              <w:t>100% of acknowledgment tests pass. No acknowledgment is sent when validation or saving fails.</w:t>
+            </w:r>
+          </w:p>
+        </w:tc>
+        <w:tc>
+          <w:tcPr>
+            <w:tcW w:w="1165" w:type="dxa"/>
+          </w:tcPr>
+          <w:p>
+            <w:pPr>
+              <w:rPr>
+                <w:rFonts w:cstheme="minorHAnsi"/>
+                <w:sz w:val="24"/>
+                <w:szCs w:val="24"/>
+              </w:rPr>
+            </w:pPr>
+          </w:p>
+          <w:p>
+            <w:pPr>
+              <w:rPr>
+                <w:rFonts w:cstheme="minorHAnsi"/>
+                <w:sz w:val="24"/>
+                <w:szCs w:val="24"/>
+              </w:rPr>
+            </w:pPr>
+            <w:r>
+              <w:rPr>
+                <w:rFonts w:cstheme="minorHAnsi"/>
+                <w:sz w:val="24"/>
+                <w:szCs w:val="24"/>
+              </w:rPr>
+              <w:t>R8</w:t>
+            </w:r>
+          </w:p>
+        </w:tc>
+      </w:tr>
+      <w:tr>
+        <w:tc>
+          <w:tcPr>
+            <w:tcW w:w="923" w:type="dxa"/>
+          </w:tcPr>
+          <w:p>
+            <w:pPr>
+              <w:rPr>
+                <w:rFonts w:cstheme="minorHAnsi"/>
+                <w:sz w:val="24"/>
+                <w:szCs w:val="24"/>
+              </w:rPr>
+            </w:pPr>
+            <w:r>
+              <w:rPr>
+                <w:rFonts w:cstheme="minorHAnsi"/>
+                <w:sz w:val="24"/>
+                <w:szCs w:val="24"/>
+              </w:rPr>
+              <w:t>M5</w:t>
+            </w:r>
+          </w:p>
+        </w:tc>
+        <w:tc>
+          <w:tcPr>
+            <w:tcW w:w="4022" w:type="dxa"/>
+          </w:tcPr>
+          <w:p>
+            <w:pPr>
+              <w:rPr>
+                <w:rFonts w:cstheme="minorHAnsi"/>
+                <w:sz w:val="24"/>
+                <w:szCs w:val="24"/>
+              </w:rPr>
+            </w:pPr>
+            <w:r>
+              <w:rPr>
+                <w:rFonts w:cstheme="minorHAnsi"/>
+                <w:sz w:val="24"/>
+                <w:szCs w:val="24"/>
+              </w:rPr>
+              <w:t>Measures whether saved incidents remain associated with the correct ride session.</w:t>
+            </w:r>
+          </w:p>
+        </w:tc>
+        <w:tc>
+          <w:tcPr>
+            <w:tcW w:w="3240" w:type="dxa"/>
+          </w:tcPr>
+          <w:p>
+            <w:pPr>
+              <w:rPr>
+                <w:rFonts w:cstheme="minorHAnsi"/>
+                <w:sz w:val="24"/>
+                <w:szCs w:val="24"/>
+              </w:rPr>
+            </w:pPr>
+            <w:r>
+              <w:rPr>
+                <w:rFonts w:cstheme="minorHAnsi"/>
+                <w:sz w:val="24"/>
+                <w:szCs w:val="24"/>
+              </w:rPr>
+              <w:t>100% of incident relationship and persistence tests pass. No valid incident is lost or assigned to the wrong session.</w:t>
+            </w:r>
+          </w:p>
+        </w:tc>
+        <w:tc>
+          <w:tcPr>
+            <w:tcW w:w="1165" w:type="dxa"/>
+          </w:tcPr>
+          <w:p>
+            <w:pPr>
+              <w:rPr>
+                <w:rFonts w:cstheme="minorHAnsi"/>
+                <w:sz w:val="24"/>
+                <w:szCs w:val="24"/>
+              </w:rPr>
+            </w:pPr>
+            <w:r>
+              <w:rPr>
+                <w:rFonts w:cstheme="minorHAnsi"/>
+                <w:sz w:val="24"/>
+                <w:szCs w:val="24"/>
+              </w:rPr>
+              <w:t>R9</w:t>
+            </w:r>
+          </w:p>
+        </w:tc>
+      </w:tr>
+      <w:tr>
+        <w:tc>
+          <w:tcPr>
+            <w:tcW w:w="923" w:type="dxa"/>
+          </w:tcPr>
+          <w:p>
+            <w:pPr>
+              <w:rPr>
+                <w:rFonts w:cstheme="minorHAnsi"/>
+                <w:sz w:val="24"/>
+                <w:szCs w:val="24"/>
+              </w:rPr>
+            </w:pPr>
+            <w:r>
+              <w:rPr>
+                <w:rFonts w:cstheme="minorHAnsi"/>
+                <w:sz w:val="24"/>
+                <w:szCs w:val="24"/>
+              </w:rPr>
+              <w:t>M6</w:t>
+            </w:r>
+          </w:p>
+        </w:tc>
+        <w:tc>
+          <w:tcPr>
+            <w:tcW w:w="4022" w:type="dxa"/>
+          </w:tcPr>
+          <w:p>
+            <w:pPr>
+              <w:rPr>
+                <w:rFonts w:cstheme="minorHAnsi"/>
+                <w:sz w:val="24"/>
+                <w:szCs w:val="24"/>
+              </w:rPr>
+            </w:pPr>
+            <w:r>
+              <w:rPr>
+                <w:rFonts w:cstheme="minorHAnsi"/>
+                <w:sz w:val="24"/>
+                <w:szCs w:val="24"/>
+              </w:rPr>
+              <w:t>Measures whether ride history follows the selected filters and page size.</w:t>
+            </w:r>
+          </w:p>
+        </w:tc>
+        <w:tc>
+          <w:tcPr>
+            <w:tcW w:w="3240" w:type="dxa"/>
+          </w:tcPr>
+          <w:p>
+            <w:pPr>
+              <w:rPr>
+                <w:rFonts w:cstheme="minorHAnsi"/>
+                <w:sz w:val="24"/>
+                <w:szCs w:val="24"/>
+              </w:rPr>
+            </w:pPr>
+            <w:r>
+              <w:rPr>
+                <w:rFonts w:cstheme="minorHAnsi"/>
+                <w:sz w:val="24"/>
+                <w:szCs w:val="24"/>
+              </w:rPr>
+              <w:t>100% of filtering and pag</w:t>
+            </w:r>
+            <w:r>
+              <w:rPr>
+                <w:rFonts w:cstheme="minorHAnsi"/>
+                <w:sz w:val="24"/>
+                <w:szCs w:val="24"/>
+              </w:rPr>
+              <w:t>e</w:t>
+            </w:r>
+            <w:r>
+              <w:rPr>
+                <w:rFonts w:cstheme="minorHAnsi"/>
+                <w:sz w:val="24"/>
+                <w:szCs w:val="24"/>
+              </w:rPr>
+              <w:t xml:space="preserve"> tests pass, including combined filters, empty results, and page boundaries.</w:t>
+            </w:r>
+          </w:p>
+        </w:tc>
+        <w:tc>
+          <w:tcPr>
+            <w:tcW w:w="1165" w:type="dxa"/>
+          </w:tcPr>
+          <w:p>
+            <w:pPr>
+              <w:rPr>
+                <w:rFonts w:cstheme="minorHAnsi"/>
+                <w:sz w:val="24"/>
+                <w:szCs w:val="24"/>
+              </w:rPr>
+            </w:pPr>
+            <w:r>
+              <w:rPr>
+                <w:rFonts w:cstheme="minorHAnsi"/>
+                <w:sz w:val="24"/>
+                <w:szCs w:val="24"/>
+              </w:rPr>
+              <w:t>R10, R11</w:t>
+            </w:r>
+          </w:p>
+        </w:tc>
+      </w:tr>
+      <w:tr>
+        <w:tc>
+          <w:tcPr>
+            <w:tcW w:w="923" w:type="dxa"/>
+          </w:tcPr>
+          <w:p>
+            <w:pPr>
+              <w:rPr>
+                <w:rFonts w:cstheme="minorHAnsi"/>
+                <w:sz w:val="24"/>
+                <w:szCs w:val="24"/>
+              </w:rPr>
+            </w:pPr>
+            <w:r>
+              <w:rPr>
+                <w:rFonts w:cstheme="minorHAnsi"/>
+                <w:sz w:val="24"/>
+                <w:szCs w:val="24"/>
+              </w:rPr>
+              <w:t>M7</w:t>
+            </w:r>
+          </w:p>
+        </w:tc>
+        <w:tc>
+          <w:tcPr>
+            <w:tcW w:w="4022" w:type="dxa"/>
+          </w:tcPr>
+          <w:p>
+            <w:pPr>
+              <w:tabs>
+                <w:tab w:val="left" w:pos="900"/>
+              </w:tabs>
+              <w:rPr>
+                <w:rFonts w:cstheme="minorHAnsi"/>
+                <w:sz w:val="24"/>
+                <w:szCs w:val="24"/>
+              </w:rPr>
+            </w:pPr>
+            <w:r>
+              <w:rPr>
+                <w:rFonts w:cstheme="minorHAnsi"/>
+                <w:sz w:val="24"/>
+                <w:szCs w:val="24"/>
+              </w:rPr>
+              <w:t>Measures whether the application correctly identifies complete and incomplete incidents using the required evidence fields.</w:t>
+            </w:r>
+          </w:p>
+        </w:tc>
+        <w:tc>
+          <w:tcPr>
+            <w:tcW w:w="3240" w:type="dxa"/>
+          </w:tcPr>
+          <w:p>
+            <w:pPr>
+              <w:rPr>
+                <w:rFonts w:cstheme="minorHAnsi"/>
+                <w:sz w:val="24"/>
+                <w:szCs w:val="24"/>
+              </w:rPr>
+            </w:pPr>
+            <w:r>
+              <w:rPr>
+                <w:rFonts w:cstheme="minorHAnsi"/>
+                <w:sz w:val="24"/>
+                <w:szCs w:val="24"/>
+              </w:rPr>
+              <w:t>100% of incident completeness tests pass. Missing required evidence results in an incomplete status</w:t>
+            </w:r>
+            <w:r>
+              <w:rPr>
+                <w:rFonts w:cstheme="minorHAnsi"/>
+                <w:sz w:val="24"/>
+                <w:szCs w:val="24"/>
+              </w:rPr>
+              <w:t xml:space="preserve"> but</w:t>
+            </w:r>
+            <w:r>
+              <w:rPr>
+                <w:rFonts w:cstheme="minorHAnsi"/>
+                <w:sz w:val="24"/>
+                <w:szCs w:val="24"/>
+              </w:rPr>
+              <w:t xml:space="preserve"> </w:t>
+            </w:r>
+            <w:r>
+              <w:rPr>
+                <w:rFonts w:cstheme="minorHAnsi"/>
+                <w:sz w:val="24"/>
+                <w:szCs w:val="24"/>
+              </w:rPr>
+              <w:t>m</w:t>
+            </w:r>
+            <w:r>
+              <w:rPr>
+                <w:rFonts w:cstheme="minorHAnsi"/>
+                <w:sz w:val="24"/>
+                <w:szCs w:val="24"/>
+              </w:rPr>
+              <w:t>issing optional information does not.</w:t>
+            </w:r>
+          </w:p>
+        </w:tc>
+        <w:tc>
+          <w:tcPr>
+            <w:tcW w:w="1165" w:type="dxa"/>
+          </w:tcPr>
+          <w:p>
+            <w:pPr>
+              <w:rPr>
+                <w:rFonts w:cstheme="minorHAnsi"/>
+                <w:sz w:val="24"/>
+                <w:szCs w:val="24"/>
+              </w:rPr>
+            </w:pPr>
+            <w:r>
+              <w:rPr>
+                <w:rFonts w:cstheme="minorHAnsi"/>
+                <w:sz w:val="24"/>
+                <w:szCs w:val="24"/>
+              </w:rPr>
+              <w:t>R12</w:t>
+            </w:r>
+          </w:p>
+        </w:tc>
+      </w:tr>
+      <w:tr>
+        <w:tc>
+          <w:tcPr>
+            <w:tcW w:w="923" w:type="dxa"/>
+          </w:tcPr>
+          <w:p>
+            <w:pPr>
+              <w:rPr>
+                <w:rFonts w:cstheme="minorHAnsi"/>
+                <w:sz w:val="24"/>
+                <w:szCs w:val="24"/>
+              </w:rPr>
+            </w:pPr>
+            <w:r>
+              <w:rPr>
+                <w:rFonts w:cstheme="minorHAnsi"/>
+                <w:sz w:val="24"/>
+                <w:szCs w:val="24"/>
+              </w:rPr>
+              <w:t>M8</w:t>
+            </w:r>
+          </w:p>
+        </w:tc>
+        <w:tc>
+          <w:tcPr>
+            <w:tcW w:w="4022" w:type="dxa"/>
+          </w:tcPr>
+          <w:p>
+            <w:pPr>
+              <w:rPr>
+                <w:rFonts w:cstheme="minorHAnsi"/>
+                <w:sz w:val="24"/>
+                <w:szCs w:val="24"/>
+              </w:rPr>
+            </w:pPr>
+            <w:r>
+              <w:rPr>
+                <w:rFonts w:cstheme="minorHAnsi"/>
+                <w:sz w:val="24"/>
+                <w:szCs w:val="24"/>
+              </w:rPr>
+              <w:t>Measures whether the ride session screen displays saved incident changes when the user returns to it.</w:t>
+            </w:r>
+          </w:p>
+        </w:tc>
+        <w:tc>
+          <w:tcPr>
+            <w:tcW w:w="3240" w:type="dxa"/>
+          </w:tcPr>
+          <w:p>
+            <w:pPr>
+              <w:rPr>
+                <w:rFonts w:cstheme="minorHAnsi"/>
+                <w:sz w:val="24"/>
+                <w:szCs w:val="24"/>
+              </w:rPr>
+            </w:pPr>
+            <w:r>
+              <w:rPr>
+                <w:rFonts w:cstheme="minorHAnsi"/>
+                <w:sz w:val="24"/>
+                <w:szCs w:val="24"/>
+              </w:rPr>
+              <w:t>100% of saved-change refresh tests pass. Displayed information matches the saved incident record.</w:t>
+            </w:r>
+          </w:p>
+        </w:tc>
+        <w:tc>
+          <w:tcPr>
+            <w:tcW w:w="1165" w:type="dxa"/>
+          </w:tcPr>
+          <w:p>
+            <w:r>
+              <w:t>R13</w:t>
+            </w:r>
+          </w:p>
           <w:p>
             <w:pPr>
               <w:rPr>
@@ -1161,11 +1840,19 @@
                 <w:szCs w:val="24"/>
               </w:rPr>
             </w:pPr>
+            <w:r>
+              <w:rPr>
+                <w:rFonts w:cstheme="minorHAnsi"/>
+                <w:sz w:val="24"/>
+                <w:szCs w:val="24"/>
+              </w:rPr>
+              <w:t>M9</w:t>
+            </w:r>
           </w:p>
         </w:tc>
         <w:tc>
           <w:tcPr>
-            <w:tcW w:w="3212" w:type="dxa"/>
+            <w:tcW w:w="4022" w:type="dxa"/>
           </w:tcPr>
           <w:p>
             <w:pPr>
@@ -1175,11 +1862,19 @@
                 <w:szCs w:val="24"/>
               </w:rPr>
             </w:pPr>
+            <w:r>
+              <w:rPr>
+                <w:rFonts w:cstheme="minorHAnsi"/>
+                <w:sz w:val="24"/>
+                <w:szCs w:val="24"/>
+              </w:rPr>
+              <w:t>Measures whether an exported PDF contains the selected incident’s evidence in a readable format.</w:t>
+            </w:r>
           </w:p>
         </w:tc>
         <w:tc>
           <w:tcPr>
-            <w:tcW w:w="3780" w:type="dxa"/>
+            <w:tcW w:w="3240" w:type="dxa"/>
           </w:tcPr>
           <w:p>
             <w:pPr>
@@ -1189,11 +1884,19 @@
                 <w:szCs w:val="24"/>
               </w:rPr>
             </w:pPr>
+            <w:r>
+              <w:rPr>
+                <w:rFonts w:cstheme="minorHAnsi"/>
+                <w:sz w:val="24"/>
+                <w:szCs w:val="24"/>
+              </w:rPr>
+              <w:t>100% of PDF report tests pass. Required evidence matches the selected incident, with no missing content, clipping, or overlapping text.</w:t>
+            </w:r>
           </w:p>
         </w:tc>
         <w:tc>
           <w:tcPr>
-            <w:tcW w:w="1435" w:type="dxa"/>
+            <w:tcW w:w="1165" w:type="dxa"/>
           </w:tcPr>
           <w:p>
             <w:pPr>
@@ -1203,6 +1906,14 @@
                 <w:szCs w:val="24"/>
               </w:rPr>
             </w:pPr>
+            <w:r>
+              <w:rPr>
+                <w:rFonts w:cstheme="minorHAnsi"/>
+                <w:sz w:val="24"/>
+                <w:szCs w:val="24"/>
+              </w:rPr>
+              <w:t>R14</w:t>
+            </w:r>
           </w:p>
         </w:tc>
       </w:tr>
@@ -1219,11 +1930,19 @@
                 <w:szCs w:val="24"/>
               </w:rPr>
             </w:pPr>
+            <w:r>
+              <w:rPr>
+                <w:rFonts w:cstheme="minorHAnsi"/>
+                <w:sz w:val="24"/>
+                <w:szCs w:val="24"/>
+              </w:rPr>
+              <w:t>M10</w:t>
+            </w:r>
           </w:p>
         </w:tc>
         <w:tc>
           <w:tcPr>
-            <w:tcW w:w="3212" w:type="dxa"/>
+            <w:tcW w:w="4022" w:type="dxa"/>
           </w:tcPr>
           <w:p>
             <w:pPr>
@@ -1233,11 +1952,19 @@
                 <w:szCs w:val="24"/>
               </w:rPr>
             </w:pPr>
+            <w:r>
+              <w:rPr>
+                <w:rFonts w:cstheme="minorHAnsi"/>
+                <w:sz w:val="24"/>
+                <w:szCs w:val="24"/>
+              </w:rPr>
+              <w:t>Measures whether the application transmits data according to the agreement with the outside team.</w:t>
+            </w:r>
           </w:p>
         </w:tc>
         <w:tc>
           <w:tcPr>
-            <w:tcW w:w="3780" w:type="dxa"/>
+            <w:tcW w:w="3240" w:type="dxa"/>
           </w:tcPr>
           <w:p>
             <w:pPr>
@@ -1247,11 +1974,19 @@
                 <w:szCs w:val="24"/>
               </w:rPr>
             </w:pPr>
+            <w:r>
+              <w:rPr>
+                <w:rFonts w:cstheme="minorHAnsi"/>
+                <w:sz w:val="24"/>
+                <w:szCs w:val="24"/>
+              </w:rPr>
+              <w:t xml:space="preserve">Acceptance criteria will be defined when the agreement establishes the required data, transmission behavior, and expected responses. </w:t>
+            </w:r>
           </w:p>
         </w:tc>
         <w:tc>
           <w:tcPr>
-            <w:tcW w:w="1435" w:type="dxa"/>
+            <w:tcW w:w="1165" w:type="dxa"/>
           </w:tcPr>
           <w:p>
             <w:pPr>
@@ -1261,6 +1996,14 @@
                 <w:szCs w:val="24"/>
               </w:rPr>
             </w:pPr>
+            <w:r>
+              <w:rPr>
+                <w:rFonts w:cstheme="minorHAnsi"/>
+                <w:sz w:val="24"/>
+                <w:szCs w:val="24"/>
+              </w:rPr>
+              <w:t>R16</w:t>
+            </w:r>
           </w:p>
         </w:tc>
       </w:tr>
@@ -1288,84 +2031,139 @@
           <w:sz w:val="24"/>
           <w:szCs w:val="24"/>
         </w:rPr>
-        <w:t xml:space="preserve">Rules: Environment testing is done in (native, </w:t>
-      </w:r>
-      <w:proofErr w:type="spellStart"/>
+        <w:t>The testing plan</w:t>
+      </w:r>
       <w:r>
         <w:rPr>
           <w:rFonts w:cstheme="minorHAnsi"/>
           <w:sz w:val="24"/>
           <w:szCs w:val="24"/>
         </w:rPr>
-        <w:t>etc</w:t>
-      </w:r>
-      <w:proofErr w:type="spellEnd"/>
+        <w:t xml:space="preserve"> (Reference All Test Cases.xlsx)</w:t>
+      </w:r>
       <w:r>
         <w:rPr>
           <w:rFonts w:cstheme="minorHAnsi"/>
           <w:sz w:val="24"/>
           <w:szCs w:val="24"/>
         </w:rPr>
-        <w:t xml:space="preserve">) and </w:t>
-      </w:r>
-      <w:proofErr w:type="spellStart"/>
+        <w:t xml:space="preserve"> will define the cases used to evaluate each metric</w:t>
+      </w:r>
       <w:r>
         <w:rPr>
           <w:rFonts w:cstheme="minorHAnsi"/>
           <w:sz w:val="24"/>
           <w:szCs w:val="24"/>
         </w:rPr>
-        <w:t>ios</w:t>
-      </w:r>
-      <w:proofErr w:type="spellEnd"/>
+        <w:t xml:space="preserve"> listed above</w:t>
+      </w:r>
       <w:r>
         <w:rPr>
           <w:rFonts w:cstheme="minorHAnsi"/>
           <w:sz w:val="24"/>
           <w:szCs w:val="24"/>
         </w:rPr>
-        <w:t>/android</w:t>
+        <w:t xml:space="preserve">. </w:t>
       </w:r>
     </w:p>
     <w:p>
       <w:pPr>
-        <w:pStyle w:val="Heading2"/>
-      </w:pPr>
-      <w:r>
-        <w:t>Testing Plan</w:t>
+        <w:rPr>
+          <w:rFonts w:cstheme="minorHAnsi"/>
+          <w:b/>
+          <w:bCs/>
+          <w:sz w:val="24"/>
+          <w:szCs w:val="24"/>
+        </w:rPr>
+      </w:pPr>
+      <w:r>
+        <w:rPr>
+          <w:rFonts w:cstheme="minorHAnsi"/>
+          <w:b/>
+          <w:bCs/>
+          <w:sz w:val="24"/>
+          <w:szCs w:val="24"/>
+        </w:rPr>
+        <w:t xml:space="preserve">Human </w:t>
+      </w:r>
+      <w:r>
+        <w:rPr>
+          <w:rFonts w:cstheme="minorHAnsi"/>
+          <w:b/>
+          <w:bCs/>
+          <w:sz w:val="24"/>
+          <w:szCs w:val="24"/>
+        </w:rPr>
+        <w:t>User Experience</w:t>
+      </w:r>
+      <w:r>
+        <w:rPr>
+          <w:rFonts w:cstheme="minorHAnsi"/>
+          <w:b/>
+          <w:bCs/>
+          <w:sz w:val="24"/>
+          <w:szCs w:val="24"/>
+        </w:rPr>
+        <w:t xml:space="preserve"> Testing</w:t>
       </w:r>
     </w:p>
     <w:p>
       <w:pPr>
         <w:rPr>
-          <w:sz w:val="24"/>
-          <w:szCs w:val="24"/>
-        </w:rPr>
-      </w:pPr>
-      <w:r>
-        <w:rPr>
-          <w:sz w:val="24"/>
-          <w:szCs w:val="24"/>
-        </w:rPr>
-        <w:t>How are tests created JEST/native/</w:t>
-      </w:r>
-      <w:proofErr w:type="spellStart"/>
-      <w:r>
-        <w:rPr>
-          <w:sz w:val="24"/>
-          <w:szCs w:val="24"/>
-        </w:rPr>
-        <w:t>db</w:t>
-      </w:r>
-      <w:proofErr w:type="spellEnd"/>
+          <w:rFonts w:cstheme="minorHAnsi"/>
+          <w:sz w:val="24"/>
+          <w:szCs w:val="24"/>
+        </w:rPr>
+      </w:pPr>
+      <w:r>
+        <w:rPr>
+          <w:rFonts w:cstheme="minorHAnsi"/>
+          <w:sz w:val="24"/>
+          <w:szCs w:val="24"/>
+        </w:rPr>
+        <w:lastRenderedPageBreak/>
+        <w:t xml:space="preserve">Human </w:t>
+      </w:r>
+      <w:r>
+        <w:rPr>
+          <w:rFonts w:cstheme="minorHAnsi"/>
+          <w:sz w:val="24"/>
+          <w:szCs w:val="24"/>
+        </w:rPr>
+        <w:t>user experience (</w:t>
+      </w:r>
+      <w:r>
+        <w:rPr>
+          <w:rFonts w:cstheme="minorHAnsi"/>
+          <w:sz w:val="24"/>
+          <w:szCs w:val="24"/>
+        </w:rPr>
+        <w:t>UX</w:t>
+      </w:r>
+      <w:r>
+        <w:rPr>
+          <w:rFonts w:cstheme="minorHAnsi"/>
+          <w:sz w:val="24"/>
+          <w:szCs w:val="24"/>
+        </w:rPr>
+        <w:t>)</w:t>
+      </w:r>
+      <w:r>
+        <w:rPr>
+          <w:rFonts w:cstheme="minorHAnsi"/>
+          <w:sz w:val="24"/>
+          <w:szCs w:val="24"/>
+        </w:rPr>
+        <w:t xml:space="preserve"> testing will evaluate how the application feels to use through participant feedback and observations. The findings will be summarized in a report to our sponsor, including difficulties users encountered and suggested improvements. These results will help guide design decisions but will not produce an automatic pass or fail for the application’s user experience.</w:t>
+      </w:r>
     </w:p>
     <w:p>
       <w:pPr>
-        <w:rPr>
-          <w:sz w:val="24"/>
-          <w:szCs w:val="24"/>
-        </w:rPr>
-      </w:pPr>
+        <w:pStyle w:val="Heading2"/>
+      </w:pPr>
+      <w:r>
+        <w:t>Testing Plan</w:t>
+      </w:r>
     </w:p>
     <w:p>
       <w:pPr>
@@ -1379,16 +2177,27 @@
           <w:sz w:val="24"/>
           <w:szCs w:val="24"/>
         </w:rPr>
-        <w:t>Session/incident rules</w:t>
+        <w:t>Testing will verify that the application meets the requirements in Section 2 and the quality metrics in Section 3. We will use automated tests for application logic, installed-app tests for native functionality, and physical-device tests for BLE communication. Human UX testing will provide feedback about how the application feels to use. Each test will record its expected result, actual result, and any problems found.</w:t>
       </w:r>
     </w:p>
     <w:p>
       <w:pPr>
         <w:rPr>
-          <w:sz w:val="24"/>
-          <w:szCs w:val="24"/>
-        </w:rPr>
-      </w:pPr>
+          <w:b/>
+          <w:bCs/>
+          <w:sz w:val="24"/>
+          <w:szCs w:val="24"/>
+        </w:rPr>
+      </w:pPr>
+      <w:r>
+        <w:rPr>
+          <w:b/>
+          <w:bCs/>
+          <w:sz w:val="24"/>
+          <w:szCs w:val="24"/>
+        </w:rPr>
+        <w:t>Testing Environments</w:t>
+      </w:r>
     </w:p>
     <w:p>
       <w:pPr>
@@ -1402,7 +2211,21 @@
           <w:sz w:val="24"/>
           <w:szCs w:val="24"/>
         </w:rPr>
-        <w:t>Data retention</w:t>
+        <w:t xml:space="preserve">Automated tests will use Jest with the jest-expo preset. React Native Testing Library will support tests of screen content and user interactions. These tests will use controlled data and mocks for dependencies such as BLE hardware, GPS, database access, and </w:t>
+      </w:r>
+      <w:r>
+        <w:rPr>
+          <w:sz w:val="24"/>
+          <w:szCs w:val="24"/>
+        </w:rPr>
+        <w:t xml:space="preserve">local </w:t>
+      </w:r>
+      <w:r>
+        <w:rPr>
+          <w:sz w:val="24"/>
+          <w:szCs w:val="24"/>
+        </w:rPr>
+        <w:t>file operations.</w:t>
       </w:r>
     </w:p>
     <w:p>
@@ -1412,6 +2235,48 @@
           <w:szCs w:val="24"/>
         </w:rPr>
       </w:pPr>
+      <w:r>
+        <w:rPr>
+          <w:sz w:val="24"/>
+          <w:szCs w:val="24"/>
+        </w:rPr>
+        <w:t xml:space="preserve">Native integration tests will run in installed development builds on Android and iOS. These tests will exercise the actual database, filesystem, permissions, and other platform-dependent behavior. </w:t>
+      </w:r>
+      <w:r>
+        <w:rPr>
+          <w:sz w:val="24"/>
+          <w:szCs w:val="24"/>
+        </w:rPr>
+        <w:t>Android and IOS e</w:t>
+      </w:r>
+      <w:r>
+        <w:rPr>
+          <w:sz w:val="24"/>
+          <w:szCs w:val="24"/>
+        </w:rPr>
+        <w:t xml:space="preserve">mulators </w:t>
+      </w:r>
+      <w:r>
+        <w:rPr>
+          <w:sz w:val="24"/>
+          <w:szCs w:val="24"/>
+        </w:rPr>
+        <w:t>will</w:t>
+      </w:r>
+      <w:r>
+        <w:rPr>
+          <w:sz w:val="24"/>
+          <w:szCs w:val="24"/>
+        </w:rPr>
+        <w:t xml:space="preserve"> support navigation and layout testing, but physical phones connected to the IBDC device will be used to verify BLE communication.</w:t>
+      </w:r>
+      <w:r>
+        <w:rPr>
+          <w:sz w:val="24"/>
+          <w:szCs w:val="24"/>
+        </w:rPr>
+        <w:t xml:space="preserve"> The current plan is for Jair and our sponsor to meet to set this up.</w:t>
+      </w:r>
     </w:p>
     <w:p>
       <w:pPr>
@@ -1425,16 +2290,43 @@
           <w:sz w:val="24"/>
           <w:szCs w:val="24"/>
         </w:rPr>
-        <w:t>Interfaces</w:t>
+        <w:t>Passing a test with a mock implementation does not establish that the corresponding native feature works. Applicable tests will therefore be repeated on both Android and iOS, with the device model, operating system, application build, and relevant firmware version recorded.</w:t>
+      </w:r>
+      <w:r>
+        <w:rPr>
+          <w:sz w:val="24"/>
+          <w:szCs w:val="24"/>
+        </w:rPr>
+        <w:t xml:space="preserve"> The passing operating system versions will be shared with our sponsor to present a view of what user devices he can expect the software to work on.</w:t>
       </w:r>
     </w:p>
     <w:p>
       <w:pPr>
         <w:rPr>
-          <w:sz w:val="24"/>
-          <w:szCs w:val="24"/>
-        </w:rPr>
-      </w:pPr>
+          <w:b/>
+          <w:bCs/>
+          <w:sz w:val="24"/>
+          <w:szCs w:val="24"/>
+        </w:rPr>
+      </w:pPr>
+      <w:r>
+        <w:rPr>
+          <w:b/>
+          <w:bCs/>
+          <w:sz w:val="24"/>
+          <w:szCs w:val="24"/>
+        </w:rPr>
+        <w:t xml:space="preserve">Test </w:t>
+      </w:r>
+      <w:r>
+        <w:rPr>
+          <w:b/>
+          <w:bCs/>
+          <w:sz w:val="24"/>
+          <w:szCs w:val="24"/>
+        </w:rPr>
+        <w:t>Setup</w:t>
+      </w:r>
     </w:p>
     <w:p>
       <w:pPr>
@@ -1443,15 +2335,42 @@
           <w:szCs w:val="24"/>
         </w:rPr>
       </w:pPr>
-      <w:proofErr w:type="spellStart"/>
-      <w:r>
-        <w:rPr>
-          <w:sz w:val="24"/>
-          <w:szCs w:val="24"/>
-        </w:rPr>
-        <w:t>Protobuf</w:t>
-      </w:r>
-      <w:proofErr w:type="spellEnd"/>
+      <w:r>
+        <w:rPr>
+          <w:sz w:val="24"/>
+          <w:szCs w:val="24"/>
+        </w:rPr>
+        <w:t xml:space="preserve">The existing test-case spreadsheet </w:t>
+      </w:r>
+      <w:r>
+        <w:rPr>
+          <w:rFonts w:cstheme="minorHAnsi"/>
+          <w:sz w:val="24"/>
+          <w:szCs w:val="24"/>
+        </w:rPr>
+        <w:t xml:space="preserve">(Reference All Test Cases.xlsx) </w:t>
+      </w:r>
+      <w:r>
+        <w:rPr>
+          <w:sz w:val="24"/>
+          <w:szCs w:val="24"/>
+        </w:rPr>
+        <w:t xml:space="preserve">will provide the starting inventory of inputs, outputs, and expected results. Additional cases will be added for PDF reports, server communication, and any </w:t>
+      </w:r>
+      <w:r>
+        <w:rPr>
+          <w:sz w:val="24"/>
+          <w:szCs w:val="24"/>
+        </w:rPr>
+        <w:t>so-far-</w:t>
+      </w:r>
+      <w:r>
+        <w:rPr>
+          <w:sz w:val="24"/>
+          <w:szCs w:val="24"/>
+        </w:rPr>
+        <w:t>uncovered requirements. Each case will identify its related requirement and quality metric.</w:t>
+      </w:r>
     </w:p>
     <w:p>
       <w:pPr>
@@ -1460,6 +2379,35 @@
           <w:szCs w:val="24"/>
         </w:rPr>
       </w:pPr>
+      <w:r>
+        <w:rPr>
+          <w:sz w:val="24"/>
+          <w:szCs w:val="24"/>
+        </w:rPr>
+        <w:t xml:space="preserve">Tests will create their own data and operate independently. Reusable factory functions will provide consistent sessions, incidents, images, and device messages. Tests involving timestamps or random data will use controlled values so results can be </w:t>
+      </w:r>
+      <w:r>
+        <w:rPr>
+          <w:sz w:val="24"/>
+          <w:szCs w:val="24"/>
+        </w:rPr>
+        <w:lastRenderedPageBreak/>
+        <w:t>repeated. Mocks, listeners, and temporary records will be reset between tests</w:t>
+      </w:r>
+      <w:r>
+        <w:rPr>
+          <w:sz w:val="24"/>
+          <w:szCs w:val="24"/>
+        </w:rPr>
+        <w:t xml:space="preserve"> unless a unique situation is found to require a no-reset test which will be documented.</w:t>
+      </w:r>
+      <w:r>
+        <w:rPr>
+          <w:sz w:val="24"/>
+          <w:szCs w:val="24"/>
+        </w:rPr>
+        <w:t>.</w:t>
+      </w:r>
     </w:p>
     <w:p>
       <w:pPr>
@@ -1468,13 +2416,6 @@
           <w:szCs w:val="24"/>
         </w:rPr>
       </w:pPr>
-      <w:r>
-        <w:rPr>
-          <w:sz w:val="24"/>
-          <w:szCs w:val="24"/>
-        </w:rPr>
-        <w:t>UI testing</w:t>
-      </w:r>
     </w:p>
     <w:p>
       <w:pPr>
@@ -1483,6 +2424,55 @@
           <w:szCs w:val="24"/>
         </w:rPr>
       </w:pPr>
+      <w:r>
+        <w:rPr>
+          <w:sz w:val="24"/>
+          <w:szCs w:val="24"/>
+        </w:rPr>
+        <w:t xml:space="preserve">BLE </w:t>
+      </w:r>
+      <w:r>
+        <w:rPr>
+          <w:sz w:val="24"/>
+          <w:szCs w:val="24"/>
+        </w:rPr>
+        <w:t>c</w:t>
+      </w:r>
+      <w:r>
+        <w:rPr>
+          <w:sz w:val="24"/>
+          <w:szCs w:val="24"/>
+        </w:rPr>
+        <w:t>onnection</w:t>
+      </w:r>
+      <w:r>
+        <w:rPr>
+          <w:sz w:val="24"/>
+          <w:szCs w:val="24"/>
+        </w:rPr>
+        <w:t>/r</w:t>
+      </w:r>
+      <w:r>
+        <w:rPr>
+          <w:sz w:val="24"/>
+          <w:szCs w:val="24"/>
+        </w:rPr>
+        <w:t xml:space="preserve">ecovery </w:t>
+      </w:r>
+      <w:r>
+        <w:rPr>
+          <w:sz w:val="24"/>
+          <w:szCs w:val="24"/>
+        </w:rPr>
+        <w:t>t</w:t>
+      </w:r>
+      <w:r>
+        <w:rPr>
+          <w:sz w:val="24"/>
+          <w:szCs w:val="24"/>
+        </w:rPr>
+        <w:t>est</w:t>
+      </w:r>
     </w:p>
     <w:p>
       <w:pPr>
@@ -1496,7 +2486,35 @@
           <w:sz w:val="24"/>
           <w:szCs w:val="24"/>
         </w:rPr>
-        <w:t>BLE</w:t>
+        <w:t xml:space="preserve">Protobuf </w:t>
+      </w:r>
+      <w:r>
+        <w:rPr>
+          <w:sz w:val="24"/>
+          <w:szCs w:val="24"/>
+        </w:rPr>
+        <w:t>c</w:t>
+      </w:r>
+      <w:r>
+        <w:rPr>
+          <w:sz w:val="24"/>
+          <w:szCs w:val="24"/>
+        </w:rPr>
+        <w:t xml:space="preserve">ommunication </w:t>
+      </w:r>
+      <w:r>
+        <w:rPr>
+          <w:sz w:val="24"/>
+          <w:szCs w:val="24"/>
+        </w:rPr>
+        <w:t>t</w:t>
+      </w:r>
+      <w:r>
+        <w:rPr>
+          <w:sz w:val="24"/>
+          <w:szCs w:val="24"/>
+        </w:rPr>
+        <w:t>est</w:t>
       </w:r>
     </w:p>
     <w:p>
@@ -1506,6 +2524,55 @@
           <w:szCs w:val="24"/>
         </w:rPr>
       </w:pPr>
+      <w:r>
+        <w:rPr>
+          <w:sz w:val="24"/>
+          <w:szCs w:val="24"/>
+        </w:rPr>
+        <w:t xml:space="preserve">Image </w:t>
+      </w:r>
+      <w:r>
+        <w:rPr>
+          <w:sz w:val="24"/>
+          <w:szCs w:val="24"/>
+        </w:rPr>
+        <w:t>t</w:t>
+      </w:r>
+      <w:r>
+        <w:rPr>
+          <w:sz w:val="24"/>
+          <w:szCs w:val="24"/>
+        </w:rPr>
+        <w:t xml:space="preserve">ransfer </w:t>
+      </w:r>
+      <w:r>
+        <w:rPr>
+          <w:sz w:val="24"/>
+          <w:szCs w:val="24"/>
+        </w:rPr>
+        <w:t>i</w:t>
+      </w:r>
+      <w:r>
+        <w:rPr>
+          <w:sz w:val="24"/>
+          <w:szCs w:val="24"/>
+        </w:rPr>
+        <w:t xml:space="preserve">ntegrity </w:t>
+      </w:r>
+      <w:r>
+        <w:rPr>
+          <w:sz w:val="24"/>
+          <w:szCs w:val="24"/>
+        </w:rPr>
+        <w:t>t</w:t>
+      </w:r>
+      <w:r>
+        <w:rPr>
+          <w:sz w:val="24"/>
+          <w:szCs w:val="24"/>
+        </w:rPr>
+        <w:t>est</w:t>
+      </w:r>
     </w:p>
     <w:p>
       <w:pPr>
@@ -1519,23 +2586,35 @@
           <w:sz w:val="24"/>
           <w:szCs w:val="24"/>
         </w:rPr>
-        <w:t xml:space="preserve">Human </w:t>
-      </w:r>
-      <w:proofErr w:type="spellStart"/>
-      <w:r>
-        <w:rPr>
-          <w:sz w:val="24"/>
-          <w:szCs w:val="24"/>
-        </w:rPr>
-        <w:t>ux</w:t>
-      </w:r>
-      <w:proofErr w:type="spellEnd"/>
-      <w:r>
-        <w:rPr>
-          <w:sz w:val="24"/>
-          <w:szCs w:val="24"/>
-        </w:rPr>
-        <w:t xml:space="preserve"> testing</w:t>
+        <w:t xml:space="preserve">Event </w:t>
+      </w:r>
+      <w:r>
+        <w:rPr>
+          <w:sz w:val="24"/>
+          <w:szCs w:val="24"/>
+        </w:rPr>
+        <w:t>register</w:t>
+      </w:r>
+      <w:r>
+        <w:rPr>
+          <w:sz w:val="24"/>
+          <w:szCs w:val="24"/>
+        </w:rPr>
+        <w:t xml:space="preserve"> </w:t>
+      </w:r>
+      <w:r>
+        <w:rPr>
+          <w:sz w:val="24"/>
+          <w:szCs w:val="24"/>
+        </w:rPr>
+        <w:t>t</w:t>
+      </w:r>
+      <w:r>
+        <w:rPr>
+          <w:sz w:val="24"/>
+          <w:szCs w:val="24"/>
+        </w:rPr>
+        <w:t>est</w:t>
       </w:r>
     </w:p>
     <w:p>
@@ -1545,6 +2624,55 @@
           <w:szCs w:val="24"/>
         </w:rPr>
       </w:pPr>
+      <w:r>
+        <w:rPr>
+          <w:sz w:val="24"/>
+          <w:szCs w:val="24"/>
+        </w:rPr>
+        <w:t xml:space="preserve">Incident </w:t>
+      </w:r>
+      <w:r>
+        <w:rPr>
+          <w:sz w:val="24"/>
+          <w:szCs w:val="24"/>
+        </w:rPr>
+        <w:t>d</w:t>
+      </w:r>
+      <w:r>
+        <w:rPr>
+          <w:sz w:val="24"/>
+          <w:szCs w:val="24"/>
+        </w:rPr>
+        <w:t xml:space="preserve">ata </w:t>
+      </w:r>
+      <w:r>
+        <w:rPr>
+          <w:sz w:val="24"/>
+          <w:szCs w:val="24"/>
+        </w:rPr>
+        <w:t>i</w:t>
+      </w:r>
+      <w:r>
+        <w:rPr>
+          <w:sz w:val="24"/>
+          <w:szCs w:val="24"/>
+        </w:rPr>
+        <w:t xml:space="preserve">ntegrity </w:t>
+      </w:r>
+      <w:r>
+        <w:rPr>
+          <w:sz w:val="24"/>
+          <w:szCs w:val="24"/>
+        </w:rPr>
+        <w:t>t</w:t>
+      </w:r>
+      <w:r>
+        <w:rPr>
+          <w:sz w:val="24"/>
+          <w:szCs w:val="24"/>
+        </w:rPr>
+        <w:t>est</w:t>
+      </w:r>
     </w:p>
     <w:p>
       <w:pPr>
@@ -1558,7 +2686,49 @@
           <w:sz w:val="24"/>
           <w:szCs w:val="24"/>
         </w:rPr>
-        <w:t>Exports</w:t>
+        <w:t xml:space="preserve">Ride </w:t>
+      </w:r>
+      <w:r>
+        <w:rPr>
+          <w:sz w:val="24"/>
+          <w:szCs w:val="24"/>
+        </w:rPr>
+        <w:t>h</w:t>
+      </w:r>
+      <w:r>
+        <w:rPr>
+          <w:sz w:val="24"/>
+          <w:szCs w:val="24"/>
+        </w:rPr>
+        <w:t xml:space="preserve">istory </w:t>
+      </w:r>
+      <w:r>
+        <w:rPr>
+          <w:sz w:val="24"/>
+          <w:szCs w:val="24"/>
+        </w:rPr>
+        <w:t>d</w:t>
+      </w:r>
+      <w:r>
+        <w:rPr>
+          <w:sz w:val="24"/>
+          <w:szCs w:val="24"/>
+        </w:rPr>
+        <w:t xml:space="preserve">isplay </w:t>
+      </w:r>
+      <w:r>
+        <w:rPr>
+          <w:sz w:val="24"/>
+          <w:szCs w:val="24"/>
+        </w:rPr>
+        <w:t>t</w:t>
+      </w:r>
+      <w:r>
+        <w:rPr>
+          <w:sz w:val="24"/>
+          <w:szCs w:val="24"/>
+        </w:rPr>
+        <w:t>est</w:t>
       </w:r>
     </w:p>
     <w:p>
@@ -1568,6 +2738,41 @@
           <w:szCs w:val="24"/>
         </w:rPr>
       </w:pPr>
+      <w:r>
+        <w:rPr>
+          <w:sz w:val="24"/>
+          <w:szCs w:val="24"/>
+        </w:rPr>
+        <w:t xml:space="preserve">Incident </w:t>
+      </w:r>
+      <w:r>
+        <w:rPr>
+          <w:sz w:val="24"/>
+          <w:szCs w:val="24"/>
+        </w:rPr>
+        <w:t>c</w:t>
+      </w:r>
+      <w:r>
+        <w:rPr>
+          <w:sz w:val="24"/>
+          <w:szCs w:val="24"/>
+        </w:rPr>
+        <w:t xml:space="preserve">ompleteness </w:t>
+      </w:r>
+      <w:r>
+        <w:rPr>
+          <w:sz w:val="24"/>
+          <w:szCs w:val="24"/>
+        </w:rPr>
+        <w:t>t</w:t>
+      </w:r>
+      <w:r>
+        <w:rPr>
+          <w:sz w:val="24"/>
+          <w:szCs w:val="24"/>
+        </w:rPr>
+        <w:t>est</w:t>
+      </w:r>
     </w:p>
     <w:p>
       <w:pPr>
@@ -1581,7 +2786,49 @@
           <w:sz w:val="24"/>
           <w:szCs w:val="24"/>
         </w:rPr>
-        <w:t>Long term testing</w:t>
+        <w:t xml:space="preserve">Saved </w:t>
+      </w:r>
+      <w:r>
+        <w:rPr>
+          <w:sz w:val="24"/>
+          <w:szCs w:val="24"/>
+        </w:rPr>
+        <w:t>i</w:t>
+      </w:r>
+      <w:r>
+        <w:rPr>
+          <w:sz w:val="24"/>
+          <w:szCs w:val="24"/>
+        </w:rPr>
+        <w:t xml:space="preserve">ncident </w:t>
+      </w:r>
+      <w:r>
+        <w:rPr>
+          <w:sz w:val="24"/>
+          <w:szCs w:val="24"/>
+        </w:rPr>
+        <w:t>c</w:t>
+      </w:r>
+      <w:r>
+        <w:rPr>
+          <w:sz w:val="24"/>
+          <w:szCs w:val="24"/>
+        </w:rPr>
+        <w:t xml:space="preserve">hanges </w:t>
+      </w:r>
+      <w:r>
+        <w:rPr>
+          <w:sz w:val="24"/>
+          <w:szCs w:val="24"/>
+        </w:rPr>
+        <w:t>t</w:t>
+      </w:r>
+      <w:r>
+        <w:rPr>
+          <w:sz w:val="24"/>
+          <w:szCs w:val="24"/>
+        </w:rPr>
+        <w:t>est</w:t>
       </w:r>
     </w:p>
     <w:p>
@@ -1591,6 +2838,41 @@
           <w:szCs w:val="24"/>
         </w:rPr>
       </w:pPr>
+      <w:r>
+        <w:rPr>
+          <w:sz w:val="24"/>
+          <w:szCs w:val="24"/>
+        </w:rPr>
+        <w:t xml:space="preserve">Incident PDF </w:t>
+      </w:r>
+      <w:r>
+        <w:rPr>
+          <w:sz w:val="24"/>
+          <w:szCs w:val="24"/>
+        </w:rPr>
+        <w:t>r</w:t>
+      </w:r>
+      <w:r>
+        <w:rPr>
+          <w:sz w:val="24"/>
+          <w:szCs w:val="24"/>
+        </w:rPr>
+        <w:t xml:space="preserve">eport </w:t>
+      </w:r>
+      <w:r>
+        <w:rPr>
+          <w:sz w:val="24"/>
+          <w:szCs w:val="24"/>
+        </w:rPr>
+        <w:t>t</w:t>
+      </w:r>
+      <w:r>
+        <w:rPr>
+          <w:sz w:val="24"/>
+          <w:szCs w:val="24"/>
+        </w:rPr>
+        <w:t>est</w:t>
+      </w:r>
     </w:p>
     <w:p>
       <w:pPr>
@@ -1604,7 +2886,144 @@
           <w:sz w:val="24"/>
           <w:szCs w:val="24"/>
         </w:rPr>
-        <w:t>documentation</w:t>
+        <w:t xml:space="preserve">Server </w:t>
+      </w:r>
+      <w:r>
+        <w:rPr>
+          <w:sz w:val="24"/>
+          <w:szCs w:val="24"/>
+        </w:rPr>
+        <w:t>d</w:t>
+      </w:r>
+      <w:r>
+        <w:rPr>
+          <w:sz w:val="24"/>
+          <w:szCs w:val="24"/>
+        </w:rPr>
+        <w:t xml:space="preserve">ata </w:t>
+      </w:r>
+      <w:r>
+        <w:rPr>
+          <w:sz w:val="24"/>
+          <w:szCs w:val="24"/>
+        </w:rPr>
+        <w:t>t</w:t>
+      </w:r>
+      <w:r>
+        <w:rPr>
+          <w:sz w:val="24"/>
+          <w:szCs w:val="24"/>
+        </w:rPr>
+        <w:t xml:space="preserve">ransmission </w:t>
+      </w:r>
+      <w:r>
+        <w:rPr>
+          <w:sz w:val="24"/>
+          <w:szCs w:val="24"/>
+        </w:rPr>
+        <w:t>t</w:t>
+      </w:r>
+      <w:r>
+        <w:rPr>
+          <w:sz w:val="24"/>
+          <w:szCs w:val="24"/>
+        </w:rPr>
+        <w:t>est</w:t>
+      </w:r>
+    </w:p>
+    <w:p>
+      <w:pPr>
+        <w:rPr>
+          <w:sz w:val="24"/>
+          <w:szCs w:val="24"/>
+        </w:rPr>
+      </w:pPr>
+      <w:r>
+        <w:rPr>
+          <w:sz w:val="24"/>
+          <w:szCs w:val="24"/>
+        </w:rPr>
+        <w:t xml:space="preserve">Human UX </w:t>
+      </w:r>
+      <w:r>
+        <w:rPr>
+          <w:sz w:val="24"/>
+          <w:szCs w:val="24"/>
+        </w:rPr>
+        <w:t>t</w:t>
+      </w:r>
+      <w:r>
+        <w:rPr>
+          <w:sz w:val="24"/>
+          <w:szCs w:val="24"/>
+        </w:rPr>
+        <w:t>est</w:t>
+      </w:r>
+    </w:p>
+    <w:p>
+      <w:pPr>
+        <w:rPr>
+          <w:sz w:val="24"/>
+          <w:szCs w:val="24"/>
+        </w:rPr>
+      </w:pPr>
+      <w:r>
+        <w:rPr>
+          <w:sz w:val="24"/>
+          <w:szCs w:val="24"/>
+        </w:rPr>
+        <w:t xml:space="preserve">Test </w:t>
+      </w:r>
+      <w:r>
+        <w:rPr>
+          <w:sz w:val="24"/>
+          <w:szCs w:val="24"/>
+        </w:rPr>
+        <w:t>r</w:t>
+      </w:r>
+      <w:r>
+        <w:rPr>
+          <w:sz w:val="24"/>
+          <w:szCs w:val="24"/>
+        </w:rPr>
+        <w:t>esults</w:t>
+      </w:r>
+      <w:r>
+        <w:rPr>
+          <w:sz w:val="24"/>
+          <w:szCs w:val="24"/>
+        </w:rPr>
+        <w:t>/r</w:t>
+      </w:r>
+      <w:r>
+        <w:rPr>
+          <w:sz w:val="24"/>
+          <w:szCs w:val="24"/>
+        </w:rPr>
+        <w:t>eview</w:t>
+      </w:r>
+    </w:p>
+    <w:p>
+      <w:pPr>
+        <w:rPr>
+          <w:sz w:val="24"/>
+          <w:szCs w:val="24"/>
+        </w:rPr>
+      </w:pPr>
+    </w:p>
+    <w:p>
+      <w:pPr>
+        <w:rPr>
+          <w:sz w:val="24"/>
+          <w:szCs w:val="24"/>
+        </w:rPr>
+      </w:pPr>
+      <w:r>
+        <w:rPr>
+          <w:sz w:val="24"/>
+          <w:szCs w:val="24"/>
+        </w:rPr>
+        <w:t>Summary</w:t>
       </w:r>
     </w:p>
     <w:sectPr>
@@ -3933,12 +5352,16 @@
   <w:rsids>
     <w:rsidRoot w:val="008F0D49"/>
     <w:rsid w:val="004811E6"/>
+    <w:rsid w:val="005145A9"/>
     <w:rsid w:val="005E70F9"/>
     <w:rsid w:val="005F0BB5"/>
+    <w:rsid w:val="00631615"/>
     <w:rsid w:val="008F0D49"/>
+    <w:rsid w:val="009760AD"/>
     <w:rsid w:val="00B61F4A"/>
     <w:rsid w:val="00B633F8"/>
     <w:rsid w:val="00CD724A"/>
+    <w:rsid w:val="00D0032D"/>
     <w:rsid w:val="00DA0536"/>
   </w:rsids>
   <m:mathPr>
@@ -4391,9 +5814,6 @@
   <w:style w:type="paragraph" w:customStyle="1" w:styleId="0BC5B1FD3BDF437183DECAE953444D69">
     <w:name w:val="0BC5B1FD3BDF437183DECAE953444D69"/>
   </w:style>
-  <w:style w:type="paragraph" w:customStyle="1" w:styleId="C2C6715AEC264141877E7AB07CAB9B90">
-    <w:name w:val="C2C6715AEC264141877E7AB07CAB9B90"/>
-  </w:style>
   <w:style w:type="paragraph" w:customStyle="1" w:styleId="0B1F8DECF9734208A15CEF81FCCE5918">
     <w:name w:val="0B1F8DECF9734208A15CEF81FCCE5918"/>
   </w:style>

--- a/Documents/_Fall Docs/Team 4 - Software Quality Plan Template.docx
+++ b/Documents/_Fall Docs/Team 4 - Software Quality Plan Template.docx
@@ -2309,15 +2309,16 @@
           <w:szCs w:val="24"/>
         </w:rPr>
       </w:pPr>
-      <w:r>
+    </w:p>
+    <w:p>
+      <w:pPr>
         <w:rPr>
           <w:b/>
           <w:bCs/>
           <w:sz w:val="24"/>
           <w:szCs w:val="24"/>
         </w:rPr>
-        <w:t xml:space="preserve">Test </w:t>
-      </w:r>
+      </w:pPr>
       <w:r>
         <w:rPr>
           <w:b/>
@@ -2325,6 +2326,15 @@
           <w:sz w:val="24"/>
           <w:szCs w:val="24"/>
         </w:rPr>
+        <w:t xml:space="preserve">Test </w:t>
+      </w:r>
+      <w:r>
+        <w:rPr>
+          <w:b/>
+          <w:bCs/>
+          <w:sz w:val="24"/>
+          <w:szCs w:val="24"/>
+        </w:rPr>
         <w:t>Setup</w:t>
       </w:r>
     </w:p>
@@ -2384,15 +2394,8 @@
           <w:sz w:val="24"/>
           <w:szCs w:val="24"/>
         </w:rPr>
-        <w:t xml:space="preserve">Tests will create their own data and operate independently. Reusable factory functions will provide consistent sessions, incidents, images, and device messages. Tests involving timestamps or random data will use controlled values so results can be </w:t>
-      </w:r>
-      <w:r>
-        <w:rPr>
-          <w:sz w:val="24"/>
-          <w:szCs w:val="24"/>
-        </w:rPr>
         <w:lastRenderedPageBreak/>
-        <w:t>repeated. Mocks, listeners, and temporary records will be reset between tests</w:t>
+        <w:t>Tests will create their own data and operate independently. Reusable factory functions will provide consistent sessions, incidents, images, and device messages. Tests involving timestamps or random data will use controlled values so results can be repeated. Mocks, listeners, and temporary records will be reset between tests</w:t>
       </w:r>
       <w:r>
         <w:rPr>
@@ -2401,6 +2404,867 @@
         </w:rPr>
         <w:t xml:space="preserve"> unless a unique situation is found to require a no-reset test which will be documented.</w:t>
       </w:r>
+    </w:p>
+    <w:p>
+      <w:pPr>
+        <w:rPr>
+          <w:b/>
+          <w:bCs/>
+          <w:sz w:val="24"/>
+          <w:szCs w:val="24"/>
+        </w:rPr>
+      </w:pPr>
+    </w:p>
+    <w:p>
+      <w:pPr>
+        <w:rPr>
+          <w:b/>
+          <w:bCs/>
+          <w:sz w:val="24"/>
+          <w:szCs w:val="24"/>
+        </w:rPr>
+      </w:pPr>
+      <w:r>
+        <w:rPr>
+          <w:b/>
+          <w:bCs/>
+          <w:sz w:val="24"/>
+          <w:szCs w:val="24"/>
+        </w:rPr>
+        <w:t>BLE Connection and Recovery Testing</w:t>
+      </w:r>
+    </w:p>
+    <w:p>
+      <w:pPr>
+        <w:rPr>
+          <w:sz w:val="24"/>
+          <w:szCs w:val="24"/>
+        </w:rPr>
+      </w:pPr>
+      <w:r>
+        <w:rPr>
+          <w:sz w:val="24"/>
+          <w:szCs w:val="24"/>
+        </w:rPr>
+        <w:t xml:space="preserve">Applies to: </w:t>
+      </w:r>
+      <w:r>
+        <w:rPr>
+          <w:sz w:val="24"/>
+          <w:szCs w:val="24"/>
+        </w:rPr>
+        <w:t xml:space="preserve">M1, </w:t>
+      </w:r>
+      <w:r>
+        <w:rPr>
+          <w:sz w:val="24"/>
+          <w:szCs w:val="24"/>
+        </w:rPr>
+        <w:t>R1, R2, R4</w:t>
+      </w:r>
+    </w:p>
+    <w:p>
+      <w:pPr>
+        <w:rPr>
+          <w:sz w:val="24"/>
+          <w:szCs w:val="24"/>
+        </w:rPr>
+      </w:pPr>
+      <w:r>
+        <w:rPr>
+          <w:sz w:val="24"/>
+          <w:szCs w:val="24"/>
+        </w:rPr>
+        <w:t>Test Description</w:t>
+      </w:r>
+      <w:r>
+        <w:rPr>
+          <w:sz w:val="24"/>
+          <w:szCs w:val="24"/>
+        </w:rPr>
+        <w:t>s</w:t>
+      </w:r>
+      <w:r>
+        <w:rPr>
+          <w:sz w:val="24"/>
+          <w:szCs w:val="24"/>
+        </w:rPr>
+        <w:t xml:space="preserve">: </w:t>
+      </w:r>
+    </w:p>
+    <w:p>
+      <w:pPr>
+        <w:pStyle w:val="ListParagraph"/>
+        <w:numPr>
+          <w:ilvl w:val="0"/>
+          <w:numId w:val="19"/>
+        </w:numPr>
+        <w:rPr>
+          <w:sz w:val="24"/>
+          <w:szCs w:val="24"/>
+        </w:rPr>
+      </w:pPr>
+      <w:r>
+        <w:rPr>
+          <w:sz w:val="24"/>
+          <w:szCs w:val="24"/>
+        </w:rPr>
+        <w:t xml:space="preserve">Test successful connections, failed connections, unexpected disconnects, and reconnection. </w:t>
+      </w:r>
+    </w:p>
+    <w:p>
+      <w:pPr>
+        <w:pStyle w:val="ListParagraph"/>
+        <w:numPr>
+          <w:ilvl w:val="0"/>
+          <w:numId w:val="19"/>
+        </w:numPr>
+        <w:rPr>
+          <w:sz w:val="24"/>
+          <w:szCs w:val="24"/>
+        </w:rPr>
+      </w:pPr>
+      <w:r>
+        <w:rPr>
+          <w:sz w:val="24"/>
+          <w:szCs w:val="24"/>
+        </w:rPr>
+        <w:t xml:space="preserve">Verify that the displayed connection state matches the BLE adapter. </w:t>
+      </w:r>
+    </w:p>
+    <w:p>
+      <w:pPr>
+        <w:pStyle w:val="ListParagraph"/>
+        <w:numPr>
+          <w:ilvl w:val="0"/>
+          <w:numId w:val="19"/>
+        </w:numPr>
+        <w:rPr>
+          <w:sz w:val="24"/>
+          <w:szCs w:val="24"/>
+        </w:rPr>
+      </w:pPr>
+      <w:r>
+        <w:rPr>
+          <w:sz w:val="24"/>
+          <w:szCs w:val="24"/>
+        </w:rPr>
+        <w:t xml:space="preserve">Supply an unsupported protocol version and confirm that the application displays an error. </w:t>
+      </w:r>
+    </w:p>
+    <w:p>
+      <w:pPr>
+        <w:pStyle w:val="ListParagraph"/>
+        <w:numPr>
+          <w:ilvl w:val="0"/>
+          <w:numId w:val="19"/>
+        </w:numPr>
+        <w:rPr>
+          <w:sz w:val="24"/>
+          <w:szCs w:val="24"/>
+        </w:rPr>
+      </w:pPr>
+      <w:r>
+        <w:rPr>
+          <w:sz w:val="24"/>
+          <w:szCs w:val="24"/>
+        </w:rPr>
+        <w:t>Create pending events while disconnected, then reconnect and verify that the application retrieves them without creating duplicate incidents or listeners.</w:t>
+      </w:r>
+    </w:p>
+    <w:p>
+      <w:pPr>
+        <w:rPr>
+          <w:sz w:val="24"/>
+          <w:szCs w:val="24"/>
+        </w:rPr>
+      </w:pPr>
+      <w:r>
+        <w:rPr>
+          <w:sz w:val="24"/>
+          <w:szCs w:val="24"/>
+        </w:rPr>
+        <w:t>We will r</w:t>
+      </w:r>
+      <w:r>
+        <w:rPr>
+          <w:sz w:val="24"/>
+          <w:szCs w:val="24"/>
+        </w:rPr>
+        <w:t>un these cases with a controlled BLE mock, then repeat the applicable workflows with the physical IBDC device</w:t>
+      </w:r>
+      <w:r>
+        <w:rPr>
+          <w:sz w:val="24"/>
+          <w:szCs w:val="24"/>
+        </w:rPr>
+        <w:t xml:space="preserve"> when able</w:t>
+      </w:r>
+      <w:r>
+        <w:rPr>
+          <w:sz w:val="24"/>
+          <w:szCs w:val="24"/>
+        </w:rPr>
+        <w:t xml:space="preserve">. </w:t>
+      </w:r>
+    </w:p>
+    <w:p>
+      <w:pPr>
+        <w:rPr>
+          <w:sz w:val="24"/>
+          <w:szCs w:val="24"/>
+        </w:rPr>
+      </w:pPr>
+      <w:r>
+        <w:rPr>
+          <w:sz w:val="24"/>
+          <w:szCs w:val="24"/>
+        </w:rPr>
+        <w:t>Rationale: These tests verify that users receive accurate connection information and can recover evidence captured while the application was disconnected.</w:t>
+      </w:r>
+    </w:p>
+    <w:p>
+      <w:pPr>
+        <w:rPr>
+          <w:b/>
+          <w:bCs/>
+          <w:sz w:val="24"/>
+          <w:szCs w:val="24"/>
+        </w:rPr>
+      </w:pPr>
+    </w:p>
+    <w:p>
+      <w:pPr>
+        <w:rPr>
+          <w:b/>
+          <w:bCs/>
+          <w:sz w:val="24"/>
+          <w:szCs w:val="24"/>
+        </w:rPr>
+      </w:pPr>
+      <w:r>
+        <w:rPr>
+          <w:b/>
+          <w:bCs/>
+          <w:sz w:val="24"/>
+          <w:szCs w:val="24"/>
+        </w:rPr>
+        <w:t>Protobuf Communication Testing</w:t>
+      </w:r>
+    </w:p>
+    <w:p>
+      <w:pPr>
+        <w:rPr>
+          <w:sz w:val="24"/>
+          <w:szCs w:val="24"/>
+        </w:rPr>
+      </w:pPr>
+      <w:r>
+        <w:rPr>
+          <w:sz w:val="24"/>
+          <w:szCs w:val="24"/>
+        </w:rPr>
+        <w:t>Applies to: R3, R15</w:t>
+      </w:r>
+    </w:p>
+    <w:p>
+      <w:pPr>
+        <w:rPr>
+          <w:sz w:val="24"/>
+          <w:szCs w:val="24"/>
+        </w:rPr>
+      </w:pPr>
+      <w:r>
+        <w:rPr>
+          <w:sz w:val="24"/>
+          <w:szCs w:val="24"/>
+        </w:rPr>
+        <w:t>Test Description</w:t>
+      </w:r>
+      <w:r>
+        <w:rPr>
+          <w:sz w:val="24"/>
+          <w:szCs w:val="24"/>
+        </w:rPr>
+        <w:t>s</w:t>
+      </w:r>
+      <w:r>
+        <w:rPr>
+          <w:sz w:val="24"/>
+          <w:szCs w:val="24"/>
+        </w:rPr>
+        <w:t xml:space="preserve">: </w:t>
+      </w:r>
+    </w:p>
+    <w:p>
+      <w:pPr>
+        <w:pStyle w:val="ListParagraph"/>
+        <w:numPr>
+          <w:ilvl w:val="0"/>
+          <w:numId w:val="20"/>
+        </w:numPr>
+        <w:rPr>
+          <w:sz w:val="24"/>
+          <w:szCs w:val="24"/>
+        </w:rPr>
+      </w:pPr>
+      <w:r>
+        <w:rPr>
+          <w:sz w:val="24"/>
+          <w:szCs w:val="24"/>
+        </w:rPr>
+        <w:t xml:space="preserve">Use test messages based on the agreed protobuf schema. </w:t>
+      </w:r>
+    </w:p>
+    <w:p>
+      <w:pPr>
+        <w:pStyle w:val="ListParagraph"/>
+        <w:numPr>
+          <w:ilvl w:val="0"/>
+          <w:numId w:val="20"/>
+        </w:numPr>
+        <w:rPr>
+          <w:sz w:val="24"/>
+          <w:szCs w:val="24"/>
+        </w:rPr>
+      </w:pPr>
+      <w:r>
+        <w:rPr>
+          <w:sz w:val="24"/>
+          <w:szCs w:val="24"/>
+        </w:rPr>
+        <w:t xml:space="preserve">Decode known messages and compare the translated device status values with the expected values. </w:t>
+      </w:r>
+    </w:p>
+    <w:p>
+      <w:pPr>
+        <w:pStyle w:val="ListParagraph"/>
+        <w:numPr>
+          <w:ilvl w:val="0"/>
+          <w:numId w:val="20"/>
+        </w:numPr>
+        <w:rPr>
+          <w:sz w:val="24"/>
+          <w:szCs w:val="24"/>
+        </w:rPr>
+      </w:pPr>
+      <w:r>
+        <w:rPr>
+          <w:sz w:val="24"/>
+          <w:szCs w:val="24"/>
+        </w:rPr>
+        <w:t>Encode outgoing messages and verify that their contents match the protocol.</w:t>
+      </w:r>
+    </w:p>
+    <w:p>
+      <w:pPr>
+        <w:pStyle w:val="ListParagraph"/>
+        <w:numPr>
+          <w:ilvl w:val="0"/>
+          <w:numId w:val="20"/>
+        </w:numPr>
+        <w:rPr>
+          <w:sz w:val="24"/>
+          <w:szCs w:val="24"/>
+        </w:rPr>
+      </w:pPr>
+      <w:r>
+        <w:rPr>
+          <w:sz w:val="24"/>
+          <w:szCs w:val="24"/>
+        </w:rPr>
+        <w:t xml:space="preserve">Include malformed messages </w:t>
+      </w:r>
+      <w:r>
+        <w:rPr>
+          <w:sz w:val="24"/>
+          <w:szCs w:val="24"/>
+        </w:rPr>
+        <w:t>to c</w:t>
+      </w:r>
+      <w:r>
+        <w:rPr>
+          <w:sz w:val="24"/>
+          <w:szCs w:val="24"/>
+        </w:rPr>
+        <w:t xml:space="preserve">onfirm that invalid messages are handled without being treated as valid data. </w:t>
+      </w:r>
+    </w:p>
+    <w:p>
+      <w:pPr>
+        <w:rPr>
+          <w:sz w:val="24"/>
+          <w:szCs w:val="24"/>
+        </w:rPr>
+      </w:pPr>
+      <w:r>
+        <w:rPr>
+          <w:sz w:val="24"/>
+          <w:szCs w:val="24"/>
+        </w:rPr>
+        <w:t xml:space="preserve">Rationale: Testing the messages verifies the actual communication contract. </w:t>
+      </w:r>
+    </w:p>
+    <w:p>
+      <w:pPr>
+        <w:rPr>
+          <w:b/>
+          <w:bCs/>
+          <w:sz w:val="24"/>
+          <w:szCs w:val="24"/>
+        </w:rPr>
+      </w:pPr>
+    </w:p>
+    <w:p>
+      <w:pPr>
+        <w:rPr>
+          <w:b/>
+          <w:bCs/>
+          <w:sz w:val="24"/>
+          <w:szCs w:val="24"/>
+        </w:rPr>
+      </w:pPr>
+      <w:r>
+        <w:rPr>
+          <w:b/>
+          <w:bCs/>
+          <w:sz w:val="24"/>
+          <w:szCs w:val="24"/>
+        </w:rPr>
+        <w:t>Image Transfer Integrity Testing</w:t>
+      </w:r>
+    </w:p>
+    <w:p>
+      <w:pPr>
+        <w:rPr>
+          <w:sz w:val="24"/>
+          <w:szCs w:val="24"/>
+        </w:rPr>
+      </w:pPr>
+      <w:r>
+        <w:rPr>
+          <w:sz w:val="24"/>
+          <w:szCs w:val="24"/>
+        </w:rPr>
+        <w:t>Applies to: R5, R6, R7</w:t>
+      </w:r>
+    </w:p>
+    <w:p>
+      <w:pPr>
+        <w:rPr>
+          <w:sz w:val="24"/>
+          <w:szCs w:val="24"/>
+        </w:rPr>
+      </w:pPr>
+      <w:r>
+        <w:rPr>
+          <w:sz w:val="24"/>
+          <w:szCs w:val="24"/>
+        </w:rPr>
+        <w:t>Test Description</w:t>
+      </w:r>
+      <w:r>
+        <w:rPr>
+          <w:sz w:val="24"/>
+          <w:szCs w:val="24"/>
+        </w:rPr>
+        <w:t>s</w:t>
+      </w:r>
+      <w:r>
+        <w:rPr>
+          <w:sz w:val="24"/>
+          <w:szCs w:val="24"/>
+        </w:rPr>
+        <w:t xml:space="preserve">: </w:t>
+      </w:r>
+    </w:p>
+    <w:p>
+      <w:pPr>
+        <w:pStyle w:val="ListParagraph"/>
+        <w:numPr>
+          <w:ilvl w:val="0"/>
+          <w:numId w:val="21"/>
+        </w:numPr>
+        <w:rPr>
+          <w:sz w:val="24"/>
+          <w:szCs w:val="24"/>
+        </w:rPr>
+      </w:pPr>
+      <w:r>
+        <w:rPr>
+          <w:sz w:val="24"/>
+          <w:szCs w:val="24"/>
+        </w:rPr>
+        <w:t>Transfer single and multiple images using known image data</w:t>
+      </w:r>
+      <w:r>
+        <w:rPr>
+          <w:sz w:val="24"/>
+          <w:szCs w:val="24"/>
+        </w:rPr>
+        <w:t xml:space="preserve"> and</w:t>
+      </w:r>
+      <w:r>
+        <w:rPr>
+          <w:sz w:val="24"/>
+          <w:szCs w:val="24"/>
+        </w:rPr>
+        <w:t xml:space="preserve"> </w:t>
+      </w:r>
+      <w:r>
+        <w:rPr>
+          <w:sz w:val="24"/>
+          <w:szCs w:val="24"/>
+        </w:rPr>
+        <w:t>v</w:t>
+      </w:r>
+      <w:r>
+        <w:rPr>
+          <w:sz w:val="24"/>
+          <w:szCs w:val="24"/>
+        </w:rPr>
+        <w:t xml:space="preserve">erify that every image is associated with its originating event. Compare the </w:t>
+      </w:r>
+      <w:r>
+        <w:rPr>
+          <w:sz w:val="24"/>
+          <w:szCs w:val="24"/>
+        </w:rPr>
+        <w:t>new</w:t>
+      </w:r>
+      <w:r>
+        <w:rPr>
+          <w:sz w:val="24"/>
+          <w:szCs w:val="24"/>
+        </w:rPr>
+        <w:t xml:space="preserve"> image with the original test image.</w:t>
+      </w:r>
+    </w:p>
+    <w:p>
+      <w:pPr>
+        <w:pStyle w:val="ListParagraph"/>
+        <w:numPr>
+          <w:ilvl w:val="0"/>
+          <w:numId w:val="21"/>
+        </w:numPr>
+        <w:rPr>
+          <w:sz w:val="24"/>
+          <w:szCs w:val="24"/>
+        </w:rPr>
+      </w:pPr>
+      <w:r>
+        <w:rPr>
+          <w:sz w:val="24"/>
+          <w:szCs w:val="24"/>
+        </w:rPr>
+        <w:t>Test missing chunks, duplicate chunks</w:t>
+      </w:r>
+      <w:r>
+        <w:rPr>
+          <w:sz w:val="24"/>
+          <w:szCs w:val="24"/>
+        </w:rPr>
+        <w:t>,</w:t>
+      </w:r>
+      <w:r>
+        <w:rPr>
+          <w:sz w:val="24"/>
+          <w:szCs w:val="24"/>
+        </w:rPr>
+        <w:t xml:space="preserve"> out-of-order chunks from different images, incorrect event identifiers, invalid sequence numbers</w:t>
+      </w:r>
+      <w:r>
+        <w:rPr>
+          <w:sz w:val="24"/>
+          <w:szCs w:val="24"/>
+        </w:rPr>
+        <w:t>, a</w:t>
+      </w:r>
+      <w:r>
+        <w:rPr>
+          <w:sz w:val="24"/>
+          <w:szCs w:val="24"/>
+        </w:rPr>
+        <w:t>nd incorrect byte counts. Valid out-of-order chunks will be reordered by sequence number before completion is evaluated. Duplicate chunks must not duplicate image content.</w:t>
+      </w:r>
+    </w:p>
+    <w:p>
+      <w:pPr>
+        <w:pStyle w:val="ListParagraph"/>
+        <w:numPr>
+          <w:ilvl w:val="0"/>
+          <w:numId w:val="21"/>
+        </w:numPr>
+        <w:rPr>
+          <w:sz w:val="24"/>
+          <w:szCs w:val="24"/>
+        </w:rPr>
+      </w:pPr>
+      <w:r>
+        <w:rPr>
+          <w:sz w:val="24"/>
+          <w:szCs w:val="24"/>
+        </w:rPr>
+        <w:t>Interrupt a transfer, reconnect, and verify that the application resumes from the first missing chunk. Confirm that incomplete or invalid images remain incomplete.</w:t>
+      </w:r>
+    </w:p>
+    <w:p>
+      <w:pPr>
+        <w:rPr>
+          <w:sz w:val="24"/>
+          <w:szCs w:val="24"/>
+        </w:rPr>
+      </w:pPr>
+      <w:r>
+        <w:rPr>
+          <w:sz w:val="24"/>
+          <w:szCs w:val="24"/>
+        </w:rPr>
+        <w:t>Rationale: Image transfer failures can damage incident evidence. These tests exercise both successful transfers and the conditions most likely to produce incomplete or incorrectly assembled images.</w:t>
+      </w:r>
+    </w:p>
+    <w:p>
+      <w:pPr>
+        <w:rPr>
+          <w:b/>
+          <w:bCs/>
+          <w:sz w:val="24"/>
+          <w:szCs w:val="24"/>
+        </w:rPr>
+      </w:pPr>
+    </w:p>
+    <w:p>
+      <w:pPr>
+        <w:rPr>
+          <w:b/>
+          <w:bCs/>
+          <w:sz w:val="24"/>
+          <w:szCs w:val="24"/>
+        </w:rPr>
+      </w:pPr>
+      <w:r>
+        <w:rPr>
+          <w:b/>
+          <w:bCs/>
+          <w:sz w:val="24"/>
+          <w:szCs w:val="24"/>
+        </w:rPr>
+        <w:t>Event Acknowledgment Testing</w:t>
+      </w:r>
+    </w:p>
+    <w:p>
+      <w:pPr>
+        <w:rPr>
+          <w:sz w:val="24"/>
+          <w:szCs w:val="24"/>
+        </w:rPr>
+      </w:pPr>
+      <w:r>
+        <w:rPr>
+          <w:sz w:val="24"/>
+          <w:szCs w:val="24"/>
+        </w:rPr>
+        <w:t>Applies to: R8</w:t>
+      </w:r>
+    </w:p>
+    <w:p>
+      <w:pPr>
+        <w:rPr>
+          <w:sz w:val="24"/>
+          <w:szCs w:val="24"/>
+        </w:rPr>
+      </w:pPr>
+      <w:r>
+        <w:rPr>
+          <w:sz w:val="24"/>
+          <w:szCs w:val="24"/>
+        </w:rPr>
+        <w:t>Test Description</w:t>
+      </w:r>
+      <w:r>
+        <w:rPr>
+          <w:sz w:val="24"/>
+          <w:szCs w:val="24"/>
+        </w:rPr>
+        <w:t>s</w:t>
+      </w:r>
+      <w:r>
+        <w:rPr>
+          <w:sz w:val="24"/>
+          <w:szCs w:val="24"/>
+        </w:rPr>
+        <w:t xml:space="preserve">: </w:t>
+      </w:r>
+    </w:p>
+    <w:p>
+      <w:pPr>
+        <w:pStyle w:val="ListParagraph"/>
+        <w:numPr>
+          <w:ilvl w:val="0"/>
+          <w:numId w:val="22"/>
+        </w:numPr>
+        <w:rPr>
+          <w:sz w:val="24"/>
+          <w:szCs w:val="24"/>
+        </w:rPr>
+      </w:pPr>
+      <w:r>
+        <w:rPr>
+          <w:sz w:val="24"/>
+          <w:szCs w:val="24"/>
+        </w:rPr>
+        <w:t>Record the order of image validation, evidence saving, and event acknowledgment. Verify that acknowledgment occurs only after all required evidence has passed validation and has been saved.</w:t>
+      </w:r>
+    </w:p>
+    <w:p>
+      <w:pPr>
+        <w:pStyle w:val="ListParagraph"/>
+        <w:numPr>
+          <w:ilvl w:val="0"/>
+          <w:numId w:val="22"/>
+        </w:numPr>
+        <w:rPr>
+          <w:sz w:val="24"/>
+          <w:szCs w:val="24"/>
+        </w:rPr>
+      </w:pPr>
+      <w:r>
+        <w:rPr>
+          <w:sz w:val="24"/>
+          <w:szCs w:val="24"/>
+        </w:rPr>
+        <w:t>Introduce validation failures, database errors, and file-saving failures. Confirm that the application withholds acknowledgment when any required step fails. After successful completion, verify the acknowledgment sent to the device and check the device’s pending-event response according to the protocol.</w:t>
+      </w:r>
+    </w:p>
+    <w:p>
+      <w:pPr>
+        <w:rPr>
+          <w:sz w:val="24"/>
+          <w:szCs w:val="24"/>
+        </w:rPr>
+      </w:pPr>
+      <w:r>
+        <w:rPr>
+          <w:sz w:val="24"/>
+          <w:szCs w:val="24"/>
+        </w:rPr>
+        <w:t>Rationale: Premature acknowledgment could cause the device to treat an event as transferred before the application has preserved its evidence.</w:t>
+      </w:r>
+    </w:p>
+    <w:p>
+      <w:pPr>
+        <w:rPr>
+          <w:b/>
+          <w:bCs/>
+          <w:sz w:val="24"/>
+          <w:szCs w:val="24"/>
+        </w:rPr>
+      </w:pPr>
+    </w:p>
+    <w:p>
+      <w:pPr>
+        <w:rPr>
+          <w:b/>
+          <w:bCs/>
+          <w:sz w:val="24"/>
+          <w:szCs w:val="24"/>
+        </w:rPr>
+      </w:pPr>
+      <w:r>
+        <w:rPr>
+          <w:b/>
+          <w:bCs/>
+          <w:sz w:val="24"/>
+          <w:szCs w:val="24"/>
+        </w:rPr>
+        <w:t>Incident Data Integrity Testing</w:t>
+      </w:r>
+    </w:p>
+    <w:p>
+      <w:pPr>
+        <w:rPr>
+          <w:sz w:val="24"/>
+          <w:szCs w:val="24"/>
+        </w:rPr>
+      </w:pPr>
+      <w:r>
+        <w:rPr>
+          <w:sz w:val="24"/>
+          <w:szCs w:val="24"/>
+        </w:rPr>
+        <w:lastRenderedPageBreak/>
+        <w:t>Applies to: R9</w:t>
+      </w:r>
+    </w:p>
+    <w:p>
+      <w:pPr>
+        <w:rPr>
+          <w:sz w:val="24"/>
+          <w:szCs w:val="24"/>
+        </w:rPr>
+      </w:pPr>
+      <w:r>
+        <w:rPr>
+          <w:sz w:val="24"/>
+          <w:szCs w:val="24"/>
+        </w:rPr>
+        <w:t>Test Description</w:t>
+      </w:r>
+      <w:r>
+        <w:rPr>
+          <w:sz w:val="24"/>
+          <w:szCs w:val="24"/>
+        </w:rPr>
+        <w:t>s</w:t>
+      </w:r>
+      <w:r>
+        <w:rPr>
+          <w:sz w:val="24"/>
+          <w:szCs w:val="24"/>
+        </w:rPr>
+        <w:t xml:space="preserve">: </w:t>
+      </w:r>
+    </w:p>
+    <w:p>
+      <w:pPr>
+        <w:pStyle w:val="ListParagraph"/>
+        <w:numPr>
+          <w:ilvl w:val="0"/>
+          <w:numId w:val="23"/>
+        </w:numPr>
+        <w:rPr>
+          <w:sz w:val="24"/>
+          <w:szCs w:val="24"/>
+        </w:rPr>
+      </w:pPr>
+      <w:r>
+        <w:rPr>
+          <w:sz w:val="24"/>
+          <w:szCs w:val="24"/>
+        </w:rPr>
+        <w:t>Create multiple ride sessions containing di</w:t>
+      </w:r>
+      <w:r>
+        <w:rPr>
+          <w:sz w:val="24"/>
+          <w:szCs w:val="24"/>
+        </w:rPr>
+        <w:t>fferent</w:t>
+      </w:r>
+      <w:r>
+        <w:rPr>
+          <w:sz w:val="24"/>
+          <w:szCs w:val="24"/>
+        </w:rPr>
+        <w:t xml:space="preserve"> incidents and images. Verify that each session displays only its own incidents and that each incident references the correct </w:t>
+      </w:r>
+      <w:r>
+        <w:rPr>
+          <w:sz w:val="24"/>
+          <w:szCs w:val="24"/>
+        </w:rPr>
+        <w:t>images</w:t>
+      </w:r>
       <w:r>
         <w:rPr>
           <w:sz w:val="24"/>
@@ -2411,25 +3275,444 @@
     </w:p>
     <w:p>
       <w:pPr>
-        <w:rPr>
-          <w:sz w:val="24"/>
-          <w:szCs w:val="24"/>
-        </w:rPr>
-      </w:pPr>
-    </w:p>
-    <w:p>
-      <w:pPr>
-        <w:rPr>
-          <w:sz w:val="24"/>
-          <w:szCs w:val="24"/>
-        </w:rPr>
-      </w:pPr>
-      <w:r>
-        <w:rPr>
-          <w:sz w:val="24"/>
-          <w:szCs w:val="24"/>
-        </w:rPr>
-        <w:t xml:space="preserve">BLE </w:t>
+        <w:pStyle w:val="ListParagraph"/>
+        <w:numPr>
+          <w:ilvl w:val="0"/>
+          <w:numId w:val="23"/>
+        </w:numPr>
+        <w:rPr>
+          <w:sz w:val="24"/>
+          <w:szCs w:val="24"/>
+        </w:rPr>
+      </w:pPr>
+      <w:r>
+        <w:rPr>
+          <w:sz w:val="24"/>
+          <w:szCs w:val="24"/>
+        </w:rPr>
+        <w:t xml:space="preserve">Save records, restart the application, and confirm that valid incidents remain available within the correct sessions. </w:t>
+      </w:r>
+    </w:p>
+    <w:p>
+      <w:pPr>
+        <w:pStyle w:val="ListParagraph"/>
+        <w:numPr>
+          <w:ilvl w:val="0"/>
+          <w:numId w:val="23"/>
+        </w:numPr>
+        <w:rPr>
+          <w:sz w:val="24"/>
+          <w:szCs w:val="24"/>
+        </w:rPr>
+      </w:pPr>
+      <w:r>
+        <w:rPr>
+          <w:sz w:val="24"/>
+          <w:szCs w:val="24"/>
+        </w:rPr>
+        <w:t xml:space="preserve">Repeat database initialization and verify that existing valid records are preserved. </w:t>
+      </w:r>
+    </w:p>
+    <w:p>
+      <w:pPr>
+        <w:rPr>
+          <w:sz w:val="24"/>
+          <w:szCs w:val="24"/>
+        </w:rPr>
+      </w:pPr>
+      <w:r>
+        <w:rPr>
+          <w:sz w:val="24"/>
+          <w:szCs w:val="24"/>
+        </w:rPr>
+        <w:t xml:space="preserve">Rationale: Correct relationships are necessary to keep </w:t>
+      </w:r>
+      <w:r>
+        <w:rPr>
+          <w:sz w:val="24"/>
+          <w:szCs w:val="24"/>
+        </w:rPr>
+        <w:t>images</w:t>
+      </w:r>
+      <w:r>
+        <w:rPr>
+          <w:sz w:val="24"/>
+          <w:szCs w:val="24"/>
+        </w:rPr>
+        <w:t xml:space="preserve"> attached to the ride during which the incident occurred.</w:t>
+      </w:r>
+    </w:p>
+    <w:p>
+      <w:pPr>
+        <w:rPr>
+          <w:b/>
+          <w:bCs/>
+          <w:sz w:val="24"/>
+          <w:szCs w:val="24"/>
+        </w:rPr>
+      </w:pPr>
+    </w:p>
+    <w:p>
+      <w:pPr>
+        <w:rPr>
+          <w:b/>
+          <w:bCs/>
+          <w:sz w:val="24"/>
+          <w:szCs w:val="24"/>
+        </w:rPr>
+      </w:pPr>
+      <w:r>
+        <w:rPr>
+          <w:b/>
+          <w:bCs/>
+          <w:sz w:val="24"/>
+          <w:szCs w:val="24"/>
+        </w:rPr>
+        <w:t>Ride History Display Testing</w:t>
+      </w:r>
+    </w:p>
+    <w:p>
+      <w:pPr>
+        <w:rPr>
+          <w:sz w:val="24"/>
+          <w:szCs w:val="24"/>
+        </w:rPr>
+      </w:pPr>
+      <w:r>
+        <w:rPr>
+          <w:sz w:val="24"/>
+          <w:szCs w:val="24"/>
+        </w:rPr>
+        <w:t>Applies to: R10, R11</w:t>
+      </w:r>
+    </w:p>
+    <w:p>
+      <w:pPr>
+        <w:rPr>
+          <w:sz w:val="24"/>
+          <w:szCs w:val="24"/>
+        </w:rPr>
+      </w:pPr>
+      <w:r>
+        <w:rPr>
+          <w:sz w:val="24"/>
+          <w:szCs w:val="24"/>
+        </w:rPr>
+        <w:t>Test Description</w:t>
+      </w:r>
+      <w:r>
+        <w:rPr>
+          <w:sz w:val="24"/>
+          <w:szCs w:val="24"/>
+        </w:rPr>
+        <w:t>s</w:t>
+      </w:r>
+      <w:r>
+        <w:rPr>
+          <w:sz w:val="24"/>
+          <w:szCs w:val="24"/>
+        </w:rPr>
+        <w:t xml:space="preserve">: </w:t>
+      </w:r>
+    </w:p>
+    <w:p>
+      <w:pPr>
+        <w:pStyle w:val="ListParagraph"/>
+        <w:numPr>
+          <w:ilvl w:val="0"/>
+          <w:numId w:val="24"/>
+        </w:numPr>
+        <w:rPr>
+          <w:sz w:val="24"/>
+          <w:szCs w:val="24"/>
+        </w:rPr>
+      </w:pPr>
+      <w:r>
+        <w:rPr>
+          <w:sz w:val="24"/>
+          <w:szCs w:val="24"/>
+        </w:rPr>
+        <w:t>Create sessions with no incidents, complete incidents, and incomplete incidents. Test each filter separately and both filters together. When Has Incidents and Action Required are both enabled, only sessions satisfying both filters should appear.</w:t>
+      </w:r>
+    </w:p>
+    <w:p>
+      <w:pPr>
+        <w:pStyle w:val="ListParagraph"/>
+        <w:numPr>
+          <w:ilvl w:val="0"/>
+          <w:numId w:val="24"/>
+        </w:numPr>
+        <w:rPr>
+          <w:sz w:val="24"/>
+          <w:szCs w:val="24"/>
+        </w:rPr>
+      </w:pPr>
+      <w:r>
+        <w:rPr>
+          <w:sz w:val="24"/>
+          <w:szCs w:val="24"/>
+        </w:rPr>
+        <w:t>Test the available page sizes, including 10, 25, 50, 100, and All. Verify navigation between pages, first-page and last-page controls, empty results, and page resets after filter changes. Confirm that changing the page size produces the expected number of displayed sessions without skipping or duplicating records.</w:t>
+      </w:r>
+    </w:p>
+    <w:p>
+      <w:pPr>
+        <w:rPr>
+          <w:sz w:val="24"/>
+          <w:szCs w:val="24"/>
+        </w:rPr>
+      </w:pPr>
+      <w:r>
+        <w:rPr>
+          <w:sz w:val="24"/>
+          <w:szCs w:val="24"/>
+        </w:rPr>
+        <w:t>Rationale: These tests verify that users can locate the intended ride sessions and navigate the results consistently.</w:t>
+      </w:r>
+    </w:p>
+    <w:p>
+      <w:pPr>
+        <w:rPr>
+          <w:b/>
+          <w:bCs/>
+          <w:sz w:val="24"/>
+          <w:szCs w:val="24"/>
+        </w:rPr>
+      </w:pPr>
+    </w:p>
+    <w:p>
+      <w:pPr>
+        <w:rPr>
+          <w:b/>
+          <w:bCs/>
+          <w:sz w:val="24"/>
+          <w:szCs w:val="24"/>
+        </w:rPr>
+      </w:pPr>
+      <w:r>
+        <w:rPr>
+          <w:b/>
+          <w:bCs/>
+          <w:sz w:val="24"/>
+          <w:szCs w:val="24"/>
+        </w:rPr>
+        <w:t>Incident Data Integrity Testing</w:t>
+      </w:r>
+    </w:p>
+    <w:p>
+      <w:pPr>
+        <w:rPr>
+          <w:sz w:val="24"/>
+          <w:szCs w:val="24"/>
+        </w:rPr>
+      </w:pPr>
+      <w:r>
+        <w:rPr>
+          <w:sz w:val="24"/>
+          <w:szCs w:val="24"/>
+        </w:rPr>
+        <w:t>Applies to: R12</w:t>
+      </w:r>
+    </w:p>
+    <w:p>
+      <w:pPr>
+        <w:rPr>
+          <w:sz w:val="24"/>
+          <w:szCs w:val="24"/>
+        </w:rPr>
+      </w:pPr>
+      <w:r>
+        <w:rPr>
+          <w:sz w:val="24"/>
+          <w:szCs w:val="24"/>
+        </w:rPr>
+        <w:t>Test Description</w:t>
+      </w:r>
+      <w:r>
+        <w:rPr>
+          <w:sz w:val="24"/>
+          <w:szCs w:val="24"/>
+        </w:rPr>
+        <w:t>s</w:t>
+      </w:r>
+      <w:r>
+        <w:rPr>
+          <w:sz w:val="24"/>
+          <w:szCs w:val="24"/>
+        </w:rPr>
+        <w:t xml:space="preserve">: </w:t>
+      </w:r>
+    </w:p>
+    <w:p>
+      <w:pPr>
+        <w:pStyle w:val="ListParagraph"/>
+        <w:numPr>
+          <w:ilvl w:val="0"/>
+          <w:numId w:val="25"/>
+        </w:numPr>
+        <w:rPr>
+          <w:sz w:val="24"/>
+          <w:szCs w:val="24"/>
+        </w:rPr>
+      </w:pPr>
+      <w:r>
+        <w:rPr>
+          <w:sz w:val="24"/>
+          <w:szCs w:val="24"/>
+        </w:rPr>
+        <w:t>Create a complete incident containing at least one image. Verify that the application identifies it as complete.</w:t>
+      </w:r>
+    </w:p>
+    <w:p>
+      <w:pPr>
+        <w:pStyle w:val="ListParagraph"/>
+        <w:numPr>
+          <w:ilvl w:val="0"/>
+          <w:numId w:val="25"/>
+        </w:numPr>
+        <w:rPr>
+          <w:sz w:val="24"/>
+          <w:szCs w:val="24"/>
+        </w:rPr>
+      </w:pPr>
+      <w:r>
+        <w:rPr>
+          <w:sz w:val="24"/>
+          <w:szCs w:val="24"/>
+        </w:rPr>
+        <w:lastRenderedPageBreak/>
+        <w:t xml:space="preserve">Remove each required field separately and verify that the incident becomes incomplete. </w:t>
+      </w:r>
+    </w:p>
+    <w:p>
+      <w:pPr>
+        <w:pStyle w:val="ListParagraph"/>
+        <w:numPr>
+          <w:ilvl w:val="0"/>
+          <w:numId w:val="25"/>
+        </w:numPr>
+        <w:rPr>
+          <w:sz w:val="24"/>
+          <w:szCs w:val="24"/>
+        </w:rPr>
+      </w:pPr>
+      <w:r>
+        <w:rPr>
+          <w:sz w:val="24"/>
+          <w:szCs w:val="24"/>
+        </w:rPr>
+        <w:t>Test empty and whitespace-only license plates. Leave optional comments, driver, vehicle, and injury fields empty and confirm that the incident remains complete.</w:t>
+      </w:r>
+    </w:p>
+    <w:p>
+      <w:pPr>
+        <w:rPr>
+          <w:sz w:val="24"/>
+          <w:szCs w:val="24"/>
+        </w:rPr>
+      </w:pPr>
+      <w:r>
+        <w:rPr>
+          <w:sz w:val="24"/>
+          <w:szCs w:val="24"/>
+        </w:rPr>
+        <w:t>Rationale: These tests verify that the completeness status accurately identifies incidents that still require user attention.</w:t>
+      </w:r>
+    </w:p>
+    <w:p>
+      <w:pPr>
+        <w:rPr>
+          <w:sz w:val="24"/>
+          <w:szCs w:val="24"/>
+        </w:rPr>
+      </w:pPr>
+    </w:p>
+    <w:p>
+      <w:pPr>
+        <w:rPr>
+          <w:sz w:val="24"/>
+          <w:szCs w:val="24"/>
+        </w:rPr>
+      </w:pPr>
+    </w:p>
+    <w:p>
+      <w:pPr>
+        <w:rPr>
+          <w:sz w:val="24"/>
+          <w:szCs w:val="24"/>
+        </w:rPr>
+      </w:pPr>
+    </w:p>
+    <w:p>
+      <w:pPr>
+        <w:rPr>
+          <w:sz w:val="24"/>
+          <w:szCs w:val="24"/>
+        </w:rPr>
+      </w:pPr>
+      <w:r>
+        <w:rPr>
+          <w:sz w:val="24"/>
+          <w:szCs w:val="24"/>
+        </w:rPr>
+        <w:t xml:space="preserve">Ride </w:t>
+      </w:r>
+      <w:r>
+        <w:rPr>
+          <w:sz w:val="24"/>
+          <w:szCs w:val="24"/>
+        </w:rPr>
+        <w:t>h</w:t>
+      </w:r>
+      <w:r>
+        <w:rPr>
+          <w:sz w:val="24"/>
+          <w:szCs w:val="24"/>
+        </w:rPr>
+        <w:t xml:space="preserve">istory </w:t>
+      </w:r>
+      <w:r>
+        <w:rPr>
+          <w:sz w:val="24"/>
+          <w:szCs w:val="24"/>
+        </w:rPr>
+        <w:t>d</w:t>
+      </w:r>
+      <w:r>
+        <w:rPr>
+          <w:sz w:val="24"/>
+          <w:szCs w:val="24"/>
+        </w:rPr>
+        <w:t xml:space="preserve">isplay </w:t>
+      </w:r>
+      <w:r>
+        <w:rPr>
+          <w:sz w:val="24"/>
+          <w:szCs w:val="24"/>
+        </w:rPr>
+        <w:t>t</w:t>
+      </w:r>
+      <w:r>
+        <w:rPr>
+          <w:sz w:val="24"/>
+          <w:szCs w:val="24"/>
+        </w:rPr>
+        <w:t>est</w:t>
+      </w:r>
+    </w:p>
+    <w:p>
+      <w:pPr>
+        <w:rPr>
+          <w:sz w:val="24"/>
+          <w:szCs w:val="24"/>
+        </w:rPr>
+      </w:pPr>
+      <w:r>
+        <w:rPr>
+          <w:sz w:val="24"/>
+          <w:szCs w:val="24"/>
+        </w:rPr>
+        <w:t xml:space="preserve">Incident </w:t>
       </w:r>
       <w:r>
         <w:rPr>
@@ -2443,7 +3726,252 @@
           <w:sz w:val="24"/>
           <w:szCs w:val="24"/>
         </w:rPr>
-        <w:t>onnection</w:t>
+        <w:t xml:space="preserve">ompleteness </w:t>
+      </w:r>
+      <w:r>
+        <w:rPr>
+          <w:sz w:val="24"/>
+          <w:szCs w:val="24"/>
+        </w:rPr>
+        <w:t>t</w:t>
+      </w:r>
+      <w:r>
+        <w:rPr>
+          <w:sz w:val="24"/>
+          <w:szCs w:val="24"/>
+        </w:rPr>
+        <w:t>est</w:t>
+      </w:r>
+    </w:p>
+    <w:p>
+      <w:pPr>
+        <w:rPr>
+          <w:sz w:val="24"/>
+          <w:szCs w:val="24"/>
+        </w:rPr>
+      </w:pPr>
+      <w:r>
+        <w:rPr>
+          <w:sz w:val="24"/>
+          <w:szCs w:val="24"/>
+        </w:rPr>
+        <w:t xml:space="preserve">Saved </w:t>
+      </w:r>
+      <w:r>
+        <w:rPr>
+          <w:sz w:val="24"/>
+          <w:szCs w:val="24"/>
+        </w:rPr>
+        <w:t>i</w:t>
+      </w:r>
+      <w:r>
+        <w:rPr>
+          <w:sz w:val="24"/>
+          <w:szCs w:val="24"/>
+        </w:rPr>
+        <w:t xml:space="preserve">ncident </w:t>
+      </w:r>
+      <w:r>
+        <w:rPr>
+          <w:sz w:val="24"/>
+          <w:szCs w:val="24"/>
+        </w:rPr>
+        <w:t>c</w:t>
+      </w:r>
+      <w:r>
+        <w:rPr>
+          <w:sz w:val="24"/>
+          <w:szCs w:val="24"/>
+        </w:rPr>
+        <w:t xml:space="preserve">hanges </w:t>
+      </w:r>
+      <w:r>
+        <w:rPr>
+          <w:sz w:val="24"/>
+          <w:szCs w:val="24"/>
+        </w:rPr>
+        <w:t>t</w:t>
+      </w:r>
+      <w:r>
+        <w:rPr>
+          <w:sz w:val="24"/>
+          <w:szCs w:val="24"/>
+        </w:rPr>
+        <w:t>est</w:t>
+      </w:r>
+    </w:p>
+    <w:p>
+      <w:pPr>
+        <w:rPr>
+          <w:sz w:val="24"/>
+          <w:szCs w:val="24"/>
+        </w:rPr>
+      </w:pPr>
+      <w:r>
+        <w:rPr>
+          <w:sz w:val="24"/>
+          <w:szCs w:val="24"/>
+        </w:rPr>
+        <w:t xml:space="preserve">Incident PDF </w:t>
+      </w:r>
+      <w:r>
+        <w:rPr>
+          <w:sz w:val="24"/>
+          <w:szCs w:val="24"/>
+        </w:rPr>
+        <w:t>r</w:t>
+      </w:r>
+      <w:r>
+        <w:rPr>
+          <w:sz w:val="24"/>
+          <w:szCs w:val="24"/>
+        </w:rPr>
+        <w:t xml:space="preserve">eport </w:t>
+      </w:r>
+      <w:r>
+        <w:rPr>
+          <w:sz w:val="24"/>
+          <w:szCs w:val="24"/>
+        </w:rPr>
+        <w:t>t</w:t>
+      </w:r>
+      <w:r>
+        <w:rPr>
+          <w:sz w:val="24"/>
+          <w:szCs w:val="24"/>
+        </w:rPr>
+        <w:t>est</w:t>
+      </w:r>
+    </w:p>
+    <w:p>
+      <w:pPr>
+        <w:rPr>
+          <w:sz w:val="24"/>
+          <w:szCs w:val="24"/>
+        </w:rPr>
+      </w:pPr>
+      <w:r>
+        <w:rPr>
+          <w:sz w:val="24"/>
+          <w:szCs w:val="24"/>
+        </w:rPr>
+        <w:t xml:space="preserve">Server </w:t>
+      </w:r>
+      <w:r>
+        <w:rPr>
+          <w:sz w:val="24"/>
+          <w:szCs w:val="24"/>
+        </w:rPr>
+        <w:t>d</w:t>
+      </w:r>
+      <w:r>
+        <w:rPr>
+          <w:sz w:val="24"/>
+          <w:szCs w:val="24"/>
+        </w:rPr>
+        <w:t xml:space="preserve">ata </w:t>
+      </w:r>
+      <w:r>
+        <w:rPr>
+          <w:sz w:val="24"/>
+          <w:szCs w:val="24"/>
+        </w:rPr>
+        <w:t>t</w:t>
+      </w:r>
+      <w:r>
+        <w:rPr>
+          <w:sz w:val="24"/>
+          <w:szCs w:val="24"/>
+        </w:rPr>
+        <w:t xml:space="preserve">ransmission </w:t>
+      </w:r>
+      <w:r>
+        <w:rPr>
+          <w:sz w:val="24"/>
+          <w:szCs w:val="24"/>
+        </w:rPr>
+        <w:t>t</w:t>
+      </w:r>
+      <w:r>
+        <w:rPr>
+          <w:sz w:val="24"/>
+          <w:szCs w:val="24"/>
+        </w:rPr>
+        <w:t>est</w:t>
+      </w:r>
+    </w:p>
+    <w:p>
+      <w:pPr>
+        <w:rPr>
+          <w:sz w:val="24"/>
+          <w:szCs w:val="24"/>
+        </w:rPr>
+      </w:pPr>
+      <w:r>
+        <w:rPr>
+          <w:sz w:val="24"/>
+          <w:szCs w:val="24"/>
+        </w:rPr>
+        <w:t xml:space="preserve">Human UX </w:t>
+      </w:r>
+      <w:r>
+        <w:rPr>
+          <w:sz w:val="24"/>
+          <w:szCs w:val="24"/>
+        </w:rPr>
+        <w:t>t</w:t>
+      </w:r>
+      <w:r>
+        <w:rPr>
+          <w:sz w:val="24"/>
+          <w:szCs w:val="24"/>
+        </w:rPr>
+        <w:t>est</w:t>
+      </w:r>
+    </w:p>
+    <w:p>
+      <w:pPr>
+        <w:ind w:firstLine="720"/>
+        <w:rPr>
+          <w:sz w:val="24"/>
+          <w:szCs w:val="24"/>
+        </w:rPr>
+      </w:pPr>
+      <w:r>
+        <w:rPr>
+          <w:sz w:val="24"/>
+          <w:szCs w:val="24"/>
+        </w:rPr>
+        <w:t>How many people?</w:t>
+      </w:r>
+    </w:p>
+    <w:p>
+      <w:pPr>
+        <w:rPr>
+          <w:sz w:val="24"/>
+          <w:szCs w:val="24"/>
+        </w:rPr>
+      </w:pPr>
+      <w:r>
+        <w:rPr>
+          <w:sz w:val="24"/>
+          <w:szCs w:val="24"/>
+        </w:rPr>
+        <w:t xml:space="preserve">Test </w:t>
+      </w:r>
+      <w:r>
+        <w:rPr>
+          <w:sz w:val="24"/>
+          <w:szCs w:val="24"/>
+        </w:rPr>
+        <w:t>r</w:t>
+      </w:r>
+      <w:r>
+        <w:rPr>
+          <w:sz w:val="24"/>
+          <w:szCs w:val="24"/>
+        </w:rPr>
+        <w:t>esults</w:t>
       </w:r>
       <w:r>
         <w:rPr>
@@ -2457,549 +3985,6 @@
           <w:sz w:val="24"/>
           <w:szCs w:val="24"/>
         </w:rPr>
-        <w:t xml:space="preserve">ecovery </w:t>
-      </w:r>
-      <w:r>
-        <w:rPr>
-          <w:sz w:val="24"/>
-          <w:szCs w:val="24"/>
-        </w:rPr>
-        <w:t>t</w:t>
-      </w:r>
-      <w:r>
-        <w:rPr>
-          <w:sz w:val="24"/>
-          <w:szCs w:val="24"/>
-        </w:rPr>
-        <w:t>est</w:t>
-      </w:r>
-    </w:p>
-    <w:p>
-      <w:pPr>
-        <w:rPr>
-          <w:sz w:val="24"/>
-          <w:szCs w:val="24"/>
-        </w:rPr>
-      </w:pPr>
-      <w:r>
-        <w:rPr>
-          <w:sz w:val="24"/>
-          <w:szCs w:val="24"/>
-        </w:rPr>
-        <w:t xml:space="preserve">Protobuf </w:t>
-      </w:r>
-      <w:r>
-        <w:rPr>
-          <w:sz w:val="24"/>
-          <w:szCs w:val="24"/>
-        </w:rPr>
-        <w:t>c</w:t>
-      </w:r>
-      <w:r>
-        <w:rPr>
-          <w:sz w:val="24"/>
-          <w:szCs w:val="24"/>
-        </w:rPr>
-        <w:t xml:space="preserve">ommunication </w:t>
-      </w:r>
-      <w:r>
-        <w:rPr>
-          <w:sz w:val="24"/>
-          <w:szCs w:val="24"/>
-        </w:rPr>
-        <w:t>t</w:t>
-      </w:r>
-      <w:r>
-        <w:rPr>
-          <w:sz w:val="24"/>
-          <w:szCs w:val="24"/>
-        </w:rPr>
-        <w:t>est</w:t>
-      </w:r>
-    </w:p>
-    <w:p>
-      <w:pPr>
-        <w:rPr>
-          <w:sz w:val="24"/>
-          <w:szCs w:val="24"/>
-        </w:rPr>
-      </w:pPr>
-      <w:r>
-        <w:rPr>
-          <w:sz w:val="24"/>
-          <w:szCs w:val="24"/>
-        </w:rPr>
-        <w:t xml:space="preserve">Image </w:t>
-      </w:r>
-      <w:r>
-        <w:rPr>
-          <w:sz w:val="24"/>
-          <w:szCs w:val="24"/>
-        </w:rPr>
-        <w:t>t</w:t>
-      </w:r>
-      <w:r>
-        <w:rPr>
-          <w:sz w:val="24"/>
-          <w:szCs w:val="24"/>
-        </w:rPr>
-        <w:t xml:space="preserve">ransfer </w:t>
-      </w:r>
-      <w:r>
-        <w:rPr>
-          <w:sz w:val="24"/>
-          <w:szCs w:val="24"/>
-        </w:rPr>
-        <w:t>i</w:t>
-      </w:r>
-      <w:r>
-        <w:rPr>
-          <w:sz w:val="24"/>
-          <w:szCs w:val="24"/>
-        </w:rPr>
-        <w:t xml:space="preserve">ntegrity </w:t>
-      </w:r>
-      <w:r>
-        <w:rPr>
-          <w:sz w:val="24"/>
-          <w:szCs w:val="24"/>
-        </w:rPr>
-        <w:t>t</w:t>
-      </w:r>
-      <w:r>
-        <w:rPr>
-          <w:sz w:val="24"/>
-          <w:szCs w:val="24"/>
-        </w:rPr>
-        <w:t>est</w:t>
-      </w:r>
-    </w:p>
-    <w:p>
-      <w:pPr>
-        <w:rPr>
-          <w:sz w:val="24"/>
-          <w:szCs w:val="24"/>
-        </w:rPr>
-      </w:pPr>
-      <w:r>
-        <w:rPr>
-          <w:sz w:val="24"/>
-          <w:szCs w:val="24"/>
-        </w:rPr>
-        <w:t xml:space="preserve">Event </w:t>
-      </w:r>
-      <w:r>
-        <w:rPr>
-          <w:sz w:val="24"/>
-          <w:szCs w:val="24"/>
-        </w:rPr>
-        <w:t>register</w:t>
-      </w:r>
-      <w:r>
-        <w:rPr>
-          <w:sz w:val="24"/>
-          <w:szCs w:val="24"/>
-        </w:rPr>
-        <w:t xml:space="preserve"> </w:t>
-      </w:r>
-      <w:r>
-        <w:rPr>
-          <w:sz w:val="24"/>
-          <w:szCs w:val="24"/>
-        </w:rPr>
-        <w:t>t</w:t>
-      </w:r>
-      <w:r>
-        <w:rPr>
-          <w:sz w:val="24"/>
-          <w:szCs w:val="24"/>
-        </w:rPr>
-        <w:t>est</w:t>
-      </w:r>
-    </w:p>
-    <w:p>
-      <w:pPr>
-        <w:rPr>
-          <w:sz w:val="24"/>
-          <w:szCs w:val="24"/>
-        </w:rPr>
-      </w:pPr>
-      <w:r>
-        <w:rPr>
-          <w:sz w:val="24"/>
-          <w:szCs w:val="24"/>
-        </w:rPr>
-        <w:t xml:space="preserve">Incident </w:t>
-      </w:r>
-      <w:r>
-        <w:rPr>
-          <w:sz w:val="24"/>
-          <w:szCs w:val="24"/>
-        </w:rPr>
-        <w:t>d</w:t>
-      </w:r>
-      <w:r>
-        <w:rPr>
-          <w:sz w:val="24"/>
-          <w:szCs w:val="24"/>
-        </w:rPr>
-        <w:t xml:space="preserve">ata </w:t>
-      </w:r>
-      <w:r>
-        <w:rPr>
-          <w:sz w:val="24"/>
-          <w:szCs w:val="24"/>
-        </w:rPr>
-        <w:t>i</w:t>
-      </w:r>
-      <w:r>
-        <w:rPr>
-          <w:sz w:val="24"/>
-          <w:szCs w:val="24"/>
-        </w:rPr>
-        <w:t xml:space="preserve">ntegrity </w:t>
-      </w:r>
-      <w:r>
-        <w:rPr>
-          <w:sz w:val="24"/>
-          <w:szCs w:val="24"/>
-        </w:rPr>
-        <w:t>t</w:t>
-      </w:r>
-      <w:r>
-        <w:rPr>
-          <w:sz w:val="24"/>
-          <w:szCs w:val="24"/>
-        </w:rPr>
-        <w:t>est</w:t>
-      </w:r>
-    </w:p>
-    <w:p>
-      <w:pPr>
-        <w:rPr>
-          <w:sz w:val="24"/>
-          <w:szCs w:val="24"/>
-        </w:rPr>
-      </w:pPr>
-      <w:r>
-        <w:rPr>
-          <w:sz w:val="24"/>
-          <w:szCs w:val="24"/>
-        </w:rPr>
-        <w:t xml:space="preserve">Ride </w:t>
-      </w:r>
-      <w:r>
-        <w:rPr>
-          <w:sz w:val="24"/>
-          <w:szCs w:val="24"/>
-        </w:rPr>
-        <w:t>h</w:t>
-      </w:r>
-      <w:r>
-        <w:rPr>
-          <w:sz w:val="24"/>
-          <w:szCs w:val="24"/>
-        </w:rPr>
-        <w:t xml:space="preserve">istory </w:t>
-      </w:r>
-      <w:r>
-        <w:rPr>
-          <w:sz w:val="24"/>
-          <w:szCs w:val="24"/>
-        </w:rPr>
-        <w:t>d</w:t>
-      </w:r>
-      <w:r>
-        <w:rPr>
-          <w:sz w:val="24"/>
-          <w:szCs w:val="24"/>
-        </w:rPr>
-        <w:t xml:space="preserve">isplay </w:t>
-      </w:r>
-      <w:r>
-        <w:rPr>
-          <w:sz w:val="24"/>
-          <w:szCs w:val="24"/>
-        </w:rPr>
-        <w:t>t</w:t>
-      </w:r>
-      <w:r>
-        <w:rPr>
-          <w:sz w:val="24"/>
-          <w:szCs w:val="24"/>
-        </w:rPr>
-        <w:t>est</w:t>
-      </w:r>
-    </w:p>
-    <w:p>
-      <w:pPr>
-        <w:rPr>
-          <w:sz w:val="24"/>
-          <w:szCs w:val="24"/>
-        </w:rPr>
-      </w:pPr>
-      <w:r>
-        <w:rPr>
-          <w:sz w:val="24"/>
-          <w:szCs w:val="24"/>
-        </w:rPr>
-        <w:t xml:space="preserve">Incident </w:t>
-      </w:r>
-      <w:r>
-        <w:rPr>
-          <w:sz w:val="24"/>
-          <w:szCs w:val="24"/>
-        </w:rPr>
-        <w:t>c</w:t>
-      </w:r>
-      <w:r>
-        <w:rPr>
-          <w:sz w:val="24"/>
-          <w:szCs w:val="24"/>
-        </w:rPr>
-        <w:t xml:space="preserve">ompleteness </w:t>
-      </w:r>
-      <w:r>
-        <w:rPr>
-          <w:sz w:val="24"/>
-          <w:szCs w:val="24"/>
-        </w:rPr>
-        <w:t>t</w:t>
-      </w:r>
-      <w:r>
-        <w:rPr>
-          <w:sz w:val="24"/>
-          <w:szCs w:val="24"/>
-        </w:rPr>
-        <w:t>est</w:t>
-      </w:r>
-    </w:p>
-    <w:p>
-      <w:pPr>
-        <w:rPr>
-          <w:sz w:val="24"/>
-          <w:szCs w:val="24"/>
-        </w:rPr>
-      </w:pPr>
-      <w:r>
-        <w:rPr>
-          <w:sz w:val="24"/>
-          <w:szCs w:val="24"/>
-        </w:rPr>
-        <w:t xml:space="preserve">Saved </w:t>
-      </w:r>
-      <w:r>
-        <w:rPr>
-          <w:sz w:val="24"/>
-          <w:szCs w:val="24"/>
-        </w:rPr>
-        <w:t>i</w:t>
-      </w:r>
-      <w:r>
-        <w:rPr>
-          <w:sz w:val="24"/>
-          <w:szCs w:val="24"/>
-        </w:rPr>
-        <w:t xml:space="preserve">ncident </w:t>
-      </w:r>
-      <w:r>
-        <w:rPr>
-          <w:sz w:val="24"/>
-          <w:szCs w:val="24"/>
-        </w:rPr>
-        <w:t>c</w:t>
-      </w:r>
-      <w:r>
-        <w:rPr>
-          <w:sz w:val="24"/>
-          <w:szCs w:val="24"/>
-        </w:rPr>
-        <w:t xml:space="preserve">hanges </w:t>
-      </w:r>
-      <w:r>
-        <w:rPr>
-          <w:sz w:val="24"/>
-          <w:szCs w:val="24"/>
-        </w:rPr>
-        <w:t>t</w:t>
-      </w:r>
-      <w:r>
-        <w:rPr>
-          <w:sz w:val="24"/>
-          <w:szCs w:val="24"/>
-        </w:rPr>
-        <w:t>est</w:t>
-      </w:r>
-    </w:p>
-    <w:p>
-      <w:pPr>
-        <w:rPr>
-          <w:sz w:val="24"/>
-          <w:szCs w:val="24"/>
-        </w:rPr>
-      </w:pPr>
-      <w:r>
-        <w:rPr>
-          <w:sz w:val="24"/>
-          <w:szCs w:val="24"/>
-        </w:rPr>
-        <w:t xml:space="preserve">Incident PDF </w:t>
-      </w:r>
-      <w:r>
-        <w:rPr>
-          <w:sz w:val="24"/>
-          <w:szCs w:val="24"/>
-        </w:rPr>
-        <w:t>r</w:t>
-      </w:r>
-      <w:r>
-        <w:rPr>
-          <w:sz w:val="24"/>
-          <w:szCs w:val="24"/>
-        </w:rPr>
-        <w:t xml:space="preserve">eport </w:t>
-      </w:r>
-      <w:r>
-        <w:rPr>
-          <w:sz w:val="24"/>
-          <w:szCs w:val="24"/>
-        </w:rPr>
-        <w:t>t</w:t>
-      </w:r>
-      <w:r>
-        <w:rPr>
-          <w:sz w:val="24"/>
-          <w:szCs w:val="24"/>
-        </w:rPr>
-        <w:t>est</w:t>
-      </w:r>
-    </w:p>
-    <w:p>
-      <w:pPr>
-        <w:rPr>
-          <w:sz w:val="24"/>
-          <w:szCs w:val="24"/>
-        </w:rPr>
-      </w:pPr>
-      <w:r>
-        <w:rPr>
-          <w:sz w:val="24"/>
-          <w:szCs w:val="24"/>
-        </w:rPr>
-        <w:t xml:space="preserve">Server </w:t>
-      </w:r>
-      <w:r>
-        <w:rPr>
-          <w:sz w:val="24"/>
-          <w:szCs w:val="24"/>
-        </w:rPr>
-        <w:t>d</w:t>
-      </w:r>
-      <w:r>
-        <w:rPr>
-          <w:sz w:val="24"/>
-          <w:szCs w:val="24"/>
-        </w:rPr>
-        <w:t xml:space="preserve">ata </w:t>
-      </w:r>
-      <w:r>
-        <w:rPr>
-          <w:sz w:val="24"/>
-          <w:szCs w:val="24"/>
-        </w:rPr>
-        <w:t>t</w:t>
-      </w:r>
-      <w:r>
-        <w:rPr>
-          <w:sz w:val="24"/>
-          <w:szCs w:val="24"/>
-        </w:rPr>
-        <w:t xml:space="preserve">ransmission </w:t>
-      </w:r>
-      <w:r>
-        <w:rPr>
-          <w:sz w:val="24"/>
-          <w:szCs w:val="24"/>
-        </w:rPr>
-        <w:t>t</w:t>
-      </w:r>
-      <w:r>
-        <w:rPr>
-          <w:sz w:val="24"/>
-          <w:szCs w:val="24"/>
-        </w:rPr>
-        <w:t>est</w:t>
-      </w:r>
-    </w:p>
-    <w:p>
-      <w:pPr>
-        <w:rPr>
-          <w:sz w:val="24"/>
-          <w:szCs w:val="24"/>
-        </w:rPr>
-      </w:pPr>
-      <w:r>
-        <w:rPr>
-          <w:sz w:val="24"/>
-          <w:szCs w:val="24"/>
-        </w:rPr>
-        <w:t xml:space="preserve">Human UX </w:t>
-      </w:r>
-      <w:r>
-        <w:rPr>
-          <w:sz w:val="24"/>
-          <w:szCs w:val="24"/>
-        </w:rPr>
-        <w:t>t</w:t>
-      </w:r>
-      <w:r>
-        <w:rPr>
-          <w:sz w:val="24"/>
-          <w:szCs w:val="24"/>
-        </w:rPr>
-        <w:t>est</w:t>
-      </w:r>
-    </w:p>
-    <w:p>
-      <w:pPr>
-        <w:rPr>
-          <w:sz w:val="24"/>
-          <w:szCs w:val="24"/>
-        </w:rPr>
-      </w:pPr>
-      <w:r>
-        <w:rPr>
-          <w:sz w:val="24"/>
-          <w:szCs w:val="24"/>
-        </w:rPr>
-        <w:t xml:space="preserve">Test </w:t>
-      </w:r>
-      <w:r>
-        <w:rPr>
-          <w:sz w:val="24"/>
-          <w:szCs w:val="24"/>
-        </w:rPr>
-        <w:t>r</w:t>
-      </w:r>
-      <w:r>
-        <w:rPr>
-          <w:sz w:val="24"/>
-          <w:szCs w:val="24"/>
-        </w:rPr>
-        <w:t>esults</w:t>
-      </w:r>
-      <w:r>
-        <w:rPr>
-          <w:sz w:val="24"/>
-          <w:szCs w:val="24"/>
-        </w:rPr>
-        <w:t>/r</w:t>
-      </w:r>
-      <w:r>
-        <w:rPr>
-          <w:sz w:val="24"/>
-          <w:szCs w:val="24"/>
-        </w:rPr>
         <w:t>eview</w:t>
       </w:r>
     </w:p>
@@ -3024,6 +4009,29 @@
           <w:szCs w:val="24"/>
         </w:rPr>
         <w:t>Summary</w:t>
+      </w:r>
+    </w:p>
+    <w:p>
+      <w:pPr>
+        <w:rPr>
+          <w:sz w:val="24"/>
+          <w:szCs w:val="24"/>
+        </w:rPr>
+      </w:pPr>
+    </w:p>
+    <w:p>
+      <w:pPr>
+        <w:rPr>
+          <w:sz w:val="24"/>
+          <w:szCs w:val="24"/>
+        </w:rPr>
+      </w:pPr>
+      <w:r>
+        <w:rPr>
+          <w:sz w:val="24"/>
+          <w:szCs w:val="24"/>
+        </w:rPr>
+        <w:t>1, 2,2,3, 11</w:t>
       </w:r>
     </w:p>
     <w:sectPr>
@@ -3568,6 +4576,119 @@
     </w:lvl>
   </w:abstractNum>
   <w:abstractNum w:abstractNumId="13" w15:restartNumberingAfterBreak="0">
+    <w:nsid w:val="245D3BF1"/>
+    <w:multiLevelType w:val="hybridMultilevel"/>
+    <w:tmpl w:val="7B5CDCCE"/>
+    <w:lvl w:ilvl="0" w:tplc="04090001">
+      <w:start w:val="1"/>
+      <w:numFmt w:val="bullet"/>
+      <w:lvlText w:val=""/>
+      <w:lvlJc w:val="left"/>
+      <w:pPr>
+        <w:ind w:left="720" w:hanging="360"/>
+      </w:pPr>
+      <w:rPr>
+        <w:rFonts w:ascii="Symbol" w:hAnsi="Symbol" w:hint="default"/>
+      </w:rPr>
+    </w:lvl>
+    <w:lvl w:ilvl="1" w:tplc="04090003" w:tentative="1">
+      <w:start w:val="1"/>
+      <w:numFmt w:val="bullet"/>
+      <w:lvlText w:val="o"/>
+      <w:lvlJc w:val="left"/>
+      <w:pPr>
+        <w:ind w:left="1440" w:hanging="360"/>
+      </w:pPr>
+      <w:rPr>
+        <w:rFonts w:ascii="Courier New" w:hAnsi="Courier New" w:cs="Courier New" w:hint="default"/>
+      </w:rPr>
+    </w:lvl>
+    <w:lvl w:ilvl="2" w:tplc="04090005" w:tentative="1">
+      <w:start w:val="1"/>
+      <w:numFmt w:val="bullet"/>
+      <w:lvlText w:val=""/>
+      <w:lvlJc w:val="left"/>
+      <w:pPr>
+        <w:ind w:left="2160" w:hanging="360"/>
+      </w:pPr>
+      <w:rPr>
+        <w:rFonts w:ascii="Wingdings" w:hAnsi="Wingdings" w:hint="default"/>
+      </w:rPr>
+    </w:lvl>
+    <w:lvl w:ilvl="3" w:tplc="04090001" w:tentative="1">
+      <w:start w:val="1"/>
+      <w:numFmt w:val="bullet"/>
+      <w:lvlText w:val=""/>
+      <w:lvlJc w:val="left"/>
+      <w:pPr>
+        <w:ind w:left="2880" w:hanging="360"/>
+      </w:pPr>
+      <w:rPr>
+        <w:rFonts w:ascii="Symbol" w:hAnsi="Symbol" w:hint="default"/>
+      </w:rPr>
+    </w:lvl>
+    <w:lvl w:ilvl="4" w:tplc="04090003" w:tentative="1">
+      <w:start w:val="1"/>
+      <w:numFmt w:val="bullet"/>
+      <w:lvlText w:val="o"/>
+      <w:lvlJc w:val="left"/>
+      <w:pPr>
+        <w:ind w:left="3600" w:hanging="360"/>
+      </w:pPr>
+      <w:rPr>
+        <w:rFonts w:ascii="Courier New" w:hAnsi="Courier New" w:cs="Courier New" w:hint="default"/>
+      </w:rPr>
+    </w:lvl>
+    <w:lvl w:ilvl="5" w:tplc="04090005" w:tentative="1">
+      <w:start w:val="1"/>
+      <w:numFmt w:val="bullet"/>
+      <w:lvlText w:val=""/>
+      <w:lvlJc w:val="left"/>
+      <w:pPr>
+        <w:ind w:left="4320" w:hanging="360"/>
+      </w:pPr>
+      <w:rPr>
+        <w:rFonts w:ascii="Wingdings" w:hAnsi="Wingdings" w:hint="default"/>
+      </w:rPr>
+    </w:lvl>
+    <w:lvl w:ilvl="6" w:tplc="04090001" w:tentative="1">
+      <w:start w:val="1"/>
+      <w:numFmt w:val="bullet"/>
+      <w:lvlText w:val=""/>
+      <w:lvlJc w:val="left"/>
+      <w:pPr>
+        <w:ind w:left="5040" w:hanging="360"/>
+      </w:pPr>
+      <w:rPr>
+        <w:rFonts w:ascii="Symbol" w:hAnsi="Symbol" w:hint="default"/>
+      </w:rPr>
+    </w:lvl>
+    <w:lvl w:ilvl="7" w:tplc="04090003" w:tentative="1">
+      <w:start w:val="1"/>
+      <w:numFmt w:val="bullet"/>
+      <w:lvlText w:val="o"/>
+      <w:lvlJc w:val="left"/>
+      <w:pPr>
+        <w:ind w:left="5760" w:hanging="360"/>
+      </w:pPr>
+      <w:rPr>
+        <w:rFonts w:ascii="Courier New" w:hAnsi="Courier New" w:cs="Courier New" w:hint="default"/>
+      </w:rPr>
+    </w:lvl>
+    <w:lvl w:ilvl="8" w:tplc="04090005" w:tentative="1">
+      <w:start w:val="1"/>
+      <w:numFmt w:val="bullet"/>
+      <w:lvlText w:val=""/>
+      <w:lvlJc w:val="left"/>
+      <w:pPr>
+        <w:ind w:left="6480" w:hanging="360"/>
+      </w:pPr>
+      <w:rPr>
+        <w:rFonts w:ascii="Wingdings" w:hAnsi="Wingdings" w:hint="default"/>
+      </w:rPr>
+    </w:lvl>
+  </w:abstractNum>
+  <w:abstractNum w:abstractNumId="14" w15:restartNumberingAfterBreak="0">
     <w:nsid w:val="4F787987"/>
     <w:multiLevelType w:val="multilevel"/>
     <w:tmpl w:val="DBDC0512"/>
@@ -3693,7 +4814,346 @@
       </w:rPr>
     </w:lvl>
   </w:abstractNum>
-  <w:abstractNum w:abstractNumId="14" w15:restartNumberingAfterBreak="0">
+  <w:abstractNum w:abstractNumId="15" w15:restartNumberingAfterBreak="0">
+    <w:nsid w:val="51CD6865"/>
+    <w:multiLevelType w:val="hybridMultilevel"/>
+    <w:tmpl w:val="4C888CE8"/>
+    <w:lvl w:ilvl="0" w:tplc="04090001">
+      <w:start w:val="1"/>
+      <w:numFmt w:val="bullet"/>
+      <w:lvlText w:val=""/>
+      <w:lvlJc w:val="left"/>
+      <w:pPr>
+        <w:ind w:left="720" w:hanging="360"/>
+      </w:pPr>
+      <w:rPr>
+        <w:rFonts w:ascii="Symbol" w:hAnsi="Symbol" w:hint="default"/>
+      </w:rPr>
+    </w:lvl>
+    <w:lvl w:ilvl="1" w:tplc="04090003" w:tentative="1">
+      <w:start w:val="1"/>
+      <w:numFmt w:val="bullet"/>
+      <w:lvlText w:val="o"/>
+      <w:lvlJc w:val="left"/>
+      <w:pPr>
+        <w:ind w:left="1440" w:hanging="360"/>
+      </w:pPr>
+      <w:rPr>
+        <w:rFonts w:ascii="Courier New" w:hAnsi="Courier New" w:cs="Courier New" w:hint="default"/>
+      </w:rPr>
+    </w:lvl>
+    <w:lvl w:ilvl="2" w:tplc="04090005" w:tentative="1">
+      <w:start w:val="1"/>
+      <w:numFmt w:val="bullet"/>
+      <w:lvlText w:val=""/>
+      <w:lvlJc w:val="left"/>
+      <w:pPr>
+        <w:ind w:left="2160" w:hanging="360"/>
+      </w:pPr>
+      <w:rPr>
+        <w:rFonts w:ascii="Wingdings" w:hAnsi="Wingdings" w:hint="default"/>
+      </w:rPr>
+    </w:lvl>
+    <w:lvl w:ilvl="3" w:tplc="04090001" w:tentative="1">
+      <w:start w:val="1"/>
+      <w:numFmt w:val="bullet"/>
+      <w:lvlText w:val=""/>
+      <w:lvlJc w:val="left"/>
+      <w:pPr>
+        <w:ind w:left="2880" w:hanging="360"/>
+      </w:pPr>
+      <w:rPr>
+        <w:rFonts w:ascii="Symbol" w:hAnsi="Symbol" w:hint="default"/>
+      </w:rPr>
+    </w:lvl>
+    <w:lvl w:ilvl="4" w:tplc="04090003" w:tentative="1">
+      <w:start w:val="1"/>
+      <w:numFmt w:val="bullet"/>
+      <w:lvlText w:val="o"/>
+      <w:lvlJc w:val="left"/>
+      <w:pPr>
+        <w:ind w:left="3600" w:hanging="360"/>
+      </w:pPr>
+      <w:rPr>
+        <w:rFonts w:ascii="Courier New" w:hAnsi="Courier New" w:cs="Courier New" w:hint="default"/>
+      </w:rPr>
+    </w:lvl>
+    <w:lvl w:ilvl="5" w:tplc="04090005" w:tentative="1">
+      <w:start w:val="1"/>
+      <w:numFmt w:val="bullet"/>
+      <w:lvlText w:val=""/>
+      <w:lvlJc w:val="left"/>
+      <w:pPr>
+        <w:ind w:left="4320" w:hanging="360"/>
+      </w:pPr>
+      <w:rPr>
+        <w:rFonts w:ascii="Wingdings" w:hAnsi="Wingdings" w:hint="default"/>
+      </w:rPr>
+    </w:lvl>
+    <w:lvl w:ilvl="6" w:tplc="04090001" w:tentative="1">
+      <w:start w:val="1"/>
+      <w:numFmt w:val="bullet"/>
+      <w:lvlText w:val=""/>
+      <w:lvlJc w:val="left"/>
+      <w:pPr>
+        <w:ind w:left="5040" w:hanging="360"/>
+      </w:pPr>
+      <w:rPr>
+        <w:rFonts w:ascii="Symbol" w:hAnsi="Symbol" w:hint="default"/>
+      </w:rPr>
+    </w:lvl>
+    <w:lvl w:ilvl="7" w:tplc="04090003" w:tentative="1">
+      <w:start w:val="1"/>
+      <w:numFmt w:val="bullet"/>
+      <w:lvlText w:val="o"/>
+      <w:lvlJc w:val="left"/>
+      <w:pPr>
+        <w:ind w:left="5760" w:hanging="360"/>
+      </w:pPr>
+      <w:rPr>
+        <w:rFonts w:ascii="Courier New" w:hAnsi="Courier New" w:cs="Courier New" w:hint="default"/>
+      </w:rPr>
+    </w:lvl>
+    <w:lvl w:ilvl="8" w:tplc="04090005" w:tentative="1">
+      <w:start w:val="1"/>
+      <w:numFmt w:val="bullet"/>
+      <w:lvlText w:val=""/>
+      <w:lvlJc w:val="left"/>
+      <w:pPr>
+        <w:ind w:left="6480" w:hanging="360"/>
+      </w:pPr>
+      <w:rPr>
+        <w:rFonts w:ascii="Wingdings" w:hAnsi="Wingdings" w:hint="default"/>
+      </w:rPr>
+    </w:lvl>
+  </w:abstractNum>
+  <w:abstractNum w:abstractNumId="16" w15:restartNumberingAfterBreak="0">
+    <w:nsid w:val="58A5715A"/>
+    <w:multiLevelType w:val="hybridMultilevel"/>
+    <w:tmpl w:val="91C48914"/>
+    <w:lvl w:ilvl="0" w:tplc="04090001">
+      <w:start w:val="1"/>
+      <w:numFmt w:val="bullet"/>
+      <w:lvlText w:val=""/>
+      <w:lvlJc w:val="left"/>
+      <w:pPr>
+        <w:ind w:left="720" w:hanging="360"/>
+      </w:pPr>
+      <w:rPr>
+        <w:rFonts w:ascii="Symbol" w:hAnsi="Symbol" w:hint="default"/>
+      </w:rPr>
+    </w:lvl>
+    <w:lvl w:ilvl="1" w:tplc="04090003" w:tentative="1">
+      <w:start w:val="1"/>
+      <w:numFmt w:val="bullet"/>
+      <w:lvlText w:val="o"/>
+      <w:lvlJc w:val="left"/>
+      <w:pPr>
+        <w:ind w:left="1440" w:hanging="360"/>
+      </w:pPr>
+      <w:rPr>
+        <w:rFonts w:ascii="Courier New" w:hAnsi="Courier New" w:cs="Courier New" w:hint="default"/>
+      </w:rPr>
+    </w:lvl>
+    <w:lvl w:ilvl="2" w:tplc="04090005" w:tentative="1">
+      <w:start w:val="1"/>
+      <w:numFmt w:val="bullet"/>
+      <w:lvlText w:val=""/>
+      <w:lvlJc w:val="left"/>
+      <w:pPr>
+        <w:ind w:left="2160" w:hanging="360"/>
+      </w:pPr>
+      <w:rPr>
+        <w:rFonts w:ascii="Wingdings" w:hAnsi="Wingdings" w:hint="default"/>
+      </w:rPr>
+    </w:lvl>
+    <w:lvl w:ilvl="3" w:tplc="04090001" w:tentative="1">
+      <w:start w:val="1"/>
+      <w:numFmt w:val="bullet"/>
+      <w:lvlText w:val=""/>
+      <w:lvlJc w:val="left"/>
+      <w:pPr>
+        <w:ind w:left="2880" w:hanging="360"/>
+      </w:pPr>
+      <w:rPr>
+        <w:rFonts w:ascii="Symbol" w:hAnsi="Symbol" w:hint="default"/>
+      </w:rPr>
+    </w:lvl>
+    <w:lvl w:ilvl="4" w:tplc="04090003" w:tentative="1">
+      <w:start w:val="1"/>
+      <w:numFmt w:val="bullet"/>
+      <w:lvlText w:val="o"/>
+      <w:lvlJc w:val="left"/>
+      <w:pPr>
+        <w:ind w:left="3600" w:hanging="360"/>
+      </w:pPr>
+      <w:rPr>
+        <w:rFonts w:ascii="Courier New" w:hAnsi="Courier New" w:cs="Courier New" w:hint="default"/>
+      </w:rPr>
+    </w:lvl>
+    <w:lvl w:ilvl="5" w:tplc="04090005" w:tentative="1">
+      <w:start w:val="1"/>
+      <w:numFmt w:val="bullet"/>
+      <w:lvlText w:val=""/>
+      <w:lvlJc w:val="left"/>
+      <w:pPr>
+        <w:ind w:left="4320" w:hanging="360"/>
+      </w:pPr>
+      <w:rPr>
+        <w:rFonts w:ascii="Wingdings" w:hAnsi="Wingdings" w:hint="default"/>
+      </w:rPr>
+    </w:lvl>
+    <w:lvl w:ilvl="6" w:tplc="04090001" w:tentative="1">
+      <w:start w:val="1"/>
+      <w:numFmt w:val="bullet"/>
+      <w:lvlText w:val=""/>
+      <w:lvlJc w:val="left"/>
+      <w:pPr>
+        <w:ind w:left="5040" w:hanging="360"/>
+      </w:pPr>
+      <w:rPr>
+        <w:rFonts w:ascii="Symbol" w:hAnsi="Symbol" w:hint="default"/>
+      </w:rPr>
+    </w:lvl>
+    <w:lvl w:ilvl="7" w:tplc="04090003" w:tentative="1">
+      <w:start w:val="1"/>
+      <w:numFmt w:val="bullet"/>
+      <w:lvlText w:val="o"/>
+      <w:lvlJc w:val="left"/>
+      <w:pPr>
+        <w:ind w:left="5760" w:hanging="360"/>
+      </w:pPr>
+      <w:rPr>
+        <w:rFonts w:ascii="Courier New" w:hAnsi="Courier New" w:cs="Courier New" w:hint="default"/>
+      </w:rPr>
+    </w:lvl>
+    <w:lvl w:ilvl="8" w:tplc="04090005" w:tentative="1">
+      <w:start w:val="1"/>
+      <w:numFmt w:val="bullet"/>
+      <w:lvlText w:val=""/>
+      <w:lvlJc w:val="left"/>
+      <w:pPr>
+        <w:ind w:left="6480" w:hanging="360"/>
+      </w:pPr>
+      <w:rPr>
+        <w:rFonts w:ascii="Wingdings" w:hAnsi="Wingdings" w:hint="default"/>
+      </w:rPr>
+    </w:lvl>
+  </w:abstractNum>
+  <w:abstractNum w:abstractNumId="17" w15:restartNumberingAfterBreak="0">
+    <w:nsid w:val="59BF4B72"/>
+    <w:multiLevelType w:val="hybridMultilevel"/>
+    <w:tmpl w:val="1E7006DC"/>
+    <w:lvl w:ilvl="0" w:tplc="04090001">
+      <w:start w:val="1"/>
+      <w:numFmt w:val="bullet"/>
+      <w:lvlText w:val=""/>
+      <w:lvlJc w:val="left"/>
+      <w:pPr>
+        <w:ind w:left="720" w:hanging="360"/>
+      </w:pPr>
+      <w:rPr>
+        <w:rFonts w:ascii="Symbol" w:hAnsi="Symbol" w:hint="default"/>
+      </w:rPr>
+    </w:lvl>
+    <w:lvl w:ilvl="1" w:tplc="04090003" w:tentative="1">
+      <w:start w:val="1"/>
+      <w:numFmt w:val="bullet"/>
+      <w:lvlText w:val="o"/>
+      <w:lvlJc w:val="left"/>
+      <w:pPr>
+        <w:ind w:left="1440" w:hanging="360"/>
+      </w:pPr>
+      <w:rPr>
+        <w:rFonts w:ascii="Courier New" w:hAnsi="Courier New" w:cs="Courier New" w:hint="default"/>
+      </w:rPr>
+    </w:lvl>
+    <w:lvl w:ilvl="2" w:tplc="04090005" w:tentative="1">
+      <w:start w:val="1"/>
+      <w:numFmt w:val="bullet"/>
+      <w:lvlText w:val=""/>
+      <w:lvlJc w:val="left"/>
+      <w:pPr>
+        <w:ind w:left="2160" w:hanging="360"/>
+      </w:pPr>
+      <w:rPr>
+        <w:rFonts w:ascii="Wingdings" w:hAnsi="Wingdings" w:hint="default"/>
+      </w:rPr>
+    </w:lvl>
+    <w:lvl w:ilvl="3" w:tplc="04090001" w:tentative="1">
+      <w:start w:val="1"/>
+      <w:numFmt w:val="bullet"/>
+      <w:lvlText w:val=""/>
+      <w:lvlJc w:val="left"/>
+      <w:pPr>
+        <w:ind w:left="2880" w:hanging="360"/>
+      </w:pPr>
+      <w:rPr>
+        <w:rFonts w:ascii="Symbol" w:hAnsi="Symbol" w:hint="default"/>
+      </w:rPr>
+    </w:lvl>
+    <w:lvl w:ilvl="4" w:tplc="04090003" w:tentative="1">
+      <w:start w:val="1"/>
+      <w:numFmt w:val="bullet"/>
+      <w:lvlText w:val="o"/>
+      <w:lvlJc w:val="left"/>
+      <w:pPr>
+        <w:ind w:left="3600" w:hanging="360"/>
+      </w:pPr>
+      <w:rPr>
+        <w:rFonts w:ascii="Courier New" w:hAnsi="Courier New" w:cs="Courier New" w:hint="default"/>
+      </w:rPr>
+    </w:lvl>
+    <w:lvl w:ilvl="5" w:tplc="04090005" w:tentative="1">
+      <w:start w:val="1"/>
+      <w:numFmt w:val="bullet"/>
+      <w:lvlText w:val=""/>
+      <w:lvlJc w:val="left"/>
+      <w:pPr>
+        <w:ind w:left="4320" w:hanging="360"/>
+      </w:pPr>
+      <w:rPr>
+        <w:rFonts w:ascii="Wingdings" w:hAnsi="Wingdings" w:hint="default"/>
+      </w:rPr>
+    </w:lvl>
+    <w:lvl w:ilvl="6" w:tplc="04090001" w:tentative="1">
+      <w:start w:val="1"/>
+      <w:numFmt w:val="bullet"/>
+      <w:lvlText w:val=""/>
+      <w:lvlJc w:val="left"/>
+      <w:pPr>
+        <w:ind w:left="5040" w:hanging="360"/>
+      </w:pPr>
+      <w:rPr>
+        <w:rFonts w:ascii="Symbol" w:hAnsi="Symbol" w:hint="default"/>
+      </w:rPr>
+    </w:lvl>
+    <w:lvl w:ilvl="7" w:tplc="04090003" w:tentative="1">
+      <w:start w:val="1"/>
+      <w:numFmt w:val="bullet"/>
+      <w:lvlText w:val="o"/>
+      <w:lvlJc w:val="left"/>
+      <w:pPr>
+        <w:ind w:left="5760" w:hanging="360"/>
+      </w:pPr>
+      <w:rPr>
+        <w:rFonts w:ascii="Courier New" w:hAnsi="Courier New" w:cs="Courier New" w:hint="default"/>
+      </w:rPr>
+    </w:lvl>
+    <w:lvl w:ilvl="8" w:tplc="04090005" w:tentative="1">
+      <w:start w:val="1"/>
+      <w:numFmt w:val="bullet"/>
+      <w:lvlText w:val=""/>
+      <w:lvlJc w:val="left"/>
+      <w:pPr>
+        <w:ind w:left="6480" w:hanging="360"/>
+      </w:pPr>
+      <w:rPr>
+        <w:rFonts w:ascii="Wingdings" w:hAnsi="Wingdings" w:hint="default"/>
+      </w:rPr>
+    </w:lvl>
+  </w:abstractNum>
+  <w:abstractNum w:abstractNumId="18" w15:restartNumberingAfterBreak="0">
     <w:nsid w:val="5A0A6BBD"/>
     <w:multiLevelType w:val="hybridMultilevel"/>
     <w:tmpl w:val="F91EB3E0"/>
@@ -3779,7 +5239,7 @@
       </w:pPr>
     </w:lvl>
   </w:abstractNum>
-  <w:abstractNum w:abstractNumId="15" w15:restartNumberingAfterBreak="0">
+  <w:abstractNum w:abstractNumId="19" w15:restartNumberingAfterBreak="0">
     <w:nsid w:val="657E5D71"/>
     <w:multiLevelType w:val="multilevel"/>
     <w:tmpl w:val="5F92E4C4"/>
@@ -3902,6 +5362,345 @@
       <w:rPr>
         <w:rFonts w:ascii="Wingdings" w:hAnsi="Wingdings" w:hint="default"/>
         <w:color w:val="2E74B5" w:themeColor="accent1" w:themeShade="BF"/>
+      </w:rPr>
+    </w:lvl>
+  </w:abstractNum>
+  <w:abstractNum w:abstractNumId="20" w15:restartNumberingAfterBreak="0">
+    <w:nsid w:val="69FD4B1F"/>
+    <w:multiLevelType w:val="hybridMultilevel"/>
+    <w:tmpl w:val="3AFA12D0"/>
+    <w:lvl w:ilvl="0" w:tplc="04090001">
+      <w:start w:val="1"/>
+      <w:numFmt w:val="bullet"/>
+      <w:lvlText w:val=""/>
+      <w:lvlJc w:val="left"/>
+      <w:pPr>
+        <w:ind w:left="720" w:hanging="360"/>
+      </w:pPr>
+      <w:rPr>
+        <w:rFonts w:ascii="Symbol" w:hAnsi="Symbol" w:hint="default"/>
+      </w:rPr>
+    </w:lvl>
+    <w:lvl w:ilvl="1" w:tplc="04090003" w:tentative="1">
+      <w:start w:val="1"/>
+      <w:numFmt w:val="bullet"/>
+      <w:lvlText w:val="o"/>
+      <w:lvlJc w:val="left"/>
+      <w:pPr>
+        <w:ind w:left="1440" w:hanging="360"/>
+      </w:pPr>
+      <w:rPr>
+        <w:rFonts w:ascii="Courier New" w:hAnsi="Courier New" w:cs="Courier New" w:hint="default"/>
+      </w:rPr>
+    </w:lvl>
+    <w:lvl w:ilvl="2" w:tplc="04090005" w:tentative="1">
+      <w:start w:val="1"/>
+      <w:numFmt w:val="bullet"/>
+      <w:lvlText w:val=""/>
+      <w:lvlJc w:val="left"/>
+      <w:pPr>
+        <w:ind w:left="2160" w:hanging="360"/>
+      </w:pPr>
+      <w:rPr>
+        <w:rFonts w:ascii="Wingdings" w:hAnsi="Wingdings" w:hint="default"/>
+      </w:rPr>
+    </w:lvl>
+    <w:lvl w:ilvl="3" w:tplc="04090001" w:tentative="1">
+      <w:start w:val="1"/>
+      <w:numFmt w:val="bullet"/>
+      <w:lvlText w:val=""/>
+      <w:lvlJc w:val="left"/>
+      <w:pPr>
+        <w:ind w:left="2880" w:hanging="360"/>
+      </w:pPr>
+      <w:rPr>
+        <w:rFonts w:ascii="Symbol" w:hAnsi="Symbol" w:hint="default"/>
+      </w:rPr>
+    </w:lvl>
+    <w:lvl w:ilvl="4" w:tplc="04090003" w:tentative="1">
+      <w:start w:val="1"/>
+      <w:numFmt w:val="bullet"/>
+      <w:lvlText w:val="o"/>
+      <w:lvlJc w:val="left"/>
+      <w:pPr>
+        <w:ind w:left="3600" w:hanging="360"/>
+      </w:pPr>
+      <w:rPr>
+        <w:rFonts w:ascii="Courier New" w:hAnsi="Courier New" w:cs="Courier New" w:hint="default"/>
+      </w:rPr>
+    </w:lvl>
+    <w:lvl w:ilvl="5" w:tplc="04090005" w:tentative="1">
+      <w:start w:val="1"/>
+      <w:numFmt w:val="bullet"/>
+      <w:lvlText w:val=""/>
+      <w:lvlJc w:val="left"/>
+      <w:pPr>
+        <w:ind w:left="4320" w:hanging="360"/>
+      </w:pPr>
+      <w:rPr>
+        <w:rFonts w:ascii="Wingdings" w:hAnsi="Wingdings" w:hint="default"/>
+      </w:rPr>
+    </w:lvl>
+    <w:lvl w:ilvl="6" w:tplc="04090001" w:tentative="1">
+      <w:start w:val="1"/>
+      <w:numFmt w:val="bullet"/>
+      <w:lvlText w:val=""/>
+      <w:lvlJc w:val="left"/>
+      <w:pPr>
+        <w:ind w:left="5040" w:hanging="360"/>
+      </w:pPr>
+      <w:rPr>
+        <w:rFonts w:ascii="Symbol" w:hAnsi="Symbol" w:hint="default"/>
+      </w:rPr>
+    </w:lvl>
+    <w:lvl w:ilvl="7" w:tplc="04090003" w:tentative="1">
+      <w:start w:val="1"/>
+      <w:numFmt w:val="bullet"/>
+      <w:lvlText w:val="o"/>
+      <w:lvlJc w:val="left"/>
+      <w:pPr>
+        <w:ind w:left="5760" w:hanging="360"/>
+      </w:pPr>
+      <w:rPr>
+        <w:rFonts w:ascii="Courier New" w:hAnsi="Courier New" w:cs="Courier New" w:hint="default"/>
+      </w:rPr>
+    </w:lvl>
+    <w:lvl w:ilvl="8" w:tplc="04090005" w:tentative="1">
+      <w:start w:val="1"/>
+      <w:numFmt w:val="bullet"/>
+      <w:lvlText w:val=""/>
+      <w:lvlJc w:val="left"/>
+      <w:pPr>
+        <w:ind w:left="6480" w:hanging="360"/>
+      </w:pPr>
+      <w:rPr>
+        <w:rFonts w:ascii="Wingdings" w:hAnsi="Wingdings" w:hint="default"/>
+      </w:rPr>
+    </w:lvl>
+  </w:abstractNum>
+  <w:abstractNum w:abstractNumId="21" w15:restartNumberingAfterBreak="0">
+    <w:nsid w:val="7C72765B"/>
+    <w:multiLevelType w:val="hybridMultilevel"/>
+    <w:tmpl w:val="7FA8E672"/>
+    <w:lvl w:ilvl="0" w:tplc="04090001">
+      <w:start w:val="1"/>
+      <w:numFmt w:val="bullet"/>
+      <w:lvlText w:val=""/>
+      <w:lvlJc w:val="left"/>
+      <w:pPr>
+        <w:ind w:left="720" w:hanging="360"/>
+      </w:pPr>
+      <w:rPr>
+        <w:rFonts w:ascii="Symbol" w:hAnsi="Symbol" w:hint="default"/>
+      </w:rPr>
+    </w:lvl>
+    <w:lvl w:ilvl="1" w:tplc="04090003" w:tentative="1">
+      <w:start w:val="1"/>
+      <w:numFmt w:val="bullet"/>
+      <w:lvlText w:val="o"/>
+      <w:lvlJc w:val="left"/>
+      <w:pPr>
+        <w:ind w:left="1440" w:hanging="360"/>
+      </w:pPr>
+      <w:rPr>
+        <w:rFonts w:ascii="Courier New" w:hAnsi="Courier New" w:cs="Courier New" w:hint="default"/>
+      </w:rPr>
+    </w:lvl>
+    <w:lvl w:ilvl="2" w:tplc="04090005" w:tentative="1">
+      <w:start w:val="1"/>
+      <w:numFmt w:val="bullet"/>
+      <w:lvlText w:val=""/>
+      <w:lvlJc w:val="left"/>
+      <w:pPr>
+        <w:ind w:left="2160" w:hanging="360"/>
+      </w:pPr>
+      <w:rPr>
+        <w:rFonts w:ascii="Wingdings" w:hAnsi="Wingdings" w:hint="default"/>
+      </w:rPr>
+    </w:lvl>
+    <w:lvl w:ilvl="3" w:tplc="04090001" w:tentative="1">
+      <w:start w:val="1"/>
+      <w:numFmt w:val="bullet"/>
+      <w:lvlText w:val=""/>
+      <w:lvlJc w:val="left"/>
+      <w:pPr>
+        <w:ind w:left="2880" w:hanging="360"/>
+      </w:pPr>
+      <w:rPr>
+        <w:rFonts w:ascii="Symbol" w:hAnsi="Symbol" w:hint="default"/>
+      </w:rPr>
+    </w:lvl>
+    <w:lvl w:ilvl="4" w:tplc="04090003" w:tentative="1">
+      <w:start w:val="1"/>
+      <w:numFmt w:val="bullet"/>
+      <w:lvlText w:val="o"/>
+      <w:lvlJc w:val="left"/>
+      <w:pPr>
+        <w:ind w:left="3600" w:hanging="360"/>
+      </w:pPr>
+      <w:rPr>
+        <w:rFonts w:ascii="Courier New" w:hAnsi="Courier New" w:cs="Courier New" w:hint="default"/>
+      </w:rPr>
+    </w:lvl>
+    <w:lvl w:ilvl="5" w:tplc="04090005" w:tentative="1">
+      <w:start w:val="1"/>
+      <w:numFmt w:val="bullet"/>
+      <w:lvlText w:val=""/>
+      <w:lvlJc w:val="left"/>
+      <w:pPr>
+        <w:ind w:left="4320" w:hanging="360"/>
+      </w:pPr>
+      <w:rPr>
+        <w:rFonts w:ascii="Wingdings" w:hAnsi="Wingdings" w:hint="default"/>
+      </w:rPr>
+    </w:lvl>
+    <w:lvl w:ilvl="6" w:tplc="04090001" w:tentative="1">
+      <w:start w:val="1"/>
+      <w:numFmt w:val="bullet"/>
+      <w:lvlText w:val=""/>
+      <w:lvlJc w:val="left"/>
+      <w:pPr>
+        <w:ind w:left="5040" w:hanging="360"/>
+      </w:pPr>
+      <w:rPr>
+        <w:rFonts w:ascii="Symbol" w:hAnsi="Symbol" w:hint="default"/>
+      </w:rPr>
+    </w:lvl>
+    <w:lvl w:ilvl="7" w:tplc="04090003" w:tentative="1">
+      <w:start w:val="1"/>
+      <w:numFmt w:val="bullet"/>
+      <w:lvlText w:val="o"/>
+      <w:lvlJc w:val="left"/>
+      <w:pPr>
+        <w:ind w:left="5760" w:hanging="360"/>
+      </w:pPr>
+      <w:rPr>
+        <w:rFonts w:ascii="Courier New" w:hAnsi="Courier New" w:cs="Courier New" w:hint="default"/>
+      </w:rPr>
+    </w:lvl>
+    <w:lvl w:ilvl="8" w:tplc="04090005" w:tentative="1">
+      <w:start w:val="1"/>
+      <w:numFmt w:val="bullet"/>
+      <w:lvlText w:val=""/>
+      <w:lvlJc w:val="left"/>
+      <w:pPr>
+        <w:ind w:left="6480" w:hanging="360"/>
+      </w:pPr>
+      <w:rPr>
+        <w:rFonts w:ascii="Wingdings" w:hAnsi="Wingdings" w:hint="default"/>
+      </w:rPr>
+    </w:lvl>
+  </w:abstractNum>
+  <w:abstractNum w:abstractNumId="22" w15:restartNumberingAfterBreak="0">
+    <w:nsid w:val="7EC351FB"/>
+    <w:multiLevelType w:val="hybridMultilevel"/>
+    <w:tmpl w:val="9F446DFC"/>
+    <w:lvl w:ilvl="0" w:tplc="04090001">
+      <w:start w:val="1"/>
+      <w:numFmt w:val="bullet"/>
+      <w:lvlText w:val=""/>
+      <w:lvlJc w:val="left"/>
+      <w:pPr>
+        <w:ind w:left="720" w:hanging="360"/>
+      </w:pPr>
+      <w:rPr>
+        <w:rFonts w:ascii="Symbol" w:hAnsi="Symbol" w:hint="default"/>
+      </w:rPr>
+    </w:lvl>
+    <w:lvl w:ilvl="1" w:tplc="04090003" w:tentative="1">
+      <w:start w:val="1"/>
+      <w:numFmt w:val="bullet"/>
+      <w:lvlText w:val="o"/>
+      <w:lvlJc w:val="left"/>
+      <w:pPr>
+        <w:ind w:left="1440" w:hanging="360"/>
+      </w:pPr>
+      <w:rPr>
+        <w:rFonts w:ascii="Courier New" w:hAnsi="Courier New" w:cs="Courier New" w:hint="default"/>
+      </w:rPr>
+    </w:lvl>
+    <w:lvl w:ilvl="2" w:tplc="04090005" w:tentative="1">
+      <w:start w:val="1"/>
+      <w:numFmt w:val="bullet"/>
+      <w:lvlText w:val=""/>
+      <w:lvlJc w:val="left"/>
+      <w:pPr>
+        <w:ind w:left="2160" w:hanging="360"/>
+      </w:pPr>
+      <w:rPr>
+        <w:rFonts w:ascii="Wingdings" w:hAnsi="Wingdings" w:hint="default"/>
+      </w:rPr>
+    </w:lvl>
+    <w:lvl w:ilvl="3" w:tplc="04090001" w:tentative="1">
+      <w:start w:val="1"/>
+      <w:numFmt w:val="bullet"/>
+      <w:lvlText w:val=""/>
+      <w:lvlJc w:val="left"/>
+      <w:pPr>
+        <w:ind w:left="2880" w:hanging="360"/>
+      </w:pPr>
+      <w:rPr>
+        <w:rFonts w:ascii="Symbol" w:hAnsi="Symbol" w:hint="default"/>
+      </w:rPr>
+    </w:lvl>
+    <w:lvl w:ilvl="4" w:tplc="04090003" w:tentative="1">
+      <w:start w:val="1"/>
+      <w:numFmt w:val="bullet"/>
+      <w:lvlText w:val="o"/>
+      <w:lvlJc w:val="left"/>
+      <w:pPr>
+        <w:ind w:left="3600" w:hanging="360"/>
+      </w:pPr>
+      <w:rPr>
+        <w:rFonts w:ascii="Courier New" w:hAnsi="Courier New" w:cs="Courier New" w:hint="default"/>
+      </w:rPr>
+    </w:lvl>
+    <w:lvl w:ilvl="5" w:tplc="04090005" w:tentative="1">
+      <w:start w:val="1"/>
+      <w:numFmt w:val="bullet"/>
+      <w:lvlText w:val=""/>
+      <w:lvlJc w:val="left"/>
+      <w:pPr>
+        <w:ind w:left="4320" w:hanging="360"/>
+      </w:pPr>
+      <w:rPr>
+        <w:rFonts w:ascii="Wingdings" w:hAnsi="Wingdings" w:hint="default"/>
+      </w:rPr>
+    </w:lvl>
+    <w:lvl w:ilvl="6" w:tplc="04090001" w:tentative="1">
+      <w:start w:val="1"/>
+      <w:numFmt w:val="bullet"/>
+      <w:lvlText w:val=""/>
+      <w:lvlJc w:val="left"/>
+      <w:pPr>
+        <w:ind w:left="5040" w:hanging="360"/>
+      </w:pPr>
+      <w:rPr>
+        <w:rFonts w:ascii="Symbol" w:hAnsi="Symbol" w:hint="default"/>
+      </w:rPr>
+    </w:lvl>
+    <w:lvl w:ilvl="7" w:tplc="04090003" w:tentative="1">
+      <w:start w:val="1"/>
+      <w:numFmt w:val="bullet"/>
+      <w:lvlText w:val="o"/>
+      <w:lvlJc w:val="left"/>
+      <w:pPr>
+        <w:ind w:left="5760" w:hanging="360"/>
+      </w:pPr>
+      <w:rPr>
+        <w:rFonts w:ascii="Courier New" w:hAnsi="Courier New" w:cs="Courier New" w:hint="default"/>
+      </w:rPr>
+    </w:lvl>
+    <w:lvl w:ilvl="8" w:tplc="04090005" w:tentative="1">
+      <w:start w:val="1"/>
+      <w:numFmt w:val="bullet"/>
+      <w:lvlText w:val=""/>
+      <w:lvlJc w:val="left"/>
+      <w:pPr>
+        <w:ind w:left="6480" w:hanging="360"/>
+      </w:pPr>
+      <w:rPr>
+        <w:rFonts w:ascii="Wingdings" w:hAnsi="Wingdings" w:hint="default"/>
       </w:rPr>
     </w:lvl>
   </w:abstractNum>
@@ -3909,10 +5708,10 @@
     <w:abstractNumId w:val="9"/>
   </w:num>
   <w:num w:numId="2" w16cid:durableId="1763987762">
-    <w:abstractNumId w:val="15"/>
+    <w:abstractNumId w:val="19"/>
   </w:num>
   <w:num w:numId="3" w16cid:durableId="517618477">
-    <w:abstractNumId w:val="15"/>
+    <w:abstractNumId w:val="19"/>
     <w:lvlOverride w:ilvl="0">
       <w:startOverride w:val="1"/>
     </w:lvlOverride>
@@ -3948,7 +5747,7 @@
     <w:abstractNumId w:val="0"/>
   </w:num>
   <w:num w:numId="14" w16cid:durableId="1514800138">
-    <w:abstractNumId w:val="15"/>
+    <w:abstractNumId w:val="19"/>
     <w:lvlOverride w:ilvl="0">
       <w:startOverride w:val="1"/>
     </w:lvlOverride>
@@ -3978,7 +5777,7 @@
     </w:lvlOverride>
   </w:num>
   <w:num w:numId="15" w16cid:durableId="1682514081">
-    <w:abstractNumId w:val="13"/>
+    <w:abstractNumId w:val="14"/>
   </w:num>
   <w:num w:numId="16" w16cid:durableId="548107491">
     <w:abstractNumId w:val="12"/>
@@ -3987,7 +5786,28 @@
     <w:abstractNumId w:val="11"/>
   </w:num>
   <w:num w:numId="18" w16cid:durableId="178083457">
-    <w:abstractNumId w:val="14"/>
+    <w:abstractNumId w:val="18"/>
+  </w:num>
+  <w:num w:numId="19" w16cid:durableId="1596550983">
+    <w:abstractNumId w:val="15"/>
+  </w:num>
+  <w:num w:numId="20" w16cid:durableId="11416464">
+    <w:abstractNumId w:val="20"/>
+  </w:num>
+  <w:num w:numId="21" w16cid:durableId="276521922">
+    <w:abstractNumId w:val="17"/>
+  </w:num>
+  <w:num w:numId="22" w16cid:durableId="1340424229">
+    <w:abstractNumId w:val="22"/>
+  </w:num>
+  <w:num w:numId="23" w16cid:durableId="1391539749">
+    <w:abstractNumId w:val="16"/>
+  </w:num>
+  <w:num w:numId="24" w16cid:durableId="1555313244">
+    <w:abstractNumId w:val="13"/>
+  </w:num>
+  <w:num w:numId="25" w16cid:durableId="714155310">
+    <w:abstractNumId w:val="21"/>
   </w:num>
 </w:numbering>
 </file>
@@ -5351,17 +7171,23 @@
   </w:compat>
   <w:rsids>
     <w:rsidRoot w:val="008F0D49"/>
+    <w:rsid w:val="002D4140"/>
     <w:rsid w:val="004811E6"/>
+    <w:rsid w:val="004F3465"/>
     <w:rsid w:val="005145A9"/>
     <w:rsid w:val="005E70F9"/>
     <w:rsid w:val="005F0BB5"/>
     <w:rsid w:val="00631615"/>
     <w:rsid w:val="008F0D49"/>
     <w:rsid w:val="009760AD"/>
+    <w:rsid w:val="00A10D91"/>
+    <w:rsid w:val="00AF1612"/>
     <w:rsid w:val="00B61F4A"/>
     <w:rsid w:val="00B633F8"/>
+    <w:rsid w:val="00C75D3F"/>
     <w:rsid w:val="00CD724A"/>
     <w:rsid w:val="00D0032D"/>
+    <w:rsid w:val="00D22DE2"/>
     <w:rsid w:val="00DA0536"/>
   </w:rsids>
   <m:mathPr>

--- a/Documents/_Fall Docs/Team 4 - Software Quality Plan Template.docx
+++ b/Documents/_Fall Docs/Team 4 - Software Quality Plan Template.docx
@@ -442,6 +442,7 @@
         </w:rPr>
         <w:t xml:space="preserve"> device status values received through the </w:t>
       </w:r>
+      <w:proofErr w:type="spellStart"/>
       <w:r>
         <w:rPr>
           <w:sz w:val="24"/>
@@ -449,6 +450,7 @@
         </w:rPr>
         <w:t>protobuf</w:t>
       </w:r>
+      <w:proofErr w:type="spellEnd"/>
       <w:r>
         <w:rPr>
           <w:sz w:val="24"/>
@@ -849,6 +851,7 @@
         </w:rPr>
         <w:t xml:space="preserve">The application shall exchange device messages using the agreed </w:t>
       </w:r>
+      <w:proofErr w:type="spellStart"/>
       <w:r>
         <w:rPr>
           <w:sz w:val="24"/>
@@ -861,7 +864,15 @@
           <w:sz w:val="24"/>
           <w:szCs w:val="24"/>
         </w:rPr>
-        <w:t>rotobuf schema.</w:t>
+        <w:t>rotobuf</w:t>
+      </w:r>
+      <w:proofErr w:type="spellEnd"/>
+      <w:r>
+        <w:rPr>
+          <w:sz w:val="24"/>
+          <w:szCs w:val="24"/>
+        </w:rPr>
+        <w:t xml:space="preserve"> schema.</w:t>
       </w:r>
     </w:p>
     <w:p>
@@ -1155,13 +1166,59 @@
                 <w:szCs w:val="24"/>
               </w:rPr>
             </w:pPr>
+            <w:proofErr w:type="gramStart"/>
             <w:r>
               <w:rPr>
                 <w:rFonts w:cstheme="minorHAnsi"/>
                 <w:sz w:val="24"/>
                 <w:szCs w:val="24"/>
               </w:rPr>
-              <w:t>Measures whether device messages follow the agreed protobuf schema and device status values are translated correctly.</w:t>
+              <w:t>Measures</w:t>
+            </w:r>
+            <w:proofErr w:type="gramEnd"/>
+            <w:r>
+              <w:rPr>
+                <w:rFonts w:cstheme="minorHAnsi"/>
+                <w:sz w:val="24"/>
+                <w:szCs w:val="24"/>
+              </w:rPr>
+              <w:t xml:space="preserve"> whether device messages follow the agreed </w:t>
+            </w:r>
+            <w:proofErr w:type="spellStart"/>
+            <w:r>
+              <w:rPr>
+                <w:rFonts w:cstheme="minorHAnsi"/>
+                <w:sz w:val="24"/>
+                <w:szCs w:val="24"/>
+              </w:rPr>
+              <w:t>protobuf</w:t>
+            </w:r>
+            <w:proofErr w:type="spellEnd"/>
+            <w:r>
+              <w:rPr>
+                <w:rFonts w:cstheme="minorHAnsi"/>
+                <w:sz w:val="24"/>
+                <w:szCs w:val="24"/>
+              </w:rPr>
+              <w:t xml:space="preserve"> schema </w:t>
+            </w:r>
+            <w:proofErr w:type="gramStart"/>
+            <w:r>
+              <w:rPr>
+                <w:rFonts w:cstheme="minorHAnsi"/>
+                <w:sz w:val="24"/>
+                <w:szCs w:val="24"/>
+              </w:rPr>
+              <w:t>and</w:t>
+            </w:r>
+            <w:proofErr w:type="gramEnd"/>
+            <w:r>
+              <w:rPr>
+                <w:rFonts w:cstheme="minorHAnsi"/>
+                <w:sz w:val="24"/>
+                <w:szCs w:val="24"/>
+              </w:rPr>
+              <w:t xml:space="preserve"> device status values are translated correctly.</w:t>
             </w:r>
           </w:p>
         </w:tc>
@@ -1183,7 +1240,25 @@
                 <w:sz w:val="24"/>
                 <w:szCs w:val="24"/>
               </w:rPr>
-              <w:t>100% of protocol tests pass. Translated status values match the expected values in the test messages.</w:t>
+              <w:t xml:space="preserve">100% of protocol tests </w:t>
+            </w:r>
+            <w:proofErr w:type="gramStart"/>
+            <w:r>
+              <w:rPr>
+                <w:rFonts w:cstheme="minorHAnsi"/>
+                <w:sz w:val="24"/>
+                <w:szCs w:val="24"/>
+              </w:rPr>
+              <w:t>pass</w:t>
+            </w:r>
+            <w:proofErr w:type="gramEnd"/>
+            <w:r>
+              <w:rPr>
+                <w:rFonts w:cstheme="minorHAnsi"/>
+                <w:sz w:val="24"/>
+                <w:szCs w:val="24"/>
+              </w:rPr>
+              <w:t>. Translated status values match the expected values in the test messages.</w:t>
             </w:r>
           </w:p>
         </w:tc>
@@ -1283,7 +1358,43 @@
                 <w:szCs w:val="24"/>
               </w:rPr>
               <w:lastRenderedPageBreak/>
-              <w:t xml:space="preserve">100% of image transfer tests pass. No incomplete or invalid image is marked complete. Resumed images </w:t>
+              <w:t xml:space="preserve">100% of image transfer tests </w:t>
+            </w:r>
+            <w:proofErr w:type="gramStart"/>
+            <w:r>
+              <w:rPr>
+                <w:rFonts w:cstheme="minorHAnsi"/>
+                <w:sz w:val="24"/>
+                <w:szCs w:val="24"/>
+              </w:rPr>
+              <w:t>pass</w:t>
+            </w:r>
+            <w:proofErr w:type="gramEnd"/>
+            <w:r>
+              <w:rPr>
+                <w:rFonts w:cstheme="minorHAnsi"/>
+                <w:sz w:val="24"/>
+                <w:szCs w:val="24"/>
+              </w:rPr>
+              <w:t xml:space="preserve">. No incomplete or invalid image is marked </w:t>
+            </w:r>
+            <w:proofErr w:type="gramStart"/>
+            <w:r>
+              <w:rPr>
+                <w:rFonts w:cstheme="minorHAnsi"/>
+                <w:sz w:val="24"/>
+                <w:szCs w:val="24"/>
+              </w:rPr>
+              <w:t>complete</w:t>
+            </w:r>
+            <w:proofErr w:type="gramEnd"/>
+            <w:r>
+              <w:rPr>
+                <w:rFonts w:cstheme="minorHAnsi"/>
+                <w:sz w:val="24"/>
+                <w:szCs w:val="24"/>
+              </w:rPr>
+              <w:t xml:space="preserve">. Resumed images </w:t>
             </w:r>
             <w:r>
               <w:rPr>
@@ -1355,13 +1466,23 @@
                 <w:szCs w:val="24"/>
               </w:rPr>
             </w:pPr>
+            <w:proofErr w:type="gramStart"/>
             <w:r>
               <w:rPr>
                 <w:rFonts w:cstheme="minorHAnsi"/>
                 <w:sz w:val="24"/>
                 <w:szCs w:val="24"/>
               </w:rPr>
-              <w:t>Measures whether event acknowledgment occurs only after the required evidence has been validated and saved.</w:t>
+              <w:t>Measures</w:t>
+            </w:r>
+            <w:proofErr w:type="gramEnd"/>
+            <w:r>
+              <w:rPr>
+                <w:rFonts w:cstheme="minorHAnsi"/>
+                <w:sz w:val="24"/>
+                <w:szCs w:val="24"/>
+              </w:rPr>
+              <w:t xml:space="preserve"> whether event acknowledgment occurs only after the required evidence has been validated and saved.</w:t>
             </w:r>
           </w:p>
         </w:tc>
@@ -1383,7 +1504,25 @@
                 <w:sz w:val="24"/>
                 <w:szCs w:val="24"/>
               </w:rPr>
-              <w:t>100% of acknowledgment tests pass. No acknowledgment is sent when validation or saving fails.</w:t>
+              <w:t xml:space="preserve">100% of acknowledgment tests </w:t>
+            </w:r>
+            <w:proofErr w:type="gramStart"/>
+            <w:r>
+              <w:rPr>
+                <w:rFonts w:cstheme="minorHAnsi"/>
+                <w:sz w:val="24"/>
+                <w:szCs w:val="24"/>
+              </w:rPr>
+              <w:t>pass</w:t>
+            </w:r>
+            <w:proofErr w:type="gramEnd"/>
+            <w:r>
+              <w:rPr>
+                <w:rFonts w:cstheme="minorHAnsi"/>
+                <w:sz w:val="24"/>
+                <w:szCs w:val="24"/>
+              </w:rPr>
+              <w:t>. No acknowledgment is sent when validation or saving fails.</w:t>
             </w:r>
           </w:p>
         </w:tc>
@@ -1454,13 +1593,23 @@
                 <w:szCs w:val="24"/>
               </w:rPr>
             </w:pPr>
+            <w:proofErr w:type="gramStart"/>
             <w:r>
               <w:rPr>
                 <w:rFonts w:cstheme="minorHAnsi"/>
                 <w:sz w:val="24"/>
                 <w:szCs w:val="24"/>
               </w:rPr>
-              <w:t>Measures whether saved incidents remain associated with the correct ride session.</w:t>
+              <w:t>Measures</w:t>
+            </w:r>
+            <w:proofErr w:type="gramEnd"/>
+            <w:r>
+              <w:rPr>
+                <w:rFonts w:cstheme="minorHAnsi"/>
+                <w:sz w:val="24"/>
+                <w:szCs w:val="24"/>
+              </w:rPr>
+              <w:t xml:space="preserve"> whether saved incidents remain associated with the correct ride session.</w:t>
             </w:r>
           </w:p>
         </w:tc>
@@ -1681,7 +1830,43 @@
                 <w:sz w:val="24"/>
                 <w:szCs w:val="24"/>
               </w:rPr>
-              <w:t>100% of incident completeness tests pass. Missing required evidence results in an incomplete status</w:t>
+              <w:t xml:space="preserve">100% of incident completeness tests </w:t>
+            </w:r>
+            <w:proofErr w:type="gramStart"/>
+            <w:r>
+              <w:rPr>
+                <w:rFonts w:cstheme="minorHAnsi"/>
+                <w:sz w:val="24"/>
+                <w:szCs w:val="24"/>
+              </w:rPr>
+              <w:t>pass</w:t>
+            </w:r>
+            <w:proofErr w:type="gramEnd"/>
+            <w:r>
+              <w:rPr>
+                <w:rFonts w:cstheme="minorHAnsi"/>
+                <w:sz w:val="24"/>
+                <w:szCs w:val="24"/>
+              </w:rPr>
+              <w:t xml:space="preserve">. Missing required evidence results in </w:t>
+            </w:r>
+            <w:proofErr w:type="gramStart"/>
+            <w:r>
+              <w:rPr>
+                <w:rFonts w:cstheme="minorHAnsi"/>
+                <w:sz w:val="24"/>
+                <w:szCs w:val="24"/>
+              </w:rPr>
+              <w:t>an incomplete</w:t>
+            </w:r>
+            <w:proofErr w:type="gramEnd"/>
+            <w:r>
+              <w:rPr>
+                <w:rFonts w:cstheme="minorHAnsi"/>
+                <w:sz w:val="24"/>
+                <w:szCs w:val="24"/>
+              </w:rPr>
+              <w:t xml:space="preserve"> status</w:t>
             </w:r>
             <w:r>
               <w:rPr>
@@ -1952,13 +2137,23 @@
                 <w:szCs w:val="24"/>
               </w:rPr>
             </w:pPr>
+            <w:proofErr w:type="gramStart"/>
             <w:r>
               <w:rPr>
                 <w:rFonts w:cstheme="minorHAnsi"/>
                 <w:sz w:val="24"/>
                 <w:szCs w:val="24"/>
               </w:rPr>
-              <w:t>Measures whether the application transmits data according to the agreement with the outside team.</w:t>
+              <w:t>Measures</w:t>
+            </w:r>
+            <w:proofErr w:type="gramEnd"/>
+            <w:r>
+              <w:rPr>
+                <w:rFonts w:cstheme="minorHAnsi"/>
+                <w:sz w:val="24"/>
+                <w:szCs w:val="24"/>
+              </w:rPr>
+              <w:t xml:space="preserve"> whether the application transmits data according to the agreement with the outside team.</w:t>
             </w:r>
           </w:p>
         </w:tc>
@@ -2297,7 +2492,23 @@
           <w:sz w:val="24"/>
           <w:szCs w:val="24"/>
         </w:rPr>
-        <w:t xml:space="preserve"> The passing operating system versions will be shared with our sponsor to present a view of what user devices he can expect the software to work on.</w:t>
+        <w:t xml:space="preserve"> The passing operating system versions will be shared with our sponsor to present a view of </w:t>
+      </w:r>
+      <w:proofErr w:type="gramStart"/>
+      <w:r>
+        <w:rPr>
+          <w:sz w:val="24"/>
+          <w:szCs w:val="24"/>
+        </w:rPr>
+        <w:t>what user</w:t>
+      </w:r>
+      <w:proofErr w:type="gramEnd"/>
+      <w:r>
+        <w:rPr>
+          <w:sz w:val="24"/>
+          <w:szCs w:val="24"/>
+        </w:rPr>
+        <w:t xml:space="preserve"> devices he can expect the software to work on.</w:t>
       </w:r>
     </w:p>
     <w:p>
@@ -2642,6 +2853,8 @@
           <w:szCs w:val="24"/>
         </w:rPr>
       </w:pPr>
+      <w:proofErr w:type="spellStart"/>
+      <w:proofErr w:type="gramStart"/>
       <w:r>
         <w:rPr>
           <w:b/>
@@ -2649,7 +2862,18 @@
           <w:sz w:val="24"/>
           <w:szCs w:val="24"/>
         </w:rPr>
-        <w:t>Protobuf Communication Testing</w:t>
+        <w:t>Protobuf</w:t>
+      </w:r>
+      <w:proofErr w:type="spellEnd"/>
+      <w:proofErr w:type="gramEnd"/>
+      <w:r>
+        <w:rPr>
+          <w:b/>
+          <w:bCs/>
+          <w:sz w:val="24"/>
+          <w:szCs w:val="24"/>
+        </w:rPr>
+        <w:t xml:space="preserve"> Communication Testing</w:t>
       </w:r>
     </w:p>
     <w:p>
@@ -2713,7 +2937,23 @@
           <w:sz w:val="24"/>
           <w:szCs w:val="24"/>
         </w:rPr>
-        <w:t xml:space="preserve">Use test messages based on the agreed protobuf schema. </w:t>
+        <w:t xml:space="preserve">Use test messages based on the agreed </w:t>
+      </w:r>
+      <w:proofErr w:type="spellStart"/>
+      <w:r>
+        <w:rPr>
+          <w:sz w:val="24"/>
+          <w:szCs w:val="24"/>
+        </w:rPr>
+        <w:t>protobuf</w:t>
+      </w:r>
+      <w:proofErr w:type="spellEnd"/>
+      <w:r>
+        <w:rPr>
+          <w:sz w:val="24"/>
+          <w:szCs w:val="24"/>
+        </w:rPr>
+        <w:t xml:space="preserve"> schema. </w:t>
       </w:r>
     </w:p>
     <w:p>
@@ -3506,12 +3746,21 @@
           <w:szCs w:val="24"/>
         </w:rPr>
       </w:pPr>
-      <w:r>
-        <w:rPr>
-          <w:sz w:val="24"/>
-          <w:szCs w:val="24"/>
-        </w:rPr>
-        <w:t>Applies to: R12</w:t>
+      <w:proofErr w:type="gramStart"/>
+      <w:r>
+        <w:rPr>
+          <w:sz w:val="24"/>
+          <w:szCs w:val="24"/>
+        </w:rPr>
+        <w:t>Applies to</w:t>
+      </w:r>
+      <w:proofErr w:type="gramEnd"/>
+      <w:r>
+        <w:rPr>
+          <w:sz w:val="24"/>
+          <w:szCs w:val="24"/>
+        </w:rPr>
+        <w:t>: R12</w:t>
       </w:r>
     </w:p>
     <w:p>
@@ -3630,408 +3879,993 @@
     <w:p>
       <w:pPr>
         <w:rPr>
-          <w:sz w:val="24"/>
-          <w:szCs w:val="24"/>
-        </w:rPr>
-      </w:pPr>
-    </w:p>
-    <w:p>
-      <w:pPr>
-        <w:rPr>
-          <w:sz w:val="24"/>
-          <w:szCs w:val="24"/>
-        </w:rPr>
-      </w:pPr>
-    </w:p>
-    <w:p>
-      <w:pPr>
-        <w:rPr>
-          <w:sz w:val="24"/>
-          <w:szCs w:val="24"/>
-        </w:rPr>
-      </w:pPr>
-      <w:r>
-        <w:rPr>
-          <w:sz w:val="24"/>
-          <w:szCs w:val="24"/>
-        </w:rPr>
-        <w:t xml:space="preserve">Ride </w:t>
-      </w:r>
-      <w:r>
-        <w:rPr>
-          <w:sz w:val="24"/>
-          <w:szCs w:val="24"/>
-        </w:rPr>
-        <w:t>h</w:t>
-      </w:r>
-      <w:r>
-        <w:rPr>
-          <w:sz w:val="24"/>
-          <w:szCs w:val="24"/>
-        </w:rPr>
-        <w:t xml:space="preserve">istory </w:t>
-      </w:r>
-      <w:r>
-        <w:rPr>
-          <w:sz w:val="24"/>
-          <w:szCs w:val="24"/>
-        </w:rPr>
-        <w:t>d</w:t>
-      </w:r>
-      <w:r>
-        <w:rPr>
-          <w:sz w:val="24"/>
-          <w:szCs w:val="24"/>
-        </w:rPr>
-        <w:t xml:space="preserve">isplay </w:t>
-      </w:r>
-      <w:r>
-        <w:rPr>
-          <w:sz w:val="24"/>
-          <w:szCs w:val="24"/>
-        </w:rPr>
-        <w:t>t</w:t>
-      </w:r>
-      <w:r>
-        <w:rPr>
-          <w:sz w:val="24"/>
-          <w:szCs w:val="24"/>
-        </w:rPr>
-        <w:t>est</w:t>
-      </w:r>
-    </w:p>
-    <w:p>
-      <w:pPr>
-        <w:rPr>
-          <w:sz w:val="24"/>
-          <w:szCs w:val="24"/>
-        </w:rPr>
-      </w:pPr>
-      <w:r>
-        <w:rPr>
-          <w:sz w:val="24"/>
-          <w:szCs w:val="24"/>
-        </w:rPr>
-        <w:t xml:space="preserve">Incident </w:t>
-      </w:r>
-      <w:r>
-        <w:rPr>
-          <w:sz w:val="24"/>
-          <w:szCs w:val="24"/>
-        </w:rPr>
-        <w:t>c</w:t>
-      </w:r>
-      <w:r>
-        <w:rPr>
-          <w:sz w:val="24"/>
-          <w:szCs w:val="24"/>
-        </w:rPr>
-        <w:t xml:space="preserve">ompleteness </w:t>
-      </w:r>
-      <w:r>
-        <w:rPr>
-          <w:sz w:val="24"/>
-          <w:szCs w:val="24"/>
-        </w:rPr>
-        <w:t>t</w:t>
-      </w:r>
-      <w:r>
-        <w:rPr>
-          <w:sz w:val="24"/>
-          <w:szCs w:val="24"/>
-        </w:rPr>
-        <w:t>est</w:t>
-      </w:r>
-    </w:p>
-    <w:p>
-      <w:pPr>
-        <w:rPr>
-          <w:sz w:val="24"/>
-          <w:szCs w:val="24"/>
-        </w:rPr>
-      </w:pPr>
-      <w:r>
-        <w:rPr>
-          <w:sz w:val="24"/>
-          <w:szCs w:val="24"/>
-        </w:rPr>
-        <w:t xml:space="preserve">Saved </w:t>
-      </w:r>
-      <w:r>
-        <w:rPr>
-          <w:sz w:val="24"/>
-          <w:szCs w:val="24"/>
-        </w:rPr>
-        <w:t>i</w:t>
-      </w:r>
-      <w:r>
-        <w:rPr>
-          <w:sz w:val="24"/>
-          <w:szCs w:val="24"/>
-        </w:rPr>
-        <w:t xml:space="preserve">ncident </w:t>
-      </w:r>
-      <w:r>
-        <w:rPr>
-          <w:sz w:val="24"/>
-          <w:szCs w:val="24"/>
-        </w:rPr>
-        <w:t>c</w:t>
-      </w:r>
-      <w:r>
-        <w:rPr>
-          <w:sz w:val="24"/>
-          <w:szCs w:val="24"/>
-        </w:rPr>
-        <w:t xml:space="preserve">hanges </w:t>
-      </w:r>
-      <w:r>
-        <w:rPr>
-          <w:sz w:val="24"/>
-          <w:szCs w:val="24"/>
-        </w:rPr>
-        <w:t>t</w:t>
-      </w:r>
-      <w:r>
-        <w:rPr>
-          <w:sz w:val="24"/>
-          <w:szCs w:val="24"/>
-        </w:rPr>
-        <w:t>est</w:t>
-      </w:r>
-    </w:p>
-    <w:p>
-      <w:pPr>
-        <w:rPr>
-          <w:sz w:val="24"/>
-          <w:szCs w:val="24"/>
-        </w:rPr>
-      </w:pPr>
-      <w:r>
-        <w:rPr>
-          <w:sz w:val="24"/>
-          <w:szCs w:val="24"/>
-        </w:rPr>
-        <w:t xml:space="preserve">Incident PDF </w:t>
-      </w:r>
-      <w:r>
-        <w:rPr>
-          <w:sz w:val="24"/>
-          <w:szCs w:val="24"/>
-        </w:rPr>
-        <w:t>r</w:t>
-      </w:r>
-      <w:r>
-        <w:rPr>
-          <w:sz w:val="24"/>
-          <w:szCs w:val="24"/>
-        </w:rPr>
-        <w:t xml:space="preserve">eport </w:t>
-      </w:r>
-      <w:r>
-        <w:rPr>
-          <w:sz w:val="24"/>
-          <w:szCs w:val="24"/>
-        </w:rPr>
-        <w:t>t</w:t>
-      </w:r>
-      <w:r>
-        <w:rPr>
-          <w:sz w:val="24"/>
-          <w:szCs w:val="24"/>
-        </w:rPr>
-        <w:t>est</w:t>
-      </w:r>
-    </w:p>
-    <w:p>
-      <w:pPr>
-        <w:rPr>
-          <w:sz w:val="24"/>
-          <w:szCs w:val="24"/>
-        </w:rPr>
-      </w:pPr>
-      <w:r>
-        <w:rPr>
-          <w:sz w:val="24"/>
-          <w:szCs w:val="24"/>
-        </w:rPr>
-        <w:t xml:space="preserve">Server </w:t>
-      </w:r>
-      <w:r>
-        <w:rPr>
-          <w:sz w:val="24"/>
-          <w:szCs w:val="24"/>
-        </w:rPr>
-        <w:t>d</w:t>
-      </w:r>
-      <w:r>
-        <w:rPr>
-          <w:sz w:val="24"/>
-          <w:szCs w:val="24"/>
-        </w:rPr>
-        <w:t xml:space="preserve">ata </w:t>
-      </w:r>
-      <w:r>
-        <w:rPr>
-          <w:sz w:val="24"/>
-          <w:szCs w:val="24"/>
-        </w:rPr>
-        <w:t>t</w:t>
-      </w:r>
-      <w:r>
-        <w:rPr>
-          <w:sz w:val="24"/>
-          <w:szCs w:val="24"/>
-        </w:rPr>
-        <w:t xml:space="preserve">ransmission </w:t>
-      </w:r>
-      <w:r>
-        <w:rPr>
-          <w:sz w:val="24"/>
-          <w:szCs w:val="24"/>
-        </w:rPr>
-        <w:t>t</w:t>
-      </w:r>
-      <w:r>
-        <w:rPr>
-          <w:sz w:val="24"/>
-          <w:szCs w:val="24"/>
-        </w:rPr>
-        <w:t>est</w:t>
-      </w:r>
-    </w:p>
-    <w:p>
-      <w:pPr>
-        <w:rPr>
-          <w:sz w:val="24"/>
-          <w:szCs w:val="24"/>
-        </w:rPr>
-      </w:pPr>
-      <w:r>
-        <w:rPr>
-          <w:sz w:val="24"/>
-          <w:szCs w:val="24"/>
-        </w:rPr>
-        <w:t xml:space="preserve">Human UX </w:t>
-      </w:r>
-      <w:r>
-        <w:rPr>
-          <w:sz w:val="24"/>
-          <w:szCs w:val="24"/>
-        </w:rPr>
-        <w:t>t</w:t>
-      </w:r>
-      <w:r>
-        <w:rPr>
-          <w:sz w:val="24"/>
-          <w:szCs w:val="24"/>
-        </w:rPr>
-        <w:t>est</w:t>
-      </w:r>
-    </w:p>
-    <w:p>
-      <w:pPr>
-        <w:ind w:firstLine="720"/>
-        <w:rPr>
-          <w:sz w:val="24"/>
-          <w:szCs w:val="24"/>
-        </w:rPr>
-      </w:pPr>
-      <w:r>
-        <w:rPr>
-          <w:sz w:val="24"/>
-          <w:szCs w:val="24"/>
-        </w:rPr>
-        <w:t>How many people?</w:t>
-      </w:r>
-    </w:p>
-    <w:p>
-      <w:pPr>
-        <w:rPr>
-          <w:sz w:val="24"/>
-          <w:szCs w:val="24"/>
-        </w:rPr>
-      </w:pPr>
-      <w:r>
-        <w:rPr>
-          <w:sz w:val="24"/>
-          <w:szCs w:val="24"/>
-        </w:rPr>
-        <w:t xml:space="preserve">Test </w:t>
-      </w:r>
-      <w:r>
-        <w:rPr>
-          <w:sz w:val="24"/>
-          <w:szCs w:val="24"/>
-        </w:rPr>
-        <w:t>r</w:t>
-      </w:r>
-      <w:r>
-        <w:rPr>
-          <w:sz w:val="24"/>
-          <w:szCs w:val="24"/>
-        </w:rPr>
-        <w:t>esults</w:t>
-      </w:r>
-      <w:r>
-        <w:rPr>
-          <w:sz w:val="24"/>
-          <w:szCs w:val="24"/>
-        </w:rPr>
-        <w:t>/r</w:t>
-      </w:r>
-      <w:r>
-        <w:rPr>
-          <w:sz w:val="24"/>
-          <w:szCs w:val="24"/>
-        </w:rPr>
-        <w:t>eview</w:t>
-      </w:r>
-    </w:p>
-    <w:p>
-      <w:pPr>
-        <w:rPr>
-          <w:sz w:val="24"/>
-          <w:szCs w:val="24"/>
-        </w:rPr>
-      </w:pPr>
-    </w:p>
-    <w:p>
-      <w:pPr>
-        <w:rPr>
-          <w:sz w:val="24"/>
-          <w:szCs w:val="24"/>
-        </w:rPr>
-      </w:pPr>
-      <w:r>
-        <w:rPr>
-          <w:sz w:val="24"/>
-          <w:szCs w:val="24"/>
-        </w:rPr>
-        <w:t>Summary</w:t>
-      </w:r>
-    </w:p>
-    <w:p>
-      <w:pPr>
-        <w:rPr>
-          <w:sz w:val="24"/>
-          <w:szCs w:val="24"/>
-        </w:rPr>
-      </w:pPr>
-    </w:p>
-    <w:p>
-      <w:pPr>
-        <w:rPr>
-          <w:sz w:val="24"/>
-          <w:szCs w:val="24"/>
-        </w:rPr>
-      </w:pPr>
-      <w:r>
-        <w:rPr>
-          <w:sz w:val="24"/>
-          <w:szCs w:val="24"/>
-        </w:rPr>
-        <w:t>1, 2,2,3, 11</w:t>
+          <w:b/>
+          <w:bCs/>
+          <w:sz w:val="24"/>
+          <w:szCs w:val="24"/>
+        </w:rPr>
+      </w:pPr>
+      <w:r>
+        <w:rPr>
+          <w:b/>
+          <w:bCs/>
+          <w:sz w:val="24"/>
+          <w:szCs w:val="24"/>
+        </w:rPr>
+        <w:t>Ride History Display Testing</w:t>
+      </w:r>
+    </w:p>
+    <w:p>
+      <w:pPr>
+        <w:rPr>
+          <w:sz w:val="24"/>
+          <w:szCs w:val="24"/>
+        </w:rPr>
+      </w:pPr>
+      <w:r>
+        <w:rPr>
+          <w:sz w:val="24"/>
+          <w:szCs w:val="24"/>
+        </w:rPr>
+        <w:t>Applies to: R10, R11.</w:t>
+      </w:r>
+    </w:p>
+    <w:p>
+      <w:pPr>
+        <w:rPr>
+          <w:sz w:val="24"/>
+          <w:szCs w:val="24"/>
+        </w:rPr>
+      </w:pPr>
+      <w:r>
+        <w:rPr>
+          <w:sz w:val="24"/>
+          <w:szCs w:val="24"/>
+        </w:rPr>
+        <w:t>Test Description</w:t>
+      </w:r>
+      <w:r>
+        <w:rPr>
+          <w:sz w:val="24"/>
+          <w:szCs w:val="24"/>
+        </w:rPr>
+        <w:t>s</w:t>
+      </w:r>
+      <w:r>
+        <w:rPr>
+          <w:sz w:val="24"/>
+          <w:szCs w:val="24"/>
+        </w:rPr>
+        <w:t xml:space="preserve">: </w:t>
+      </w:r>
+    </w:p>
+    <w:p>
+      <w:pPr>
+        <w:pStyle w:val="ListParagraph"/>
+        <w:numPr>
+          <w:ilvl w:val="0"/>
+          <w:numId w:val="26"/>
+        </w:numPr>
+        <w:rPr>
+          <w:sz w:val="24"/>
+          <w:szCs w:val="24"/>
+        </w:rPr>
+      </w:pPr>
+      <w:r>
+        <w:rPr>
+          <w:sz w:val="24"/>
+          <w:szCs w:val="24"/>
+        </w:rPr>
+        <w:t xml:space="preserve">Create sessions with no incidents, complete incidents, and incomplete incidents. Test each filter separately and both filters together. </w:t>
+      </w:r>
+    </w:p>
+    <w:p>
+      <w:pPr>
+        <w:pStyle w:val="ListParagraph"/>
+        <w:numPr>
+          <w:ilvl w:val="0"/>
+          <w:numId w:val="26"/>
+        </w:numPr>
+        <w:rPr>
+          <w:sz w:val="24"/>
+          <w:szCs w:val="24"/>
+        </w:rPr>
+      </w:pPr>
+      <w:r>
+        <w:rPr>
+          <w:sz w:val="24"/>
+          <w:szCs w:val="24"/>
+        </w:rPr>
+        <w:t>When Has Incidents and Action Required are both enabled, only sessions satisfying both filters should appear.</w:t>
+      </w:r>
+    </w:p>
+    <w:p>
+      <w:pPr>
+        <w:pStyle w:val="ListParagraph"/>
+        <w:numPr>
+          <w:ilvl w:val="0"/>
+          <w:numId w:val="26"/>
+        </w:numPr>
+        <w:rPr>
+          <w:sz w:val="24"/>
+          <w:szCs w:val="24"/>
+        </w:rPr>
+      </w:pPr>
+      <w:r>
+        <w:rPr>
+          <w:sz w:val="24"/>
+          <w:szCs w:val="24"/>
+        </w:rPr>
+        <w:t xml:space="preserve">Test the available page sizes, including 10, 25, 50, 100, and All. </w:t>
+      </w:r>
+    </w:p>
+    <w:p>
+      <w:pPr>
+        <w:pStyle w:val="ListParagraph"/>
+        <w:numPr>
+          <w:ilvl w:val="0"/>
+          <w:numId w:val="26"/>
+        </w:numPr>
+        <w:rPr>
+          <w:sz w:val="24"/>
+          <w:szCs w:val="24"/>
+        </w:rPr>
+      </w:pPr>
+      <w:r>
+        <w:rPr>
+          <w:sz w:val="24"/>
+          <w:szCs w:val="24"/>
+        </w:rPr>
+        <w:t>Verify navigation between pages, first-page and last-page controls, empty results, and page resets after filter changes. Confirm that changing the page size produces the expected number of displayed sessions without skipping or duplicating records.</w:t>
+      </w:r>
+    </w:p>
+    <w:p>
+      <w:pPr>
+        <w:rPr>
+          <w:sz w:val="24"/>
+          <w:szCs w:val="24"/>
+        </w:rPr>
+      </w:pPr>
+      <w:r>
+        <w:rPr>
+          <w:sz w:val="24"/>
+          <w:szCs w:val="24"/>
+        </w:rPr>
+        <w:t>Rationale: These tests verify that users can locate the intended ride sessions and navigate the results consistently.</w:t>
+      </w:r>
+    </w:p>
+    <w:p>
+      <w:pPr>
+        <w:rPr>
+          <w:sz w:val="24"/>
+          <w:szCs w:val="24"/>
+        </w:rPr>
+      </w:pPr>
+    </w:p>
+    <w:p>
+      <w:pPr>
+        <w:rPr>
+          <w:b/>
+          <w:bCs/>
+          <w:sz w:val="24"/>
+          <w:szCs w:val="24"/>
+        </w:rPr>
+      </w:pPr>
+      <w:r>
+        <w:rPr>
+          <w:b/>
+          <w:bCs/>
+          <w:sz w:val="24"/>
+          <w:szCs w:val="24"/>
+        </w:rPr>
+        <w:t>Incident Completeness Testing</w:t>
+      </w:r>
+    </w:p>
+    <w:p>
+      <w:pPr>
+        <w:rPr>
+          <w:sz w:val="24"/>
+          <w:szCs w:val="24"/>
+        </w:rPr>
+      </w:pPr>
+      <w:r>
+        <w:rPr>
+          <w:sz w:val="24"/>
+          <w:szCs w:val="24"/>
+        </w:rPr>
+        <w:t>Applies to: R12.</w:t>
+      </w:r>
+    </w:p>
+    <w:p>
+      <w:pPr>
+        <w:rPr>
+          <w:sz w:val="24"/>
+          <w:szCs w:val="24"/>
+        </w:rPr>
+      </w:pPr>
+      <w:r>
+        <w:rPr>
+          <w:sz w:val="24"/>
+          <w:szCs w:val="24"/>
+        </w:rPr>
+        <w:t>Test Description</w:t>
+      </w:r>
+      <w:r>
+        <w:rPr>
+          <w:sz w:val="24"/>
+          <w:szCs w:val="24"/>
+        </w:rPr>
+        <w:t>s</w:t>
+      </w:r>
+      <w:r>
+        <w:rPr>
+          <w:sz w:val="24"/>
+          <w:szCs w:val="24"/>
+        </w:rPr>
+        <w:t xml:space="preserve">: </w:t>
+      </w:r>
+    </w:p>
+    <w:p>
+      <w:pPr>
+        <w:pStyle w:val="ListParagraph"/>
+        <w:numPr>
+          <w:ilvl w:val="0"/>
+          <w:numId w:val="27"/>
+        </w:numPr>
+        <w:rPr>
+          <w:sz w:val="24"/>
+          <w:szCs w:val="24"/>
+        </w:rPr>
+      </w:pPr>
+      <w:r>
+        <w:rPr>
+          <w:sz w:val="24"/>
+          <w:szCs w:val="24"/>
+        </w:rPr>
+        <w:t>Create a complete incident containing at least one image, a selected best image, latitude, longitude, creation time, and a nonblank license plate. Verify that the application identifies it as complete.</w:t>
+      </w:r>
+    </w:p>
+    <w:p>
+      <w:pPr>
+        <w:pStyle w:val="ListParagraph"/>
+        <w:numPr>
+          <w:ilvl w:val="0"/>
+          <w:numId w:val="27"/>
+        </w:numPr>
+        <w:rPr>
+          <w:sz w:val="24"/>
+          <w:szCs w:val="24"/>
+        </w:rPr>
+      </w:pPr>
+      <w:r>
+        <w:rPr>
+          <w:sz w:val="24"/>
+          <w:szCs w:val="24"/>
+        </w:rPr>
+        <w:t xml:space="preserve">Remove each required field separately and verify that the incident becomes incomplete. </w:t>
+      </w:r>
+    </w:p>
+    <w:p>
+      <w:pPr>
+        <w:rPr>
+          <w:sz w:val="24"/>
+          <w:szCs w:val="24"/>
+        </w:rPr>
+      </w:pPr>
+      <w:r>
+        <w:rPr>
+          <w:sz w:val="24"/>
+          <w:szCs w:val="24"/>
+        </w:rPr>
+        <w:lastRenderedPageBreak/>
+        <w:t>Rationale: These tests verify that the completeness status accurately identifies incidents that still require user attention.</w:t>
+      </w:r>
+    </w:p>
+    <w:p>
+      <w:pPr>
+        <w:rPr>
+          <w:sz w:val="24"/>
+          <w:szCs w:val="24"/>
+        </w:rPr>
+      </w:pPr>
+    </w:p>
+    <w:p>
+      <w:pPr>
+        <w:rPr>
+          <w:b/>
+          <w:bCs/>
+          <w:sz w:val="24"/>
+          <w:szCs w:val="24"/>
+        </w:rPr>
+      </w:pPr>
+      <w:r>
+        <w:rPr>
+          <w:b/>
+          <w:bCs/>
+          <w:sz w:val="24"/>
+          <w:szCs w:val="24"/>
+        </w:rPr>
+        <w:t>Saved Incident Changes Testing</w:t>
+      </w:r>
+    </w:p>
+    <w:p>
+      <w:pPr>
+        <w:rPr>
+          <w:sz w:val="24"/>
+          <w:szCs w:val="24"/>
+        </w:rPr>
+      </w:pPr>
+      <w:r>
+        <w:rPr>
+          <w:sz w:val="24"/>
+          <w:szCs w:val="24"/>
+        </w:rPr>
+        <w:t>Applies to: R13.</w:t>
+      </w:r>
+    </w:p>
+    <w:p>
+      <w:pPr>
+        <w:rPr>
+          <w:sz w:val="24"/>
+          <w:szCs w:val="24"/>
+        </w:rPr>
+      </w:pPr>
+      <w:r>
+        <w:rPr>
+          <w:sz w:val="24"/>
+          <w:szCs w:val="24"/>
+        </w:rPr>
+        <w:t>Test Description</w:t>
+      </w:r>
+      <w:r>
+        <w:rPr>
+          <w:sz w:val="24"/>
+          <w:szCs w:val="24"/>
+        </w:rPr>
+        <w:t>s</w:t>
+      </w:r>
+      <w:r>
+        <w:rPr>
+          <w:sz w:val="24"/>
+          <w:szCs w:val="24"/>
+        </w:rPr>
+        <w:t xml:space="preserve">: </w:t>
+      </w:r>
+    </w:p>
+    <w:p>
+      <w:pPr>
+        <w:pStyle w:val="ListParagraph"/>
+        <w:numPr>
+          <w:ilvl w:val="0"/>
+          <w:numId w:val="28"/>
+        </w:numPr>
+        <w:rPr>
+          <w:sz w:val="24"/>
+          <w:szCs w:val="24"/>
+        </w:rPr>
+      </w:pPr>
+      <w:r>
+        <w:rPr>
+          <w:sz w:val="24"/>
+          <w:szCs w:val="24"/>
+        </w:rPr>
+        <w:t>Open an incident from a ride session, change its selected image or editable details, save, and return to the ride session screen. Verify that the displayed information matches the saved record and that any affected completeness indicator is updated.</w:t>
+      </w:r>
+    </w:p>
+    <w:p>
+      <w:pPr>
+        <w:pStyle w:val="ListParagraph"/>
+        <w:numPr>
+          <w:ilvl w:val="0"/>
+          <w:numId w:val="28"/>
+        </w:numPr>
+        <w:rPr>
+          <w:sz w:val="24"/>
+          <w:szCs w:val="24"/>
+        </w:rPr>
+      </w:pPr>
+      <w:r>
+        <w:rPr>
+          <w:sz w:val="24"/>
+          <w:szCs w:val="24"/>
+        </w:rPr>
+        <w:t xml:space="preserve">Repeat the </w:t>
+      </w:r>
+      <w:r>
+        <w:rPr>
+          <w:sz w:val="24"/>
+          <w:szCs w:val="24"/>
+        </w:rPr>
+        <w:t>process</w:t>
+      </w:r>
+      <w:r>
+        <w:rPr>
+          <w:sz w:val="24"/>
+          <w:szCs w:val="24"/>
+        </w:rPr>
+        <w:t xml:space="preserve"> on Android and iOS. Check that the application displays changes without requiring a restart or manual refresh.</w:t>
+      </w:r>
+    </w:p>
+    <w:p>
+      <w:pPr>
+        <w:rPr>
+          <w:sz w:val="24"/>
+          <w:szCs w:val="24"/>
+        </w:rPr>
+      </w:pPr>
+      <w:r>
+        <w:rPr>
+          <w:sz w:val="24"/>
+          <w:szCs w:val="24"/>
+        </w:rPr>
+        <w:t>Rationale: Users need to see that their changes were saved and understand whether an incident still requires review.</w:t>
+      </w:r>
+    </w:p>
+    <w:p>
+      <w:pPr>
+        <w:rPr>
+          <w:sz w:val="24"/>
+          <w:szCs w:val="24"/>
+        </w:rPr>
+      </w:pPr>
+    </w:p>
+    <w:p>
+      <w:pPr>
+        <w:rPr>
+          <w:b/>
+          <w:bCs/>
+          <w:sz w:val="24"/>
+          <w:szCs w:val="24"/>
+        </w:rPr>
+      </w:pPr>
+      <w:r>
+        <w:rPr>
+          <w:b/>
+          <w:bCs/>
+          <w:sz w:val="24"/>
+          <w:szCs w:val="24"/>
+        </w:rPr>
+        <w:t>Incident PDF Report Testing</w:t>
+      </w:r>
+    </w:p>
+    <w:p>
+      <w:pPr>
+        <w:rPr>
+          <w:sz w:val="24"/>
+          <w:szCs w:val="24"/>
+        </w:rPr>
+      </w:pPr>
+      <w:r>
+        <w:rPr>
+          <w:sz w:val="24"/>
+          <w:szCs w:val="24"/>
+        </w:rPr>
+        <w:t>Applies to: R14.</w:t>
+      </w:r>
+    </w:p>
+    <w:p>
+      <w:pPr>
+        <w:rPr>
+          <w:sz w:val="24"/>
+          <w:szCs w:val="24"/>
+        </w:rPr>
+      </w:pPr>
+      <w:r>
+        <w:rPr>
+          <w:sz w:val="24"/>
+          <w:szCs w:val="24"/>
+        </w:rPr>
+        <w:t>Test Description</w:t>
+      </w:r>
+      <w:r>
+        <w:rPr>
+          <w:sz w:val="24"/>
+          <w:szCs w:val="24"/>
+        </w:rPr>
+        <w:t>s</w:t>
+      </w:r>
+      <w:r>
+        <w:rPr>
+          <w:sz w:val="24"/>
+          <w:szCs w:val="24"/>
+        </w:rPr>
+        <w:t xml:space="preserve">: </w:t>
+      </w:r>
+    </w:p>
+    <w:p>
+      <w:pPr>
+        <w:pStyle w:val="ListParagraph"/>
+        <w:numPr>
+          <w:ilvl w:val="0"/>
+          <w:numId w:val="29"/>
+        </w:numPr>
+        <w:rPr>
+          <w:sz w:val="24"/>
+          <w:szCs w:val="24"/>
+        </w:rPr>
+      </w:pPr>
+      <w:r>
+        <w:rPr>
+          <w:sz w:val="24"/>
+          <w:szCs w:val="24"/>
+        </w:rPr>
+        <w:t>Export a PDF for one selected incident and open the resulting file. Compare its contents with the incident record. These fields will be confirmed with the sponsor before acceptance testing.</w:t>
+      </w:r>
+    </w:p>
+    <w:p>
+      <w:pPr>
+        <w:pStyle w:val="ListParagraph"/>
+        <w:numPr>
+          <w:ilvl w:val="0"/>
+          <w:numId w:val="29"/>
+        </w:numPr>
+        <w:rPr>
+          <w:sz w:val="24"/>
+          <w:szCs w:val="24"/>
+        </w:rPr>
+      </w:pPr>
+      <w:r>
+        <w:rPr>
+          <w:sz w:val="24"/>
+          <w:szCs w:val="24"/>
+        </w:rPr>
+        <w:t xml:space="preserve">Test empty optional fields, long comments, multi-page reports, different image orientations, and non-ASCII text. Verify that the report contains the correct incident’s evidence and remains readable without </w:t>
+      </w:r>
+      <w:r>
+        <w:rPr>
+          <w:sz w:val="24"/>
+          <w:szCs w:val="24"/>
+        </w:rPr>
+        <w:t>missing</w:t>
+      </w:r>
+      <w:r>
+        <w:rPr>
+          <w:sz w:val="24"/>
+          <w:szCs w:val="24"/>
+        </w:rPr>
+        <w:t xml:space="preserve"> text, overlapping content, or distorted images.</w:t>
+      </w:r>
+    </w:p>
+    <w:p>
+      <w:pPr>
+        <w:pStyle w:val="ListParagraph"/>
+        <w:numPr>
+          <w:ilvl w:val="0"/>
+          <w:numId w:val="29"/>
+        </w:numPr>
+        <w:rPr>
+          <w:sz w:val="24"/>
+          <w:szCs w:val="24"/>
+        </w:rPr>
+      </w:pPr>
+      <w:r>
+        <w:rPr>
+          <w:sz w:val="24"/>
+          <w:szCs w:val="24"/>
+        </w:rPr>
+        <w:t>Test generation errors, unavailable image files, export failures, and cancellation. Confirm that these conditions leave the source incident unchanged and that failed exports are not reported as successful. Run the applicable tests on both Android and iOS.</w:t>
+      </w:r>
+    </w:p>
+    <w:p>
+      <w:pPr>
+        <w:rPr>
+          <w:sz w:val="24"/>
+          <w:szCs w:val="24"/>
+        </w:rPr>
+      </w:pPr>
+      <w:r>
+        <w:rPr>
+          <w:sz w:val="24"/>
+          <w:szCs w:val="24"/>
+        </w:rPr>
+        <w:t>Rationale: A report must preserve the incident’s information in a form that another person can read and use. Successful file creation alone does not establish that the report is correct.</w:t>
+      </w:r>
+    </w:p>
+    <w:p>
+      <w:pPr>
+        <w:rPr>
+          <w:sz w:val="24"/>
+          <w:szCs w:val="24"/>
+        </w:rPr>
+      </w:pPr>
+    </w:p>
+    <w:p>
+      <w:pPr>
+        <w:rPr>
+          <w:b/>
+          <w:bCs/>
+          <w:sz w:val="24"/>
+          <w:szCs w:val="24"/>
+        </w:rPr>
+      </w:pPr>
+      <w:r>
+        <w:rPr>
+          <w:b/>
+          <w:bCs/>
+          <w:sz w:val="24"/>
+          <w:szCs w:val="24"/>
+        </w:rPr>
+        <w:t>Server Data Transmission Testing</w:t>
+      </w:r>
+    </w:p>
+    <w:p>
+      <w:pPr>
+        <w:rPr>
+          <w:sz w:val="24"/>
+          <w:szCs w:val="24"/>
+        </w:rPr>
+      </w:pPr>
+      <w:proofErr w:type="gramStart"/>
+      <w:r>
+        <w:rPr>
+          <w:sz w:val="24"/>
+          <w:szCs w:val="24"/>
+        </w:rPr>
+        <w:t>Applies to</w:t>
+      </w:r>
+      <w:proofErr w:type="gramEnd"/>
+      <w:r>
+        <w:rPr>
+          <w:sz w:val="24"/>
+          <w:szCs w:val="24"/>
+        </w:rPr>
+        <w:t>: R16.</w:t>
+      </w:r>
+    </w:p>
+    <w:p>
+      <w:pPr>
+        <w:rPr>
+          <w:sz w:val="24"/>
+          <w:szCs w:val="24"/>
+        </w:rPr>
+      </w:pPr>
+      <w:r>
+        <w:rPr>
+          <w:sz w:val="24"/>
+          <w:szCs w:val="24"/>
+        </w:rPr>
+        <w:t>Test Description</w:t>
+      </w:r>
+      <w:r>
+        <w:rPr>
+          <w:sz w:val="24"/>
+          <w:szCs w:val="24"/>
+        </w:rPr>
+        <w:t>s</w:t>
+      </w:r>
+      <w:r>
+        <w:rPr>
+          <w:sz w:val="24"/>
+          <w:szCs w:val="24"/>
+        </w:rPr>
+        <w:t xml:space="preserve">: </w:t>
+      </w:r>
+    </w:p>
+    <w:p>
+      <w:pPr>
+        <w:pStyle w:val="ListParagraph"/>
+        <w:numPr>
+          <w:ilvl w:val="0"/>
+          <w:numId w:val="30"/>
+        </w:numPr>
+        <w:rPr>
+          <w:sz w:val="24"/>
+          <w:szCs w:val="24"/>
+        </w:rPr>
+      </w:pPr>
+      <w:r>
+        <w:rPr>
+          <w:sz w:val="24"/>
+          <w:szCs w:val="24"/>
+        </w:rPr>
+        <w:t>Pending</w:t>
+      </w:r>
+    </w:p>
+    <w:p>
+      <w:pPr>
+        <w:rPr>
+          <w:sz w:val="24"/>
+          <w:szCs w:val="24"/>
+        </w:rPr>
+      </w:pPr>
+      <w:r>
+        <w:rPr>
+          <w:sz w:val="24"/>
+          <w:szCs w:val="24"/>
+        </w:rPr>
+        <w:t>Develop these tests after the agreement with the outside team defines the server interface. The agreement must establish the required data, message format, destination, expected responses, and failure-handling behavior before expected results can be finalized.</w:t>
+      </w:r>
+    </w:p>
+    <w:p>
+      <w:pPr>
+        <w:rPr>
+          <w:sz w:val="24"/>
+          <w:szCs w:val="24"/>
+        </w:rPr>
+      </w:pPr>
+      <w:r>
+        <w:rPr>
+          <w:sz w:val="24"/>
+          <w:szCs w:val="24"/>
+        </w:rPr>
+        <w:t xml:space="preserve">Rationale: Server communication must be tested against an agreed interface. </w:t>
+      </w:r>
+    </w:p>
+    <w:p>
+      <w:pPr>
+        <w:rPr>
+          <w:i/>
+          <w:iCs/>
+          <w:sz w:val="24"/>
+          <w:szCs w:val="24"/>
+        </w:rPr>
+      </w:pPr>
+      <w:r>
+        <w:rPr>
+          <w:i/>
+          <w:iCs/>
+          <w:sz w:val="24"/>
+          <w:szCs w:val="24"/>
+        </w:rPr>
+        <w:t>R16 will remain pending verification until the agreement and corresponding acceptance tests are available.</w:t>
+      </w:r>
+    </w:p>
+    <w:p>
+      <w:pPr>
+        <w:rPr>
+          <w:sz w:val="24"/>
+          <w:szCs w:val="24"/>
+        </w:rPr>
+      </w:pPr>
+    </w:p>
+    <w:p>
+      <w:pPr>
+        <w:rPr>
+          <w:b/>
+          <w:bCs/>
+          <w:sz w:val="24"/>
+          <w:szCs w:val="24"/>
+        </w:rPr>
+      </w:pPr>
+      <w:r>
+        <w:rPr>
+          <w:b/>
+          <w:bCs/>
+          <w:sz w:val="24"/>
+          <w:szCs w:val="24"/>
+        </w:rPr>
+        <w:t>Human UX Testing</w:t>
+      </w:r>
+    </w:p>
+    <w:p>
+      <w:pPr>
+        <w:rPr>
+          <w:sz w:val="24"/>
+          <w:szCs w:val="24"/>
+        </w:rPr>
+      </w:pPr>
+      <w:r>
+        <w:rPr>
+          <w:sz w:val="24"/>
+          <w:szCs w:val="24"/>
+        </w:rPr>
+        <w:t xml:space="preserve">Human UX testing will evaluate how understandable and comfortable the application is to use. We propose </w:t>
+      </w:r>
+      <w:r>
+        <w:rPr>
+          <w:sz w:val="24"/>
+          <w:szCs w:val="24"/>
+        </w:rPr>
+        <w:t>2</w:t>
+      </w:r>
+      <w:r>
+        <w:rPr>
+          <w:sz w:val="24"/>
+          <w:szCs w:val="24"/>
+        </w:rPr>
+        <w:t xml:space="preserve"> rounds of participants </w:t>
+      </w:r>
+      <w:r>
+        <w:rPr>
+          <w:sz w:val="24"/>
+          <w:szCs w:val="24"/>
+        </w:rPr>
+        <w:t xml:space="preserve">from </w:t>
+      </w:r>
+      <w:r>
+        <w:rPr>
+          <w:sz w:val="24"/>
+          <w:szCs w:val="24"/>
+        </w:rPr>
+        <w:t xml:space="preserve">outside the development team. The first round will identify </w:t>
+      </w:r>
+      <w:r>
+        <w:rPr>
+          <w:sz w:val="24"/>
+          <w:szCs w:val="24"/>
+        </w:rPr>
+        <w:t xml:space="preserve">any </w:t>
+      </w:r>
+      <w:r>
+        <w:rPr>
+          <w:sz w:val="24"/>
+          <w:szCs w:val="24"/>
+        </w:rPr>
+        <w:t>problems, and the second will evaluate changes made in response to that feedback.</w:t>
+      </w:r>
+    </w:p>
+    <w:p>
+      <w:pPr>
+        <w:rPr>
+          <w:sz w:val="24"/>
+          <w:szCs w:val="24"/>
+        </w:rPr>
+      </w:pPr>
+      <w:r>
+        <w:rPr>
+          <w:sz w:val="24"/>
+          <w:szCs w:val="24"/>
+        </w:rPr>
+        <w:t>Participants will receive tasks without being shown the steps. Tasks will include finding an incident that needs review, selecting an image, saving incident details, locating an older ride, and exporting an incident PDF.</w:t>
+      </w:r>
+    </w:p>
+    <w:p>
+      <w:pPr>
+        <w:rPr>
+          <w:sz w:val="24"/>
+          <w:szCs w:val="24"/>
+        </w:rPr>
+      </w:pPr>
+      <w:r>
+        <w:rPr>
+          <w:sz w:val="24"/>
+          <w:szCs w:val="24"/>
+        </w:rPr>
+        <w:t xml:space="preserve">Observers will record whether participants finish independently, where they need help, how long tasks take, and what causes confusion. </w:t>
+      </w:r>
+      <w:r>
+        <w:rPr>
+          <w:sz w:val="24"/>
+          <w:szCs w:val="24"/>
+        </w:rPr>
+        <w:t>Testers</w:t>
+      </w:r>
+      <w:r>
+        <w:rPr>
+          <w:sz w:val="24"/>
+          <w:szCs w:val="24"/>
+        </w:rPr>
+        <w:t xml:space="preserve"> will rate task difficulty and describe their confidence that evidence was saved. </w:t>
+      </w:r>
+    </w:p>
+    <w:p>
+      <w:pPr>
+        <w:rPr>
+          <w:sz w:val="24"/>
+          <w:szCs w:val="24"/>
+        </w:rPr>
+      </w:pPr>
+      <w:r>
+        <w:rPr>
+          <w:sz w:val="24"/>
+          <w:szCs w:val="24"/>
+        </w:rPr>
+        <w:t>The team will provide the sponsor with a report summarizing observations, participant feedback, and recommended improvements. These findings will guide design decisions and will not create an automatic UX pass or fail</w:t>
+      </w:r>
+      <w:r>
+        <w:rPr>
+          <w:sz w:val="24"/>
+          <w:szCs w:val="24"/>
+        </w:rPr>
+        <w:t xml:space="preserve"> determinations</w:t>
+      </w:r>
+      <w:r>
+        <w:rPr>
+          <w:sz w:val="24"/>
+          <w:szCs w:val="24"/>
+        </w:rPr>
+        <w:t xml:space="preserve">. </w:t>
+      </w:r>
+    </w:p>
+    <w:p>
+      <w:pPr>
+        <w:rPr>
+          <w:sz w:val="24"/>
+          <w:szCs w:val="24"/>
+        </w:rPr>
+      </w:pPr>
+    </w:p>
+    <w:p>
+      <w:pPr>
+        <w:rPr>
+          <w:b/>
+          <w:bCs/>
+          <w:sz w:val="24"/>
+          <w:szCs w:val="24"/>
+        </w:rPr>
+      </w:pPr>
+      <w:r>
+        <w:rPr>
+          <w:b/>
+          <w:bCs/>
+          <w:sz w:val="24"/>
+          <w:szCs w:val="24"/>
+        </w:rPr>
+        <w:t>Test Results and Review</w:t>
+      </w:r>
+    </w:p>
+    <w:p>
+      <w:pPr>
+        <w:rPr>
+          <w:sz w:val="24"/>
+          <w:szCs w:val="24"/>
+        </w:rPr>
+      </w:pPr>
+      <w:r>
+        <w:rPr>
+          <w:sz w:val="24"/>
+          <w:szCs w:val="24"/>
+        </w:rPr>
+        <w:lastRenderedPageBreak/>
+        <w:t xml:space="preserve">Each test result will identify the case, related requirement, application build, environment, expected result, actual result, and supporting evidence. </w:t>
+      </w:r>
+    </w:p>
+    <w:p>
+      <w:pPr>
+        <w:rPr>
+          <w:sz w:val="24"/>
+          <w:szCs w:val="24"/>
+        </w:rPr>
+      </w:pPr>
+      <w:r>
+        <w:rPr>
+          <w:sz w:val="24"/>
+          <w:szCs w:val="24"/>
+        </w:rPr>
+        <w:t>Errors</w:t>
+      </w:r>
+      <w:r>
+        <w:rPr>
+          <w:sz w:val="24"/>
+          <w:szCs w:val="24"/>
+        </w:rPr>
+        <w:t xml:space="preserve"> will include reproduction steps and their effect on the user or application. After a correction, the affected tests will be repeated</w:t>
+      </w:r>
+      <w:r>
+        <w:rPr>
+          <w:sz w:val="24"/>
+          <w:szCs w:val="24"/>
+        </w:rPr>
+        <w:t>.</w:t>
+      </w:r>
+      <w:r>
+        <w:rPr>
+          <w:sz w:val="24"/>
+          <w:szCs w:val="24"/>
+        </w:rPr>
+        <w:t xml:space="preserve"> Automated tests will run throughout development</w:t>
+      </w:r>
+      <w:r>
+        <w:rPr>
+          <w:sz w:val="24"/>
+          <w:szCs w:val="24"/>
+        </w:rPr>
+        <w:t xml:space="preserve"> and ensure code changes don’t break existing functionality.</w:t>
+      </w:r>
+    </w:p>
+    <w:p>
+      <w:pPr>
+        <w:rPr>
+          <w:sz w:val="24"/>
+          <w:szCs w:val="24"/>
+        </w:rPr>
+      </w:pPr>
+      <w:r>
+        <w:rPr>
+          <w:sz w:val="24"/>
+          <w:szCs w:val="24"/>
+        </w:rPr>
+        <w:t>The final review will compare functional results with the acceptance targets in Section 3. Human UX findings will be presented separately to the sponsor as feedback for review and improvement.</w:t>
       </w:r>
     </w:p>
     <w:sectPr>
@@ -4308,6 +5142,119 @@
     </w:lvl>
   </w:abstractNum>
   <w:abstractNum w:abstractNumId="10" w15:restartNumberingAfterBreak="0">
+    <w:nsid w:val="01C0431E"/>
+    <w:multiLevelType w:val="hybridMultilevel"/>
+    <w:tmpl w:val="3F82BEB4"/>
+    <w:lvl w:ilvl="0" w:tplc="04090001">
+      <w:start w:val="1"/>
+      <w:numFmt w:val="bullet"/>
+      <w:lvlText w:val=""/>
+      <w:lvlJc w:val="left"/>
+      <w:pPr>
+        <w:ind w:left="720" w:hanging="360"/>
+      </w:pPr>
+      <w:rPr>
+        <w:rFonts w:ascii="Symbol" w:hAnsi="Symbol" w:hint="default"/>
+      </w:rPr>
+    </w:lvl>
+    <w:lvl w:ilvl="1" w:tplc="04090003" w:tentative="1">
+      <w:start w:val="1"/>
+      <w:numFmt w:val="bullet"/>
+      <w:lvlText w:val="o"/>
+      <w:lvlJc w:val="left"/>
+      <w:pPr>
+        <w:ind w:left="1440" w:hanging="360"/>
+      </w:pPr>
+      <w:rPr>
+        <w:rFonts w:ascii="Courier New" w:hAnsi="Courier New" w:cs="Courier New" w:hint="default"/>
+      </w:rPr>
+    </w:lvl>
+    <w:lvl w:ilvl="2" w:tplc="04090005" w:tentative="1">
+      <w:start w:val="1"/>
+      <w:numFmt w:val="bullet"/>
+      <w:lvlText w:val=""/>
+      <w:lvlJc w:val="left"/>
+      <w:pPr>
+        <w:ind w:left="2160" w:hanging="360"/>
+      </w:pPr>
+      <w:rPr>
+        <w:rFonts w:ascii="Wingdings" w:hAnsi="Wingdings" w:hint="default"/>
+      </w:rPr>
+    </w:lvl>
+    <w:lvl w:ilvl="3" w:tplc="04090001" w:tentative="1">
+      <w:start w:val="1"/>
+      <w:numFmt w:val="bullet"/>
+      <w:lvlText w:val=""/>
+      <w:lvlJc w:val="left"/>
+      <w:pPr>
+        <w:ind w:left="2880" w:hanging="360"/>
+      </w:pPr>
+      <w:rPr>
+        <w:rFonts w:ascii="Symbol" w:hAnsi="Symbol" w:hint="default"/>
+      </w:rPr>
+    </w:lvl>
+    <w:lvl w:ilvl="4" w:tplc="04090003" w:tentative="1">
+      <w:start w:val="1"/>
+      <w:numFmt w:val="bullet"/>
+      <w:lvlText w:val="o"/>
+      <w:lvlJc w:val="left"/>
+      <w:pPr>
+        <w:ind w:left="3600" w:hanging="360"/>
+      </w:pPr>
+      <w:rPr>
+        <w:rFonts w:ascii="Courier New" w:hAnsi="Courier New" w:cs="Courier New" w:hint="default"/>
+      </w:rPr>
+    </w:lvl>
+    <w:lvl w:ilvl="5" w:tplc="04090005" w:tentative="1">
+      <w:start w:val="1"/>
+      <w:numFmt w:val="bullet"/>
+      <w:lvlText w:val=""/>
+      <w:lvlJc w:val="left"/>
+      <w:pPr>
+        <w:ind w:left="4320" w:hanging="360"/>
+      </w:pPr>
+      <w:rPr>
+        <w:rFonts w:ascii="Wingdings" w:hAnsi="Wingdings" w:hint="default"/>
+      </w:rPr>
+    </w:lvl>
+    <w:lvl w:ilvl="6" w:tplc="04090001" w:tentative="1">
+      <w:start w:val="1"/>
+      <w:numFmt w:val="bullet"/>
+      <w:lvlText w:val=""/>
+      <w:lvlJc w:val="left"/>
+      <w:pPr>
+        <w:ind w:left="5040" w:hanging="360"/>
+      </w:pPr>
+      <w:rPr>
+        <w:rFonts w:ascii="Symbol" w:hAnsi="Symbol" w:hint="default"/>
+      </w:rPr>
+    </w:lvl>
+    <w:lvl w:ilvl="7" w:tplc="04090003" w:tentative="1">
+      <w:start w:val="1"/>
+      <w:numFmt w:val="bullet"/>
+      <w:lvlText w:val="o"/>
+      <w:lvlJc w:val="left"/>
+      <w:pPr>
+        <w:ind w:left="5760" w:hanging="360"/>
+      </w:pPr>
+      <w:rPr>
+        <w:rFonts w:ascii="Courier New" w:hAnsi="Courier New" w:cs="Courier New" w:hint="default"/>
+      </w:rPr>
+    </w:lvl>
+    <w:lvl w:ilvl="8" w:tplc="04090005" w:tentative="1">
+      <w:start w:val="1"/>
+      <w:numFmt w:val="bullet"/>
+      <w:lvlText w:val=""/>
+      <w:lvlJc w:val="left"/>
+      <w:pPr>
+        <w:ind w:left="6480" w:hanging="360"/>
+      </w:pPr>
+      <w:rPr>
+        <w:rFonts w:ascii="Wingdings" w:hAnsi="Wingdings" w:hint="default"/>
+      </w:rPr>
+    </w:lvl>
+  </w:abstractNum>
+  <w:abstractNum w:abstractNumId="11" w15:restartNumberingAfterBreak="0">
     <w:nsid w:val="05BD582D"/>
     <w:multiLevelType w:val="hybridMultilevel"/>
     <w:tmpl w:val="E36C5F02"/>
@@ -4400,7 +5347,7 @@
       </w:pPr>
     </w:lvl>
   </w:abstractNum>
-  <w:abstractNum w:abstractNumId="11" w15:restartNumberingAfterBreak="0">
+  <w:abstractNum w:abstractNumId="12" w15:restartNumberingAfterBreak="0">
     <w:nsid w:val="1247657B"/>
     <w:multiLevelType w:val="hybridMultilevel"/>
     <w:tmpl w:val="FA86AA8C"/>
@@ -4486,7 +5433,7 @@
       </w:pPr>
     </w:lvl>
   </w:abstractNum>
-  <w:abstractNum w:abstractNumId="12" w15:restartNumberingAfterBreak="0">
+  <w:abstractNum w:abstractNumId="13" w15:restartNumberingAfterBreak="0">
     <w:nsid w:val="1EEF6503"/>
     <w:multiLevelType w:val="hybridMultilevel"/>
     <w:tmpl w:val="450671B6"/>
@@ -4575,7 +5522,7 @@
       </w:pPr>
     </w:lvl>
   </w:abstractNum>
-  <w:abstractNum w:abstractNumId="13" w15:restartNumberingAfterBreak="0">
+  <w:abstractNum w:abstractNumId="14" w15:restartNumberingAfterBreak="0">
     <w:nsid w:val="245D3BF1"/>
     <w:multiLevelType w:val="hybridMultilevel"/>
     <w:tmpl w:val="7B5CDCCE"/>
@@ -4688,7 +5635,120 @@
       </w:rPr>
     </w:lvl>
   </w:abstractNum>
-  <w:abstractNum w:abstractNumId="14" w15:restartNumberingAfterBreak="0">
+  <w:abstractNum w:abstractNumId="15" w15:restartNumberingAfterBreak="0">
+    <w:nsid w:val="37F208D6"/>
+    <w:multiLevelType w:val="hybridMultilevel"/>
+    <w:tmpl w:val="37926506"/>
+    <w:lvl w:ilvl="0" w:tplc="04090001">
+      <w:start w:val="1"/>
+      <w:numFmt w:val="bullet"/>
+      <w:lvlText w:val=""/>
+      <w:lvlJc w:val="left"/>
+      <w:pPr>
+        <w:ind w:left="720" w:hanging="360"/>
+      </w:pPr>
+      <w:rPr>
+        <w:rFonts w:ascii="Symbol" w:hAnsi="Symbol" w:hint="default"/>
+      </w:rPr>
+    </w:lvl>
+    <w:lvl w:ilvl="1" w:tplc="04090003" w:tentative="1">
+      <w:start w:val="1"/>
+      <w:numFmt w:val="bullet"/>
+      <w:lvlText w:val="o"/>
+      <w:lvlJc w:val="left"/>
+      <w:pPr>
+        <w:ind w:left="1440" w:hanging="360"/>
+      </w:pPr>
+      <w:rPr>
+        <w:rFonts w:ascii="Courier New" w:hAnsi="Courier New" w:cs="Courier New" w:hint="default"/>
+      </w:rPr>
+    </w:lvl>
+    <w:lvl w:ilvl="2" w:tplc="04090005" w:tentative="1">
+      <w:start w:val="1"/>
+      <w:numFmt w:val="bullet"/>
+      <w:lvlText w:val=""/>
+      <w:lvlJc w:val="left"/>
+      <w:pPr>
+        <w:ind w:left="2160" w:hanging="360"/>
+      </w:pPr>
+      <w:rPr>
+        <w:rFonts w:ascii="Wingdings" w:hAnsi="Wingdings" w:hint="default"/>
+      </w:rPr>
+    </w:lvl>
+    <w:lvl w:ilvl="3" w:tplc="04090001" w:tentative="1">
+      <w:start w:val="1"/>
+      <w:numFmt w:val="bullet"/>
+      <w:lvlText w:val=""/>
+      <w:lvlJc w:val="left"/>
+      <w:pPr>
+        <w:ind w:left="2880" w:hanging="360"/>
+      </w:pPr>
+      <w:rPr>
+        <w:rFonts w:ascii="Symbol" w:hAnsi="Symbol" w:hint="default"/>
+      </w:rPr>
+    </w:lvl>
+    <w:lvl w:ilvl="4" w:tplc="04090003" w:tentative="1">
+      <w:start w:val="1"/>
+      <w:numFmt w:val="bullet"/>
+      <w:lvlText w:val="o"/>
+      <w:lvlJc w:val="left"/>
+      <w:pPr>
+        <w:ind w:left="3600" w:hanging="360"/>
+      </w:pPr>
+      <w:rPr>
+        <w:rFonts w:ascii="Courier New" w:hAnsi="Courier New" w:cs="Courier New" w:hint="default"/>
+      </w:rPr>
+    </w:lvl>
+    <w:lvl w:ilvl="5" w:tplc="04090005" w:tentative="1">
+      <w:start w:val="1"/>
+      <w:numFmt w:val="bullet"/>
+      <w:lvlText w:val=""/>
+      <w:lvlJc w:val="left"/>
+      <w:pPr>
+        <w:ind w:left="4320" w:hanging="360"/>
+      </w:pPr>
+      <w:rPr>
+        <w:rFonts w:ascii="Wingdings" w:hAnsi="Wingdings" w:hint="default"/>
+      </w:rPr>
+    </w:lvl>
+    <w:lvl w:ilvl="6" w:tplc="04090001" w:tentative="1">
+      <w:start w:val="1"/>
+      <w:numFmt w:val="bullet"/>
+      <w:lvlText w:val=""/>
+      <w:lvlJc w:val="left"/>
+      <w:pPr>
+        <w:ind w:left="5040" w:hanging="360"/>
+      </w:pPr>
+      <w:rPr>
+        <w:rFonts w:ascii="Symbol" w:hAnsi="Symbol" w:hint="default"/>
+      </w:rPr>
+    </w:lvl>
+    <w:lvl w:ilvl="7" w:tplc="04090003" w:tentative="1">
+      <w:start w:val="1"/>
+      <w:numFmt w:val="bullet"/>
+      <w:lvlText w:val="o"/>
+      <w:lvlJc w:val="left"/>
+      <w:pPr>
+        <w:ind w:left="5760" w:hanging="360"/>
+      </w:pPr>
+      <w:rPr>
+        <w:rFonts w:ascii="Courier New" w:hAnsi="Courier New" w:cs="Courier New" w:hint="default"/>
+      </w:rPr>
+    </w:lvl>
+    <w:lvl w:ilvl="8" w:tplc="04090005" w:tentative="1">
+      <w:start w:val="1"/>
+      <w:numFmt w:val="bullet"/>
+      <w:lvlText w:val=""/>
+      <w:lvlJc w:val="left"/>
+      <w:pPr>
+        <w:ind w:left="6480" w:hanging="360"/>
+      </w:pPr>
+      <w:rPr>
+        <w:rFonts w:ascii="Wingdings" w:hAnsi="Wingdings" w:hint="default"/>
+      </w:rPr>
+    </w:lvl>
+  </w:abstractNum>
+  <w:abstractNum w:abstractNumId="16" w15:restartNumberingAfterBreak="0">
     <w:nsid w:val="4F787987"/>
     <w:multiLevelType w:val="multilevel"/>
     <w:tmpl w:val="DBDC0512"/>
@@ -4814,7 +5874,7 @@
       </w:rPr>
     </w:lvl>
   </w:abstractNum>
-  <w:abstractNum w:abstractNumId="15" w15:restartNumberingAfterBreak="0">
+  <w:abstractNum w:abstractNumId="17" w15:restartNumberingAfterBreak="0">
     <w:nsid w:val="51CD6865"/>
     <w:multiLevelType w:val="hybridMultilevel"/>
     <w:tmpl w:val="4C888CE8"/>
@@ -4927,7 +5987,7 @@
       </w:rPr>
     </w:lvl>
   </w:abstractNum>
-  <w:abstractNum w:abstractNumId="16" w15:restartNumberingAfterBreak="0">
+  <w:abstractNum w:abstractNumId="18" w15:restartNumberingAfterBreak="0">
     <w:nsid w:val="58A5715A"/>
     <w:multiLevelType w:val="hybridMultilevel"/>
     <w:tmpl w:val="91C48914"/>
@@ -5040,7 +6100,7 @@
       </w:rPr>
     </w:lvl>
   </w:abstractNum>
-  <w:abstractNum w:abstractNumId="17" w15:restartNumberingAfterBreak="0">
+  <w:abstractNum w:abstractNumId="19" w15:restartNumberingAfterBreak="0">
     <w:nsid w:val="59BF4B72"/>
     <w:multiLevelType w:val="hybridMultilevel"/>
     <w:tmpl w:val="1E7006DC"/>
@@ -5153,7 +6213,7 @@
       </w:rPr>
     </w:lvl>
   </w:abstractNum>
-  <w:abstractNum w:abstractNumId="18" w15:restartNumberingAfterBreak="0">
+  <w:abstractNum w:abstractNumId="20" w15:restartNumberingAfterBreak="0">
     <w:nsid w:val="5A0A6BBD"/>
     <w:multiLevelType w:val="hybridMultilevel"/>
     <w:tmpl w:val="F91EB3E0"/>
@@ -5239,7 +6299,120 @@
       </w:pPr>
     </w:lvl>
   </w:abstractNum>
-  <w:abstractNum w:abstractNumId="19" w15:restartNumberingAfterBreak="0">
+  <w:abstractNum w:abstractNumId="21" w15:restartNumberingAfterBreak="0">
+    <w:nsid w:val="5D640172"/>
+    <w:multiLevelType w:val="hybridMultilevel"/>
+    <w:tmpl w:val="1D18A596"/>
+    <w:lvl w:ilvl="0" w:tplc="04090001">
+      <w:start w:val="1"/>
+      <w:numFmt w:val="bullet"/>
+      <w:lvlText w:val=""/>
+      <w:lvlJc w:val="left"/>
+      <w:pPr>
+        <w:ind w:left="720" w:hanging="360"/>
+      </w:pPr>
+      <w:rPr>
+        <w:rFonts w:ascii="Symbol" w:hAnsi="Symbol" w:hint="default"/>
+      </w:rPr>
+    </w:lvl>
+    <w:lvl w:ilvl="1" w:tplc="04090003" w:tentative="1">
+      <w:start w:val="1"/>
+      <w:numFmt w:val="bullet"/>
+      <w:lvlText w:val="o"/>
+      <w:lvlJc w:val="left"/>
+      <w:pPr>
+        <w:ind w:left="1440" w:hanging="360"/>
+      </w:pPr>
+      <w:rPr>
+        <w:rFonts w:ascii="Courier New" w:hAnsi="Courier New" w:cs="Courier New" w:hint="default"/>
+      </w:rPr>
+    </w:lvl>
+    <w:lvl w:ilvl="2" w:tplc="04090005" w:tentative="1">
+      <w:start w:val="1"/>
+      <w:numFmt w:val="bullet"/>
+      <w:lvlText w:val=""/>
+      <w:lvlJc w:val="left"/>
+      <w:pPr>
+        <w:ind w:left="2160" w:hanging="360"/>
+      </w:pPr>
+      <w:rPr>
+        <w:rFonts w:ascii="Wingdings" w:hAnsi="Wingdings" w:hint="default"/>
+      </w:rPr>
+    </w:lvl>
+    <w:lvl w:ilvl="3" w:tplc="04090001" w:tentative="1">
+      <w:start w:val="1"/>
+      <w:numFmt w:val="bullet"/>
+      <w:lvlText w:val=""/>
+      <w:lvlJc w:val="left"/>
+      <w:pPr>
+        <w:ind w:left="2880" w:hanging="360"/>
+      </w:pPr>
+      <w:rPr>
+        <w:rFonts w:ascii="Symbol" w:hAnsi="Symbol" w:hint="default"/>
+      </w:rPr>
+    </w:lvl>
+    <w:lvl w:ilvl="4" w:tplc="04090003" w:tentative="1">
+      <w:start w:val="1"/>
+      <w:numFmt w:val="bullet"/>
+      <w:lvlText w:val="o"/>
+      <w:lvlJc w:val="left"/>
+      <w:pPr>
+        <w:ind w:left="3600" w:hanging="360"/>
+      </w:pPr>
+      <w:rPr>
+        <w:rFonts w:ascii="Courier New" w:hAnsi="Courier New" w:cs="Courier New" w:hint="default"/>
+      </w:rPr>
+    </w:lvl>
+    <w:lvl w:ilvl="5" w:tplc="04090005" w:tentative="1">
+      <w:start w:val="1"/>
+      <w:numFmt w:val="bullet"/>
+      <w:lvlText w:val=""/>
+      <w:lvlJc w:val="left"/>
+      <w:pPr>
+        <w:ind w:left="4320" w:hanging="360"/>
+      </w:pPr>
+      <w:rPr>
+        <w:rFonts w:ascii="Wingdings" w:hAnsi="Wingdings" w:hint="default"/>
+      </w:rPr>
+    </w:lvl>
+    <w:lvl w:ilvl="6" w:tplc="04090001" w:tentative="1">
+      <w:start w:val="1"/>
+      <w:numFmt w:val="bullet"/>
+      <w:lvlText w:val=""/>
+      <w:lvlJc w:val="left"/>
+      <w:pPr>
+        <w:ind w:left="5040" w:hanging="360"/>
+      </w:pPr>
+      <w:rPr>
+        <w:rFonts w:ascii="Symbol" w:hAnsi="Symbol" w:hint="default"/>
+      </w:rPr>
+    </w:lvl>
+    <w:lvl w:ilvl="7" w:tplc="04090003" w:tentative="1">
+      <w:start w:val="1"/>
+      <w:numFmt w:val="bullet"/>
+      <w:lvlText w:val="o"/>
+      <w:lvlJc w:val="left"/>
+      <w:pPr>
+        <w:ind w:left="5760" w:hanging="360"/>
+      </w:pPr>
+      <w:rPr>
+        <w:rFonts w:ascii="Courier New" w:hAnsi="Courier New" w:cs="Courier New" w:hint="default"/>
+      </w:rPr>
+    </w:lvl>
+    <w:lvl w:ilvl="8" w:tplc="04090005" w:tentative="1">
+      <w:start w:val="1"/>
+      <w:numFmt w:val="bullet"/>
+      <w:lvlText w:val=""/>
+      <w:lvlJc w:val="left"/>
+      <w:pPr>
+        <w:ind w:left="6480" w:hanging="360"/>
+      </w:pPr>
+      <w:rPr>
+        <w:rFonts w:ascii="Wingdings" w:hAnsi="Wingdings" w:hint="default"/>
+      </w:rPr>
+    </w:lvl>
+  </w:abstractNum>
+  <w:abstractNum w:abstractNumId="22" w15:restartNumberingAfterBreak="0">
     <w:nsid w:val="657E5D71"/>
     <w:multiLevelType w:val="multilevel"/>
     <w:tmpl w:val="5F92E4C4"/>
@@ -5365,7 +6538,7 @@
       </w:rPr>
     </w:lvl>
   </w:abstractNum>
-  <w:abstractNum w:abstractNumId="20" w15:restartNumberingAfterBreak="0">
+  <w:abstractNum w:abstractNumId="23" w15:restartNumberingAfterBreak="0">
     <w:nsid w:val="69FD4B1F"/>
     <w:multiLevelType w:val="hybridMultilevel"/>
     <w:tmpl w:val="3AFA12D0"/>
@@ -5478,7 +6651,233 @@
       </w:rPr>
     </w:lvl>
   </w:abstractNum>
-  <w:abstractNum w:abstractNumId="21" w15:restartNumberingAfterBreak="0">
+  <w:abstractNum w:abstractNumId="24" w15:restartNumberingAfterBreak="0">
+    <w:nsid w:val="70070537"/>
+    <w:multiLevelType w:val="hybridMultilevel"/>
+    <w:tmpl w:val="67DE2A4E"/>
+    <w:lvl w:ilvl="0" w:tplc="04090001">
+      <w:start w:val="1"/>
+      <w:numFmt w:val="bullet"/>
+      <w:lvlText w:val=""/>
+      <w:lvlJc w:val="left"/>
+      <w:pPr>
+        <w:ind w:left="720" w:hanging="360"/>
+      </w:pPr>
+      <w:rPr>
+        <w:rFonts w:ascii="Symbol" w:hAnsi="Symbol" w:hint="default"/>
+      </w:rPr>
+    </w:lvl>
+    <w:lvl w:ilvl="1" w:tplc="04090003" w:tentative="1">
+      <w:start w:val="1"/>
+      <w:numFmt w:val="bullet"/>
+      <w:lvlText w:val="o"/>
+      <w:lvlJc w:val="left"/>
+      <w:pPr>
+        <w:ind w:left="1440" w:hanging="360"/>
+      </w:pPr>
+      <w:rPr>
+        <w:rFonts w:ascii="Courier New" w:hAnsi="Courier New" w:cs="Courier New" w:hint="default"/>
+      </w:rPr>
+    </w:lvl>
+    <w:lvl w:ilvl="2" w:tplc="04090005" w:tentative="1">
+      <w:start w:val="1"/>
+      <w:numFmt w:val="bullet"/>
+      <w:lvlText w:val=""/>
+      <w:lvlJc w:val="left"/>
+      <w:pPr>
+        <w:ind w:left="2160" w:hanging="360"/>
+      </w:pPr>
+      <w:rPr>
+        <w:rFonts w:ascii="Wingdings" w:hAnsi="Wingdings" w:hint="default"/>
+      </w:rPr>
+    </w:lvl>
+    <w:lvl w:ilvl="3" w:tplc="04090001" w:tentative="1">
+      <w:start w:val="1"/>
+      <w:numFmt w:val="bullet"/>
+      <w:lvlText w:val=""/>
+      <w:lvlJc w:val="left"/>
+      <w:pPr>
+        <w:ind w:left="2880" w:hanging="360"/>
+      </w:pPr>
+      <w:rPr>
+        <w:rFonts w:ascii="Symbol" w:hAnsi="Symbol" w:hint="default"/>
+      </w:rPr>
+    </w:lvl>
+    <w:lvl w:ilvl="4" w:tplc="04090003" w:tentative="1">
+      <w:start w:val="1"/>
+      <w:numFmt w:val="bullet"/>
+      <w:lvlText w:val="o"/>
+      <w:lvlJc w:val="left"/>
+      <w:pPr>
+        <w:ind w:left="3600" w:hanging="360"/>
+      </w:pPr>
+      <w:rPr>
+        <w:rFonts w:ascii="Courier New" w:hAnsi="Courier New" w:cs="Courier New" w:hint="default"/>
+      </w:rPr>
+    </w:lvl>
+    <w:lvl w:ilvl="5" w:tplc="04090005" w:tentative="1">
+      <w:start w:val="1"/>
+      <w:numFmt w:val="bullet"/>
+      <w:lvlText w:val=""/>
+      <w:lvlJc w:val="left"/>
+      <w:pPr>
+        <w:ind w:left="4320" w:hanging="360"/>
+      </w:pPr>
+      <w:rPr>
+        <w:rFonts w:ascii="Wingdings" w:hAnsi="Wingdings" w:hint="default"/>
+      </w:rPr>
+    </w:lvl>
+    <w:lvl w:ilvl="6" w:tplc="04090001" w:tentative="1">
+      <w:start w:val="1"/>
+      <w:numFmt w:val="bullet"/>
+      <w:lvlText w:val=""/>
+      <w:lvlJc w:val="left"/>
+      <w:pPr>
+        <w:ind w:left="5040" w:hanging="360"/>
+      </w:pPr>
+      <w:rPr>
+        <w:rFonts w:ascii="Symbol" w:hAnsi="Symbol" w:hint="default"/>
+      </w:rPr>
+    </w:lvl>
+    <w:lvl w:ilvl="7" w:tplc="04090003" w:tentative="1">
+      <w:start w:val="1"/>
+      <w:numFmt w:val="bullet"/>
+      <w:lvlText w:val="o"/>
+      <w:lvlJc w:val="left"/>
+      <w:pPr>
+        <w:ind w:left="5760" w:hanging="360"/>
+      </w:pPr>
+      <w:rPr>
+        <w:rFonts w:ascii="Courier New" w:hAnsi="Courier New" w:cs="Courier New" w:hint="default"/>
+      </w:rPr>
+    </w:lvl>
+    <w:lvl w:ilvl="8" w:tplc="04090005" w:tentative="1">
+      <w:start w:val="1"/>
+      <w:numFmt w:val="bullet"/>
+      <w:lvlText w:val=""/>
+      <w:lvlJc w:val="left"/>
+      <w:pPr>
+        <w:ind w:left="6480" w:hanging="360"/>
+      </w:pPr>
+      <w:rPr>
+        <w:rFonts w:ascii="Wingdings" w:hAnsi="Wingdings" w:hint="default"/>
+      </w:rPr>
+    </w:lvl>
+  </w:abstractNum>
+  <w:abstractNum w:abstractNumId="25" w15:restartNumberingAfterBreak="0">
+    <w:nsid w:val="768F309C"/>
+    <w:multiLevelType w:val="hybridMultilevel"/>
+    <w:tmpl w:val="2778A24A"/>
+    <w:lvl w:ilvl="0" w:tplc="04090001">
+      <w:start w:val="1"/>
+      <w:numFmt w:val="bullet"/>
+      <w:lvlText w:val=""/>
+      <w:lvlJc w:val="left"/>
+      <w:pPr>
+        <w:ind w:left="720" w:hanging="360"/>
+      </w:pPr>
+      <w:rPr>
+        <w:rFonts w:ascii="Symbol" w:hAnsi="Symbol" w:hint="default"/>
+      </w:rPr>
+    </w:lvl>
+    <w:lvl w:ilvl="1" w:tplc="04090003" w:tentative="1">
+      <w:start w:val="1"/>
+      <w:numFmt w:val="bullet"/>
+      <w:lvlText w:val="o"/>
+      <w:lvlJc w:val="left"/>
+      <w:pPr>
+        <w:ind w:left="1440" w:hanging="360"/>
+      </w:pPr>
+      <w:rPr>
+        <w:rFonts w:ascii="Courier New" w:hAnsi="Courier New" w:cs="Courier New" w:hint="default"/>
+      </w:rPr>
+    </w:lvl>
+    <w:lvl w:ilvl="2" w:tplc="04090005" w:tentative="1">
+      <w:start w:val="1"/>
+      <w:numFmt w:val="bullet"/>
+      <w:lvlText w:val=""/>
+      <w:lvlJc w:val="left"/>
+      <w:pPr>
+        <w:ind w:left="2160" w:hanging="360"/>
+      </w:pPr>
+      <w:rPr>
+        <w:rFonts w:ascii="Wingdings" w:hAnsi="Wingdings" w:hint="default"/>
+      </w:rPr>
+    </w:lvl>
+    <w:lvl w:ilvl="3" w:tplc="04090001" w:tentative="1">
+      <w:start w:val="1"/>
+      <w:numFmt w:val="bullet"/>
+      <w:lvlText w:val=""/>
+      <w:lvlJc w:val="left"/>
+      <w:pPr>
+        <w:ind w:left="2880" w:hanging="360"/>
+      </w:pPr>
+      <w:rPr>
+        <w:rFonts w:ascii="Symbol" w:hAnsi="Symbol" w:hint="default"/>
+      </w:rPr>
+    </w:lvl>
+    <w:lvl w:ilvl="4" w:tplc="04090003" w:tentative="1">
+      <w:start w:val="1"/>
+      <w:numFmt w:val="bullet"/>
+      <w:lvlText w:val="o"/>
+      <w:lvlJc w:val="left"/>
+      <w:pPr>
+        <w:ind w:left="3600" w:hanging="360"/>
+      </w:pPr>
+      <w:rPr>
+        <w:rFonts w:ascii="Courier New" w:hAnsi="Courier New" w:cs="Courier New" w:hint="default"/>
+      </w:rPr>
+    </w:lvl>
+    <w:lvl w:ilvl="5" w:tplc="04090005" w:tentative="1">
+      <w:start w:val="1"/>
+      <w:numFmt w:val="bullet"/>
+      <w:lvlText w:val=""/>
+      <w:lvlJc w:val="left"/>
+      <w:pPr>
+        <w:ind w:left="4320" w:hanging="360"/>
+      </w:pPr>
+      <w:rPr>
+        <w:rFonts w:ascii="Wingdings" w:hAnsi="Wingdings" w:hint="default"/>
+      </w:rPr>
+    </w:lvl>
+    <w:lvl w:ilvl="6" w:tplc="04090001" w:tentative="1">
+      <w:start w:val="1"/>
+      <w:numFmt w:val="bullet"/>
+      <w:lvlText w:val=""/>
+      <w:lvlJc w:val="left"/>
+      <w:pPr>
+        <w:ind w:left="5040" w:hanging="360"/>
+      </w:pPr>
+      <w:rPr>
+        <w:rFonts w:ascii="Symbol" w:hAnsi="Symbol" w:hint="default"/>
+      </w:rPr>
+    </w:lvl>
+    <w:lvl w:ilvl="7" w:tplc="04090003" w:tentative="1">
+      <w:start w:val="1"/>
+      <w:numFmt w:val="bullet"/>
+      <w:lvlText w:val="o"/>
+      <w:lvlJc w:val="left"/>
+      <w:pPr>
+        <w:ind w:left="5760" w:hanging="360"/>
+      </w:pPr>
+      <w:rPr>
+        <w:rFonts w:ascii="Courier New" w:hAnsi="Courier New" w:cs="Courier New" w:hint="default"/>
+      </w:rPr>
+    </w:lvl>
+    <w:lvl w:ilvl="8" w:tplc="04090005" w:tentative="1">
+      <w:start w:val="1"/>
+      <w:numFmt w:val="bullet"/>
+      <w:lvlText w:val=""/>
+      <w:lvlJc w:val="left"/>
+      <w:pPr>
+        <w:ind w:left="6480" w:hanging="360"/>
+      </w:pPr>
+      <w:rPr>
+        <w:rFonts w:ascii="Wingdings" w:hAnsi="Wingdings" w:hint="default"/>
+      </w:rPr>
+    </w:lvl>
+  </w:abstractNum>
+  <w:abstractNum w:abstractNumId="26" w15:restartNumberingAfterBreak="0">
     <w:nsid w:val="7C72765B"/>
     <w:multiLevelType w:val="hybridMultilevel"/>
     <w:tmpl w:val="7FA8E672"/>
@@ -5591,7 +6990,7 @@
       </w:rPr>
     </w:lvl>
   </w:abstractNum>
-  <w:abstractNum w:abstractNumId="22" w15:restartNumberingAfterBreak="0">
+  <w:abstractNum w:abstractNumId="27" w15:restartNumberingAfterBreak="0">
     <w:nsid w:val="7EC351FB"/>
     <w:multiLevelType w:val="hybridMultilevel"/>
     <w:tmpl w:val="9F446DFC"/>
@@ -5708,16 +7107,16 @@
     <w:abstractNumId w:val="9"/>
   </w:num>
   <w:num w:numId="2" w16cid:durableId="1763987762">
-    <w:abstractNumId w:val="19"/>
+    <w:abstractNumId w:val="22"/>
   </w:num>
   <w:num w:numId="3" w16cid:durableId="517618477">
-    <w:abstractNumId w:val="19"/>
+    <w:abstractNumId w:val="22"/>
     <w:lvlOverride w:ilvl="0">
       <w:startOverride w:val="1"/>
     </w:lvlOverride>
   </w:num>
   <w:num w:numId="4" w16cid:durableId="1637100650">
-    <w:abstractNumId w:val="10"/>
+    <w:abstractNumId w:val="11"/>
   </w:num>
   <w:num w:numId="5" w16cid:durableId="949167015">
     <w:abstractNumId w:val="7"/>
@@ -5747,7 +7146,7 @@
     <w:abstractNumId w:val="0"/>
   </w:num>
   <w:num w:numId="14" w16cid:durableId="1514800138">
-    <w:abstractNumId w:val="19"/>
+    <w:abstractNumId w:val="22"/>
     <w:lvlOverride w:ilvl="0">
       <w:startOverride w:val="1"/>
     </w:lvlOverride>
@@ -5777,37 +7176,52 @@
     </w:lvlOverride>
   </w:num>
   <w:num w:numId="15" w16cid:durableId="1682514081">
+    <w:abstractNumId w:val="16"/>
+  </w:num>
+  <w:num w:numId="16" w16cid:durableId="548107491">
+    <w:abstractNumId w:val="13"/>
+  </w:num>
+  <w:num w:numId="17" w16cid:durableId="659306716">
+    <w:abstractNumId w:val="12"/>
+  </w:num>
+  <w:num w:numId="18" w16cid:durableId="178083457">
+    <w:abstractNumId w:val="20"/>
+  </w:num>
+  <w:num w:numId="19" w16cid:durableId="1596550983">
+    <w:abstractNumId w:val="17"/>
+  </w:num>
+  <w:num w:numId="20" w16cid:durableId="11416464">
+    <w:abstractNumId w:val="23"/>
+  </w:num>
+  <w:num w:numId="21" w16cid:durableId="276521922">
+    <w:abstractNumId w:val="19"/>
+  </w:num>
+  <w:num w:numId="22" w16cid:durableId="1340424229">
+    <w:abstractNumId w:val="27"/>
+  </w:num>
+  <w:num w:numId="23" w16cid:durableId="1391539749">
+    <w:abstractNumId w:val="18"/>
+  </w:num>
+  <w:num w:numId="24" w16cid:durableId="1555313244">
     <w:abstractNumId w:val="14"/>
   </w:num>
-  <w:num w:numId="16" w16cid:durableId="548107491">
-    <w:abstractNumId w:val="12"/>
+  <w:num w:numId="25" w16cid:durableId="714155310">
+    <w:abstractNumId w:val="26"/>
   </w:num>
-  <w:num w:numId="17" w16cid:durableId="659306716">
-    <w:abstractNumId w:val="11"/>
+  <w:num w:numId="26" w16cid:durableId="1562249925">
+    <w:abstractNumId w:val="21"/>
   </w:num>
-  <w:num w:numId="18" w16cid:durableId="178083457">
-    <w:abstractNumId w:val="18"/>
+  <w:num w:numId="27" w16cid:durableId="189802671">
+    <w:abstractNumId w:val="25"/>
   </w:num>
-  <w:num w:numId="19" w16cid:durableId="1596550983">
+  <w:num w:numId="28" w16cid:durableId="1292253096">
+    <w:abstractNumId w:val="24"/>
+  </w:num>
+  <w:num w:numId="29" w16cid:durableId="244729671">
     <w:abstractNumId w:val="15"/>
   </w:num>
-  <w:num w:numId="20" w16cid:durableId="11416464">
-    <w:abstractNumId w:val="20"/>
-  </w:num>
-  <w:num w:numId="21" w16cid:durableId="276521922">
-    <w:abstractNumId w:val="17"/>
-  </w:num>
-  <w:num w:numId="22" w16cid:durableId="1340424229">
-    <w:abstractNumId w:val="22"/>
-  </w:num>
-  <w:num w:numId="23" w16cid:durableId="1391539749">
-    <w:abstractNumId w:val="16"/>
-  </w:num>
-  <w:num w:numId="24" w16cid:durableId="1555313244">
-    <w:abstractNumId w:val="13"/>
-  </w:num>
-  <w:num w:numId="25" w16cid:durableId="714155310">
-    <w:abstractNumId w:val="21"/>
+  <w:num w:numId="30" w16cid:durableId="2003855143">
+    <w:abstractNumId w:val="10"/>
   </w:num>
 </w:numbering>
 </file>
@@ -7181,11 +8595,13 @@
     <w:rsid w:val="008F0D49"/>
     <w:rsid w:val="009760AD"/>
     <w:rsid w:val="00A10D91"/>
+    <w:rsid w:val="00AD561B"/>
     <w:rsid w:val="00AF1612"/>
     <w:rsid w:val="00B61F4A"/>
     <w:rsid w:val="00B633F8"/>
     <w:rsid w:val="00C75D3F"/>
     <w:rsid w:val="00CD724A"/>
+    <w:rsid w:val="00CE34CE"/>
     <w:rsid w:val="00D0032D"/>
     <w:rsid w:val="00D22DE2"/>
     <w:rsid w:val="00DA0536"/>
